--- a/documents/47-clearhaven-latency-cut-readout.docx
+++ b/documents/47-clearhaven-latency-cut-readout.docx
@@ -9692,7 +9692,7 @@
         <w:pStyle w:val="Heading1"/>
       </w:pPr>
       <w:r>
-        <w:t>Working remainder for CLH-MTG-2023-028</w:t>
+        <w:t>Open work after May 24, 2023</w:t>
       </w:r>
     </w:p>
     <w:p>
@@ -9706,7 +9706,7 @@
           <w:color w:val="222222"/>
           <w:sz w:val="24"/>
         </w:rPr>
-        <w:t>The front of Kafka ingestion readout: 40 min to ~9 min, month-end still open is the document. This remainder is the leftover a colleague still trips on: named people, named boxes, named tickets, and the work I still owe after May 24, 2023. It is not a second log and it is not a stack of exhibits with the same stub. If a paragraph fights the decision in the front, strike the paragraph.</w:t>
+        <w:t>What follows is leftover work from Kafka ingestion readout: 40 min to ~9 min, month-end still open: named people, named boxes, named tickets, and the items I still owe. If a paragraph fights the decision in the front of CLH-MTG-2023-028, strike the paragraph.</w:t>
       </w:r>
     </w:p>
     <w:p>
@@ -9860,7 +9860,7 @@
           <w:color w:val="222222"/>
           <w:sz w:val="24"/>
         </w:rPr>
-        <w:t>I will not put what we told people who were absent on a wiki that drifts. CLH-TDD-2023-008 and this file are the record. If Marcus Bell needs a diagram, they get a permalink, not a photo of a whiteboard. files.prod.clearhaven.internal stays out of the diagram title. If a new engineer asks where the leftover lives, I point here. I do not point at a Slack pin from May 24, 2023. Client Clearhaven.</w:t>
+        <w:t>I will not put what we told people who were absent on a wiki that drifts. CLH-TDD-2023-008 and this file are the record. If Marcus Bell needs a diagram, they get a permalink, not a photo of a whiteboard. files.prod.clearhaven.internal stays out of the diagram title. If a new engineer asks where the leftover lives, I point here. I do not point at a Slack pin from May 24, 2023.</w:t>
       </w:r>
     </w:p>
     <w:p>
@@ -12204,7 +12204,7 @@
           <w:color w:val="222222"/>
           <w:sz w:val="24"/>
         </w:rPr>
-        <w:t>People who were absent still get a usable remainder, not a transcript. Rahul Deshmukh gets the decision, the refuse, and the date. They do not get a reconstruction of who raised their voice. If they object, they object on CLH-TDD-2023-008. Client Clearhaven. Author Aman Kumar.</w:t>
+        <w:t>People who were absent still get a usable remainder, not a transcript. Rahul Deshmukh gets the decision, the refuse, and the date. They do not get a reconstruction of who raised their voice. If they object, they object on CLH-TDD-2023-008.</w:t>
       </w:r>
     </w:p>
     <w:p>
@@ -13249,7 +13249,7 @@
           <w:color w:val="222222"/>
           <w:sz w:val="24"/>
         </w:rPr>
-        <w:t>If you are implementing, keep the rejected alternative dead. If you are on-call, start read-only. If you are Marcus Bell, the ask is unchanged: pick the path in the main body or send it back with a named objection. Sample I would still defend: 1465 rows, 8 minutes, freeze respected. Strike this remainder if it ever fights the decision callout. Author Aman Kumar. Client Clearhaven.</w:t>
+        <w:t>If you are implementing, keep the rejected alternative dead. If you are on-call, start read-only. If you are Marcus Bell, the ask is unchanged: pick the path in the main body or send it back with a named objection. Sample I would still defend: 1465 rows, 8 minutes, freeze respected. Strike this section if it ever fights the decision callout.</w:t>
       </w:r>
     </w:p>
     <w:p>
@@ -13263,7 +13263,7 @@
           <w:color w:val="222222"/>
           <w:sz w:val="24"/>
         </w:rPr>
-        <w:t>This heading is the reopen rule, not a promise that nothing follows. If we still need words after the bank, they are named leftovers, not another copy of the same stub. the freeze clock versus a 'small apply' is done as a heading when Helen Cho closes CLH-MEM-2023-004 or writes a new date.</w:t>
+        <w:t>This heading is the reopen rule. the freeze clock versus a 'small apply' is done when Helen Cho closes CLH-MEM-2023-004 or writes a new date.</w:t>
       </w:r>
     </w:p>
     <w:p>
@@ -14415,7 +14415,7 @@
           <w:color w:val="222222"/>
           <w:sz w:val="24"/>
         </w:rPr>
-        <w:t>I am out of new section shapes. What follows is leftover owners and tickets already in this file, written so a colleague can act. I will not invent another exhibit format to fill a page budget.</w:t>
+        <w:t>Owners and tickets still attached to CLH-MTG-2023-028, written so a colleague can act without hunting Slack. Close is a decision, a refuse, or a new date.</w:t>
       </w:r>
     </w:p>
     <w:p>
@@ -14429,7 +14429,7 @@
           <w:color w:val="222222"/>
           <w:sz w:val="24"/>
         </w:rPr>
-        <w:t>CLH-TDD-2023-008 still sits with Marcus Bell. Host files.prod.clearhaven.internal. Due June 4, 2023 unless they write a new date. Close is a decision, a refuse, or that date. I will not accept a status dump. Front-matter number I am not re-arguing: 40. If this leftover is done, Marcus Bell marks CLH-TDD-2023-008 done. Aman Kumar will not keep a shadow list. Client Clearhaven.</w:t>
+        <w:t>CLH-TDD-2023-008 still sits with Marcus Bell. Host files.prod.clearhaven.internal. Due June 4, 2023 unless they write a new date. Close is a decision, a refuse, or that date. I will not accept a status dump. Front-matter number I am not re-arguing: 40. If this leftover is done, Marcus Bell marks CLH-TDD-2023-008 done. Aman Kumar will not keep a shadow list.</w:t>
       </w:r>
     </w:p>
     <w:p>
@@ -14527,7 +14527,7 @@
           <w:color w:val="222222"/>
           <w:sz w:val="24"/>
         </w:rPr>
-        <w:t>Stop leftover: CLH-RB-2023-012 is not a twin of CLH-TDD-2023-008. Keep one thread. Kavya Menon on files.prod.clearhaven.internal. If this paragraph fights the front of CLH-MTG-2023-028, strike it. Due June 18, 2023. Client Clearhaven.</w:t>
+        <w:t>Stop leftover: CLH-RB-2023-012 is not a twin of CLH-TDD-2023-008. Keep one thread. Kavya Menon on files.prod.clearhaven.internal. If this paragraph fights the front of CLH-MTG-2023-028, strike it. Due June 18, 2023.</w:t>
       </w:r>
     </w:p>
     <w:p>
@@ -14541,7 +14541,7 @@
           <w:color w:val="222222"/>
           <w:sz w:val="24"/>
         </w:rPr>
-        <w:t>CLH-TDD-2023-008 still sits with Diego Alvarez. Host files.prod.clearhaven.internal. Due June 20, 2023 unless they write a new date. Close is a decision, a refuse, or that date. I will not accept a status dump. Front-matter number I am not re-arguing: 90. If this leftover is done, Diego Alvarez marks CLH-TDD-2023-008 done. Aman Kumar will not keep a shadow list. Client Clearhaven.</w:t>
+        <w:t>CLH-TDD-2023-008 still sits with Diego Alvarez. Host files.prod.clearhaven.internal. Due June 20, 2023 unless they write a new date. Close is a decision, a refuse, or that date. I will not accept a status dump. Front-matter number I am not re-arguing: 90. If this leftover is done, Diego Alvarez marks CLH-TDD-2023-008 done. Aman Kumar will not keep a shadow list.</w:t>
       </w:r>
     </w:p>
     <w:p>

--- a/documents/47-clearhaven-latency-cut-readout.docx
+++ b/documents/47-clearhaven-latency-cut-readout.docx
@@ -36,7 +36,7 @@
       </w:pPr>
       <w:r>
         <w:rPr>
-          <w:rFonts w:ascii="Liberation Serif" w:hAnsi="Liberation Serif" w:eastAsia="Liberation Serif" w:cs="Liberation Serif"/>
+          <w:rFonts w:ascii="Noto Serif" w:hAnsi="Noto Serif" w:eastAsia="Noto Serif" w:cs="Noto Serif"/>
           <w:i/>
           <w:color w:val="2F4A6E"/>
           <w:sz w:val="24"/>
@@ -128,7 +128,7 @@
             <w:r/>
             <w:r>
               <w:rPr>
-                <w:rFonts w:ascii="Liberation Serif" w:hAnsi="Liberation Serif" w:eastAsia="Liberation Serif" w:cs="Liberation Serif"/>
+                <w:rFonts w:ascii="Noto Serif" w:hAnsi="Noto Serif" w:eastAsia="Noto Serif" w:cs="Noto Serif"/>
                 <w:b w:val="0"/>
                 <w:color w:val="222222"/>
                 <w:sz w:val="20"/>
@@ -196,7 +196,7 @@
             <w:r/>
             <w:r>
               <w:rPr>
-                <w:rFonts w:ascii="Liberation Serif" w:hAnsi="Liberation Serif" w:eastAsia="Liberation Serif" w:cs="Liberation Serif"/>
+                <w:rFonts w:ascii="Noto Serif" w:hAnsi="Noto Serif" w:eastAsia="Noto Serif" w:cs="Noto Serif"/>
                 <w:b w:val="0"/>
                 <w:color w:val="222222"/>
                 <w:sz w:val="20"/>
@@ -264,12 +264,12 @@
             <w:r/>
             <w:r>
               <w:rPr>
-                <w:rFonts w:ascii="Liberation Serif" w:hAnsi="Liberation Serif" w:eastAsia="Liberation Serif" w:cs="Liberation Serif"/>
+                <w:rFonts w:ascii="Noto Serif" w:hAnsi="Noto Serif" w:eastAsia="Noto Serif" w:cs="Noto Serif"/>
                 <w:b w:val="0"/>
                 <w:color w:val="222222"/>
                 <w:sz w:val="20"/>
               </w:rPr>
-              <w:t>Approved</w:t>
+              <w:t>Posted</w:t>
             </w:r>
           </w:p>
         </w:tc>
@@ -332,7 +332,7 @@
             <w:r/>
             <w:r>
               <w:rPr>
-                <w:rFonts w:ascii="Liberation Serif" w:hAnsi="Liberation Serif" w:eastAsia="Liberation Serif" w:cs="Liberation Serif"/>
+                <w:rFonts w:ascii="Noto Serif" w:hAnsi="Noto Serif" w:eastAsia="Noto Serif" w:cs="Noto Serif"/>
                 <w:b w:val="0"/>
                 <w:color w:val="222222"/>
                 <w:sz w:val="20"/>
@@ -400,7 +400,7 @@
             <w:r/>
             <w:r>
               <w:rPr>
-                <w:rFonts w:ascii="Liberation Serif" w:hAnsi="Liberation Serif" w:eastAsia="Liberation Serif" w:cs="Liberation Serif"/>
+                <w:rFonts w:ascii="Noto Serif" w:hAnsi="Noto Serif" w:eastAsia="Noto Serif" w:cs="Noto Serif"/>
                 <w:b w:val="0"/>
                 <w:color w:val="222222"/>
                 <w:sz w:val="20"/>
@@ -468,7 +468,7 @@
             <w:r/>
             <w:r>
               <w:rPr>
-                <w:rFonts w:ascii="Liberation Serif" w:hAnsi="Liberation Serif" w:eastAsia="Liberation Serif" w:cs="Liberation Serif"/>
+                <w:rFonts w:ascii="Noto Serif" w:hAnsi="Noto Serif" w:eastAsia="Noto Serif" w:cs="Noto Serif"/>
                 <w:b w:val="0"/>
                 <w:color w:val="222222"/>
                 <w:sz w:val="20"/>
@@ -536,7 +536,7 @@
             <w:r/>
             <w:r>
               <w:rPr>
-                <w:rFonts w:ascii="Liberation Serif" w:hAnsi="Liberation Serif" w:eastAsia="Liberation Serif" w:cs="Liberation Serif"/>
+                <w:rFonts w:ascii="Noto Serif" w:hAnsi="Noto Serif" w:eastAsia="Noto Serif" w:cs="Noto Serif"/>
                 <w:b w:val="0"/>
                 <w:color w:val="222222"/>
                 <w:sz w:val="20"/>
@@ -604,7 +604,7 @@
             <w:r/>
             <w:r>
               <w:rPr>
-                <w:rFonts w:ascii="Liberation Serif" w:hAnsi="Liberation Serif" w:eastAsia="Liberation Serif" w:cs="Liberation Serif"/>
+                <w:rFonts w:ascii="Noto Serif" w:hAnsi="Noto Serif" w:eastAsia="Noto Serif" w:cs="Noto Serif"/>
                 <w:b w:val="0"/>
                 <w:color w:val="222222"/>
                 <w:sz w:val="20"/>
@@ -672,7 +672,7 @@
             <w:r/>
             <w:r>
               <w:rPr>
-                <w:rFonts w:ascii="Liberation Serif" w:hAnsi="Liberation Serif" w:eastAsia="Liberation Serif" w:cs="Liberation Serif"/>
+                <w:rFonts w:ascii="Noto Serif" w:hAnsi="Noto Serif" w:eastAsia="Noto Serif" w:cs="Noto Serif"/>
                 <w:b w:val="0"/>
                 <w:color w:val="222222"/>
                 <w:sz w:val="20"/>
@@ -740,7 +740,7 @@
             <w:r/>
             <w:r>
               <w:rPr>
-                <w:rFonts w:ascii="Liberation Serif" w:hAnsi="Liberation Serif" w:eastAsia="Liberation Serif" w:cs="Liberation Serif"/>
+                <w:rFonts w:ascii="Noto Serif" w:hAnsi="Noto Serif" w:eastAsia="Noto Serif" w:cs="Noto Serif"/>
                 <w:b w:val="0"/>
                 <w:color w:val="222222"/>
                 <w:sz w:val="20"/>
@@ -808,7 +808,7 @@
             <w:r/>
             <w:r>
               <w:rPr>
-                <w:rFonts w:ascii="Liberation Serif" w:hAnsi="Liberation Serif" w:eastAsia="Liberation Serif" w:cs="Liberation Serif"/>
+                <w:rFonts w:ascii="Noto Serif" w:hAnsi="Noto Serif" w:eastAsia="Noto Serif" w:cs="Noto Serif"/>
                 <w:b w:val="0"/>
                 <w:color w:val="222222"/>
                 <w:sz w:val="20"/>
@@ -1011,7 +1011,7 @@
             <w:r/>
             <w:r>
               <w:rPr>
-                <w:rFonts w:ascii="Liberation Serif" w:hAnsi="Liberation Serif" w:eastAsia="Liberation Serif" w:cs="Liberation Serif"/>
+                <w:rFonts w:ascii="Noto Serif" w:hAnsi="Noto Serif" w:eastAsia="Noto Serif" w:cs="Noto Serif"/>
                 <w:b w:val="0"/>
                 <w:color w:val="222222"/>
                 <w:sz w:val="19"/>
@@ -1044,7 +1044,7 @@
             <w:r/>
             <w:r>
               <w:rPr>
-                <w:rFonts w:ascii="Liberation Serif" w:hAnsi="Liberation Serif" w:eastAsia="Liberation Serif" w:cs="Liberation Serif"/>
+                <w:rFonts w:ascii="Noto Serif" w:hAnsi="Noto Serif" w:eastAsia="Noto Serif" w:cs="Noto Serif"/>
                 <w:b w:val="0"/>
                 <w:color w:val="222222"/>
                 <w:sz w:val="19"/>
@@ -1077,7 +1077,7 @@
             <w:r/>
             <w:r>
               <w:rPr>
-                <w:rFonts w:ascii="Liberation Serif" w:hAnsi="Liberation Serif" w:eastAsia="Liberation Serif" w:cs="Liberation Serif"/>
+                <w:rFonts w:ascii="Noto Serif" w:hAnsi="Noto Serif" w:eastAsia="Noto Serif" w:cs="Noto Serif"/>
                 <w:b w:val="0"/>
                 <w:color w:val="222222"/>
                 <w:sz w:val="19"/>
@@ -1110,7 +1110,7 @@
             <w:r/>
             <w:r>
               <w:rPr>
-                <w:rFonts w:ascii="Liberation Serif" w:hAnsi="Liberation Serif" w:eastAsia="Liberation Serif" w:cs="Liberation Serif"/>
+                <w:rFonts w:ascii="Noto Serif" w:hAnsi="Noto Serif" w:eastAsia="Noto Serif" w:cs="Noto Serif"/>
                 <w:b w:val="0"/>
                 <w:color w:val="222222"/>
                 <w:sz w:val="19"/>
@@ -1145,7 +1145,7 @@
             <w:r/>
             <w:r>
               <w:rPr>
-                <w:rFonts w:ascii="Liberation Serif" w:hAnsi="Liberation Serif" w:eastAsia="Liberation Serif" w:cs="Liberation Serif"/>
+                <w:rFonts w:ascii="Noto Serif" w:hAnsi="Noto Serif" w:eastAsia="Noto Serif" w:cs="Noto Serif"/>
                 <w:b w:val="0"/>
                 <w:color w:val="222222"/>
                 <w:sz w:val="19"/>
@@ -1178,7 +1178,7 @@
             <w:r/>
             <w:r>
               <w:rPr>
-                <w:rFonts w:ascii="Liberation Serif" w:hAnsi="Liberation Serif" w:eastAsia="Liberation Serif" w:cs="Liberation Serif"/>
+                <w:rFonts w:ascii="Noto Serif" w:hAnsi="Noto Serif" w:eastAsia="Noto Serif" w:cs="Noto Serif"/>
                 <w:b w:val="0"/>
                 <w:color w:val="222222"/>
                 <w:sz w:val="19"/>
@@ -1211,7 +1211,7 @@
             <w:r/>
             <w:r>
               <w:rPr>
-                <w:rFonts w:ascii="Liberation Serif" w:hAnsi="Liberation Serif" w:eastAsia="Liberation Serif" w:cs="Liberation Serif"/>
+                <w:rFonts w:ascii="Noto Serif" w:hAnsi="Noto Serif" w:eastAsia="Noto Serif" w:cs="Noto Serif"/>
                 <w:b w:val="0"/>
                 <w:color w:val="222222"/>
                 <w:sz w:val="19"/>
@@ -1244,7 +1244,7 @@
             <w:r/>
             <w:r>
               <w:rPr>
-                <w:rFonts w:ascii="Liberation Serif" w:hAnsi="Liberation Serif" w:eastAsia="Liberation Serif" w:cs="Liberation Serif"/>
+                <w:rFonts w:ascii="Noto Serif" w:hAnsi="Noto Serif" w:eastAsia="Noto Serif" w:cs="Noto Serif"/>
                 <w:b w:val="0"/>
                 <w:color w:val="222222"/>
                 <w:sz w:val="19"/>
@@ -1279,7 +1279,7 @@
             <w:r/>
             <w:r>
               <w:rPr>
-                <w:rFonts w:ascii="Liberation Serif" w:hAnsi="Liberation Serif" w:eastAsia="Liberation Serif" w:cs="Liberation Serif"/>
+                <w:rFonts w:ascii="Noto Serif" w:hAnsi="Noto Serif" w:eastAsia="Noto Serif" w:cs="Noto Serif"/>
                 <w:b w:val="0"/>
                 <w:color w:val="222222"/>
                 <w:sz w:val="19"/>
@@ -1312,7 +1312,7 @@
             <w:r/>
             <w:r>
               <w:rPr>
-                <w:rFonts w:ascii="Liberation Serif" w:hAnsi="Liberation Serif" w:eastAsia="Liberation Serif" w:cs="Liberation Serif"/>
+                <w:rFonts w:ascii="Noto Serif" w:hAnsi="Noto Serif" w:eastAsia="Noto Serif" w:cs="Noto Serif"/>
                 <w:b w:val="0"/>
                 <w:color w:val="222222"/>
                 <w:sz w:val="19"/>
@@ -1345,7 +1345,7 @@
             <w:r/>
             <w:r>
               <w:rPr>
-                <w:rFonts w:ascii="Liberation Serif" w:hAnsi="Liberation Serif" w:eastAsia="Liberation Serif" w:cs="Liberation Serif"/>
+                <w:rFonts w:ascii="Noto Serif" w:hAnsi="Noto Serif" w:eastAsia="Noto Serif" w:cs="Noto Serif"/>
                 <w:b w:val="0"/>
                 <w:color w:val="222222"/>
                 <w:sz w:val="19"/>
@@ -1378,7 +1378,7 @@
             <w:r/>
             <w:r>
               <w:rPr>
-                <w:rFonts w:ascii="Liberation Serif" w:hAnsi="Liberation Serif" w:eastAsia="Liberation Serif" w:cs="Liberation Serif"/>
+                <w:rFonts w:ascii="Noto Serif" w:hAnsi="Noto Serif" w:eastAsia="Noto Serif" w:cs="Noto Serif"/>
                 <w:b w:val="0"/>
                 <w:color w:val="222222"/>
                 <w:sz w:val="19"/>
@@ -1410,12 +1410,12 @@
     </w:p>
     <w:p>
       <w:pPr>
-        <w:spacing w:before="0" w:after="240" w:line="427" w:lineRule="auto"/>
+        <w:spacing w:before="0" w:after="220" w:line="413" w:lineRule="auto"/>
         <w:ind w:firstLine="288"/>
       </w:pPr>
       <w:r>
         <w:rPr>
-          <w:rFonts w:ascii="Liberation Serif" w:hAnsi="Liberation Serif" w:eastAsia="Liberation Serif" w:cs="Liberation Serif"/>
+          <w:rFonts w:ascii="Noto Serif" w:hAnsi="Noto Serif" w:eastAsia="Noto Serif" w:cs="Noto Serif"/>
           <w:color w:val="222222"/>
           <w:sz w:val="24"/>
         </w:rPr>
@@ -1432,12 +1432,12 @@
     </w:p>
     <w:p>
       <w:pPr>
-        <w:spacing w:before="0" w:after="240" w:line="427" w:lineRule="auto"/>
+        <w:spacing w:before="0" w:after="220" w:line="413" w:lineRule="auto"/>
         <w:ind w:firstLine="288"/>
       </w:pPr>
       <w:r>
         <w:rPr>
-          <w:rFonts w:ascii="Liberation Serif" w:hAnsi="Liberation Serif" w:eastAsia="Liberation Serif" w:cs="Liberation Serif"/>
+          <w:rFonts w:ascii="Noto Serif" w:hAnsi="Noto Serif" w:eastAsia="Noto Serif" w:cs="Noto Serif"/>
           <w:color w:val="222222"/>
           <w:sz w:val="24"/>
         </w:rPr>
@@ -1630,7 +1630,7 @@
             <w:r/>
             <w:r>
               <w:rPr>
-                <w:rFonts w:ascii="Liberation Serif" w:hAnsi="Liberation Serif" w:eastAsia="Liberation Serif" w:cs="Liberation Serif"/>
+                <w:rFonts w:ascii="Noto Serif" w:hAnsi="Noto Serif" w:eastAsia="Noto Serif" w:cs="Noto Serif"/>
                 <w:b w:val="0"/>
                 <w:color w:val="222222"/>
                 <w:sz w:val="19"/>
@@ -1663,7 +1663,7 @@
             <w:r/>
             <w:r>
               <w:rPr>
-                <w:rFonts w:ascii="Liberation Serif" w:hAnsi="Liberation Serif" w:eastAsia="Liberation Serif" w:cs="Liberation Serif"/>
+                <w:rFonts w:ascii="Noto Serif" w:hAnsi="Noto Serif" w:eastAsia="Noto Serif" w:cs="Noto Serif"/>
                 <w:b w:val="0"/>
                 <w:color w:val="222222"/>
                 <w:sz w:val="19"/>
@@ -1696,7 +1696,7 @@
             <w:r/>
             <w:r>
               <w:rPr>
-                <w:rFonts w:ascii="Liberation Serif" w:hAnsi="Liberation Serif" w:eastAsia="Liberation Serif" w:cs="Liberation Serif"/>
+                <w:rFonts w:ascii="Noto Serif" w:hAnsi="Noto Serif" w:eastAsia="Noto Serif" w:cs="Noto Serif"/>
                 <w:b w:val="0"/>
                 <w:color w:val="222222"/>
                 <w:sz w:val="19"/>
@@ -1729,7 +1729,7 @@
             <w:r/>
             <w:r>
               <w:rPr>
-                <w:rFonts w:ascii="Liberation Serif" w:hAnsi="Liberation Serif" w:eastAsia="Liberation Serif" w:cs="Liberation Serif"/>
+                <w:rFonts w:ascii="Noto Serif" w:hAnsi="Noto Serif" w:eastAsia="Noto Serif" w:cs="Noto Serif"/>
                 <w:b w:val="0"/>
                 <w:color w:val="222222"/>
                 <w:sz w:val="19"/>
@@ -1764,7 +1764,7 @@
             <w:r/>
             <w:r>
               <w:rPr>
-                <w:rFonts w:ascii="Liberation Serif" w:hAnsi="Liberation Serif" w:eastAsia="Liberation Serif" w:cs="Liberation Serif"/>
+                <w:rFonts w:ascii="Noto Serif" w:hAnsi="Noto Serif" w:eastAsia="Noto Serif" w:cs="Noto Serif"/>
                 <w:b w:val="0"/>
                 <w:color w:val="222222"/>
                 <w:sz w:val="19"/>
@@ -1797,7 +1797,7 @@
             <w:r/>
             <w:r>
               <w:rPr>
-                <w:rFonts w:ascii="Liberation Serif" w:hAnsi="Liberation Serif" w:eastAsia="Liberation Serif" w:cs="Liberation Serif"/>
+                <w:rFonts w:ascii="Noto Serif" w:hAnsi="Noto Serif" w:eastAsia="Noto Serif" w:cs="Noto Serif"/>
                 <w:b w:val="0"/>
                 <w:color w:val="222222"/>
                 <w:sz w:val="19"/>
@@ -1830,7 +1830,7 @@
             <w:r/>
             <w:r>
               <w:rPr>
-                <w:rFonts w:ascii="Liberation Serif" w:hAnsi="Liberation Serif" w:eastAsia="Liberation Serif" w:cs="Liberation Serif"/>
+                <w:rFonts w:ascii="Noto Serif" w:hAnsi="Noto Serif" w:eastAsia="Noto Serif" w:cs="Noto Serif"/>
                 <w:b w:val="0"/>
                 <w:color w:val="222222"/>
                 <w:sz w:val="19"/>
@@ -1863,7 +1863,7 @@
             <w:r/>
             <w:r>
               <w:rPr>
-                <w:rFonts w:ascii="Liberation Serif" w:hAnsi="Liberation Serif" w:eastAsia="Liberation Serif" w:cs="Liberation Serif"/>
+                <w:rFonts w:ascii="Noto Serif" w:hAnsi="Noto Serif" w:eastAsia="Noto Serif" w:cs="Noto Serif"/>
                 <w:b w:val="0"/>
                 <w:color w:val="222222"/>
                 <w:sz w:val="19"/>
@@ -1898,7 +1898,7 @@
             <w:r/>
             <w:r>
               <w:rPr>
-                <w:rFonts w:ascii="Liberation Serif" w:hAnsi="Liberation Serif" w:eastAsia="Liberation Serif" w:cs="Liberation Serif"/>
+                <w:rFonts w:ascii="Noto Serif" w:hAnsi="Noto Serif" w:eastAsia="Noto Serif" w:cs="Noto Serif"/>
                 <w:b w:val="0"/>
                 <w:color w:val="222222"/>
                 <w:sz w:val="19"/>
@@ -1931,7 +1931,7 @@
             <w:r/>
             <w:r>
               <w:rPr>
-                <w:rFonts w:ascii="Liberation Serif" w:hAnsi="Liberation Serif" w:eastAsia="Liberation Serif" w:cs="Liberation Serif"/>
+                <w:rFonts w:ascii="Noto Serif" w:hAnsi="Noto Serif" w:eastAsia="Noto Serif" w:cs="Noto Serif"/>
                 <w:b w:val="0"/>
                 <w:color w:val="222222"/>
                 <w:sz w:val="19"/>
@@ -1964,7 +1964,7 @@
             <w:r/>
             <w:r>
               <w:rPr>
-                <w:rFonts w:ascii="Liberation Serif" w:hAnsi="Liberation Serif" w:eastAsia="Liberation Serif" w:cs="Liberation Serif"/>
+                <w:rFonts w:ascii="Noto Serif" w:hAnsi="Noto Serif" w:eastAsia="Noto Serif" w:cs="Noto Serif"/>
                 <w:b w:val="0"/>
                 <w:color w:val="222222"/>
                 <w:sz w:val="19"/>
@@ -1997,7 +1997,7 @@
             <w:r/>
             <w:r>
               <w:rPr>
-                <w:rFonts w:ascii="Liberation Serif" w:hAnsi="Liberation Serif" w:eastAsia="Liberation Serif" w:cs="Liberation Serif"/>
+                <w:rFonts w:ascii="Noto Serif" w:hAnsi="Noto Serif" w:eastAsia="Noto Serif" w:cs="Noto Serif"/>
                 <w:b w:val="0"/>
                 <w:color w:val="222222"/>
                 <w:sz w:val="19"/>
@@ -2032,7 +2032,7 @@
             <w:r/>
             <w:r>
               <w:rPr>
-                <w:rFonts w:ascii="Liberation Serif" w:hAnsi="Liberation Serif" w:eastAsia="Liberation Serif" w:cs="Liberation Serif"/>
+                <w:rFonts w:ascii="Noto Serif" w:hAnsi="Noto Serif" w:eastAsia="Noto Serif" w:cs="Noto Serif"/>
                 <w:b w:val="0"/>
                 <w:color w:val="222222"/>
                 <w:sz w:val="19"/>
@@ -2065,7 +2065,7 @@
             <w:r/>
             <w:r>
               <w:rPr>
-                <w:rFonts w:ascii="Liberation Serif" w:hAnsi="Liberation Serif" w:eastAsia="Liberation Serif" w:cs="Liberation Serif"/>
+                <w:rFonts w:ascii="Noto Serif" w:hAnsi="Noto Serif" w:eastAsia="Noto Serif" w:cs="Noto Serif"/>
                 <w:b w:val="0"/>
                 <w:color w:val="222222"/>
                 <w:sz w:val="19"/>
@@ -2098,7 +2098,7 @@
             <w:r/>
             <w:r>
               <w:rPr>
-                <w:rFonts w:ascii="Liberation Serif" w:hAnsi="Liberation Serif" w:eastAsia="Liberation Serif" w:cs="Liberation Serif"/>
+                <w:rFonts w:ascii="Noto Serif" w:hAnsi="Noto Serif" w:eastAsia="Noto Serif" w:cs="Noto Serif"/>
                 <w:b w:val="0"/>
                 <w:color w:val="222222"/>
                 <w:sz w:val="19"/>
@@ -2131,7 +2131,7 @@
             <w:r/>
             <w:r>
               <w:rPr>
-                <w:rFonts w:ascii="Liberation Serif" w:hAnsi="Liberation Serif" w:eastAsia="Liberation Serif" w:cs="Liberation Serif"/>
+                <w:rFonts w:ascii="Noto Serif" w:hAnsi="Noto Serif" w:eastAsia="Noto Serif" w:cs="Noto Serif"/>
                 <w:b w:val="0"/>
                 <w:color w:val="222222"/>
                 <w:sz w:val="19"/>
@@ -2166,7 +2166,7 @@
             <w:r/>
             <w:r>
               <w:rPr>
-                <w:rFonts w:ascii="Liberation Serif" w:hAnsi="Liberation Serif" w:eastAsia="Liberation Serif" w:cs="Liberation Serif"/>
+                <w:rFonts w:ascii="Noto Serif" w:hAnsi="Noto Serif" w:eastAsia="Noto Serif" w:cs="Noto Serif"/>
                 <w:b w:val="0"/>
                 <w:color w:val="222222"/>
                 <w:sz w:val="19"/>
@@ -2199,7 +2199,7 @@
             <w:r/>
             <w:r>
               <w:rPr>
-                <w:rFonts w:ascii="Liberation Serif" w:hAnsi="Liberation Serif" w:eastAsia="Liberation Serif" w:cs="Liberation Serif"/>
+                <w:rFonts w:ascii="Noto Serif" w:hAnsi="Noto Serif" w:eastAsia="Noto Serif" w:cs="Noto Serif"/>
                 <w:b w:val="0"/>
                 <w:color w:val="222222"/>
                 <w:sz w:val="19"/>
@@ -2232,7 +2232,7 @@
             <w:r/>
             <w:r>
               <w:rPr>
-                <w:rFonts w:ascii="Liberation Serif" w:hAnsi="Liberation Serif" w:eastAsia="Liberation Serif" w:cs="Liberation Serif"/>
+                <w:rFonts w:ascii="Noto Serif" w:hAnsi="Noto Serif" w:eastAsia="Noto Serif" w:cs="Noto Serif"/>
                 <w:b w:val="0"/>
                 <w:color w:val="222222"/>
                 <w:sz w:val="19"/>
@@ -2265,7 +2265,7 @@
             <w:r/>
             <w:r>
               <w:rPr>
-                <w:rFonts w:ascii="Liberation Serif" w:hAnsi="Liberation Serif" w:eastAsia="Liberation Serif" w:cs="Liberation Serif"/>
+                <w:rFonts w:ascii="Noto Serif" w:hAnsi="Noto Serif" w:eastAsia="Noto Serif" w:cs="Noto Serif"/>
                 <w:b w:val="0"/>
                 <w:color w:val="222222"/>
                 <w:sz w:val="19"/>
@@ -2300,7 +2300,7 @@
             <w:r/>
             <w:r>
               <w:rPr>
-                <w:rFonts w:ascii="Liberation Serif" w:hAnsi="Liberation Serif" w:eastAsia="Liberation Serif" w:cs="Liberation Serif"/>
+                <w:rFonts w:ascii="Noto Serif" w:hAnsi="Noto Serif" w:eastAsia="Noto Serif" w:cs="Noto Serif"/>
                 <w:b w:val="0"/>
                 <w:color w:val="222222"/>
                 <w:sz w:val="19"/>
@@ -2333,7 +2333,7 @@
             <w:r/>
             <w:r>
               <w:rPr>
-                <w:rFonts w:ascii="Liberation Serif" w:hAnsi="Liberation Serif" w:eastAsia="Liberation Serif" w:cs="Liberation Serif"/>
+                <w:rFonts w:ascii="Noto Serif" w:hAnsi="Noto Serif" w:eastAsia="Noto Serif" w:cs="Noto Serif"/>
                 <w:b w:val="0"/>
                 <w:color w:val="222222"/>
                 <w:sz w:val="19"/>
@@ -2366,7 +2366,7 @@
             <w:r/>
             <w:r>
               <w:rPr>
-                <w:rFonts w:ascii="Liberation Serif" w:hAnsi="Liberation Serif" w:eastAsia="Liberation Serif" w:cs="Liberation Serif"/>
+                <w:rFonts w:ascii="Noto Serif" w:hAnsi="Noto Serif" w:eastAsia="Noto Serif" w:cs="Noto Serif"/>
                 <w:b w:val="0"/>
                 <w:color w:val="222222"/>
                 <w:sz w:val="19"/>
@@ -2399,7 +2399,7 @@
             <w:r/>
             <w:r>
               <w:rPr>
-                <w:rFonts w:ascii="Liberation Serif" w:hAnsi="Liberation Serif" w:eastAsia="Liberation Serif" w:cs="Liberation Serif"/>
+                <w:rFonts w:ascii="Noto Serif" w:hAnsi="Noto Serif" w:eastAsia="Noto Serif" w:cs="Noto Serif"/>
                 <w:b w:val="0"/>
                 <w:color w:val="222222"/>
                 <w:sz w:val="19"/>
@@ -2434,7 +2434,7 @@
             <w:r/>
             <w:r>
               <w:rPr>
-                <w:rFonts w:ascii="Liberation Serif" w:hAnsi="Liberation Serif" w:eastAsia="Liberation Serif" w:cs="Liberation Serif"/>
+                <w:rFonts w:ascii="Noto Serif" w:hAnsi="Noto Serif" w:eastAsia="Noto Serif" w:cs="Noto Serif"/>
                 <w:b w:val="0"/>
                 <w:color w:val="222222"/>
                 <w:sz w:val="19"/>
@@ -2467,7 +2467,7 @@
             <w:r/>
             <w:r>
               <w:rPr>
-                <w:rFonts w:ascii="Liberation Serif" w:hAnsi="Liberation Serif" w:eastAsia="Liberation Serif" w:cs="Liberation Serif"/>
+                <w:rFonts w:ascii="Noto Serif" w:hAnsi="Noto Serif" w:eastAsia="Noto Serif" w:cs="Noto Serif"/>
                 <w:b w:val="0"/>
                 <w:color w:val="222222"/>
                 <w:sz w:val="19"/>
@@ -2500,7 +2500,7 @@
             <w:r/>
             <w:r>
               <w:rPr>
-                <w:rFonts w:ascii="Liberation Serif" w:hAnsi="Liberation Serif" w:eastAsia="Liberation Serif" w:cs="Liberation Serif"/>
+                <w:rFonts w:ascii="Noto Serif" w:hAnsi="Noto Serif" w:eastAsia="Noto Serif" w:cs="Noto Serif"/>
                 <w:b w:val="0"/>
                 <w:color w:val="222222"/>
                 <w:sz w:val="19"/>
@@ -2533,7 +2533,7 @@
             <w:r/>
             <w:r>
               <w:rPr>
-                <w:rFonts w:ascii="Liberation Serif" w:hAnsi="Liberation Serif" w:eastAsia="Liberation Serif" w:cs="Liberation Serif"/>
+                <w:rFonts w:ascii="Noto Serif" w:hAnsi="Noto Serif" w:eastAsia="Noto Serif" w:cs="Noto Serif"/>
                 <w:b w:val="0"/>
                 <w:color w:val="222222"/>
                 <w:sz w:val="19"/>
@@ -2568,7 +2568,7 @@
             <w:r/>
             <w:r>
               <w:rPr>
-                <w:rFonts w:ascii="Liberation Serif" w:hAnsi="Liberation Serif" w:eastAsia="Liberation Serif" w:cs="Liberation Serif"/>
+                <w:rFonts w:ascii="Noto Serif" w:hAnsi="Noto Serif" w:eastAsia="Noto Serif" w:cs="Noto Serif"/>
                 <w:b w:val="0"/>
                 <w:color w:val="222222"/>
                 <w:sz w:val="19"/>
@@ -2601,7 +2601,7 @@
             <w:r/>
             <w:r>
               <w:rPr>
-                <w:rFonts w:ascii="Liberation Serif" w:hAnsi="Liberation Serif" w:eastAsia="Liberation Serif" w:cs="Liberation Serif"/>
+                <w:rFonts w:ascii="Noto Serif" w:hAnsi="Noto Serif" w:eastAsia="Noto Serif" w:cs="Noto Serif"/>
                 <w:b w:val="0"/>
                 <w:color w:val="222222"/>
                 <w:sz w:val="19"/>
@@ -2634,7 +2634,7 @@
             <w:r/>
             <w:r>
               <w:rPr>
-                <w:rFonts w:ascii="Liberation Serif" w:hAnsi="Liberation Serif" w:eastAsia="Liberation Serif" w:cs="Liberation Serif"/>
+                <w:rFonts w:ascii="Noto Serif" w:hAnsi="Noto Serif" w:eastAsia="Noto Serif" w:cs="Noto Serif"/>
                 <w:b w:val="0"/>
                 <w:color w:val="222222"/>
                 <w:sz w:val="19"/>
@@ -2667,7 +2667,7 @@
             <w:r/>
             <w:r>
               <w:rPr>
-                <w:rFonts w:ascii="Liberation Serif" w:hAnsi="Liberation Serif" w:eastAsia="Liberation Serif" w:cs="Liberation Serif"/>
+                <w:rFonts w:ascii="Noto Serif" w:hAnsi="Noto Serif" w:eastAsia="Noto Serif" w:cs="Noto Serif"/>
                 <w:b w:val="0"/>
                 <w:color w:val="222222"/>
                 <w:sz w:val="19"/>
@@ -2702,7 +2702,7 @@
             <w:r/>
             <w:r>
               <w:rPr>
-                <w:rFonts w:ascii="Liberation Serif" w:hAnsi="Liberation Serif" w:eastAsia="Liberation Serif" w:cs="Liberation Serif"/>
+                <w:rFonts w:ascii="Noto Serif" w:hAnsi="Noto Serif" w:eastAsia="Noto Serif" w:cs="Noto Serif"/>
                 <w:b w:val="0"/>
                 <w:color w:val="222222"/>
                 <w:sz w:val="19"/>
@@ -2735,7 +2735,7 @@
             <w:r/>
             <w:r>
               <w:rPr>
-                <w:rFonts w:ascii="Liberation Serif" w:hAnsi="Liberation Serif" w:eastAsia="Liberation Serif" w:cs="Liberation Serif"/>
+                <w:rFonts w:ascii="Noto Serif" w:hAnsi="Noto Serif" w:eastAsia="Noto Serif" w:cs="Noto Serif"/>
                 <w:b w:val="0"/>
                 <w:color w:val="222222"/>
                 <w:sz w:val="19"/>
@@ -2768,7 +2768,7 @@
             <w:r/>
             <w:r>
               <w:rPr>
-                <w:rFonts w:ascii="Liberation Serif" w:hAnsi="Liberation Serif" w:eastAsia="Liberation Serif" w:cs="Liberation Serif"/>
+                <w:rFonts w:ascii="Noto Serif" w:hAnsi="Noto Serif" w:eastAsia="Noto Serif" w:cs="Noto Serif"/>
                 <w:b w:val="0"/>
                 <w:color w:val="222222"/>
                 <w:sz w:val="19"/>
@@ -2801,7 +2801,7 @@
             <w:r/>
             <w:r>
               <w:rPr>
-                <w:rFonts w:ascii="Liberation Serif" w:hAnsi="Liberation Serif" w:eastAsia="Liberation Serif" w:cs="Liberation Serif"/>
+                <w:rFonts w:ascii="Noto Serif" w:hAnsi="Noto Serif" w:eastAsia="Noto Serif" w:cs="Noto Serif"/>
                 <w:b w:val="0"/>
                 <w:color w:val="222222"/>
                 <w:sz w:val="19"/>
@@ -2864,7 +2864,7 @@
             </w:pPr>
             <w:r>
               <w:rPr>
-                <w:rFonts w:ascii="Liberation Serif" w:hAnsi="Liberation Serif" w:eastAsia="Liberation Serif" w:cs="Liberation Serif"/>
+                <w:rFonts w:ascii="Noto Serif" w:hAnsi="Noto Serif" w:eastAsia="Noto Serif" w:cs="Noto Serif"/>
                 <w:color w:val="222222"/>
                 <w:sz w:val="21"/>
               </w:rPr>
@@ -2889,12 +2889,12 @@
     </w:p>
     <w:p>
       <w:pPr>
-        <w:spacing w:before="0" w:after="240" w:line="427" w:lineRule="auto"/>
+        <w:spacing w:before="0" w:after="220" w:line="413" w:lineRule="auto"/>
         <w:ind w:firstLine="288"/>
       </w:pPr>
       <w:r>
         <w:rPr>
-          <w:rFonts w:ascii="Liberation Serif" w:hAnsi="Liberation Serif" w:eastAsia="Liberation Serif" w:cs="Liberation Serif"/>
+          <w:rFonts w:ascii="Noto Serif" w:hAnsi="Noto Serif" w:eastAsia="Noto Serif" w:cs="Noto Serif"/>
           <w:color w:val="222222"/>
           <w:sz w:val="24"/>
         </w:rPr>
@@ -2903,12 +2903,12 @@
     </w:p>
     <w:p>
       <w:pPr>
-        <w:spacing w:before="0" w:after="240" w:line="427" w:lineRule="auto"/>
+        <w:spacing w:before="0" w:after="220" w:line="413" w:lineRule="auto"/>
         <w:ind w:firstLine="288"/>
       </w:pPr>
       <w:r>
         <w:rPr>
-          <w:rFonts w:ascii="Liberation Serif" w:hAnsi="Liberation Serif" w:eastAsia="Liberation Serif" w:cs="Liberation Serif"/>
+          <w:rFonts w:ascii="Noto Serif" w:hAnsi="Noto Serif" w:eastAsia="Noto Serif" w:cs="Noto Serif"/>
           <w:color w:val="222222"/>
           <w:sz w:val="24"/>
         </w:rPr>
@@ -2917,12 +2917,12 @@
     </w:p>
     <w:p>
       <w:pPr>
-        <w:spacing w:before="0" w:after="240" w:line="427" w:lineRule="auto"/>
+        <w:spacing w:before="0" w:after="220" w:line="413" w:lineRule="auto"/>
         <w:ind w:firstLine="288"/>
       </w:pPr>
       <w:r>
         <w:rPr>
-          <w:rFonts w:ascii="Liberation Serif" w:hAnsi="Liberation Serif" w:eastAsia="Liberation Serif" w:cs="Liberation Serif"/>
+          <w:rFonts w:ascii="Noto Serif" w:hAnsi="Noto Serif" w:eastAsia="Noto Serif" w:cs="Noto Serif"/>
           <w:color w:val="222222"/>
           <w:sz w:val="24"/>
         </w:rPr>
@@ -2939,12 +2939,12 @@
     </w:p>
     <w:p>
       <w:pPr>
-        <w:spacing w:before="0" w:after="240" w:line="427" w:lineRule="auto"/>
+        <w:spacing w:before="0" w:after="220" w:line="413" w:lineRule="auto"/>
         <w:ind w:firstLine="288"/>
       </w:pPr>
       <w:r>
         <w:rPr>
-          <w:rFonts w:ascii="Liberation Serif" w:hAnsi="Liberation Serif" w:eastAsia="Liberation Serif" w:cs="Liberation Serif"/>
+          <w:rFonts w:ascii="Noto Serif" w:hAnsi="Noto Serif" w:eastAsia="Noto Serif" w:cs="Noto Serif"/>
           <w:color w:val="222222"/>
           <w:sz w:val="24"/>
         </w:rPr>
@@ -3205,7 +3205,7 @@
             <w:r/>
             <w:r>
               <w:rPr>
-                <w:rFonts w:ascii="Liberation Serif" w:hAnsi="Liberation Serif" w:eastAsia="Liberation Serif" w:cs="Liberation Serif"/>
+                <w:rFonts w:ascii="Noto Serif" w:hAnsi="Noto Serif" w:eastAsia="Noto Serif" w:cs="Noto Serif"/>
                 <w:b w:val="0"/>
                 <w:color w:val="222222"/>
                 <w:sz w:val="19"/>
@@ -3238,7 +3238,7 @@
             <w:r/>
             <w:r>
               <w:rPr>
-                <w:rFonts w:ascii="Liberation Serif" w:hAnsi="Liberation Serif" w:eastAsia="Liberation Serif" w:cs="Liberation Serif"/>
+                <w:rFonts w:ascii="Noto Serif" w:hAnsi="Noto Serif" w:eastAsia="Noto Serif" w:cs="Noto Serif"/>
                 <w:b w:val="0"/>
                 <w:color w:val="222222"/>
                 <w:sz w:val="19"/>
@@ -3271,7 +3271,7 @@
             <w:r/>
             <w:r>
               <w:rPr>
-                <w:rFonts w:ascii="Liberation Serif" w:hAnsi="Liberation Serif" w:eastAsia="Liberation Serif" w:cs="Liberation Serif"/>
+                <w:rFonts w:ascii="Noto Serif" w:hAnsi="Noto Serif" w:eastAsia="Noto Serif" w:cs="Noto Serif"/>
                 <w:b w:val="0"/>
                 <w:color w:val="222222"/>
                 <w:sz w:val="19"/>
@@ -3304,7 +3304,7 @@
             <w:r/>
             <w:r>
               <w:rPr>
-                <w:rFonts w:ascii="Liberation Serif" w:hAnsi="Liberation Serif" w:eastAsia="Liberation Serif" w:cs="Liberation Serif"/>
+                <w:rFonts w:ascii="Noto Serif" w:hAnsi="Noto Serif" w:eastAsia="Noto Serif" w:cs="Noto Serif"/>
                 <w:b w:val="0"/>
                 <w:color w:val="222222"/>
                 <w:sz w:val="19"/>
@@ -3337,7 +3337,7 @@
             <w:r/>
             <w:r>
               <w:rPr>
-                <w:rFonts w:ascii="Liberation Serif" w:hAnsi="Liberation Serif" w:eastAsia="Liberation Serif" w:cs="Liberation Serif"/>
+                <w:rFonts w:ascii="Noto Serif" w:hAnsi="Noto Serif" w:eastAsia="Noto Serif" w:cs="Noto Serif"/>
                 <w:b w:val="0"/>
                 <w:color w:val="222222"/>
                 <w:sz w:val="19"/>
@@ -3370,7 +3370,7 @@
             <w:r/>
             <w:r>
               <w:rPr>
-                <w:rFonts w:ascii="Liberation Serif" w:hAnsi="Liberation Serif" w:eastAsia="Liberation Serif" w:cs="Liberation Serif"/>
+                <w:rFonts w:ascii="Noto Serif" w:hAnsi="Noto Serif" w:eastAsia="Noto Serif" w:cs="Noto Serif"/>
                 <w:b w:val="0"/>
                 <w:color w:val="222222"/>
                 <w:sz w:val="19"/>
@@ -3405,7 +3405,7 @@
             <w:r/>
             <w:r>
               <w:rPr>
-                <w:rFonts w:ascii="Liberation Serif" w:hAnsi="Liberation Serif" w:eastAsia="Liberation Serif" w:cs="Liberation Serif"/>
+                <w:rFonts w:ascii="Noto Serif" w:hAnsi="Noto Serif" w:eastAsia="Noto Serif" w:cs="Noto Serif"/>
                 <w:b w:val="0"/>
                 <w:color w:val="222222"/>
                 <w:sz w:val="19"/>
@@ -3438,7 +3438,7 @@
             <w:r/>
             <w:r>
               <w:rPr>
-                <w:rFonts w:ascii="Liberation Serif" w:hAnsi="Liberation Serif" w:eastAsia="Liberation Serif" w:cs="Liberation Serif"/>
+                <w:rFonts w:ascii="Noto Serif" w:hAnsi="Noto Serif" w:eastAsia="Noto Serif" w:cs="Noto Serif"/>
                 <w:b w:val="0"/>
                 <w:color w:val="222222"/>
                 <w:sz w:val="19"/>
@@ -3471,7 +3471,7 @@
             <w:r/>
             <w:r>
               <w:rPr>
-                <w:rFonts w:ascii="Liberation Serif" w:hAnsi="Liberation Serif" w:eastAsia="Liberation Serif" w:cs="Liberation Serif"/>
+                <w:rFonts w:ascii="Noto Serif" w:hAnsi="Noto Serif" w:eastAsia="Noto Serif" w:cs="Noto Serif"/>
                 <w:b w:val="0"/>
                 <w:color w:val="222222"/>
                 <w:sz w:val="19"/>
@@ -3504,7 +3504,7 @@
             <w:r/>
             <w:r>
               <w:rPr>
-                <w:rFonts w:ascii="Liberation Serif" w:hAnsi="Liberation Serif" w:eastAsia="Liberation Serif" w:cs="Liberation Serif"/>
+                <w:rFonts w:ascii="Noto Serif" w:hAnsi="Noto Serif" w:eastAsia="Noto Serif" w:cs="Noto Serif"/>
                 <w:b w:val="0"/>
                 <w:color w:val="222222"/>
                 <w:sz w:val="19"/>
@@ -3537,7 +3537,7 @@
             <w:r/>
             <w:r>
               <w:rPr>
-                <w:rFonts w:ascii="Liberation Serif" w:hAnsi="Liberation Serif" w:eastAsia="Liberation Serif" w:cs="Liberation Serif"/>
+                <w:rFonts w:ascii="Noto Serif" w:hAnsi="Noto Serif" w:eastAsia="Noto Serif" w:cs="Noto Serif"/>
                 <w:b w:val="0"/>
                 <w:color w:val="222222"/>
                 <w:sz w:val="19"/>
@@ -3570,7 +3570,7 @@
             <w:r/>
             <w:r>
               <w:rPr>
-                <w:rFonts w:ascii="Liberation Serif" w:hAnsi="Liberation Serif" w:eastAsia="Liberation Serif" w:cs="Liberation Serif"/>
+                <w:rFonts w:ascii="Noto Serif" w:hAnsi="Noto Serif" w:eastAsia="Noto Serif" w:cs="Noto Serif"/>
                 <w:b w:val="0"/>
                 <w:color w:val="222222"/>
                 <w:sz w:val="19"/>
@@ -3605,7 +3605,7 @@
             <w:r/>
             <w:r>
               <w:rPr>
-                <w:rFonts w:ascii="Liberation Serif" w:hAnsi="Liberation Serif" w:eastAsia="Liberation Serif" w:cs="Liberation Serif"/>
+                <w:rFonts w:ascii="Noto Serif" w:hAnsi="Noto Serif" w:eastAsia="Noto Serif" w:cs="Noto Serif"/>
                 <w:b w:val="0"/>
                 <w:color w:val="222222"/>
                 <w:sz w:val="19"/>
@@ -3638,7 +3638,7 @@
             <w:r/>
             <w:r>
               <w:rPr>
-                <w:rFonts w:ascii="Liberation Serif" w:hAnsi="Liberation Serif" w:eastAsia="Liberation Serif" w:cs="Liberation Serif"/>
+                <w:rFonts w:ascii="Noto Serif" w:hAnsi="Noto Serif" w:eastAsia="Noto Serif" w:cs="Noto Serif"/>
                 <w:b w:val="0"/>
                 <w:color w:val="222222"/>
                 <w:sz w:val="19"/>
@@ -3671,7 +3671,7 @@
             <w:r/>
             <w:r>
               <w:rPr>
-                <w:rFonts w:ascii="Liberation Serif" w:hAnsi="Liberation Serif" w:eastAsia="Liberation Serif" w:cs="Liberation Serif"/>
+                <w:rFonts w:ascii="Noto Serif" w:hAnsi="Noto Serif" w:eastAsia="Noto Serif" w:cs="Noto Serif"/>
                 <w:b w:val="0"/>
                 <w:color w:val="222222"/>
                 <w:sz w:val="19"/>
@@ -3704,7 +3704,7 @@
             <w:r/>
             <w:r>
               <w:rPr>
-                <w:rFonts w:ascii="Liberation Serif" w:hAnsi="Liberation Serif" w:eastAsia="Liberation Serif" w:cs="Liberation Serif"/>
+                <w:rFonts w:ascii="Noto Serif" w:hAnsi="Noto Serif" w:eastAsia="Noto Serif" w:cs="Noto Serif"/>
                 <w:b w:val="0"/>
                 <w:color w:val="222222"/>
                 <w:sz w:val="19"/>
@@ -3737,7 +3737,7 @@
             <w:r/>
             <w:r>
               <w:rPr>
-                <w:rFonts w:ascii="Liberation Serif" w:hAnsi="Liberation Serif" w:eastAsia="Liberation Serif" w:cs="Liberation Serif"/>
+                <w:rFonts w:ascii="Noto Serif" w:hAnsi="Noto Serif" w:eastAsia="Noto Serif" w:cs="Noto Serif"/>
                 <w:b w:val="0"/>
                 <w:color w:val="222222"/>
                 <w:sz w:val="19"/>
@@ -3770,7 +3770,7 @@
             <w:r/>
             <w:r>
               <w:rPr>
-                <w:rFonts w:ascii="Liberation Serif" w:hAnsi="Liberation Serif" w:eastAsia="Liberation Serif" w:cs="Liberation Serif"/>
+                <w:rFonts w:ascii="Noto Serif" w:hAnsi="Noto Serif" w:eastAsia="Noto Serif" w:cs="Noto Serif"/>
                 <w:b w:val="0"/>
                 <w:color w:val="222222"/>
                 <w:sz w:val="19"/>
@@ -3805,7 +3805,7 @@
             <w:r/>
             <w:r>
               <w:rPr>
-                <w:rFonts w:ascii="Liberation Serif" w:hAnsi="Liberation Serif" w:eastAsia="Liberation Serif" w:cs="Liberation Serif"/>
+                <w:rFonts w:ascii="Noto Serif" w:hAnsi="Noto Serif" w:eastAsia="Noto Serif" w:cs="Noto Serif"/>
                 <w:b w:val="0"/>
                 <w:color w:val="222222"/>
                 <w:sz w:val="19"/>
@@ -3838,7 +3838,7 @@
             <w:r/>
             <w:r>
               <w:rPr>
-                <w:rFonts w:ascii="Liberation Serif" w:hAnsi="Liberation Serif" w:eastAsia="Liberation Serif" w:cs="Liberation Serif"/>
+                <w:rFonts w:ascii="Noto Serif" w:hAnsi="Noto Serif" w:eastAsia="Noto Serif" w:cs="Noto Serif"/>
                 <w:b w:val="0"/>
                 <w:color w:val="222222"/>
                 <w:sz w:val="19"/>
@@ -3871,7 +3871,7 @@
             <w:r/>
             <w:r>
               <w:rPr>
-                <w:rFonts w:ascii="Liberation Serif" w:hAnsi="Liberation Serif" w:eastAsia="Liberation Serif" w:cs="Liberation Serif"/>
+                <w:rFonts w:ascii="Noto Serif" w:hAnsi="Noto Serif" w:eastAsia="Noto Serif" w:cs="Noto Serif"/>
                 <w:b w:val="0"/>
                 <w:color w:val="222222"/>
                 <w:sz w:val="19"/>
@@ -3904,7 +3904,7 @@
             <w:r/>
             <w:r>
               <w:rPr>
-                <w:rFonts w:ascii="Liberation Serif" w:hAnsi="Liberation Serif" w:eastAsia="Liberation Serif" w:cs="Liberation Serif"/>
+                <w:rFonts w:ascii="Noto Serif" w:hAnsi="Noto Serif" w:eastAsia="Noto Serif" w:cs="Noto Serif"/>
                 <w:b w:val="0"/>
                 <w:color w:val="222222"/>
                 <w:sz w:val="19"/>
@@ -3937,7 +3937,7 @@
             <w:r/>
             <w:r>
               <w:rPr>
-                <w:rFonts w:ascii="Liberation Serif" w:hAnsi="Liberation Serif" w:eastAsia="Liberation Serif" w:cs="Liberation Serif"/>
+                <w:rFonts w:ascii="Noto Serif" w:hAnsi="Noto Serif" w:eastAsia="Noto Serif" w:cs="Noto Serif"/>
                 <w:b w:val="0"/>
                 <w:color w:val="222222"/>
                 <w:sz w:val="19"/>
@@ -3970,7 +3970,7 @@
             <w:r/>
             <w:r>
               <w:rPr>
-                <w:rFonts w:ascii="Liberation Serif" w:hAnsi="Liberation Serif" w:eastAsia="Liberation Serif" w:cs="Liberation Serif"/>
+                <w:rFonts w:ascii="Noto Serif" w:hAnsi="Noto Serif" w:eastAsia="Noto Serif" w:cs="Noto Serif"/>
                 <w:b w:val="0"/>
                 <w:color w:val="222222"/>
                 <w:sz w:val="19"/>
@@ -4005,7 +4005,7 @@
             <w:r/>
             <w:r>
               <w:rPr>
-                <w:rFonts w:ascii="Liberation Serif" w:hAnsi="Liberation Serif" w:eastAsia="Liberation Serif" w:cs="Liberation Serif"/>
+                <w:rFonts w:ascii="Noto Serif" w:hAnsi="Noto Serif" w:eastAsia="Noto Serif" w:cs="Noto Serif"/>
                 <w:b w:val="0"/>
                 <w:color w:val="222222"/>
                 <w:sz w:val="19"/>
@@ -4038,7 +4038,7 @@
             <w:r/>
             <w:r>
               <w:rPr>
-                <w:rFonts w:ascii="Liberation Serif" w:hAnsi="Liberation Serif" w:eastAsia="Liberation Serif" w:cs="Liberation Serif"/>
+                <w:rFonts w:ascii="Noto Serif" w:hAnsi="Noto Serif" w:eastAsia="Noto Serif" w:cs="Noto Serif"/>
                 <w:b w:val="0"/>
                 <w:color w:val="222222"/>
                 <w:sz w:val="19"/>
@@ -4071,7 +4071,7 @@
             <w:r/>
             <w:r>
               <w:rPr>
-                <w:rFonts w:ascii="Liberation Serif" w:hAnsi="Liberation Serif" w:eastAsia="Liberation Serif" w:cs="Liberation Serif"/>
+                <w:rFonts w:ascii="Noto Serif" w:hAnsi="Noto Serif" w:eastAsia="Noto Serif" w:cs="Noto Serif"/>
                 <w:b w:val="0"/>
                 <w:color w:val="222222"/>
                 <w:sz w:val="19"/>
@@ -4104,7 +4104,7 @@
             <w:r/>
             <w:r>
               <w:rPr>
-                <w:rFonts w:ascii="Liberation Serif" w:hAnsi="Liberation Serif" w:eastAsia="Liberation Serif" w:cs="Liberation Serif"/>
+                <w:rFonts w:ascii="Noto Serif" w:hAnsi="Noto Serif" w:eastAsia="Noto Serif" w:cs="Noto Serif"/>
                 <w:b w:val="0"/>
                 <w:color w:val="222222"/>
                 <w:sz w:val="19"/>
@@ -4137,7 +4137,7 @@
             <w:r/>
             <w:r>
               <w:rPr>
-                <w:rFonts w:ascii="Liberation Serif" w:hAnsi="Liberation Serif" w:eastAsia="Liberation Serif" w:cs="Liberation Serif"/>
+                <w:rFonts w:ascii="Noto Serif" w:hAnsi="Noto Serif" w:eastAsia="Noto Serif" w:cs="Noto Serif"/>
                 <w:b w:val="0"/>
                 <w:color w:val="222222"/>
                 <w:sz w:val="19"/>
@@ -4170,7 +4170,7 @@
             <w:r/>
             <w:r>
               <w:rPr>
-                <w:rFonts w:ascii="Liberation Serif" w:hAnsi="Liberation Serif" w:eastAsia="Liberation Serif" w:cs="Liberation Serif"/>
+                <w:rFonts w:ascii="Noto Serif" w:hAnsi="Noto Serif" w:eastAsia="Noto Serif" w:cs="Noto Serif"/>
                 <w:b w:val="0"/>
                 <w:color w:val="222222"/>
                 <w:sz w:val="19"/>
@@ -4205,7 +4205,7 @@
             <w:r/>
             <w:r>
               <w:rPr>
-                <w:rFonts w:ascii="Liberation Serif" w:hAnsi="Liberation Serif" w:eastAsia="Liberation Serif" w:cs="Liberation Serif"/>
+                <w:rFonts w:ascii="Noto Serif" w:hAnsi="Noto Serif" w:eastAsia="Noto Serif" w:cs="Noto Serif"/>
                 <w:b w:val="0"/>
                 <w:color w:val="222222"/>
                 <w:sz w:val="19"/>
@@ -4238,7 +4238,7 @@
             <w:r/>
             <w:r>
               <w:rPr>
-                <w:rFonts w:ascii="Liberation Serif" w:hAnsi="Liberation Serif" w:eastAsia="Liberation Serif" w:cs="Liberation Serif"/>
+                <w:rFonts w:ascii="Noto Serif" w:hAnsi="Noto Serif" w:eastAsia="Noto Serif" w:cs="Noto Serif"/>
                 <w:b w:val="0"/>
                 <w:color w:val="222222"/>
                 <w:sz w:val="19"/>
@@ -4271,7 +4271,7 @@
             <w:r/>
             <w:r>
               <w:rPr>
-                <w:rFonts w:ascii="Liberation Serif" w:hAnsi="Liberation Serif" w:eastAsia="Liberation Serif" w:cs="Liberation Serif"/>
+                <w:rFonts w:ascii="Noto Serif" w:hAnsi="Noto Serif" w:eastAsia="Noto Serif" w:cs="Noto Serif"/>
                 <w:b w:val="0"/>
                 <w:color w:val="222222"/>
                 <w:sz w:val="19"/>
@@ -4304,7 +4304,7 @@
             <w:r/>
             <w:r>
               <w:rPr>
-                <w:rFonts w:ascii="Liberation Serif" w:hAnsi="Liberation Serif" w:eastAsia="Liberation Serif" w:cs="Liberation Serif"/>
+                <w:rFonts w:ascii="Noto Serif" w:hAnsi="Noto Serif" w:eastAsia="Noto Serif" w:cs="Noto Serif"/>
                 <w:b w:val="0"/>
                 <w:color w:val="222222"/>
                 <w:sz w:val="19"/>
@@ -4337,7 +4337,7 @@
             <w:r/>
             <w:r>
               <w:rPr>
-                <w:rFonts w:ascii="Liberation Serif" w:hAnsi="Liberation Serif" w:eastAsia="Liberation Serif" w:cs="Liberation Serif"/>
+                <w:rFonts w:ascii="Noto Serif" w:hAnsi="Noto Serif" w:eastAsia="Noto Serif" w:cs="Noto Serif"/>
                 <w:b w:val="0"/>
                 <w:color w:val="222222"/>
                 <w:sz w:val="19"/>
@@ -4370,7 +4370,7 @@
             <w:r/>
             <w:r>
               <w:rPr>
-                <w:rFonts w:ascii="Liberation Serif" w:hAnsi="Liberation Serif" w:eastAsia="Liberation Serif" w:cs="Liberation Serif"/>
+                <w:rFonts w:ascii="Noto Serif" w:hAnsi="Noto Serif" w:eastAsia="Noto Serif" w:cs="Noto Serif"/>
                 <w:b w:val="0"/>
                 <w:color w:val="222222"/>
                 <w:sz w:val="19"/>
@@ -4388,12 +4388,12 @@
     </w:p>
     <w:p>
       <w:pPr>
-        <w:spacing w:before="0" w:after="240" w:line="427" w:lineRule="auto"/>
+        <w:spacing w:before="0" w:after="220" w:line="413" w:lineRule="auto"/>
         <w:ind w:firstLine="288"/>
       </w:pPr>
       <w:r>
         <w:rPr>
-          <w:rFonts w:ascii="Liberation Serif" w:hAnsi="Liberation Serif" w:eastAsia="Liberation Serif" w:cs="Liberation Serif"/>
+          <w:rFonts w:ascii="Noto Serif" w:hAnsi="Noto Serif" w:eastAsia="Noto Serif" w:cs="Noto Serif"/>
           <w:color w:val="222222"/>
           <w:sz w:val="24"/>
         </w:rPr>
@@ -4402,12 +4402,12 @@
     </w:p>
     <w:p>
       <w:pPr>
-        <w:spacing w:before="0" w:after="240" w:line="427" w:lineRule="auto"/>
+        <w:spacing w:before="0" w:after="220" w:line="413" w:lineRule="auto"/>
         <w:ind w:firstLine="288"/>
       </w:pPr>
       <w:r>
         <w:rPr>
-          <w:rFonts w:ascii="Liberation Serif" w:hAnsi="Liberation Serif" w:eastAsia="Liberation Serif" w:cs="Liberation Serif"/>
+          <w:rFonts w:ascii="Noto Serif" w:hAnsi="Noto Serif" w:eastAsia="Noto Serif" w:cs="Noto Serif"/>
           <w:color w:val="222222"/>
           <w:sz w:val="24"/>
         </w:rPr>
@@ -4416,12 +4416,12 @@
     </w:p>
     <w:p>
       <w:pPr>
-        <w:spacing w:before="0" w:after="240" w:line="427" w:lineRule="auto"/>
+        <w:spacing w:before="0" w:after="220" w:line="413" w:lineRule="auto"/>
         <w:ind w:firstLine="288"/>
       </w:pPr>
       <w:r>
         <w:rPr>
-          <w:rFonts w:ascii="Liberation Serif" w:hAnsi="Liberation Serif" w:eastAsia="Liberation Serif" w:cs="Liberation Serif"/>
+          <w:rFonts w:ascii="Noto Serif" w:hAnsi="Noto Serif" w:eastAsia="Noto Serif" w:cs="Noto Serif"/>
           <w:color w:val="222222"/>
           <w:sz w:val="24"/>
         </w:rPr>
@@ -4438,12 +4438,12 @@
     </w:p>
     <w:p>
       <w:pPr>
-        <w:spacing w:before="0" w:after="240" w:line="427" w:lineRule="auto"/>
+        <w:spacing w:before="0" w:after="220" w:line="413" w:lineRule="auto"/>
         <w:ind w:firstLine="288"/>
       </w:pPr>
       <w:r>
         <w:rPr>
-          <w:rFonts w:ascii="Liberation Serif" w:hAnsi="Liberation Serif" w:eastAsia="Liberation Serif" w:cs="Liberation Serif"/>
+          <w:rFonts w:ascii="Noto Serif" w:hAnsi="Noto Serif" w:eastAsia="Noto Serif" w:cs="Noto Serif"/>
           <w:color w:val="222222"/>
           <w:sz w:val="24"/>
         </w:rPr>
@@ -4452,12 +4452,12 @@
     </w:p>
     <w:p>
       <w:pPr>
-        <w:spacing w:before="0" w:after="240" w:line="427" w:lineRule="auto"/>
+        <w:spacing w:before="0" w:after="220" w:line="413" w:lineRule="auto"/>
         <w:ind w:firstLine="288"/>
       </w:pPr>
       <w:r>
         <w:rPr>
-          <w:rFonts w:ascii="Liberation Serif" w:hAnsi="Liberation Serif" w:eastAsia="Liberation Serif" w:cs="Liberation Serif"/>
+          <w:rFonts w:ascii="Noto Serif" w:hAnsi="Noto Serif" w:eastAsia="Noto Serif" w:cs="Noto Serif"/>
           <w:color w:val="222222"/>
           <w:sz w:val="24"/>
         </w:rPr>
@@ -4466,12 +4466,12 @@
     </w:p>
     <w:p>
       <w:pPr>
-        <w:spacing w:before="0" w:after="240" w:line="427" w:lineRule="auto"/>
+        <w:spacing w:before="0" w:after="220" w:line="413" w:lineRule="auto"/>
         <w:ind w:firstLine="288"/>
       </w:pPr>
       <w:r>
         <w:rPr>
-          <w:rFonts w:ascii="Liberation Serif" w:hAnsi="Liberation Serif" w:eastAsia="Liberation Serif" w:cs="Liberation Serif"/>
+          <w:rFonts w:ascii="Noto Serif" w:hAnsi="Noto Serif" w:eastAsia="Noto Serif" w:cs="Noto Serif"/>
           <w:color w:val="222222"/>
           <w:sz w:val="24"/>
         </w:rPr>
@@ -4480,12 +4480,12 @@
     </w:p>
     <w:p>
       <w:pPr>
-        <w:spacing w:before="0" w:after="240" w:line="427" w:lineRule="auto"/>
+        <w:spacing w:before="0" w:after="220" w:line="413" w:lineRule="auto"/>
         <w:ind w:firstLine="288"/>
       </w:pPr>
       <w:r>
         <w:rPr>
-          <w:rFonts w:ascii="Liberation Serif" w:hAnsi="Liberation Serif" w:eastAsia="Liberation Serif" w:cs="Liberation Serif"/>
+          <w:rFonts w:ascii="Noto Serif" w:hAnsi="Noto Serif" w:eastAsia="Noto Serif" w:cs="Noto Serif"/>
           <w:color w:val="222222"/>
           <w:sz w:val="24"/>
         </w:rPr>
@@ -4502,12 +4502,12 @@
     </w:p>
     <w:p>
       <w:pPr>
-        <w:spacing w:before="0" w:after="240" w:line="427" w:lineRule="auto"/>
+        <w:spacing w:before="0" w:after="220" w:line="413" w:lineRule="auto"/>
         <w:ind w:firstLine="288"/>
       </w:pPr>
       <w:r>
         <w:rPr>
-          <w:rFonts w:ascii="Liberation Serif" w:hAnsi="Liberation Serif" w:eastAsia="Liberation Serif" w:cs="Liberation Serif"/>
+          <w:rFonts w:ascii="Noto Serif" w:hAnsi="Noto Serif" w:eastAsia="Noto Serif" w:cs="Noto Serif"/>
           <w:color w:val="222222"/>
           <w:sz w:val="24"/>
         </w:rPr>
@@ -4516,12 +4516,12 @@
     </w:p>
     <w:p>
       <w:pPr>
-        <w:spacing w:before="0" w:after="240" w:line="427" w:lineRule="auto"/>
+        <w:spacing w:before="0" w:after="220" w:line="413" w:lineRule="auto"/>
         <w:ind w:firstLine="288"/>
       </w:pPr>
       <w:r>
         <w:rPr>
-          <w:rFonts w:ascii="Liberation Serif" w:hAnsi="Liberation Serif" w:eastAsia="Liberation Serif" w:cs="Liberation Serif"/>
+          <w:rFonts w:ascii="Noto Serif" w:hAnsi="Noto Serif" w:eastAsia="Noto Serif" w:cs="Noto Serif"/>
           <w:color w:val="222222"/>
           <w:sz w:val="24"/>
         </w:rPr>
@@ -4575,7 +4575,7 @@
             </w:pPr>
             <w:r>
               <w:rPr>
-                <w:rFonts w:ascii="Liberation Serif" w:hAnsi="Liberation Serif" w:eastAsia="Liberation Serif" w:cs="Liberation Serif"/>
+                <w:rFonts w:ascii="Noto Serif" w:hAnsi="Noto Serif" w:eastAsia="Noto Serif" w:cs="Noto Serif"/>
                 <w:color w:val="222222"/>
                 <w:sz w:val="21"/>
               </w:rPr>
@@ -4597,7 +4597,7 @@
       </w:pPr>
       <w:r>
         <w:rPr>
-          <w:rFonts w:ascii="Liberation Serif" w:hAnsi="Liberation Serif" w:eastAsia="Liberation Serif" w:cs="Liberation Serif"/>
+          <w:rFonts w:ascii="Noto Serif" w:hAnsi="Noto Serif" w:eastAsia="Noto Serif" w:cs="Noto Serif"/>
           <w:color w:val="222222"/>
           <w:sz w:val="24"/>
         </w:rPr>
@@ -4611,7 +4611,7 @@
       </w:pPr>
       <w:r>
         <w:rPr>
-          <w:rFonts w:ascii="Liberation Serif" w:hAnsi="Liberation Serif" w:eastAsia="Liberation Serif" w:cs="Liberation Serif"/>
+          <w:rFonts w:ascii="Noto Serif" w:hAnsi="Noto Serif" w:eastAsia="Noto Serif" w:cs="Noto Serif"/>
           <w:color w:val="222222"/>
           <w:sz w:val="24"/>
         </w:rPr>
@@ -4625,7 +4625,7 @@
       </w:pPr>
       <w:r>
         <w:rPr>
-          <w:rFonts w:ascii="Liberation Serif" w:hAnsi="Liberation Serif" w:eastAsia="Liberation Serif" w:cs="Liberation Serif"/>
+          <w:rFonts w:ascii="Noto Serif" w:hAnsi="Noto Serif" w:eastAsia="Noto Serif" w:cs="Noto Serif"/>
           <w:color w:val="222222"/>
           <w:sz w:val="24"/>
         </w:rPr>
@@ -4639,7 +4639,7 @@
       </w:pPr>
       <w:r>
         <w:rPr>
-          <w:rFonts w:ascii="Liberation Serif" w:hAnsi="Liberation Serif" w:eastAsia="Liberation Serif" w:cs="Liberation Serif"/>
+          <w:rFonts w:ascii="Noto Serif" w:hAnsi="Noto Serif" w:eastAsia="Noto Serif" w:cs="Noto Serif"/>
           <w:color w:val="222222"/>
           <w:sz w:val="24"/>
         </w:rPr>
@@ -4653,7 +4653,7 @@
       </w:pPr>
       <w:r>
         <w:rPr>
-          <w:rFonts w:ascii="Liberation Serif" w:hAnsi="Liberation Serif" w:eastAsia="Liberation Serif" w:cs="Liberation Serif"/>
+          <w:rFonts w:ascii="Noto Serif" w:hAnsi="Noto Serif" w:eastAsia="Noto Serif" w:cs="Noto Serif"/>
           <w:color w:val="222222"/>
           <w:sz w:val="24"/>
         </w:rPr>
@@ -4667,7 +4667,7 @@
       </w:pPr>
       <w:r>
         <w:rPr>
-          <w:rFonts w:ascii="Liberation Serif" w:hAnsi="Liberation Serif" w:eastAsia="Liberation Serif" w:cs="Liberation Serif"/>
+          <w:rFonts w:ascii="Noto Serif" w:hAnsi="Noto Serif" w:eastAsia="Noto Serif" w:cs="Noto Serif"/>
           <w:color w:val="222222"/>
           <w:sz w:val="24"/>
         </w:rPr>
@@ -4684,12 +4684,12 @@
     </w:p>
     <w:p>
       <w:pPr>
-        <w:spacing w:before="0" w:after="240" w:line="427" w:lineRule="auto"/>
+        <w:spacing w:before="0" w:after="220" w:line="413" w:lineRule="auto"/>
         <w:ind w:firstLine="288"/>
       </w:pPr>
       <w:r>
         <w:rPr>
-          <w:rFonts w:ascii="Liberation Serif" w:hAnsi="Liberation Serif" w:eastAsia="Liberation Serif" w:cs="Liberation Serif"/>
+          <w:rFonts w:ascii="Noto Serif" w:hAnsi="Noto Serif" w:eastAsia="Noto Serif" w:cs="Noto Serif"/>
           <w:color w:val="222222"/>
           <w:sz w:val="24"/>
         </w:rPr>
@@ -4698,12 +4698,12 @@
     </w:p>
     <w:p>
       <w:pPr>
-        <w:spacing w:before="0" w:after="240" w:line="427" w:lineRule="auto"/>
+        <w:spacing w:before="0" w:after="220" w:line="413" w:lineRule="auto"/>
         <w:ind w:firstLine="288"/>
       </w:pPr>
       <w:r>
         <w:rPr>
-          <w:rFonts w:ascii="Liberation Serif" w:hAnsi="Liberation Serif" w:eastAsia="Liberation Serif" w:cs="Liberation Serif"/>
+          <w:rFonts w:ascii="Noto Serif" w:hAnsi="Noto Serif" w:eastAsia="Noto Serif" w:cs="Noto Serif"/>
           <w:color w:val="222222"/>
           <w:sz w:val="24"/>
         </w:rPr>
@@ -4712,12 +4712,12 @@
     </w:p>
     <w:p>
       <w:pPr>
-        <w:spacing w:before="0" w:after="240" w:line="427" w:lineRule="auto"/>
+        <w:spacing w:before="0" w:after="220" w:line="413" w:lineRule="auto"/>
         <w:ind w:firstLine="288"/>
       </w:pPr>
       <w:r>
         <w:rPr>
-          <w:rFonts w:ascii="Liberation Serif" w:hAnsi="Liberation Serif" w:eastAsia="Liberation Serif" w:cs="Liberation Serif"/>
+          <w:rFonts w:ascii="Noto Serif" w:hAnsi="Noto Serif" w:eastAsia="Noto Serif" w:cs="Noto Serif"/>
           <w:color w:val="222222"/>
           <w:sz w:val="24"/>
         </w:rPr>
@@ -4726,12 +4726,12 @@
     </w:p>
     <w:p>
       <w:pPr>
-        <w:spacing w:before="0" w:after="240" w:line="427" w:lineRule="auto"/>
+        <w:spacing w:before="0" w:after="220" w:line="413" w:lineRule="auto"/>
         <w:ind w:firstLine="288"/>
       </w:pPr>
       <w:r>
         <w:rPr>
-          <w:rFonts w:ascii="Liberation Serif" w:hAnsi="Liberation Serif" w:eastAsia="Liberation Serif" w:cs="Liberation Serif"/>
+          <w:rFonts w:ascii="Noto Serif" w:hAnsi="Noto Serif" w:eastAsia="Noto Serif" w:cs="Noto Serif"/>
           <w:color w:val="222222"/>
           <w:sz w:val="24"/>
         </w:rPr>
@@ -4748,12 +4748,12 @@
     </w:p>
     <w:p>
       <w:pPr>
-        <w:spacing w:before="0" w:after="240" w:line="427" w:lineRule="auto"/>
+        <w:spacing w:before="0" w:after="220" w:line="413" w:lineRule="auto"/>
         <w:ind w:firstLine="288"/>
       </w:pPr>
       <w:r>
         <w:rPr>
-          <w:rFonts w:ascii="Liberation Serif" w:hAnsi="Liberation Serif" w:eastAsia="Liberation Serif" w:cs="Liberation Serif"/>
+          <w:rFonts w:ascii="Noto Serif" w:hAnsi="Noto Serif" w:eastAsia="Noto Serif" w:cs="Noto Serif"/>
           <w:color w:val="222222"/>
           <w:sz w:val="24"/>
         </w:rPr>
@@ -4762,12 +4762,12 @@
     </w:p>
     <w:p>
       <w:pPr>
-        <w:spacing w:before="0" w:after="240" w:line="427" w:lineRule="auto"/>
+        <w:spacing w:before="0" w:after="220" w:line="413" w:lineRule="auto"/>
         <w:ind w:firstLine="288"/>
       </w:pPr>
       <w:r>
         <w:rPr>
-          <w:rFonts w:ascii="Liberation Serif" w:hAnsi="Liberation Serif" w:eastAsia="Liberation Serif" w:cs="Liberation Serif"/>
+          <w:rFonts w:ascii="Noto Serif" w:hAnsi="Noto Serif" w:eastAsia="Noto Serif" w:cs="Noto Serif"/>
           <w:color w:val="222222"/>
           <w:sz w:val="24"/>
         </w:rPr>
@@ -4776,12 +4776,12 @@
     </w:p>
     <w:p>
       <w:pPr>
-        <w:spacing w:before="0" w:after="240" w:line="427" w:lineRule="auto"/>
+        <w:spacing w:before="0" w:after="220" w:line="413" w:lineRule="auto"/>
         <w:ind w:firstLine="288"/>
       </w:pPr>
       <w:r>
         <w:rPr>
-          <w:rFonts w:ascii="Liberation Serif" w:hAnsi="Liberation Serif" w:eastAsia="Liberation Serif" w:cs="Liberation Serif"/>
+          <w:rFonts w:ascii="Noto Serif" w:hAnsi="Noto Serif" w:eastAsia="Noto Serif" w:cs="Noto Serif"/>
           <w:color w:val="222222"/>
           <w:sz w:val="24"/>
         </w:rPr>
@@ -4790,12 +4790,12 @@
     </w:p>
     <w:p>
       <w:pPr>
-        <w:spacing w:before="0" w:after="240" w:line="427" w:lineRule="auto"/>
+        <w:spacing w:before="0" w:after="220" w:line="413" w:lineRule="auto"/>
         <w:ind w:firstLine="288"/>
       </w:pPr>
       <w:r>
         <w:rPr>
-          <w:rFonts w:ascii="Liberation Serif" w:hAnsi="Liberation Serif" w:eastAsia="Liberation Serif" w:cs="Liberation Serif"/>
+          <w:rFonts w:ascii="Noto Serif" w:hAnsi="Noto Serif" w:eastAsia="Noto Serif" w:cs="Noto Serif"/>
           <w:color w:val="222222"/>
           <w:sz w:val="24"/>
         </w:rPr>
@@ -4962,7 +4962,7 @@
             <w:r/>
             <w:r>
               <w:rPr>
-                <w:rFonts w:ascii="Liberation Serif" w:hAnsi="Liberation Serif" w:eastAsia="Liberation Serif" w:cs="Liberation Serif"/>
+                <w:rFonts w:ascii="Noto Serif" w:hAnsi="Noto Serif" w:eastAsia="Noto Serif" w:cs="Noto Serif"/>
                 <w:b w:val="0"/>
                 <w:color w:val="222222"/>
                 <w:sz w:val="19"/>
@@ -4995,7 +4995,7 @@
             <w:r/>
             <w:r>
               <w:rPr>
-                <w:rFonts w:ascii="Liberation Serif" w:hAnsi="Liberation Serif" w:eastAsia="Liberation Serif" w:cs="Liberation Serif"/>
+                <w:rFonts w:ascii="Noto Serif" w:hAnsi="Noto Serif" w:eastAsia="Noto Serif" w:cs="Noto Serif"/>
                 <w:b w:val="0"/>
                 <w:color w:val="222222"/>
                 <w:sz w:val="19"/>
@@ -5028,7 +5028,7 @@
             <w:r/>
             <w:r>
               <w:rPr>
-                <w:rFonts w:ascii="Liberation Serif" w:hAnsi="Liberation Serif" w:eastAsia="Liberation Serif" w:cs="Liberation Serif"/>
+                <w:rFonts w:ascii="Noto Serif" w:hAnsi="Noto Serif" w:eastAsia="Noto Serif" w:cs="Noto Serif"/>
                 <w:b w:val="0"/>
                 <w:color w:val="222222"/>
                 <w:sz w:val="19"/>
@@ -5063,7 +5063,7 @@
             <w:r/>
             <w:r>
               <w:rPr>
-                <w:rFonts w:ascii="Liberation Serif" w:hAnsi="Liberation Serif" w:eastAsia="Liberation Serif" w:cs="Liberation Serif"/>
+                <w:rFonts w:ascii="Noto Serif" w:hAnsi="Noto Serif" w:eastAsia="Noto Serif" w:cs="Noto Serif"/>
                 <w:b w:val="0"/>
                 <w:color w:val="222222"/>
                 <w:sz w:val="19"/>
@@ -5096,7 +5096,7 @@
             <w:r/>
             <w:r>
               <w:rPr>
-                <w:rFonts w:ascii="Liberation Serif" w:hAnsi="Liberation Serif" w:eastAsia="Liberation Serif" w:cs="Liberation Serif"/>
+                <w:rFonts w:ascii="Noto Serif" w:hAnsi="Noto Serif" w:eastAsia="Noto Serif" w:cs="Noto Serif"/>
                 <w:b w:val="0"/>
                 <w:color w:val="222222"/>
                 <w:sz w:val="19"/>
@@ -5129,7 +5129,7 @@
             <w:r/>
             <w:r>
               <w:rPr>
-                <w:rFonts w:ascii="Liberation Serif" w:hAnsi="Liberation Serif" w:eastAsia="Liberation Serif" w:cs="Liberation Serif"/>
+                <w:rFonts w:ascii="Noto Serif" w:hAnsi="Noto Serif" w:eastAsia="Noto Serif" w:cs="Noto Serif"/>
                 <w:b w:val="0"/>
                 <w:color w:val="222222"/>
                 <w:sz w:val="19"/>
@@ -5164,7 +5164,7 @@
             <w:r/>
             <w:r>
               <w:rPr>
-                <w:rFonts w:ascii="Liberation Serif" w:hAnsi="Liberation Serif" w:eastAsia="Liberation Serif" w:cs="Liberation Serif"/>
+                <w:rFonts w:ascii="Noto Serif" w:hAnsi="Noto Serif" w:eastAsia="Noto Serif" w:cs="Noto Serif"/>
                 <w:b w:val="0"/>
                 <w:color w:val="222222"/>
                 <w:sz w:val="19"/>
@@ -5197,7 +5197,7 @@
             <w:r/>
             <w:r>
               <w:rPr>
-                <w:rFonts w:ascii="Liberation Serif" w:hAnsi="Liberation Serif" w:eastAsia="Liberation Serif" w:cs="Liberation Serif"/>
+                <w:rFonts w:ascii="Noto Serif" w:hAnsi="Noto Serif" w:eastAsia="Noto Serif" w:cs="Noto Serif"/>
                 <w:b w:val="0"/>
                 <w:color w:val="222222"/>
                 <w:sz w:val="19"/>
@@ -5230,7 +5230,7 @@
             <w:r/>
             <w:r>
               <w:rPr>
-                <w:rFonts w:ascii="Liberation Serif" w:hAnsi="Liberation Serif" w:eastAsia="Liberation Serif" w:cs="Liberation Serif"/>
+                <w:rFonts w:ascii="Noto Serif" w:hAnsi="Noto Serif" w:eastAsia="Noto Serif" w:cs="Noto Serif"/>
                 <w:b w:val="0"/>
                 <w:color w:val="222222"/>
                 <w:sz w:val="19"/>
@@ -5265,7 +5265,7 @@
             <w:r/>
             <w:r>
               <w:rPr>
-                <w:rFonts w:ascii="Liberation Serif" w:hAnsi="Liberation Serif" w:eastAsia="Liberation Serif" w:cs="Liberation Serif"/>
+                <w:rFonts w:ascii="Noto Serif" w:hAnsi="Noto Serif" w:eastAsia="Noto Serif" w:cs="Noto Serif"/>
                 <w:b w:val="0"/>
                 <w:color w:val="222222"/>
                 <w:sz w:val="19"/>
@@ -5298,7 +5298,7 @@
             <w:r/>
             <w:r>
               <w:rPr>
-                <w:rFonts w:ascii="Liberation Serif" w:hAnsi="Liberation Serif" w:eastAsia="Liberation Serif" w:cs="Liberation Serif"/>
+                <w:rFonts w:ascii="Noto Serif" w:hAnsi="Noto Serif" w:eastAsia="Noto Serif" w:cs="Noto Serif"/>
                 <w:b w:val="0"/>
                 <w:color w:val="222222"/>
                 <w:sz w:val="19"/>
@@ -5331,7 +5331,7 @@
             <w:r/>
             <w:r>
               <w:rPr>
-                <w:rFonts w:ascii="Liberation Serif" w:hAnsi="Liberation Serif" w:eastAsia="Liberation Serif" w:cs="Liberation Serif"/>
+                <w:rFonts w:ascii="Noto Serif" w:hAnsi="Noto Serif" w:eastAsia="Noto Serif" w:cs="Noto Serif"/>
                 <w:b w:val="0"/>
                 <w:color w:val="222222"/>
                 <w:sz w:val="19"/>
@@ -5366,7 +5366,7 @@
             <w:r/>
             <w:r>
               <w:rPr>
-                <w:rFonts w:ascii="Liberation Serif" w:hAnsi="Liberation Serif" w:eastAsia="Liberation Serif" w:cs="Liberation Serif"/>
+                <w:rFonts w:ascii="Noto Serif" w:hAnsi="Noto Serif" w:eastAsia="Noto Serif" w:cs="Noto Serif"/>
                 <w:b w:val="0"/>
                 <w:color w:val="222222"/>
                 <w:sz w:val="19"/>
@@ -5399,7 +5399,7 @@
             <w:r/>
             <w:r>
               <w:rPr>
-                <w:rFonts w:ascii="Liberation Serif" w:hAnsi="Liberation Serif" w:eastAsia="Liberation Serif" w:cs="Liberation Serif"/>
+                <w:rFonts w:ascii="Noto Serif" w:hAnsi="Noto Serif" w:eastAsia="Noto Serif" w:cs="Noto Serif"/>
                 <w:b w:val="0"/>
                 <w:color w:val="222222"/>
                 <w:sz w:val="19"/>
@@ -5432,7 +5432,7 @@
             <w:r/>
             <w:r>
               <w:rPr>
-                <w:rFonts w:ascii="Liberation Serif" w:hAnsi="Liberation Serif" w:eastAsia="Liberation Serif" w:cs="Liberation Serif"/>
+                <w:rFonts w:ascii="Noto Serif" w:hAnsi="Noto Serif" w:eastAsia="Noto Serif" w:cs="Noto Serif"/>
                 <w:b w:val="0"/>
                 <w:color w:val="222222"/>
                 <w:sz w:val="19"/>
@@ -5467,7 +5467,7 @@
             <w:r/>
             <w:r>
               <w:rPr>
-                <w:rFonts w:ascii="Liberation Serif" w:hAnsi="Liberation Serif" w:eastAsia="Liberation Serif" w:cs="Liberation Serif"/>
+                <w:rFonts w:ascii="Noto Serif" w:hAnsi="Noto Serif" w:eastAsia="Noto Serif" w:cs="Noto Serif"/>
                 <w:b w:val="0"/>
                 <w:color w:val="222222"/>
                 <w:sz w:val="19"/>
@@ -5500,7 +5500,7 @@
             <w:r/>
             <w:r>
               <w:rPr>
-                <w:rFonts w:ascii="Liberation Serif" w:hAnsi="Liberation Serif" w:eastAsia="Liberation Serif" w:cs="Liberation Serif"/>
+                <w:rFonts w:ascii="Noto Serif" w:hAnsi="Noto Serif" w:eastAsia="Noto Serif" w:cs="Noto Serif"/>
                 <w:b w:val="0"/>
                 <w:color w:val="222222"/>
                 <w:sz w:val="19"/>
@@ -5533,7 +5533,7 @@
             <w:r/>
             <w:r>
               <w:rPr>
-                <w:rFonts w:ascii="Liberation Serif" w:hAnsi="Liberation Serif" w:eastAsia="Liberation Serif" w:cs="Liberation Serif"/>
+                <w:rFonts w:ascii="Noto Serif" w:hAnsi="Noto Serif" w:eastAsia="Noto Serif" w:cs="Noto Serif"/>
                 <w:b w:val="0"/>
                 <w:color w:val="222222"/>
                 <w:sz w:val="19"/>
@@ -5559,12 +5559,12 @@
     </w:p>
     <w:p>
       <w:pPr>
-        <w:spacing w:before="0" w:after="240" w:line="427" w:lineRule="auto"/>
+        <w:spacing w:before="0" w:after="220" w:line="413" w:lineRule="auto"/>
         <w:ind w:firstLine="288"/>
       </w:pPr>
       <w:r>
         <w:rPr>
-          <w:rFonts w:ascii="Liberation Serif" w:hAnsi="Liberation Serif" w:eastAsia="Liberation Serif" w:cs="Liberation Serif"/>
+          <w:rFonts w:ascii="Noto Serif" w:hAnsi="Noto Serif" w:eastAsia="Noto Serif" w:cs="Noto Serif"/>
           <w:color w:val="222222"/>
           <w:sz w:val="24"/>
         </w:rPr>
@@ -5765,7 +5765,7 @@
             <w:r/>
             <w:r>
               <w:rPr>
-                <w:rFonts w:ascii="Liberation Serif" w:hAnsi="Liberation Serif" w:eastAsia="Liberation Serif" w:cs="Liberation Serif"/>
+                <w:rFonts w:ascii="Noto Serif" w:hAnsi="Noto Serif" w:eastAsia="Noto Serif" w:cs="Noto Serif"/>
                 <w:b w:val="0"/>
                 <w:color w:val="222222"/>
                 <w:sz w:val="19"/>
@@ -5798,7 +5798,7 @@
             <w:r/>
             <w:r>
               <w:rPr>
-                <w:rFonts w:ascii="Liberation Serif" w:hAnsi="Liberation Serif" w:eastAsia="Liberation Serif" w:cs="Liberation Serif"/>
+                <w:rFonts w:ascii="Noto Serif" w:hAnsi="Noto Serif" w:eastAsia="Noto Serif" w:cs="Noto Serif"/>
                 <w:b w:val="0"/>
                 <w:color w:val="222222"/>
                 <w:sz w:val="19"/>
@@ -5831,7 +5831,7 @@
             <w:r/>
             <w:r>
               <w:rPr>
-                <w:rFonts w:ascii="Liberation Serif" w:hAnsi="Liberation Serif" w:eastAsia="Liberation Serif" w:cs="Liberation Serif"/>
+                <w:rFonts w:ascii="Noto Serif" w:hAnsi="Noto Serif" w:eastAsia="Noto Serif" w:cs="Noto Serif"/>
                 <w:b w:val="0"/>
                 <w:color w:val="222222"/>
                 <w:sz w:val="19"/>
@@ -5864,7 +5864,7 @@
             <w:r/>
             <w:r>
               <w:rPr>
-                <w:rFonts w:ascii="Liberation Serif" w:hAnsi="Liberation Serif" w:eastAsia="Liberation Serif" w:cs="Liberation Serif"/>
+                <w:rFonts w:ascii="Noto Serif" w:hAnsi="Noto Serif" w:eastAsia="Noto Serif" w:cs="Noto Serif"/>
                 <w:b w:val="0"/>
                 <w:color w:val="222222"/>
                 <w:sz w:val="19"/>
@@ -5899,7 +5899,7 @@
             <w:r/>
             <w:r>
               <w:rPr>
-                <w:rFonts w:ascii="Liberation Serif" w:hAnsi="Liberation Serif" w:eastAsia="Liberation Serif" w:cs="Liberation Serif"/>
+                <w:rFonts w:ascii="Noto Serif" w:hAnsi="Noto Serif" w:eastAsia="Noto Serif" w:cs="Noto Serif"/>
                 <w:b w:val="0"/>
                 <w:color w:val="222222"/>
                 <w:sz w:val="19"/>
@@ -5932,7 +5932,7 @@
             <w:r/>
             <w:r>
               <w:rPr>
-                <w:rFonts w:ascii="Liberation Serif" w:hAnsi="Liberation Serif" w:eastAsia="Liberation Serif" w:cs="Liberation Serif"/>
+                <w:rFonts w:ascii="Noto Serif" w:hAnsi="Noto Serif" w:eastAsia="Noto Serif" w:cs="Noto Serif"/>
                 <w:b w:val="0"/>
                 <w:color w:val="222222"/>
                 <w:sz w:val="19"/>
@@ -5965,7 +5965,7 @@
             <w:r/>
             <w:r>
               <w:rPr>
-                <w:rFonts w:ascii="Liberation Serif" w:hAnsi="Liberation Serif" w:eastAsia="Liberation Serif" w:cs="Liberation Serif"/>
+                <w:rFonts w:ascii="Noto Serif" w:hAnsi="Noto Serif" w:eastAsia="Noto Serif" w:cs="Noto Serif"/>
                 <w:b w:val="0"/>
                 <w:color w:val="222222"/>
                 <w:sz w:val="19"/>
@@ -5998,7 +5998,7 @@
             <w:r/>
             <w:r>
               <w:rPr>
-                <w:rFonts w:ascii="Liberation Serif" w:hAnsi="Liberation Serif" w:eastAsia="Liberation Serif" w:cs="Liberation Serif"/>
+                <w:rFonts w:ascii="Noto Serif" w:hAnsi="Noto Serif" w:eastAsia="Noto Serif" w:cs="Noto Serif"/>
                 <w:b w:val="0"/>
                 <w:color w:val="222222"/>
                 <w:sz w:val="19"/>
@@ -6033,7 +6033,7 @@
             <w:r/>
             <w:r>
               <w:rPr>
-                <w:rFonts w:ascii="Liberation Serif" w:hAnsi="Liberation Serif" w:eastAsia="Liberation Serif" w:cs="Liberation Serif"/>
+                <w:rFonts w:ascii="Noto Serif" w:hAnsi="Noto Serif" w:eastAsia="Noto Serif" w:cs="Noto Serif"/>
                 <w:b w:val="0"/>
                 <w:color w:val="222222"/>
                 <w:sz w:val="19"/>
@@ -6066,7 +6066,7 @@
             <w:r/>
             <w:r>
               <w:rPr>
-                <w:rFonts w:ascii="Liberation Serif" w:hAnsi="Liberation Serif" w:eastAsia="Liberation Serif" w:cs="Liberation Serif"/>
+                <w:rFonts w:ascii="Noto Serif" w:hAnsi="Noto Serif" w:eastAsia="Noto Serif" w:cs="Noto Serif"/>
                 <w:b w:val="0"/>
                 <w:color w:val="222222"/>
                 <w:sz w:val="19"/>
@@ -6099,7 +6099,7 @@
             <w:r/>
             <w:r>
               <w:rPr>
-                <w:rFonts w:ascii="Liberation Serif" w:hAnsi="Liberation Serif" w:eastAsia="Liberation Serif" w:cs="Liberation Serif"/>
+                <w:rFonts w:ascii="Noto Serif" w:hAnsi="Noto Serif" w:eastAsia="Noto Serif" w:cs="Noto Serif"/>
                 <w:b w:val="0"/>
                 <w:color w:val="222222"/>
                 <w:sz w:val="19"/>
@@ -6132,7 +6132,7 @@
             <w:r/>
             <w:r>
               <w:rPr>
-                <w:rFonts w:ascii="Liberation Serif" w:hAnsi="Liberation Serif" w:eastAsia="Liberation Serif" w:cs="Liberation Serif"/>
+                <w:rFonts w:ascii="Noto Serif" w:hAnsi="Noto Serif" w:eastAsia="Noto Serif" w:cs="Noto Serif"/>
                 <w:b w:val="0"/>
                 <w:color w:val="222222"/>
                 <w:sz w:val="19"/>
@@ -6167,7 +6167,7 @@
             <w:r/>
             <w:r>
               <w:rPr>
-                <w:rFonts w:ascii="Liberation Serif" w:hAnsi="Liberation Serif" w:eastAsia="Liberation Serif" w:cs="Liberation Serif"/>
+                <w:rFonts w:ascii="Noto Serif" w:hAnsi="Noto Serif" w:eastAsia="Noto Serif" w:cs="Noto Serif"/>
                 <w:b w:val="0"/>
                 <w:color w:val="222222"/>
                 <w:sz w:val="19"/>
@@ -6200,7 +6200,7 @@
             <w:r/>
             <w:r>
               <w:rPr>
-                <w:rFonts w:ascii="Liberation Serif" w:hAnsi="Liberation Serif" w:eastAsia="Liberation Serif" w:cs="Liberation Serif"/>
+                <w:rFonts w:ascii="Noto Serif" w:hAnsi="Noto Serif" w:eastAsia="Noto Serif" w:cs="Noto Serif"/>
                 <w:b w:val="0"/>
                 <w:color w:val="222222"/>
                 <w:sz w:val="19"/>
@@ -6233,7 +6233,7 @@
             <w:r/>
             <w:r>
               <w:rPr>
-                <w:rFonts w:ascii="Liberation Serif" w:hAnsi="Liberation Serif" w:eastAsia="Liberation Serif" w:cs="Liberation Serif"/>
+                <w:rFonts w:ascii="Noto Serif" w:hAnsi="Noto Serif" w:eastAsia="Noto Serif" w:cs="Noto Serif"/>
                 <w:b w:val="0"/>
                 <w:color w:val="222222"/>
                 <w:sz w:val="19"/>
@@ -6266,7 +6266,7 @@
             <w:r/>
             <w:r>
               <w:rPr>
-                <w:rFonts w:ascii="Liberation Serif" w:hAnsi="Liberation Serif" w:eastAsia="Liberation Serif" w:cs="Liberation Serif"/>
+                <w:rFonts w:ascii="Noto Serif" w:hAnsi="Noto Serif" w:eastAsia="Noto Serif" w:cs="Noto Serif"/>
                 <w:b w:val="0"/>
                 <w:color w:val="222222"/>
                 <w:sz w:val="19"/>
@@ -6301,7 +6301,7 @@
             <w:r/>
             <w:r>
               <w:rPr>
-                <w:rFonts w:ascii="Liberation Serif" w:hAnsi="Liberation Serif" w:eastAsia="Liberation Serif" w:cs="Liberation Serif"/>
+                <w:rFonts w:ascii="Noto Serif" w:hAnsi="Noto Serif" w:eastAsia="Noto Serif" w:cs="Noto Serif"/>
                 <w:b w:val="0"/>
                 <w:color w:val="222222"/>
                 <w:sz w:val="19"/>
@@ -6334,7 +6334,7 @@
             <w:r/>
             <w:r>
               <w:rPr>
-                <w:rFonts w:ascii="Liberation Serif" w:hAnsi="Liberation Serif" w:eastAsia="Liberation Serif" w:cs="Liberation Serif"/>
+                <w:rFonts w:ascii="Noto Serif" w:hAnsi="Noto Serif" w:eastAsia="Noto Serif" w:cs="Noto Serif"/>
                 <w:b w:val="0"/>
                 <w:color w:val="222222"/>
                 <w:sz w:val="19"/>
@@ -6367,7 +6367,7 @@
             <w:r/>
             <w:r>
               <w:rPr>
-                <w:rFonts w:ascii="Liberation Serif" w:hAnsi="Liberation Serif" w:eastAsia="Liberation Serif" w:cs="Liberation Serif"/>
+                <w:rFonts w:ascii="Noto Serif" w:hAnsi="Noto Serif" w:eastAsia="Noto Serif" w:cs="Noto Serif"/>
                 <w:b w:val="0"/>
                 <w:color w:val="222222"/>
                 <w:sz w:val="19"/>
@@ -6400,7 +6400,7 @@
             <w:r/>
             <w:r>
               <w:rPr>
-                <w:rFonts w:ascii="Liberation Serif" w:hAnsi="Liberation Serif" w:eastAsia="Liberation Serif" w:cs="Liberation Serif"/>
+                <w:rFonts w:ascii="Noto Serif" w:hAnsi="Noto Serif" w:eastAsia="Noto Serif" w:cs="Noto Serif"/>
                 <w:b w:val="0"/>
                 <w:color w:val="222222"/>
                 <w:sz w:val="19"/>
@@ -6435,7 +6435,7 @@
             <w:r/>
             <w:r>
               <w:rPr>
-                <w:rFonts w:ascii="Liberation Serif" w:hAnsi="Liberation Serif" w:eastAsia="Liberation Serif" w:cs="Liberation Serif"/>
+                <w:rFonts w:ascii="Noto Serif" w:hAnsi="Noto Serif" w:eastAsia="Noto Serif" w:cs="Noto Serif"/>
                 <w:b w:val="0"/>
                 <w:color w:val="222222"/>
                 <w:sz w:val="19"/>
@@ -6468,7 +6468,7 @@
             <w:r/>
             <w:r>
               <w:rPr>
-                <w:rFonts w:ascii="Liberation Serif" w:hAnsi="Liberation Serif" w:eastAsia="Liberation Serif" w:cs="Liberation Serif"/>
+                <w:rFonts w:ascii="Noto Serif" w:hAnsi="Noto Serif" w:eastAsia="Noto Serif" w:cs="Noto Serif"/>
                 <w:b w:val="0"/>
                 <w:color w:val="222222"/>
                 <w:sz w:val="19"/>
@@ -6501,7 +6501,7 @@
             <w:r/>
             <w:r>
               <w:rPr>
-                <w:rFonts w:ascii="Liberation Serif" w:hAnsi="Liberation Serif" w:eastAsia="Liberation Serif" w:cs="Liberation Serif"/>
+                <w:rFonts w:ascii="Noto Serif" w:hAnsi="Noto Serif" w:eastAsia="Noto Serif" w:cs="Noto Serif"/>
                 <w:b w:val="0"/>
                 <w:color w:val="222222"/>
                 <w:sz w:val="19"/>
@@ -6534,7 +6534,7 @@
             <w:r/>
             <w:r>
               <w:rPr>
-                <w:rFonts w:ascii="Liberation Serif" w:hAnsi="Liberation Serif" w:eastAsia="Liberation Serif" w:cs="Liberation Serif"/>
+                <w:rFonts w:ascii="Noto Serif" w:hAnsi="Noto Serif" w:eastAsia="Noto Serif" w:cs="Noto Serif"/>
                 <w:b w:val="0"/>
                 <w:color w:val="222222"/>
                 <w:sz w:val="19"/>
@@ -6569,7 +6569,7 @@
             <w:r/>
             <w:r>
               <w:rPr>
-                <w:rFonts w:ascii="Liberation Serif" w:hAnsi="Liberation Serif" w:eastAsia="Liberation Serif" w:cs="Liberation Serif"/>
+                <w:rFonts w:ascii="Noto Serif" w:hAnsi="Noto Serif" w:eastAsia="Noto Serif" w:cs="Noto Serif"/>
                 <w:b w:val="0"/>
                 <w:color w:val="222222"/>
                 <w:sz w:val="19"/>
@@ -6602,7 +6602,7 @@
             <w:r/>
             <w:r>
               <w:rPr>
-                <w:rFonts w:ascii="Liberation Serif" w:hAnsi="Liberation Serif" w:eastAsia="Liberation Serif" w:cs="Liberation Serif"/>
+                <w:rFonts w:ascii="Noto Serif" w:hAnsi="Noto Serif" w:eastAsia="Noto Serif" w:cs="Noto Serif"/>
                 <w:b w:val="0"/>
                 <w:color w:val="222222"/>
                 <w:sz w:val="19"/>
@@ -6635,7 +6635,7 @@
             <w:r/>
             <w:r>
               <w:rPr>
-                <w:rFonts w:ascii="Liberation Serif" w:hAnsi="Liberation Serif" w:eastAsia="Liberation Serif" w:cs="Liberation Serif"/>
+                <w:rFonts w:ascii="Noto Serif" w:hAnsi="Noto Serif" w:eastAsia="Noto Serif" w:cs="Noto Serif"/>
                 <w:b w:val="0"/>
                 <w:color w:val="222222"/>
                 <w:sz w:val="19"/>
@@ -6668,7 +6668,7 @@
             <w:r/>
             <w:r>
               <w:rPr>
-                <w:rFonts w:ascii="Liberation Serif" w:hAnsi="Liberation Serif" w:eastAsia="Liberation Serif" w:cs="Liberation Serif"/>
+                <w:rFonts w:ascii="Noto Serif" w:hAnsi="Noto Serif" w:eastAsia="Noto Serif" w:cs="Noto Serif"/>
                 <w:b w:val="0"/>
                 <w:color w:val="222222"/>
                 <w:sz w:val="19"/>
@@ -6703,7 +6703,7 @@
             <w:r/>
             <w:r>
               <w:rPr>
-                <w:rFonts w:ascii="Liberation Serif" w:hAnsi="Liberation Serif" w:eastAsia="Liberation Serif" w:cs="Liberation Serif"/>
+                <w:rFonts w:ascii="Noto Serif" w:hAnsi="Noto Serif" w:eastAsia="Noto Serif" w:cs="Noto Serif"/>
                 <w:b w:val="0"/>
                 <w:color w:val="222222"/>
                 <w:sz w:val="19"/>
@@ -6736,7 +6736,7 @@
             <w:r/>
             <w:r>
               <w:rPr>
-                <w:rFonts w:ascii="Liberation Serif" w:hAnsi="Liberation Serif" w:eastAsia="Liberation Serif" w:cs="Liberation Serif"/>
+                <w:rFonts w:ascii="Noto Serif" w:hAnsi="Noto Serif" w:eastAsia="Noto Serif" w:cs="Noto Serif"/>
                 <w:b w:val="0"/>
                 <w:color w:val="222222"/>
                 <w:sz w:val="19"/>
@@ -6769,7 +6769,7 @@
             <w:r/>
             <w:r>
               <w:rPr>
-                <w:rFonts w:ascii="Liberation Serif" w:hAnsi="Liberation Serif" w:eastAsia="Liberation Serif" w:cs="Liberation Serif"/>
+                <w:rFonts w:ascii="Noto Serif" w:hAnsi="Noto Serif" w:eastAsia="Noto Serif" w:cs="Noto Serif"/>
                 <w:b w:val="0"/>
                 <w:color w:val="222222"/>
                 <w:sz w:val="19"/>
@@ -6802,7 +6802,7 @@
             <w:r/>
             <w:r>
               <w:rPr>
-                <w:rFonts w:ascii="Liberation Serif" w:hAnsi="Liberation Serif" w:eastAsia="Liberation Serif" w:cs="Liberation Serif"/>
+                <w:rFonts w:ascii="Noto Serif" w:hAnsi="Noto Serif" w:eastAsia="Noto Serif" w:cs="Noto Serif"/>
                 <w:b w:val="0"/>
                 <w:color w:val="222222"/>
                 <w:sz w:val="19"/>
@@ -6833,7 +6833,7 @@
       </w:pPr>
       <w:r>
         <w:rPr>
-          <w:rFonts w:ascii="Liberation Serif" w:hAnsi="Liberation Serif" w:eastAsia="Liberation Serif" w:cs="Liberation Serif"/>
+          <w:rFonts w:ascii="Noto Serif" w:hAnsi="Noto Serif" w:eastAsia="Noto Serif" w:cs="Noto Serif"/>
           <w:color w:val="222222"/>
           <w:sz w:val="24"/>
         </w:rPr>
@@ -6847,7 +6847,7 @@
       </w:pPr>
       <w:r>
         <w:rPr>
-          <w:rFonts w:ascii="Liberation Serif" w:hAnsi="Liberation Serif" w:eastAsia="Liberation Serif" w:cs="Liberation Serif"/>
+          <w:rFonts w:ascii="Noto Serif" w:hAnsi="Noto Serif" w:eastAsia="Noto Serif" w:cs="Noto Serif"/>
           <w:color w:val="222222"/>
           <w:sz w:val="24"/>
         </w:rPr>
@@ -6861,7 +6861,7 @@
       </w:pPr>
       <w:r>
         <w:rPr>
-          <w:rFonts w:ascii="Liberation Serif" w:hAnsi="Liberation Serif" w:eastAsia="Liberation Serif" w:cs="Liberation Serif"/>
+          <w:rFonts w:ascii="Noto Serif" w:hAnsi="Noto Serif" w:eastAsia="Noto Serif" w:cs="Noto Serif"/>
           <w:color w:val="222222"/>
           <w:sz w:val="24"/>
         </w:rPr>
@@ -6875,7 +6875,7 @@
       </w:pPr>
       <w:r>
         <w:rPr>
-          <w:rFonts w:ascii="Liberation Serif" w:hAnsi="Liberation Serif" w:eastAsia="Liberation Serif" w:cs="Liberation Serif"/>
+          <w:rFonts w:ascii="Noto Serif" w:hAnsi="Noto Serif" w:eastAsia="Noto Serif" w:cs="Noto Serif"/>
           <w:color w:val="222222"/>
           <w:sz w:val="24"/>
         </w:rPr>
@@ -6889,7 +6889,7 @@
       </w:pPr>
       <w:r>
         <w:rPr>
-          <w:rFonts w:ascii="Liberation Serif" w:hAnsi="Liberation Serif" w:eastAsia="Liberation Serif" w:cs="Liberation Serif"/>
+          <w:rFonts w:ascii="Noto Serif" w:hAnsi="Noto Serif" w:eastAsia="Noto Serif" w:cs="Noto Serif"/>
           <w:color w:val="222222"/>
           <w:sz w:val="24"/>
         </w:rPr>
@@ -6903,7 +6903,7 @@
       </w:pPr>
       <w:r>
         <w:rPr>
-          <w:rFonts w:ascii="Liberation Serif" w:hAnsi="Liberation Serif" w:eastAsia="Liberation Serif" w:cs="Liberation Serif"/>
+          <w:rFonts w:ascii="Noto Serif" w:hAnsi="Noto Serif" w:eastAsia="Noto Serif" w:cs="Noto Serif"/>
           <w:color w:val="222222"/>
           <w:sz w:val="24"/>
         </w:rPr>
@@ -6917,7 +6917,7 @@
       </w:pPr>
       <w:r>
         <w:rPr>
-          <w:rFonts w:ascii="Liberation Serif" w:hAnsi="Liberation Serif" w:eastAsia="Liberation Serif" w:cs="Liberation Serif"/>
+          <w:rFonts w:ascii="Noto Serif" w:hAnsi="Noto Serif" w:eastAsia="Noto Serif" w:cs="Noto Serif"/>
           <w:color w:val="222222"/>
           <w:sz w:val="24"/>
         </w:rPr>
@@ -6931,7 +6931,7 @@
       </w:pPr>
       <w:r>
         <w:rPr>
-          <w:rFonts w:ascii="Liberation Serif" w:hAnsi="Liberation Serif" w:eastAsia="Liberation Serif" w:cs="Liberation Serif"/>
+          <w:rFonts w:ascii="Noto Serif" w:hAnsi="Noto Serif" w:eastAsia="Noto Serif" w:cs="Noto Serif"/>
           <w:color w:val="222222"/>
           <w:sz w:val="24"/>
         </w:rPr>
@@ -6945,7 +6945,7 @@
       </w:pPr>
       <w:r>
         <w:rPr>
-          <w:rFonts w:ascii="Liberation Serif" w:hAnsi="Liberation Serif" w:eastAsia="Liberation Serif" w:cs="Liberation Serif"/>
+          <w:rFonts w:ascii="Noto Serif" w:hAnsi="Noto Serif" w:eastAsia="Noto Serif" w:cs="Noto Serif"/>
           <w:color w:val="222222"/>
           <w:sz w:val="24"/>
         </w:rPr>
@@ -6962,12 +6962,12 @@
     </w:p>
     <w:p>
       <w:pPr>
-        <w:spacing w:before="0" w:after="240" w:line="427" w:lineRule="auto"/>
+        <w:spacing w:before="0" w:after="220" w:line="413" w:lineRule="auto"/>
         <w:ind w:firstLine="288"/>
       </w:pPr>
       <w:r>
         <w:rPr>
-          <w:rFonts w:ascii="Liberation Serif" w:hAnsi="Liberation Serif" w:eastAsia="Liberation Serif" w:cs="Liberation Serif"/>
+          <w:rFonts w:ascii="Noto Serif" w:hAnsi="Noto Serif" w:eastAsia="Noto Serif" w:cs="Noto Serif"/>
           <w:color w:val="222222"/>
           <w:sz w:val="24"/>
         </w:rPr>
@@ -7272,12 +7272,12 @@
     </w:p>
     <w:p>
       <w:pPr>
-        <w:spacing w:before="0" w:after="240" w:line="427" w:lineRule="auto"/>
+        <w:spacing w:before="0" w:after="220" w:line="413" w:lineRule="auto"/>
         <w:ind w:firstLine="288"/>
       </w:pPr>
       <w:r>
         <w:rPr>
-          <w:rFonts w:ascii="Liberation Serif" w:hAnsi="Liberation Serif" w:eastAsia="Liberation Serif" w:cs="Liberation Serif"/>
+          <w:rFonts w:ascii="Noto Serif" w:hAnsi="Noto Serif" w:eastAsia="Noto Serif" w:cs="Noto Serif"/>
           <w:color w:val="222222"/>
           <w:sz w:val="24"/>
         </w:rPr>
@@ -7294,12 +7294,12 @@
     </w:p>
     <w:p>
       <w:pPr>
-        <w:spacing w:before="0" w:after="240" w:line="427" w:lineRule="auto"/>
+        <w:spacing w:before="0" w:after="220" w:line="413" w:lineRule="auto"/>
         <w:ind w:firstLine="288"/>
       </w:pPr>
       <w:r>
         <w:rPr>
-          <w:rFonts w:ascii="Liberation Serif" w:hAnsi="Liberation Serif" w:eastAsia="Liberation Serif" w:cs="Liberation Serif"/>
+          <w:rFonts w:ascii="Noto Serif" w:hAnsi="Noto Serif" w:eastAsia="Noto Serif" w:cs="Noto Serif"/>
           <w:color w:val="222222"/>
           <w:sz w:val="24"/>
         </w:rPr>
@@ -7353,7 +7353,7 @@
             </w:pPr>
             <w:r>
               <w:rPr>
-                <w:rFonts w:ascii="Liberation Serif" w:hAnsi="Liberation Serif" w:eastAsia="Liberation Serif" w:cs="Liberation Serif"/>
+                <w:rFonts w:ascii="Noto Serif" w:hAnsi="Noto Serif" w:eastAsia="Noto Serif" w:cs="Noto Serif"/>
                 <w:color w:val="222222"/>
                 <w:sz w:val="21"/>
               </w:rPr>
@@ -7378,12 +7378,12 @@
     </w:p>
     <w:p>
       <w:pPr>
-        <w:spacing w:before="0" w:after="240" w:line="427" w:lineRule="auto"/>
+        <w:spacing w:before="0" w:after="220" w:line="413" w:lineRule="auto"/>
         <w:ind w:firstLine="288"/>
       </w:pPr>
       <w:r>
         <w:rPr>
-          <w:rFonts w:ascii="Liberation Serif" w:hAnsi="Liberation Serif" w:eastAsia="Liberation Serif" w:cs="Liberation Serif"/>
+          <w:rFonts w:ascii="Noto Serif" w:hAnsi="Noto Serif" w:eastAsia="Noto Serif" w:cs="Noto Serif"/>
           <w:color w:val="222222"/>
           <w:sz w:val="24"/>
         </w:rPr>
@@ -7437,7 +7437,7 @@
             </w:pPr>
             <w:r>
               <w:rPr>
-                <w:rFonts w:ascii="Liberation Serif" w:hAnsi="Liberation Serif" w:eastAsia="Liberation Serif" w:cs="Liberation Serif"/>
+                <w:rFonts w:ascii="Noto Serif" w:hAnsi="Noto Serif" w:eastAsia="Noto Serif" w:cs="Noto Serif"/>
                 <w:color w:val="222222"/>
                 <w:sz w:val="21"/>
               </w:rPr>
@@ -7462,12 +7462,12 @@
     </w:p>
     <w:p>
       <w:pPr>
-        <w:spacing w:before="0" w:after="240" w:line="427" w:lineRule="auto"/>
+        <w:spacing w:before="0" w:after="220" w:line="413" w:lineRule="auto"/>
         <w:ind w:firstLine="288"/>
       </w:pPr>
       <w:r>
         <w:rPr>
-          <w:rFonts w:ascii="Liberation Serif" w:hAnsi="Liberation Serif" w:eastAsia="Liberation Serif" w:cs="Liberation Serif"/>
+          <w:rFonts w:ascii="Noto Serif" w:hAnsi="Noto Serif" w:eastAsia="Noto Serif" w:cs="Noto Serif"/>
           <w:color w:val="222222"/>
           <w:sz w:val="24"/>
         </w:rPr>
@@ -7476,12 +7476,12 @@
     </w:p>
     <w:p>
       <w:pPr>
-        <w:spacing w:before="0" w:after="240" w:line="427" w:lineRule="auto"/>
+        <w:spacing w:before="0" w:after="220" w:line="413" w:lineRule="auto"/>
         <w:ind w:firstLine="288"/>
       </w:pPr>
       <w:r>
         <w:rPr>
-          <w:rFonts w:ascii="Liberation Serif" w:hAnsi="Liberation Serif" w:eastAsia="Liberation Serif" w:cs="Liberation Serif"/>
+          <w:rFonts w:ascii="Noto Serif" w:hAnsi="Noto Serif" w:eastAsia="Noto Serif" w:cs="Noto Serif"/>
           <w:color w:val="222222"/>
           <w:sz w:val="24"/>
         </w:rPr>
@@ -7498,12 +7498,12 @@
     </w:p>
     <w:p>
       <w:pPr>
-        <w:spacing w:before="0" w:after="240" w:line="427" w:lineRule="auto"/>
+        <w:spacing w:before="0" w:after="220" w:line="413" w:lineRule="auto"/>
         <w:ind w:firstLine="288"/>
       </w:pPr>
       <w:r>
         <w:rPr>
-          <w:rFonts w:ascii="Liberation Serif" w:hAnsi="Liberation Serif" w:eastAsia="Liberation Serif" w:cs="Liberation Serif"/>
+          <w:rFonts w:ascii="Noto Serif" w:hAnsi="Noto Serif" w:eastAsia="Noto Serif" w:cs="Noto Serif"/>
           <w:color w:val="222222"/>
           <w:sz w:val="24"/>
         </w:rPr>
@@ -7512,12 +7512,12 @@
     </w:p>
     <w:p>
       <w:pPr>
-        <w:spacing w:before="0" w:after="240" w:line="427" w:lineRule="auto"/>
+        <w:spacing w:before="0" w:after="220" w:line="413" w:lineRule="auto"/>
         <w:ind w:firstLine="288"/>
       </w:pPr>
       <w:r>
         <w:rPr>
-          <w:rFonts w:ascii="Liberation Serif" w:hAnsi="Liberation Serif" w:eastAsia="Liberation Serif" w:cs="Liberation Serif"/>
+          <w:rFonts w:ascii="Noto Serif" w:hAnsi="Noto Serif" w:eastAsia="Noto Serif" w:cs="Noto Serif"/>
           <w:color w:val="222222"/>
           <w:sz w:val="24"/>
         </w:rPr>
@@ -7534,12 +7534,12 @@
     </w:p>
     <w:p>
       <w:pPr>
-        <w:spacing w:before="0" w:after="240" w:line="427" w:lineRule="auto"/>
+        <w:spacing w:before="0" w:after="220" w:line="413" w:lineRule="auto"/>
         <w:ind w:firstLine="288"/>
       </w:pPr>
       <w:r>
         <w:rPr>
-          <w:rFonts w:ascii="Liberation Serif" w:hAnsi="Liberation Serif" w:eastAsia="Liberation Serif" w:cs="Liberation Serif"/>
+          <w:rFonts w:ascii="Noto Serif" w:hAnsi="Noto Serif" w:eastAsia="Noto Serif" w:cs="Noto Serif"/>
           <w:color w:val="222222"/>
           <w:sz w:val="24"/>
         </w:rPr>
@@ -7548,12 +7548,12 @@
     </w:p>
     <w:p>
       <w:pPr>
-        <w:spacing w:before="0" w:after="240" w:line="427" w:lineRule="auto"/>
+        <w:spacing w:before="0" w:after="220" w:line="413" w:lineRule="auto"/>
         <w:ind w:firstLine="288"/>
       </w:pPr>
       <w:r>
         <w:rPr>
-          <w:rFonts w:ascii="Liberation Serif" w:hAnsi="Liberation Serif" w:eastAsia="Liberation Serif" w:cs="Liberation Serif"/>
+          <w:rFonts w:ascii="Noto Serif" w:hAnsi="Noto Serif" w:eastAsia="Noto Serif" w:cs="Noto Serif"/>
           <w:color w:val="222222"/>
           <w:sz w:val="24"/>
         </w:rPr>
@@ -7570,12 +7570,12 @@
     </w:p>
     <w:p>
       <w:pPr>
-        <w:spacing w:before="0" w:after="240" w:line="427" w:lineRule="auto"/>
+        <w:spacing w:before="0" w:after="220" w:line="413" w:lineRule="auto"/>
         <w:ind w:firstLine="288"/>
       </w:pPr>
       <w:r>
         <w:rPr>
-          <w:rFonts w:ascii="Liberation Serif" w:hAnsi="Liberation Serif" w:eastAsia="Liberation Serif" w:cs="Liberation Serif"/>
+          <w:rFonts w:ascii="Noto Serif" w:hAnsi="Noto Serif" w:eastAsia="Noto Serif" w:cs="Noto Serif"/>
           <w:color w:val="222222"/>
           <w:sz w:val="24"/>
         </w:rPr>
@@ -7584,12 +7584,12 @@
     </w:p>
     <w:p>
       <w:pPr>
-        <w:spacing w:before="0" w:after="240" w:line="427" w:lineRule="auto"/>
+        <w:spacing w:before="0" w:after="220" w:line="413" w:lineRule="auto"/>
         <w:ind w:firstLine="288"/>
       </w:pPr>
       <w:r>
         <w:rPr>
-          <w:rFonts w:ascii="Liberation Serif" w:hAnsi="Liberation Serif" w:eastAsia="Liberation Serif" w:cs="Liberation Serif"/>
+          <w:rFonts w:ascii="Noto Serif" w:hAnsi="Noto Serif" w:eastAsia="Noto Serif" w:cs="Noto Serif"/>
           <w:color w:val="222222"/>
           <w:sz w:val="24"/>
         </w:rPr>
@@ -7606,12 +7606,12 @@
     </w:p>
     <w:p>
       <w:pPr>
-        <w:spacing w:before="0" w:after="240" w:line="427" w:lineRule="auto"/>
+        <w:spacing w:before="0" w:after="220" w:line="413" w:lineRule="auto"/>
         <w:ind w:firstLine="288"/>
       </w:pPr>
       <w:r>
         <w:rPr>
-          <w:rFonts w:ascii="Liberation Serif" w:hAnsi="Liberation Serif" w:eastAsia="Liberation Serif" w:cs="Liberation Serif"/>
+          <w:rFonts w:ascii="Noto Serif" w:hAnsi="Noto Serif" w:eastAsia="Noto Serif" w:cs="Noto Serif"/>
           <w:color w:val="222222"/>
           <w:sz w:val="24"/>
         </w:rPr>
@@ -7620,12 +7620,12 @@
     </w:p>
     <w:p>
       <w:pPr>
-        <w:spacing w:before="0" w:after="240" w:line="427" w:lineRule="auto"/>
+        <w:spacing w:before="0" w:after="220" w:line="413" w:lineRule="auto"/>
         <w:ind w:firstLine="288"/>
       </w:pPr>
       <w:r>
         <w:rPr>
-          <w:rFonts w:ascii="Liberation Serif" w:hAnsi="Liberation Serif" w:eastAsia="Liberation Serif" w:cs="Liberation Serif"/>
+          <w:rFonts w:ascii="Noto Serif" w:hAnsi="Noto Serif" w:eastAsia="Noto Serif" w:cs="Noto Serif"/>
           <w:color w:val="222222"/>
           <w:sz w:val="24"/>
         </w:rPr>
@@ -7642,12 +7642,12 @@
     </w:p>
     <w:p>
       <w:pPr>
-        <w:spacing w:before="0" w:after="240" w:line="427" w:lineRule="auto"/>
+        <w:spacing w:before="0" w:after="220" w:line="413" w:lineRule="auto"/>
         <w:ind w:firstLine="288"/>
       </w:pPr>
       <w:r>
         <w:rPr>
-          <w:rFonts w:ascii="Liberation Serif" w:hAnsi="Liberation Serif" w:eastAsia="Liberation Serif" w:cs="Liberation Serif"/>
+          <w:rFonts w:ascii="Noto Serif" w:hAnsi="Noto Serif" w:eastAsia="Noto Serif" w:cs="Noto Serif"/>
           <w:color w:val="222222"/>
           <w:sz w:val="24"/>
         </w:rPr>
@@ -7656,12 +7656,12 @@
     </w:p>
     <w:p>
       <w:pPr>
-        <w:spacing w:before="0" w:after="240" w:line="427" w:lineRule="auto"/>
+        <w:spacing w:before="0" w:after="220" w:line="413" w:lineRule="auto"/>
         <w:ind w:firstLine="288"/>
       </w:pPr>
       <w:r>
         <w:rPr>
-          <w:rFonts w:ascii="Liberation Serif" w:hAnsi="Liberation Serif" w:eastAsia="Liberation Serif" w:cs="Liberation Serif"/>
+          <w:rFonts w:ascii="Noto Serif" w:hAnsi="Noto Serif" w:eastAsia="Noto Serif" w:cs="Noto Serif"/>
           <w:color w:val="222222"/>
           <w:sz w:val="24"/>
         </w:rPr>
@@ -7678,12 +7678,12 @@
     </w:p>
     <w:p>
       <w:pPr>
-        <w:spacing w:before="0" w:after="240" w:line="427" w:lineRule="auto"/>
+        <w:spacing w:before="0" w:after="220" w:line="413" w:lineRule="auto"/>
         <w:ind w:firstLine="288"/>
       </w:pPr>
       <w:r>
         <w:rPr>
-          <w:rFonts w:ascii="Liberation Serif" w:hAnsi="Liberation Serif" w:eastAsia="Liberation Serif" w:cs="Liberation Serif"/>
+          <w:rFonts w:ascii="Noto Serif" w:hAnsi="Noto Serif" w:eastAsia="Noto Serif" w:cs="Noto Serif"/>
           <w:color w:val="222222"/>
           <w:sz w:val="24"/>
         </w:rPr>
@@ -7692,12 +7692,12 @@
     </w:p>
     <w:p>
       <w:pPr>
-        <w:spacing w:before="0" w:after="240" w:line="427" w:lineRule="auto"/>
+        <w:spacing w:before="0" w:after="220" w:line="413" w:lineRule="auto"/>
         <w:ind w:firstLine="288"/>
       </w:pPr>
       <w:r>
         <w:rPr>
-          <w:rFonts w:ascii="Liberation Serif" w:hAnsi="Liberation Serif" w:eastAsia="Liberation Serif" w:cs="Liberation Serif"/>
+          <w:rFonts w:ascii="Noto Serif" w:hAnsi="Noto Serif" w:eastAsia="Noto Serif" w:cs="Noto Serif"/>
           <w:color w:val="222222"/>
           <w:sz w:val="24"/>
         </w:rPr>
@@ -7714,12 +7714,12 @@
     </w:p>
     <w:p>
       <w:pPr>
-        <w:spacing w:before="0" w:after="240" w:line="427" w:lineRule="auto"/>
+        <w:spacing w:before="0" w:after="220" w:line="413" w:lineRule="auto"/>
         <w:ind w:firstLine="288"/>
       </w:pPr>
       <w:r>
         <w:rPr>
-          <w:rFonts w:ascii="Liberation Serif" w:hAnsi="Liberation Serif" w:eastAsia="Liberation Serif" w:cs="Liberation Serif"/>
+          <w:rFonts w:ascii="Noto Serif" w:hAnsi="Noto Serif" w:eastAsia="Noto Serif" w:cs="Noto Serif"/>
           <w:color w:val="222222"/>
           <w:sz w:val="24"/>
         </w:rPr>
@@ -7728,12 +7728,12 @@
     </w:p>
     <w:p>
       <w:pPr>
-        <w:spacing w:before="0" w:after="240" w:line="427" w:lineRule="auto"/>
+        <w:spacing w:before="0" w:after="220" w:line="413" w:lineRule="auto"/>
         <w:ind w:firstLine="288"/>
       </w:pPr>
       <w:r>
         <w:rPr>
-          <w:rFonts w:ascii="Liberation Serif" w:hAnsi="Liberation Serif" w:eastAsia="Liberation Serif" w:cs="Liberation Serif"/>
+          <w:rFonts w:ascii="Noto Serif" w:hAnsi="Noto Serif" w:eastAsia="Noto Serif" w:cs="Noto Serif"/>
           <w:color w:val="222222"/>
           <w:sz w:val="24"/>
         </w:rPr>
@@ -7994,7 +7994,7 @@
             <w:r/>
             <w:r>
               <w:rPr>
-                <w:rFonts w:ascii="Liberation Serif" w:hAnsi="Liberation Serif" w:eastAsia="Liberation Serif" w:cs="Liberation Serif"/>
+                <w:rFonts w:ascii="Noto Serif" w:hAnsi="Noto Serif" w:eastAsia="Noto Serif" w:cs="Noto Serif"/>
                 <w:b w:val="0"/>
                 <w:color w:val="222222"/>
                 <w:sz w:val="19"/>
@@ -8027,7 +8027,7 @@
             <w:r/>
             <w:r>
               <w:rPr>
-                <w:rFonts w:ascii="Liberation Serif" w:hAnsi="Liberation Serif" w:eastAsia="Liberation Serif" w:cs="Liberation Serif"/>
+                <w:rFonts w:ascii="Noto Serif" w:hAnsi="Noto Serif" w:eastAsia="Noto Serif" w:cs="Noto Serif"/>
                 <w:b w:val="0"/>
                 <w:color w:val="222222"/>
                 <w:sz w:val="19"/>
@@ -8060,7 +8060,7 @@
             <w:r/>
             <w:r>
               <w:rPr>
-                <w:rFonts w:ascii="Liberation Serif" w:hAnsi="Liberation Serif" w:eastAsia="Liberation Serif" w:cs="Liberation Serif"/>
+                <w:rFonts w:ascii="Noto Serif" w:hAnsi="Noto Serif" w:eastAsia="Noto Serif" w:cs="Noto Serif"/>
                 <w:b w:val="0"/>
                 <w:color w:val="222222"/>
                 <w:sz w:val="19"/>
@@ -8093,7 +8093,7 @@
             <w:r/>
             <w:r>
               <w:rPr>
-                <w:rFonts w:ascii="Liberation Serif" w:hAnsi="Liberation Serif" w:eastAsia="Liberation Serif" w:cs="Liberation Serif"/>
+                <w:rFonts w:ascii="Noto Serif" w:hAnsi="Noto Serif" w:eastAsia="Noto Serif" w:cs="Noto Serif"/>
                 <w:b w:val="0"/>
                 <w:color w:val="222222"/>
                 <w:sz w:val="19"/>
@@ -8126,7 +8126,7 @@
             <w:r/>
             <w:r>
               <w:rPr>
-                <w:rFonts w:ascii="Liberation Serif" w:hAnsi="Liberation Serif" w:eastAsia="Liberation Serif" w:cs="Liberation Serif"/>
+                <w:rFonts w:ascii="Noto Serif" w:hAnsi="Noto Serif" w:eastAsia="Noto Serif" w:cs="Noto Serif"/>
                 <w:b w:val="0"/>
                 <w:color w:val="222222"/>
                 <w:sz w:val="19"/>
@@ -8159,7 +8159,7 @@
             <w:r/>
             <w:r>
               <w:rPr>
-                <w:rFonts w:ascii="Liberation Serif" w:hAnsi="Liberation Serif" w:eastAsia="Liberation Serif" w:cs="Liberation Serif"/>
+                <w:rFonts w:ascii="Noto Serif" w:hAnsi="Noto Serif" w:eastAsia="Noto Serif" w:cs="Noto Serif"/>
                 <w:b w:val="0"/>
                 <w:color w:val="222222"/>
                 <w:sz w:val="19"/>
@@ -8194,7 +8194,7 @@
             <w:r/>
             <w:r>
               <w:rPr>
-                <w:rFonts w:ascii="Liberation Serif" w:hAnsi="Liberation Serif" w:eastAsia="Liberation Serif" w:cs="Liberation Serif"/>
+                <w:rFonts w:ascii="Noto Serif" w:hAnsi="Noto Serif" w:eastAsia="Noto Serif" w:cs="Noto Serif"/>
                 <w:b w:val="0"/>
                 <w:color w:val="222222"/>
                 <w:sz w:val="19"/>
@@ -8227,7 +8227,7 @@
             <w:r/>
             <w:r>
               <w:rPr>
-                <w:rFonts w:ascii="Liberation Serif" w:hAnsi="Liberation Serif" w:eastAsia="Liberation Serif" w:cs="Liberation Serif"/>
+                <w:rFonts w:ascii="Noto Serif" w:hAnsi="Noto Serif" w:eastAsia="Noto Serif" w:cs="Noto Serif"/>
                 <w:b w:val="0"/>
                 <w:color w:val="222222"/>
                 <w:sz w:val="19"/>
@@ -8260,7 +8260,7 @@
             <w:r/>
             <w:r>
               <w:rPr>
-                <w:rFonts w:ascii="Liberation Serif" w:hAnsi="Liberation Serif" w:eastAsia="Liberation Serif" w:cs="Liberation Serif"/>
+                <w:rFonts w:ascii="Noto Serif" w:hAnsi="Noto Serif" w:eastAsia="Noto Serif" w:cs="Noto Serif"/>
                 <w:b w:val="0"/>
                 <w:color w:val="222222"/>
                 <w:sz w:val="19"/>
@@ -8293,7 +8293,7 @@
             <w:r/>
             <w:r>
               <w:rPr>
-                <w:rFonts w:ascii="Liberation Serif" w:hAnsi="Liberation Serif" w:eastAsia="Liberation Serif" w:cs="Liberation Serif"/>
+                <w:rFonts w:ascii="Noto Serif" w:hAnsi="Noto Serif" w:eastAsia="Noto Serif" w:cs="Noto Serif"/>
                 <w:b w:val="0"/>
                 <w:color w:val="222222"/>
                 <w:sz w:val="19"/>
@@ -8326,7 +8326,7 @@
             <w:r/>
             <w:r>
               <w:rPr>
-                <w:rFonts w:ascii="Liberation Serif" w:hAnsi="Liberation Serif" w:eastAsia="Liberation Serif" w:cs="Liberation Serif"/>
+                <w:rFonts w:ascii="Noto Serif" w:hAnsi="Noto Serif" w:eastAsia="Noto Serif" w:cs="Noto Serif"/>
                 <w:b w:val="0"/>
                 <w:color w:val="222222"/>
                 <w:sz w:val="19"/>
@@ -8359,7 +8359,7 @@
             <w:r/>
             <w:r>
               <w:rPr>
-                <w:rFonts w:ascii="Liberation Serif" w:hAnsi="Liberation Serif" w:eastAsia="Liberation Serif" w:cs="Liberation Serif"/>
+                <w:rFonts w:ascii="Noto Serif" w:hAnsi="Noto Serif" w:eastAsia="Noto Serif" w:cs="Noto Serif"/>
                 <w:b w:val="0"/>
                 <w:color w:val="222222"/>
                 <w:sz w:val="19"/>
@@ -8394,7 +8394,7 @@
             <w:r/>
             <w:r>
               <w:rPr>
-                <w:rFonts w:ascii="Liberation Serif" w:hAnsi="Liberation Serif" w:eastAsia="Liberation Serif" w:cs="Liberation Serif"/>
+                <w:rFonts w:ascii="Noto Serif" w:hAnsi="Noto Serif" w:eastAsia="Noto Serif" w:cs="Noto Serif"/>
                 <w:b w:val="0"/>
                 <w:color w:val="222222"/>
                 <w:sz w:val="19"/>
@@ -8427,7 +8427,7 @@
             <w:r/>
             <w:r>
               <w:rPr>
-                <w:rFonts w:ascii="Liberation Serif" w:hAnsi="Liberation Serif" w:eastAsia="Liberation Serif" w:cs="Liberation Serif"/>
+                <w:rFonts w:ascii="Noto Serif" w:hAnsi="Noto Serif" w:eastAsia="Noto Serif" w:cs="Noto Serif"/>
                 <w:b w:val="0"/>
                 <w:color w:val="222222"/>
                 <w:sz w:val="19"/>
@@ -8460,7 +8460,7 @@
             <w:r/>
             <w:r>
               <w:rPr>
-                <w:rFonts w:ascii="Liberation Serif" w:hAnsi="Liberation Serif" w:eastAsia="Liberation Serif" w:cs="Liberation Serif"/>
+                <w:rFonts w:ascii="Noto Serif" w:hAnsi="Noto Serif" w:eastAsia="Noto Serif" w:cs="Noto Serif"/>
                 <w:b w:val="0"/>
                 <w:color w:val="222222"/>
                 <w:sz w:val="19"/>
@@ -8493,7 +8493,7 @@
             <w:r/>
             <w:r>
               <w:rPr>
-                <w:rFonts w:ascii="Liberation Serif" w:hAnsi="Liberation Serif" w:eastAsia="Liberation Serif" w:cs="Liberation Serif"/>
+                <w:rFonts w:ascii="Noto Serif" w:hAnsi="Noto Serif" w:eastAsia="Noto Serif" w:cs="Noto Serif"/>
                 <w:b w:val="0"/>
                 <w:color w:val="222222"/>
                 <w:sz w:val="19"/>
@@ -8526,7 +8526,7 @@
             <w:r/>
             <w:r>
               <w:rPr>
-                <w:rFonts w:ascii="Liberation Serif" w:hAnsi="Liberation Serif" w:eastAsia="Liberation Serif" w:cs="Liberation Serif"/>
+                <w:rFonts w:ascii="Noto Serif" w:hAnsi="Noto Serif" w:eastAsia="Noto Serif" w:cs="Noto Serif"/>
                 <w:b w:val="0"/>
                 <w:color w:val="222222"/>
                 <w:sz w:val="19"/>
@@ -8559,7 +8559,7 @@
             <w:r/>
             <w:r>
               <w:rPr>
-                <w:rFonts w:ascii="Liberation Serif" w:hAnsi="Liberation Serif" w:eastAsia="Liberation Serif" w:cs="Liberation Serif"/>
+                <w:rFonts w:ascii="Noto Serif" w:hAnsi="Noto Serif" w:eastAsia="Noto Serif" w:cs="Noto Serif"/>
                 <w:b w:val="0"/>
                 <w:color w:val="222222"/>
                 <w:sz w:val="19"/>
@@ -8594,7 +8594,7 @@
             <w:r/>
             <w:r>
               <w:rPr>
-                <w:rFonts w:ascii="Liberation Serif" w:hAnsi="Liberation Serif" w:eastAsia="Liberation Serif" w:cs="Liberation Serif"/>
+                <w:rFonts w:ascii="Noto Serif" w:hAnsi="Noto Serif" w:eastAsia="Noto Serif" w:cs="Noto Serif"/>
                 <w:b w:val="0"/>
                 <w:color w:val="222222"/>
                 <w:sz w:val="19"/>
@@ -8627,7 +8627,7 @@
             <w:r/>
             <w:r>
               <w:rPr>
-                <w:rFonts w:ascii="Liberation Serif" w:hAnsi="Liberation Serif" w:eastAsia="Liberation Serif" w:cs="Liberation Serif"/>
+                <w:rFonts w:ascii="Noto Serif" w:hAnsi="Noto Serif" w:eastAsia="Noto Serif" w:cs="Noto Serif"/>
                 <w:b w:val="0"/>
                 <w:color w:val="222222"/>
                 <w:sz w:val="19"/>
@@ -8660,7 +8660,7 @@
             <w:r/>
             <w:r>
               <w:rPr>
-                <w:rFonts w:ascii="Liberation Serif" w:hAnsi="Liberation Serif" w:eastAsia="Liberation Serif" w:cs="Liberation Serif"/>
+                <w:rFonts w:ascii="Noto Serif" w:hAnsi="Noto Serif" w:eastAsia="Noto Serif" w:cs="Noto Serif"/>
                 <w:b w:val="0"/>
                 <w:color w:val="222222"/>
                 <w:sz w:val="19"/>
@@ -8693,7 +8693,7 @@
             <w:r/>
             <w:r>
               <w:rPr>
-                <w:rFonts w:ascii="Liberation Serif" w:hAnsi="Liberation Serif" w:eastAsia="Liberation Serif" w:cs="Liberation Serif"/>
+                <w:rFonts w:ascii="Noto Serif" w:hAnsi="Noto Serif" w:eastAsia="Noto Serif" w:cs="Noto Serif"/>
                 <w:b w:val="0"/>
                 <w:color w:val="222222"/>
                 <w:sz w:val="19"/>
@@ -8726,7 +8726,7 @@
             <w:r/>
             <w:r>
               <w:rPr>
-                <w:rFonts w:ascii="Liberation Serif" w:hAnsi="Liberation Serif" w:eastAsia="Liberation Serif" w:cs="Liberation Serif"/>
+                <w:rFonts w:ascii="Noto Serif" w:hAnsi="Noto Serif" w:eastAsia="Noto Serif" w:cs="Noto Serif"/>
                 <w:b w:val="0"/>
                 <w:color w:val="222222"/>
                 <w:sz w:val="19"/>
@@ -8759,7 +8759,7 @@
             <w:r/>
             <w:r>
               <w:rPr>
-                <w:rFonts w:ascii="Liberation Serif" w:hAnsi="Liberation Serif" w:eastAsia="Liberation Serif" w:cs="Liberation Serif"/>
+                <w:rFonts w:ascii="Noto Serif" w:hAnsi="Noto Serif" w:eastAsia="Noto Serif" w:cs="Noto Serif"/>
                 <w:b w:val="0"/>
                 <w:color w:val="222222"/>
                 <w:sz w:val="19"/>
@@ -8794,7 +8794,7 @@
             <w:r/>
             <w:r>
               <w:rPr>
-                <w:rFonts w:ascii="Liberation Serif" w:hAnsi="Liberation Serif" w:eastAsia="Liberation Serif" w:cs="Liberation Serif"/>
+                <w:rFonts w:ascii="Noto Serif" w:hAnsi="Noto Serif" w:eastAsia="Noto Serif" w:cs="Noto Serif"/>
                 <w:b w:val="0"/>
                 <w:color w:val="222222"/>
                 <w:sz w:val="19"/>
@@ -8827,7 +8827,7 @@
             <w:r/>
             <w:r>
               <w:rPr>
-                <w:rFonts w:ascii="Liberation Serif" w:hAnsi="Liberation Serif" w:eastAsia="Liberation Serif" w:cs="Liberation Serif"/>
+                <w:rFonts w:ascii="Noto Serif" w:hAnsi="Noto Serif" w:eastAsia="Noto Serif" w:cs="Noto Serif"/>
                 <w:b w:val="0"/>
                 <w:color w:val="222222"/>
                 <w:sz w:val="19"/>
@@ -8860,7 +8860,7 @@
             <w:r/>
             <w:r>
               <w:rPr>
-                <w:rFonts w:ascii="Liberation Serif" w:hAnsi="Liberation Serif" w:eastAsia="Liberation Serif" w:cs="Liberation Serif"/>
+                <w:rFonts w:ascii="Noto Serif" w:hAnsi="Noto Serif" w:eastAsia="Noto Serif" w:cs="Noto Serif"/>
                 <w:b w:val="0"/>
                 <w:color w:val="222222"/>
                 <w:sz w:val="19"/>
@@ -8893,7 +8893,7 @@
             <w:r/>
             <w:r>
               <w:rPr>
-                <w:rFonts w:ascii="Liberation Serif" w:hAnsi="Liberation Serif" w:eastAsia="Liberation Serif" w:cs="Liberation Serif"/>
+                <w:rFonts w:ascii="Noto Serif" w:hAnsi="Noto Serif" w:eastAsia="Noto Serif" w:cs="Noto Serif"/>
                 <w:b w:val="0"/>
                 <w:color w:val="222222"/>
                 <w:sz w:val="19"/>
@@ -8926,7 +8926,7 @@
             <w:r/>
             <w:r>
               <w:rPr>
-                <w:rFonts w:ascii="Liberation Serif" w:hAnsi="Liberation Serif" w:eastAsia="Liberation Serif" w:cs="Liberation Serif"/>
+                <w:rFonts w:ascii="Noto Serif" w:hAnsi="Noto Serif" w:eastAsia="Noto Serif" w:cs="Noto Serif"/>
                 <w:b w:val="0"/>
                 <w:color w:val="222222"/>
                 <w:sz w:val="19"/>
@@ -8959,7 +8959,7 @@
             <w:r/>
             <w:r>
               <w:rPr>
-                <w:rFonts w:ascii="Liberation Serif" w:hAnsi="Liberation Serif" w:eastAsia="Liberation Serif" w:cs="Liberation Serif"/>
+                <w:rFonts w:ascii="Noto Serif" w:hAnsi="Noto Serif" w:eastAsia="Noto Serif" w:cs="Noto Serif"/>
                 <w:b w:val="0"/>
                 <w:color w:val="222222"/>
                 <w:sz w:val="19"/>
@@ -8994,7 +8994,7 @@
             <w:r/>
             <w:r>
               <w:rPr>
-                <w:rFonts w:ascii="Liberation Serif" w:hAnsi="Liberation Serif" w:eastAsia="Liberation Serif" w:cs="Liberation Serif"/>
+                <w:rFonts w:ascii="Noto Serif" w:hAnsi="Noto Serif" w:eastAsia="Noto Serif" w:cs="Noto Serif"/>
                 <w:b w:val="0"/>
                 <w:color w:val="222222"/>
                 <w:sz w:val="19"/>
@@ -9027,7 +9027,7 @@
             <w:r/>
             <w:r>
               <w:rPr>
-                <w:rFonts w:ascii="Liberation Serif" w:hAnsi="Liberation Serif" w:eastAsia="Liberation Serif" w:cs="Liberation Serif"/>
+                <w:rFonts w:ascii="Noto Serif" w:hAnsi="Noto Serif" w:eastAsia="Noto Serif" w:cs="Noto Serif"/>
                 <w:b w:val="0"/>
                 <w:color w:val="222222"/>
                 <w:sz w:val="19"/>
@@ -9060,7 +9060,7 @@
             <w:r/>
             <w:r>
               <w:rPr>
-                <w:rFonts w:ascii="Liberation Serif" w:hAnsi="Liberation Serif" w:eastAsia="Liberation Serif" w:cs="Liberation Serif"/>
+                <w:rFonts w:ascii="Noto Serif" w:hAnsi="Noto Serif" w:eastAsia="Noto Serif" w:cs="Noto Serif"/>
                 <w:b w:val="0"/>
                 <w:color w:val="222222"/>
                 <w:sz w:val="19"/>
@@ -9093,7 +9093,7 @@
             <w:r/>
             <w:r>
               <w:rPr>
-                <w:rFonts w:ascii="Liberation Serif" w:hAnsi="Liberation Serif" w:eastAsia="Liberation Serif" w:cs="Liberation Serif"/>
+                <w:rFonts w:ascii="Noto Serif" w:hAnsi="Noto Serif" w:eastAsia="Noto Serif" w:cs="Noto Serif"/>
                 <w:b w:val="0"/>
                 <w:color w:val="222222"/>
                 <w:sz w:val="19"/>
@@ -9126,7 +9126,7 @@
             <w:r/>
             <w:r>
               <w:rPr>
-                <w:rFonts w:ascii="Liberation Serif" w:hAnsi="Liberation Serif" w:eastAsia="Liberation Serif" w:cs="Liberation Serif"/>
+                <w:rFonts w:ascii="Noto Serif" w:hAnsi="Noto Serif" w:eastAsia="Noto Serif" w:cs="Noto Serif"/>
                 <w:b w:val="0"/>
                 <w:color w:val="222222"/>
                 <w:sz w:val="19"/>
@@ -9159,7 +9159,7 @@
             <w:r/>
             <w:r>
               <w:rPr>
-                <w:rFonts w:ascii="Liberation Serif" w:hAnsi="Liberation Serif" w:eastAsia="Liberation Serif" w:cs="Liberation Serif"/>
+                <w:rFonts w:ascii="Noto Serif" w:hAnsi="Noto Serif" w:eastAsia="Noto Serif" w:cs="Noto Serif"/>
                 <w:b w:val="0"/>
                 <w:color w:val="222222"/>
                 <w:sz w:val="19"/>
@@ -9194,7 +9194,7 @@
             <w:r/>
             <w:r>
               <w:rPr>
-                <w:rFonts w:ascii="Liberation Serif" w:hAnsi="Liberation Serif" w:eastAsia="Liberation Serif" w:cs="Liberation Serif"/>
+                <w:rFonts w:ascii="Noto Serif" w:hAnsi="Noto Serif" w:eastAsia="Noto Serif" w:cs="Noto Serif"/>
                 <w:b w:val="0"/>
                 <w:color w:val="222222"/>
                 <w:sz w:val="19"/>
@@ -9227,7 +9227,7 @@
             <w:r/>
             <w:r>
               <w:rPr>
-                <w:rFonts w:ascii="Liberation Serif" w:hAnsi="Liberation Serif" w:eastAsia="Liberation Serif" w:cs="Liberation Serif"/>
+                <w:rFonts w:ascii="Noto Serif" w:hAnsi="Noto Serif" w:eastAsia="Noto Serif" w:cs="Noto Serif"/>
                 <w:b w:val="0"/>
                 <w:color w:val="222222"/>
                 <w:sz w:val="19"/>
@@ -9260,7 +9260,7 @@
             <w:r/>
             <w:r>
               <w:rPr>
-                <w:rFonts w:ascii="Liberation Serif" w:hAnsi="Liberation Serif" w:eastAsia="Liberation Serif" w:cs="Liberation Serif"/>
+                <w:rFonts w:ascii="Noto Serif" w:hAnsi="Noto Serif" w:eastAsia="Noto Serif" w:cs="Noto Serif"/>
                 <w:b w:val="0"/>
                 <w:color w:val="222222"/>
                 <w:sz w:val="19"/>
@@ -9293,7 +9293,7 @@
             <w:r/>
             <w:r>
               <w:rPr>
-                <w:rFonts w:ascii="Liberation Serif" w:hAnsi="Liberation Serif" w:eastAsia="Liberation Serif" w:cs="Liberation Serif"/>
+                <w:rFonts w:ascii="Noto Serif" w:hAnsi="Noto Serif" w:eastAsia="Noto Serif" w:cs="Noto Serif"/>
                 <w:b w:val="0"/>
                 <w:color w:val="222222"/>
                 <w:sz w:val="19"/>
@@ -9326,7 +9326,7 @@
             <w:r/>
             <w:r>
               <w:rPr>
-                <w:rFonts w:ascii="Liberation Serif" w:hAnsi="Liberation Serif" w:eastAsia="Liberation Serif" w:cs="Liberation Serif"/>
+                <w:rFonts w:ascii="Noto Serif" w:hAnsi="Noto Serif" w:eastAsia="Noto Serif" w:cs="Noto Serif"/>
                 <w:b w:val="0"/>
                 <w:color w:val="222222"/>
                 <w:sz w:val="19"/>
@@ -9359,7 +9359,7 @@
             <w:r/>
             <w:r>
               <w:rPr>
-                <w:rFonts w:ascii="Liberation Serif" w:hAnsi="Liberation Serif" w:eastAsia="Liberation Serif" w:cs="Liberation Serif"/>
+                <w:rFonts w:ascii="Noto Serif" w:hAnsi="Noto Serif" w:eastAsia="Noto Serif" w:cs="Noto Serif"/>
                 <w:b w:val="0"/>
                 <w:color w:val="222222"/>
                 <w:sz w:val="19"/>
@@ -9394,7 +9394,7 @@
             <w:r/>
             <w:r>
               <w:rPr>
-                <w:rFonts w:ascii="Liberation Serif" w:hAnsi="Liberation Serif" w:eastAsia="Liberation Serif" w:cs="Liberation Serif"/>
+                <w:rFonts w:ascii="Noto Serif" w:hAnsi="Noto Serif" w:eastAsia="Noto Serif" w:cs="Noto Serif"/>
                 <w:b w:val="0"/>
                 <w:color w:val="222222"/>
                 <w:sz w:val="19"/>
@@ -9427,7 +9427,7 @@
             <w:r/>
             <w:r>
               <w:rPr>
-                <w:rFonts w:ascii="Liberation Serif" w:hAnsi="Liberation Serif" w:eastAsia="Liberation Serif" w:cs="Liberation Serif"/>
+                <w:rFonts w:ascii="Noto Serif" w:hAnsi="Noto Serif" w:eastAsia="Noto Serif" w:cs="Noto Serif"/>
                 <w:b w:val="0"/>
                 <w:color w:val="222222"/>
                 <w:sz w:val="19"/>
@@ -9460,7 +9460,7 @@
             <w:r/>
             <w:r>
               <w:rPr>
-                <w:rFonts w:ascii="Liberation Serif" w:hAnsi="Liberation Serif" w:eastAsia="Liberation Serif" w:cs="Liberation Serif"/>
+                <w:rFonts w:ascii="Noto Serif" w:hAnsi="Noto Serif" w:eastAsia="Noto Serif" w:cs="Noto Serif"/>
                 <w:b w:val="0"/>
                 <w:color w:val="222222"/>
                 <w:sz w:val="19"/>
@@ -9493,7 +9493,7 @@
             <w:r/>
             <w:r>
               <w:rPr>
-                <w:rFonts w:ascii="Liberation Serif" w:hAnsi="Liberation Serif" w:eastAsia="Liberation Serif" w:cs="Liberation Serif"/>
+                <w:rFonts w:ascii="Noto Serif" w:hAnsi="Noto Serif" w:eastAsia="Noto Serif" w:cs="Noto Serif"/>
                 <w:b w:val="0"/>
                 <w:color w:val="222222"/>
                 <w:sz w:val="19"/>
@@ -9526,7 +9526,7 @@
             <w:r/>
             <w:r>
               <w:rPr>
-                <w:rFonts w:ascii="Liberation Serif" w:hAnsi="Liberation Serif" w:eastAsia="Liberation Serif" w:cs="Liberation Serif"/>
+                <w:rFonts w:ascii="Noto Serif" w:hAnsi="Noto Serif" w:eastAsia="Noto Serif" w:cs="Noto Serif"/>
                 <w:b w:val="0"/>
                 <w:color w:val="222222"/>
                 <w:sz w:val="19"/>
@@ -9559,7 +9559,7 @@
             <w:r/>
             <w:r>
               <w:rPr>
-                <w:rFonts w:ascii="Liberation Serif" w:hAnsi="Liberation Serif" w:eastAsia="Liberation Serif" w:cs="Liberation Serif"/>
+                <w:rFonts w:ascii="Noto Serif" w:hAnsi="Noto Serif" w:eastAsia="Noto Serif" w:cs="Noto Serif"/>
                 <w:b w:val="0"/>
                 <w:color w:val="222222"/>
                 <w:sz w:val="19"/>
@@ -9585,12 +9585,12 @@
     </w:p>
     <w:p>
       <w:pPr>
-        <w:spacing w:before="0" w:after="240" w:line="427" w:lineRule="auto"/>
+        <w:spacing w:before="0" w:after="220" w:line="413" w:lineRule="auto"/>
         <w:ind w:firstLine="288"/>
       </w:pPr>
       <w:r>
         <w:rPr>
-          <w:rFonts w:ascii="Liberation Serif" w:hAnsi="Liberation Serif" w:eastAsia="Liberation Serif" w:cs="Liberation Serif"/>
+          <w:rFonts w:ascii="Noto Serif" w:hAnsi="Noto Serif" w:eastAsia="Noto Serif" w:cs="Noto Serif"/>
           <w:color w:val="222222"/>
           <w:sz w:val="24"/>
         </w:rPr>
@@ -9599,12 +9599,12 @@
     </w:p>
     <w:p>
       <w:pPr>
-        <w:spacing w:before="0" w:after="240" w:line="427" w:lineRule="auto"/>
+        <w:spacing w:before="0" w:after="220" w:line="413" w:lineRule="auto"/>
         <w:ind w:firstLine="288"/>
       </w:pPr>
       <w:r>
         <w:rPr>
-          <w:rFonts w:ascii="Liberation Serif" w:hAnsi="Liberation Serif" w:eastAsia="Liberation Serif" w:cs="Liberation Serif"/>
+          <w:rFonts w:ascii="Noto Serif" w:hAnsi="Noto Serif" w:eastAsia="Noto Serif" w:cs="Noto Serif"/>
           <w:color w:val="222222"/>
           <w:sz w:val="24"/>
         </w:rPr>
@@ -9613,12 +9613,12 @@
     </w:p>
     <w:p>
       <w:pPr>
-        <w:spacing w:before="0" w:after="240" w:line="427" w:lineRule="auto"/>
+        <w:spacing w:before="0" w:after="220" w:line="413" w:lineRule="auto"/>
         <w:ind w:firstLine="288"/>
       </w:pPr>
       <w:r>
         <w:rPr>
-          <w:rFonts w:ascii="Liberation Serif" w:hAnsi="Liberation Serif" w:eastAsia="Liberation Serif" w:cs="Liberation Serif"/>
+          <w:rFonts w:ascii="Noto Serif" w:hAnsi="Noto Serif" w:eastAsia="Noto Serif" w:cs="Noto Serif"/>
           <w:color w:val="222222"/>
           <w:sz w:val="24"/>
         </w:rPr>
@@ -9672,7 +9672,7 @@
             </w:pPr>
             <w:r>
               <w:rPr>
-                <w:rFonts w:ascii="Liberation Serif" w:hAnsi="Liberation Serif" w:eastAsia="Liberation Serif" w:cs="Liberation Serif"/>
+                <w:rFonts w:ascii="Noto Serif" w:hAnsi="Noto Serif" w:eastAsia="Noto Serif" w:cs="Noto Serif"/>
                 <w:color w:val="222222"/>
                 <w:sz w:val="21"/>
               </w:rPr>
@@ -9692,21 +9692,21 @@
         <w:pStyle w:val="Heading1"/>
       </w:pPr>
       <w:r>
-        <w:t>Open work after May 24, 2023</w:t>
+        <w:t>What I wrote down after the call</w:t>
       </w:r>
     </w:p>
     <w:p>
       <w:pPr>
-        <w:spacing w:before="0" w:after="240" w:line="427" w:lineRule="auto"/>
+        <w:spacing w:before="0" w:after="220" w:line="413" w:lineRule="auto"/>
         <w:ind w:firstLine="288"/>
       </w:pPr>
       <w:r>
         <w:rPr>
-          <w:rFonts w:ascii="Liberation Serif" w:hAnsi="Liberation Serif" w:eastAsia="Liberation Serif" w:cs="Liberation Serif"/>
+          <w:rFonts w:ascii="Noto Serif" w:hAnsi="Noto Serif" w:eastAsia="Noto Serif" w:cs="Noto Serif"/>
           <w:color w:val="222222"/>
           <w:sz w:val="24"/>
         </w:rPr>
-        <w:t>What follows is leftover work from Kafka ingestion readout: 40 min to ~9 min, month-end still open: named people, named boxes, named tickets, and the items I still owe. If a paragraph fights the decision in the front of CLH-MTG-2023-028, strike the paragraph.</w:t>
+        <w:t>Back of Kafka ingestion readout: 40 min to ~9 min, month-end still open: execution only. The decision in the front does not move. Date on this pack is May 24, 2023.</w:t>
       </w:r>
     </w:p>
     <w:p>
@@ -9714,7 +9714,7 @@
         <w:pStyle w:val="Heading2"/>
       </w:pPr>
       <w:r>
-        <w:t>What we are still refusing (what we told people who were absent)</w:t>
+        <w:t>Keep identifiers in chat, logs, or a support zip dead</w:t>
       </w:r>
     </w:p>
     <w:tbl>
@@ -9764,11 +9764,11 @@
             </w:pPr>
             <w:r>
               <w:rPr>
-                <w:rFonts w:ascii="Liberation Serif" w:hAnsi="Liberation Serif" w:eastAsia="Liberation Serif" w:cs="Liberation Serif"/>
+                <w:rFonts w:ascii="Noto Serif" w:hAnsi="Noto Serif" w:eastAsia="Noto Serif" w:cs="Noto Serif"/>
                 <w:color w:val="222222"/>
                 <w:sz w:val="21"/>
               </w:rPr>
-              <w:t>Marcus Bell does not get a shortcut that reopens what we told people who were absent. If files.prod.clearhaven.internal looks easy to bump, stop and write the count on CLH-TDD-2023-008 first.</w:t>
+              <w:t>Marcus Bell does not get a shortcut that reopens identifiers in chat, logs, or a support zip. If files.prod.clearhaven.internal looks easy to bump, stop and write the count on CLH-TDD-2023-008 first.</w:t>
             </w:r>
           </w:p>
         </w:tc>
@@ -9781,40 +9781,26 @@
     </w:p>
     <w:p>
       <w:pPr>
-        <w:spacing w:before="0" w:after="240" w:line="427" w:lineRule="auto"/>
+        <w:spacing w:before="0" w:after="220" w:line="413" w:lineRule="auto"/>
         <w:ind w:firstLine="288"/>
       </w:pPr>
       <w:r>
         <w:rPr>
-          <w:rFonts w:ascii="Liberation Serif" w:hAnsi="Liberation Serif" w:eastAsia="Liberation Serif" w:cs="Liberation Serif"/>
+          <w:rFonts w:ascii="Noto Serif" w:hAnsi="Noto Serif" w:eastAsia="Noto Serif" w:cs="Noto Serif"/>
           <w:color w:val="222222"/>
           <w:sz w:val="24"/>
         </w:rPr>
-        <w:t>I am writing this because what we told people who were absent is the thing people reopen when a date slips. The front of CLH-MTG-2023-028 already killed a path. I will not kill it again in a wiki comment. Ticket CLH-TDD-2023-008 is the record. Marcus Bell owns the next sentence if they want it undone. Aman Kumar is the writer, not the backup owner. Elapsed I would still defend: 41 minutes on files.prod.clearhaven.internal, sample 3178, using the same clock as the number 40 already in the front matter.</w:t>
+        <w:t>A status dump that lists meetings is not a close. If the date slips, Marcus Bell writes the new date on CLH-TDD-2023-008 before asking for more people. If legal or the control owner asks why we still refuse identifiers in chat, logs, or a support zip, the answer is this paragraph plus the decision callout in the front, not a Slack thread from May 24, 2023. Client remains Clearhaven. I will not paste a payload to prove the point.</w:t>
       </w:r>
     </w:p>
     <w:p>
       <w:pPr>
-        <w:spacing w:before="0" w:after="240" w:line="427" w:lineRule="auto"/>
+        <w:spacing w:before="0" w:after="220" w:line="413" w:lineRule="auto"/>
         <w:ind w:firstLine="288"/>
       </w:pPr>
       <w:r>
         <w:rPr>
-          <w:rFonts w:ascii="Liberation Serif" w:hAnsi="Liberation Serif" w:eastAsia="Liberation Serif" w:cs="Liberation Serif"/>
-          <w:color w:val="222222"/>
-          <w:sz w:val="24"/>
-        </w:rPr>
-        <w:t>A status dump that lists meetings is not a close. If the date slips, Marcus Bell writes the new date on CLH-TDD-2023-008 before asking for more people. If legal or the control owner asks why we still refuse what we told people who were absent, the answer is this paragraph plus the decision callout in the front, not a Slack thread from May 24, 2023. Client remains Clearhaven. I will not paste a payload to prove the point.</w:t>
-      </w:r>
-    </w:p>
-    <w:p>
-      <w:pPr>
-        <w:spacing w:before="0" w:after="240" w:line="427" w:lineRule="auto"/>
-        <w:ind w:firstLine="288"/>
-      </w:pPr>
-      <w:r>
-        <w:rPr>
-          <w:rFonts w:ascii="Liberation Serif" w:hAnsi="Liberation Serif" w:eastAsia="Liberation Serif" w:cs="Liberation Serif"/>
+          <w:rFonts w:ascii="Noto Serif" w:hAnsi="Noto Serif" w:eastAsia="Noto Serif" w:cs="Noto Serif"/>
           <w:color w:val="222222"/>
           <w:sz w:val="24"/>
         </w:rPr>
@@ -9823,66 +9809,440 @@
     </w:p>
     <w:p>
       <w:pPr>
-        <w:spacing w:before="0" w:after="240" w:line="427" w:lineRule="auto"/>
+        <w:spacing w:before="0" w:after="220" w:line="413" w:lineRule="auto"/>
         <w:ind w:firstLine="288"/>
       </w:pPr>
       <w:r>
         <w:rPr>
-          <w:rFonts w:ascii="Liberation Serif" w:hAnsi="Liberation Serif" w:eastAsia="Liberation Serif" w:cs="Liberation Serif"/>
+          <w:rFonts w:ascii="Noto Serif" w:hAnsi="Noto Serif" w:eastAsia="Noto Serif" w:cs="Noto Serif"/>
           <w:color w:val="222222"/>
           <w:sz w:val="24"/>
         </w:rPr>
-        <w:t>How I would explain what we told people who were absent to Marcus Bell in one minute: the front of CLH-MTG-2023-028 already made the call. This leftover is execution. Marcus Bell owns CLH-TDD-2023-008. files.prod.clearhaven.internal is the box I would open first. The number I would put on the table is 40, and if that is stale I would say so instead of performing precision. I would ask whether we are still inside the freeze and whether Marcus Bell can hit May 30, 2023.</w:t>
+        <w:t>Clearhaven can wait on identifiers in chat, logs, or a support zip until Marcus Bell writes the cut, no hostname belongs in the customer line, Marcus Bell drafts and I review, and the sample I would still defend uses the same clock as 40.</w:t>
       </w:r>
     </w:p>
     <w:p>
       <w:pPr>
-        <w:spacing w:before="0" w:after="240" w:line="427" w:lineRule="auto"/>
+        <w:spacing w:before="0" w:after="220" w:line="413" w:lineRule="auto"/>
         <w:ind w:firstLine="288"/>
       </w:pPr>
       <w:r>
         <w:rPr>
-          <w:rFonts w:ascii="Liberation Serif" w:hAnsi="Liberation Serif" w:eastAsia="Liberation Serif" w:cs="Liberation Serif"/>
+          <w:rFonts w:ascii="Noto Serif" w:hAnsi="Noto Serif" w:eastAsia="Noto Serif" w:cs="Noto Serif"/>
           <w:color w:val="222222"/>
           <w:sz w:val="24"/>
         </w:rPr>
-        <w:t>Priya Nair asked whether we could 'just' keep a side path for what we told people who were absent until the window ends. No. Side paths are how the last exception file grew. If we need a carve-out, it expires, it lives on CLH-TDD-2023-008, and rollback is delete-and-restart on files.prod.clearhaven.internal, not 'leave it until someone notices.'</w:t>
+        <w:t>if identifiers in chat, logs, or a support zip is still fuzzy, CLH-MEM-2023-004 is the place to say so, polling faster is not a substitute for fixing identifiers in chat, logs, or a support zip, and Clearhaven does not get files.prod.clearhaven.internal in an outbound sentence.</w:t>
       </w:r>
     </w:p>
     <w:p>
       <w:pPr>
-        <w:spacing w:before="0" w:after="240" w:line="427" w:lineRule="auto"/>
+        <w:pStyle w:val="Heading2"/>
+      </w:pPr>
+      <w:r>
+        <w:t>Do not widen retries for this</w:t>
+      </w:r>
+    </w:p>
+    <w:p>
+      <w:pPr>
+        <w:spacing w:before="0" w:after="220" w:line="413" w:lineRule="auto"/>
         <w:ind w:firstLine="288"/>
       </w:pPr>
       <w:r>
         <w:rPr>
-          <w:rFonts w:ascii="Liberation Serif" w:hAnsi="Liberation Serif" w:eastAsia="Liberation Serif" w:cs="Liberation Serif"/>
+          <w:rFonts w:ascii="Noto Serif" w:hAnsi="Noto Serif" w:eastAsia="Noto Serif" w:cs="Noto Serif"/>
           <w:color w:val="222222"/>
           <w:sz w:val="24"/>
         </w:rPr>
-        <w:t>I will not put what we told people who were absent on a wiki that drifts. CLH-TDD-2023-008 and this file are the record. If Marcus Bell needs a diagram, they get a permalink, not a photo of a whiteboard. files.prod.clearhaven.internal stays out of the diagram title. If a new engineer asks where the leftover lives, I point here. I do not point at a Slack pin from May 24, 2023.</w:t>
+        <w:t>Tell: zero rows and a green job. That showed up around files.prod.clearhaven.internal. CLH-MEM-2023-004 is the record. a quote that is not a decision is how it will show up again if we get sloppy. The fix is to make the failure loud and stop the write path before it creates 725 junk rows, not to widen a retry. Verification is a staging replay that used to succeed at being wrong and must now fail.</w:t>
       </w:r>
     </w:p>
     <w:p>
       <w:pPr>
-        <w:pStyle w:val="Heading2"/>
+        <w:spacing w:before="0" w:after="220" w:line="413" w:lineRule="auto"/>
+        <w:ind w:firstLine="288"/>
       </w:pPr>
       <w:r>
-        <w:t>Numbers I will still quote (identifiers in chat, logs, or a support zip)</w:t>
+        <w:rPr>
+          <w:rFonts w:ascii="Noto Serif" w:hAnsi="Noto Serif" w:eastAsia="Noto Serif" w:cs="Noto Serif"/>
+          <w:color w:val="222222"/>
+          <w:sz w:val="24"/>
+        </w:rPr>
+        <w:t>We will not claim this class cannot happen. We will claim the next one dies at the gate we are building, and that the page names the tell we missed. Priya Nair accepts the gate. Aman Kumar writes it. Marcus Bell gets a factual count if it repeats, not an apology paragraph.</w:t>
       </w:r>
     </w:p>
     <w:p>
       <w:pPr>
-        <w:spacing w:before="0" w:after="240" w:line="427" w:lineRule="auto"/>
+        <w:spacing w:before="0" w:after="220" w:line="413" w:lineRule="auto"/>
         <w:ind w:firstLine="288"/>
       </w:pPr>
       <w:r>
         <w:rPr>
-          <w:rFonts w:ascii="Liberation Serif" w:hAnsi="Liberation Serif" w:eastAsia="Liberation Serif" w:cs="Liberation Serif"/>
+          <w:rFonts w:ascii="Noto Serif" w:hAnsi="Noto Serif" w:eastAsia="Noto Serif" w:cs="Noto Serif"/>
           <w:color w:val="222222"/>
           <w:sz w:val="24"/>
         </w:rPr>
-        <w:t>These are working numbers for identifiers in chat, logs, or a support zip, not a new model. If they disagree with the front of Kafka ingestion readout: 40 min to ~9 min, month-end still open, the front wins. I measured on files.prod.clearhaven.internal. Ticket CLH-MEM-2023-004. Owner for the next measurement is Priya Nair. Sample window was 90 minutes. Rows in the sample: 11575. Front-matter figure I am not relitigating: 40.</w:t>
+        <w:t>Rahul Deshmukh asked for a one-line version of a quote that is not a decision, the number I will quote is 44, and if it is stale I will say so, and config, Helm, and a flag flip are all changes.</w:t>
+      </w:r>
+    </w:p>
+    <w:p>
+      <w:pPr>
+        <w:spacing w:before="0" w:after="220" w:line="413" w:lineRule="auto"/>
+        <w:ind w:firstLine="288"/>
+      </w:pPr>
+      <w:r>
+        <w:rPr>
+          <w:rFonts w:ascii="Noto Serif" w:hAnsi="Noto Serif" w:eastAsia="Noto Serif" w:cs="Noto Serif"/>
+          <w:color w:val="222222"/>
+          <w:sz w:val="24"/>
+        </w:rPr>
+        <w:t>I bounced a hallway yes on a quote that is not a decision, no hostname belongs in the customer line, Copy Chris drafts and I review, and I ping once and after that Copy Chris is late, not blocked.</w:t>
+      </w:r>
+    </w:p>
+    <w:p>
+      <w:pPr>
+        <w:pStyle w:val="Heading2"/>
+      </w:pPr>
+      <w:r>
+        <w:t>Short answers I am tired of repeating</w:t>
+      </w:r>
+    </w:p>
+    <w:p>
+      <w:pPr>
+        <w:pStyle w:val="ListBullet"/>
+        <w:spacing w:before="20" w:after="60" w:line="260" w:lineRule="auto"/>
+      </w:pPr>
+      <w:r>
+        <w:rPr>
+          <w:rFonts w:ascii="Noto Serif" w:hAnsi="Noto Serif" w:eastAsia="Noto Serif" w:cs="Noto Serif"/>
+          <w:color w:val="222222"/>
+          <w:sz w:val="24"/>
+        </w:rPr>
+        <w:t>Is v1 smaller than Clearhaven asked in the hallway? Yes. That is the point.</w:t>
+      </w:r>
+    </w:p>
+    <w:p>
+      <w:pPr>
+        <w:pStyle w:val="ListBullet"/>
+        <w:spacing w:before="20" w:after="60" w:line="260" w:lineRule="auto"/>
+      </w:pPr>
+      <w:r>
+        <w:rPr>
+          <w:rFonts w:ascii="Noto Serif" w:hAnsi="Noto Serif" w:eastAsia="Noto Serif" w:cs="Noto Serif"/>
+          <w:color w:val="222222"/>
+          <w:sz w:val="24"/>
+        </w:rPr>
+        <w:t>Can we add the extra slice in this release? Only if Marcus Bell signs it.</w:t>
+      </w:r>
+    </w:p>
+    <w:p>
+      <w:pPr>
+        <w:pStyle w:val="ListBullet"/>
+        <w:spacing w:before="20" w:after="60" w:line="260" w:lineRule="auto"/>
+      </w:pPr>
+      <w:r>
+        <w:rPr>
+          <w:rFonts w:ascii="Noto Serif" w:hAnsi="Noto Serif" w:eastAsia="Noto Serif" w:cs="Noto Serif"/>
+          <w:color w:val="222222"/>
+          <w:sz w:val="24"/>
+        </w:rPr>
+        <w:t>Is files.prod.clearhaven.internal a special case? No.</w:t>
+      </w:r>
+    </w:p>
+    <w:p>
+      <w:pPr>
+        <w:pStyle w:val="ListBullet"/>
+        <w:spacing w:before="20" w:after="60" w:line="260" w:lineRule="auto"/>
+      </w:pPr>
+      <w:r>
+        <w:rPr>
+          <w:rFonts w:ascii="Noto Serif" w:hAnsi="Noto Serif" w:eastAsia="Noto Serif" w:cs="Noto Serif"/>
+          <w:color w:val="222222"/>
+          <w:sz w:val="24"/>
+        </w:rPr>
+        <w:t>Who closes CLH-INC-2023-041? Rahul Deshmukh.</w:t>
+      </w:r>
+    </w:p>
+    <w:p>
+      <w:pPr>
+        <w:pStyle w:val="ListBullet"/>
+        <w:spacing w:before="20" w:after="60" w:line="260" w:lineRule="auto"/>
+      </w:pPr>
+      <w:r>
+        <w:rPr>
+          <w:rFonts w:ascii="Noto Serif" w:hAnsi="Noto Serif" w:eastAsia="Noto Serif" w:cs="Noto Serif"/>
+          <w:color w:val="222222"/>
+          <w:sz w:val="24"/>
+        </w:rPr>
+        <w:t>What number do I cite? 44, or I say it is stale.</w:t>
+      </w:r>
+    </w:p>
+    <w:p>
+      <w:pPr>
+        <w:spacing w:before="0" w:after="220" w:line="413" w:lineRule="auto"/>
+        <w:ind w:firstLine="288"/>
+      </w:pPr>
+      <w:r>
+        <w:rPr>
+          <w:rFonts w:ascii="Noto Serif" w:hAnsi="Noto Serif" w:eastAsia="Noto Serif" w:cs="Noto Serif"/>
+          <w:color w:val="222222"/>
+          <w:sz w:val="24"/>
+        </w:rPr>
+        <w:t>If the answer changes, we change the front of CLH-MTG-2023-028 in review. We do not keep a shadow FAQ. Aman Kumar will not maintain two truths.</w:t>
+      </w:r>
+    </w:p>
+    <w:p>
+      <w:pPr>
+        <w:spacing w:before="0" w:after="220" w:line="413" w:lineRule="auto"/>
+        <w:ind w:firstLine="288"/>
+      </w:pPr>
+      <w:r>
+        <w:rPr>
+          <w:rFonts w:ascii="Noto Serif" w:hAnsi="Noto Serif" w:eastAsia="Noto Serif" w:cs="Noto Serif"/>
+          <w:color w:val="222222"/>
+          <w:sz w:val="24"/>
+        </w:rPr>
+        <w:t>The question I will not answer in Slack is 'can we just this once.' The answer is already no, and writing it on CLH-INC-2023-041 is what makes it a record. If Rahul Deshmukh needs a user-visible version, they get the comms leftover, not this list.</w:t>
+      </w:r>
+    </w:p>
+    <w:p>
+      <w:pPr>
+        <w:spacing w:before="0" w:after="220" w:line="413" w:lineRule="auto"/>
+        <w:ind w:firstLine="288"/>
+      </w:pPr>
+      <w:r>
+        <w:rPr>
+          <w:rFonts w:ascii="Noto Serif" w:hAnsi="Noto Serif" w:eastAsia="Noto Serif" w:cs="Noto Serif"/>
+          <w:color w:val="222222"/>
+          <w:sz w:val="24"/>
+        </w:rPr>
+        <w:t>I parked after-call with the EM on CLH-TDD-2023-008 so it is not Slack archaeology, polling faster is not a substitute for fixing after-call with the EM, and I will not mix clocks to make after-call with the EM look healthier.</w:t>
+      </w:r>
+    </w:p>
+    <w:p>
+      <w:pPr>
+        <w:spacing w:before="0" w:after="220" w:line="413" w:lineRule="auto"/>
+        <w:ind w:firstLine="288"/>
+      </w:pPr>
+      <w:r>
+        <w:rPr>
+          <w:rFonts w:ascii="Noto Serif" w:hAnsi="Noto Serif" w:eastAsia="Noto Serif" w:cs="Noto Serif"/>
+          <w:color w:val="222222"/>
+          <w:sz w:val="24"/>
+        </w:rPr>
+        <w:t>files.prod.clearhaven.internal is the box I would open first for after-call with the EM, the number I will quote is 15, and if it is stale I will say so, and a skip is a ticket and a flake is a capture.</w:t>
+      </w:r>
+    </w:p>
+    <w:p>
+      <w:pPr>
+        <w:pStyle w:val="Heading2"/>
+      </w:pPr>
+      <w:r>
+        <w:t>Hold the front-matter call</w:t>
+      </w:r>
+    </w:p>
+    <w:tbl>
+      <w:tblPr>
+        <w:tblW w:type="auto" w:w="0"/>
+        <w:tblLook w:firstColumn="1" w:firstRow="1" w:lastColumn="0" w:lastRow="0" w:noHBand="0" w:noVBand="1" w:val="04A0"/>
+      </w:tblPr>
+      <w:tblGrid>
+        <w:gridCol w:w="8928"/>
+      </w:tblGrid>
+      <w:tr>
+        <w:tc>
+          <w:tcPr>
+            <w:tcW w:type="dxa" w:w="8928"/>
+            <w:shd w:fill="E7EEF5" w:val="clear"/>
+            <w:tcBorders>
+              <w:top w:val="single" w:sz="10" w:space="0" w:color="1B365D"/>
+              <w:left w:val="single" w:sz="10" w:space="0" w:color="1B365D"/>
+              <w:bottom w:val="single" w:sz="10" w:space="0" w:color="1B365D"/>
+              <w:right w:val="single" w:sz="10" w:space="0" w:color="1B365D"/>
+            </w:tcBorders>
+            <w:tcMar>
+              <w:top w:w="80" w:type="dxa"/>
+              <w:left w:w="120" w:type="dxa"/>
+              <w:bottom w:w="90" w:type="dxa"/>
+              <w:right w:w="120" w:type="dxa"/>
+            </w:tcMar>
+          </w:tcPr>
+          <w:p>
+            <w:pPr>
+              <w:spacing w:before="0" w:after="80" w:line="220" w:lineRule="auto"/>
+            </w:pPr>
+            <w:r/>
+            <w:r>
+              <w:rPr>
+                <w:rFonts w:ascii="Liberation Sans" w:hAnsi="Liberation Sans" w:eastAsia="Liberation Sans" w:cs="Liberation Sans"/>
+                <w:b/>
+                <w:color w:val="1B365D"/>
+                <w:sz w:val="16"/>
+              </w:rPr>
+              <w:t>STILL THE CALL</w:t>
+            </w:r>
+          </w:p>
+          <w:p>
+            <w:pPr>
+              <w:spacing w:before="0" w:after="0" w:line="250" w:lineRule="auto"/>
+            </w:pPr>
+            <w:r>
+              <w:rPr>
+                <w:rFonts w:ascii="Noto Serif" w:hAnsi="Noto Serif" w:eastAsia="Noto Serif" w:cs="Noto Serif"/>
+                <w:color w:val="222222"/>
+                <w:sz w:val="21"/>
+              </w:rPr>
+              <w:t>The front of CLH-MTG-2023-028 still stands. a vendor overlay we already rejected does not reopen it. Copy Chris owns CLH-RB-2023-012. files.prod.clearhaven.internal stays in the path already named.</w:t>
+            </w:r>
+          </w:p>
+        </w:tc>
+      </w:tr>
+    </w:tbl>
+    <w:p>
+      <w:pPr>
+        <w:spacing w:before="80" w:after="160" w:line="80" w:lineRule="auto"/>
+      </w:pPr>
+    </w:p>
+    <w:p>
+      <w:pPr>
+        <w:spacing w:before="0" w:after="220" w:line="413" w:lineRule="auto"/>
+        <w:ind w:firstLine="288"/>
+      </w:pPr>
+      <w:r>
+        <w:rPr>
+          <w:rFonts w:ascii="Noto Serif" w:hAnsi="Noto Serif" w:eastAsia="Noto Serif" w:cs="Noto Serif"/>
+          <w:color w:val="222222"/>
+          <w:sz w:val="24"/>
+        </w:rPr>
+        <w:t>If you are implementing, keep the rejected alternative dead. If you are on-call, start read-only. If you are Marcus Bell, the ask is unchanged: pick the path in the main body or send it back with a named objection. Sample I would still defend: 935 rows, 19 minutes, freeze respected. Strike this section if it ever fights the decision callout.</w:t>
+      </w:r>
+    </w:p>
+    <w:p>
+      <w:pPr>
+        <w:spacing w:before="0" w:after="220" w:line="413" w:lineRule="auto"/>
+        <w:ind w:firstLine="288"/>
+      </w:pPr>
+      <w:r>
+        <w:rPr>
+          <w:rFonts w:ascii="Noto Serif" w:hAnsi="Noto Serif" w:eastAsia="Noto Serif" w:cs="Noto Serif"/>
+          <w:color w:val="222222"/>
+          <w:sz w:val="24"/>
+        </w:rPr>
+        <w:t>This heading is the reopen rule. a vendor overlay we already rejected is done when Copy Chris closes CLH-RB-2023-012 or writes a new date.</w:t>
+      </w:r>
+    </w:p>
+    <w:p>
+      <w:pPr>
+        <w:spacing w:before="0" w:after="220" w:line="413" w:lineRule="auto"/>
+        <w:ind w:firstLine="288"/>
+      </w:pPr>
+      <w:r>
+        <w:rPr>
+          <w:rFonts w:ascii="Noto Serif" w:hAnsi="Noto Serif" w:eastAsia="Noto Serif" w:cs="Noto Serif"/>
+          <w:color w:val="222222"/>
+          <w:sz w:val="24"/>
+        </w:rPr>
+        <w:t>after June 5, 2023, leftover access for a vendor overlay we already rejected is a bug, not a courtesy, no hostname belongs in the customer line, Chris Patel drafts and I review, and the call in the front still holds and this is leftover work only.</w:t>
+      </w:r>
+    </w:p>
+    <w:p>
+      <w:pPr>
+        <w:spacing w:before="0" w:after="220" w:line="413" w:lineRule="auto"/>
+        <w:ind w:firstLine="288"/>
+      </w:pPr>
+      <w:r>
+        <w:rPr>
+          <w:rFonts w:ascii="Noto Serif" w:hAnsi="Noto Serif" w:eastAsia="Noto Serif" w:cs="Noto Serif"/>
+          <w:color w:val="222222"/>
+          <w:sz w:val="24"/>
+        </w:rPr>
+        <w:t>the front of CLH-MTG-2023-028 already named a vendor overlay we already rejected, this paragraph is execution, polling faster is not a substitute for fixing a vendor overlay we already rejected, and abort beats a lying dual-run.</w:t>
+      </w:r>
+    </w:p>
+    <w:p>
+      <w:pPr>
+        <w:pStyle w:val="Heading2"/>
+      </w:pPr>
+      <w:r>
+        <w:t>Zero-row success on files.prod.clearhaven.internal</w:t>
+      </w:r>
+    </w:p>
+    <w:p>
+      <w:pPr>
+        <w:spacing w:before="0" w:after="220" w:line="413" w:lineRule="auto"/>
+        <w:ind w:firstLine="288"/>
+      </w:pPr>
+      <w:r>
+        <w:rPr>
+          <w:rFonts w:ascii="Noto Serif" w:hAnsi="Noto Serif" w:eastAsia="Noto Serif" w:cs="Noto Serif"/>
+          <w:color w:val="222222"/>
+          <w:sz w:val="24"/>
+        </w:rPr>
+        <w:t>Secret handling on files.prod.clearhaven.internal: not in git, not in the ticket description, not in a screenshot. raising retries on a poison record is not a reason to paste a token into chat. Owner Aman Kumar. Ticket CLH-TDD-2023-008. If I need a temporary grant, it expires. If I need a production query, I use the replica and I log the query id. Wrong secret looks healthy as 'no work.' Alert on zero rows, not on HTTP 200.</w:t>
+      </w:r>
+    </w:p>
+    <w:p>
+      <w:pPr>
+        <w:spacing w:before="0" w:after="220" w:line="413" w:lineRule="auto"/>
+        <w:ind w:firstLine="288"/>
+      </w:pPr>
+      <w:r>
+        <w:rPr>
+          <w:rFonts w:ascii="Noto Serif" w:hAnsi="Noto Serif" w:eastAsia="Noto Serif" w:cs="Noto Serif"/>
+          <w:color w:val="222222"/>
+          <w:sz w:val="24"/>
+        </w:rPr>
+        <w:t>Break-glass is a separate path. Missing role is 403, missing token is 401. I will not collapse those because the UI looks nicer. Marcus Bell accepted that split in the front matter. I am not reopening it here. The grant is the cluster role already named for files.prod.clearhaven.internal. A home-directory kube file is leftover access to revoke.</w:t>
+      </w:r>
+    </w:p>
+    <w:p>
+      <w:pPr>
+        <w:spacing w:before="0" w:after="220" w:line="413" w:lineRule="auto"/>
+        <w:ind w:firstLine="288"/>
+      </w:pPr>
+      <w:r>
+        <w:rPr>
+          <w:rFonts w:ascii="Noto Serif" w:hAnsi="Noto Serif" w:eastAsia="Noto Serif" w:cs="Noto Serif"/>
+          <w:color w:val="222222"/>
+          <w:sz w:val="24"/>
+        </w:rPr>
+        <w:t>do not treat raising retries on a poison record as polish, Diego Alvarez either owns it or we drop it, the number I will quote is 90, and if it is stale I will say so, and a vendor discount is not evidence.</w:t>
+      </w:r>
+    </w:p>
+    <w:p>
+      <w:pPr>
+        <w:spacing w:before="0" w:after="220" w:line="413" w:lineRule="auto"/>
+        <w:ind w:firstLine="288"/>
+      </w:pPr>
+      <w:r>
+        <w:rPr>
+          <w:rFonts w:ascii="Noto Serif" w:hAnsi="Noto Serif" w:eastAsia="Noto Serif" w:cs="Noto Serif"/>
+          <w:color w:val="222222"/>
+          <w:sz w:val="24"/>
+        </w:rPr>
+        <w:t>Clearhaven can wait on raising retries on a poison record until Sent Slack writes the cut, no hostname belongs in the customer line, Sent Slack drafts and I review, and the sample I would still defend uses the same clock as 22.</w:t>
+      </w:r>
+    </w:p>
+    <w:p>
+      <w:pPr>
+        <w:pStyle w:val="Heading2"/>
+      </w:pPr>
+      <w:r>
+        <w:t>Which clock I am using</w:t>
+      </w:r>
+    </w:p>
+    <w:p>
+      <w:pPr>
+        <w:spacing w:before="0" w:after="220" w:line="413" w:lineRule="auto"/>
+        <w:ind w:firstLine="288"/>
+      </w:pPr>
+      <w:r>
+        <w:rPr>
+          <w:rFonts w:ascii="Noto Serif" w:hAnsi="Noto Serif" w:eastAsia="Noto Serif" w:cs="Noto Serif"/>
+          <w:color w:val="222222"/>
+          <w:sz w:val="24"/>
+        </w:rPr>
+        <w:t>This is not a full incident timeline. It is the clock I will use when someone asks which thing happened first around a dashboard screenshot standing in for a permalink. files.prod.clearhaven.internal is the box. CLH-MEM-2023-004 is the thread. Brought April is the person I will name if the clocks disagree. Customer/ops clock and match/extract clock are different. I will not pretend they are the same.</w:t>
       </w:r>
     </w:p>
     <w:p>
@@ -9896,7 +10256,1172 @@
           <w:color w:val="555555"/>
           <w:sz w:val="17"/>
         </w:rPr>
-        <w:t>Working measurements for CLH-MTG-2023-028, identifiers in chat, logs, or a support zip.</w:t>
+        <w:t>Working clock for CLH-MTG-2023-028. Times are ET unless noted.</w:t>
+      </w:r>
+    </w:p>
+    <w:tbl>
+      <w:tblPr>
+        <w:tblW w:type="auto" w:w="0"/>
+        <w:jc w:val="center"/>
+        <w:tblLayout w:type="autofit"/>
+        <w:tblLook w:firstColumn="1" w:firstRow="1" w:lastColumn="0" w:lastRow="0" w:noHBand="0" w:noVBand="1" w:val="04A0"/>
+      </w:tblPr>
+      <w:tblGrid>
+        <w:gridCol w:w="2976"/>
+        <w:gridCol w:w="2976"/>
+        <w:gridCol w:w="2976"/>
+      </w:tblGrid>
+      <w:tr>
+        <w:tc>
+          <w:tcPr>
+            <w:tcW w:type="dxa" w:w="2976"/>
+            <w:shd w:fill="1B365D" w:val="clear"/>
+            <w:tcBorders>
+              <w:top w:val="single" w:sz="4" w:space="0" w:color="1B365D"/>
+              <w:left w:val="single" w:sz="4" w:space="0" w:color="1B365D"/>
+              <w:bottom w:val="single" w:sz="4" w:space="0" w:color="1B365D"/>
+              <w:right w:val="single" w:sz="4" w:space="0" w:color="1B365D"/>
+            </w:tcBorders>
+            <w:tcMar>
+              <w:top w:w="50" w:type="dxa"/>
+              <w:left w:w="70" w:type="dxa"/>
+              <w:bottom w:w="50" w:type="dxa"/>
+              <w:right w:w="70" w:type="dxa"/>
+            </w:tcMar>
+          </w:tcPr>
+          <w:p>
+            <w:pPr>
+              <w:spacing w:before="0" w:after="0" w:line="230" w:lineRule="auto"/>
+            </w:pPr>
+            <w:r/>
+            <w:r>
+              <w:rPr>
+                <w:rFonts w:ascii="Liberation Sans" w:hAnsi="Liberation Sans" w:eastAsia="Liberation Sans" w:cs="Liberation Sans"/>
+                <w:b/>
+                <w:color w:val="FFFFFF"/>
+                <w:sz w:val="18"/>
+              </w:rPr>
+              <w:t>When</w:t>
+            </w:r>
+          </w:p>
+        </w:tc>
+        <w:tc>
+          <w:tcPr>
+            <w:tcW w:type="dxa" w:w="2976"/>
+            <w:shd w:fill="1B365D" w:val="clear"/>
+            <w:tcBorders>
+              <w:top w:val="single" w:sz="4" w:space="0" w:color="1B365D"/>
+              <w:left w:val="single" w:sz="4" w:space="0" w:color="1B365D"/>
+              <w:bottom w:val="single" w:sz="4" w:space="0" w:color="1B365D"/>
+              <w:right w:val="single" w:sz="4" w:space="0" w:color="1B365D"/>
+            </w:tcBorders>
+            <w:tcMar>
+              <w:top w:w="50" w:type="dxa"/>
+              <w:left w:w="70" w:type="dxa"/>
+              <w:bottom w:w="50" w:type="dxa"/>
+              <w:right w:w="70" w:type="dxa"/>
+            </w:tcMar>
+          </w:tcPr>
+          <w:p>
+            <w:pPr>
+              <w:spacing w:before="0" w:after="0" w:line="230" w:lineRule="auto"/>
+            </w:pPr>
+            <w:r/>
+            <w:r>
+              <w:rPr>
+                <w:rFonts w:ascii="Liberation Sans" w:hAnsi="Liberation Sans" w:eastAsia="Liberation Sans" w:cs="Liberation Sans"/>
+                <w:b/>
+                <w:color w:val="FFFFFF"/>
+                <w:sz w:val="18"/>
+              </w:rPr>
+              <w:t>What I can defend</w:t>
+            </w:r>
+          </w:p>
+        </w:tc>
+        <w:tc>
+          <w:tcPr>
+            <w:tcW w:type="dxa" w:w="2976"/>
+            <w:shd w:fill="1B365D" w:val="clear"/>
+            <w:tcBorders>
+              <w:top w:val="single" w:sz="4" w:space="0" w:color="1B365D"/>
+              <w:left w:val="single" w:sz="4" w:space="0" w:color="1B365D"/>
+              <w:bottom w:val="single" w:sz="4" w:space="0" w:color="1B365D"/>
+              <w:right w:val="single" w:sz="4" w:space="0" w:color="1B365D"/>
+            </w:tcBorders>
+            <w:tcMar>
+              <w:top w:w="50" w:type="dxa"/>
+              <w:left w:w="70" w:type="dxa"/>
+              <w:bottom w:w="50" w:type="dxa"/>
+              <w:right w:w="70" w:type="dxa"/>
+            </w:tcMar>
+          </w:tcPr>
+          <w:p>
+            <w:pPr>
+              <w:spacing w:before="0" w:after="0" w:line="230" w:lineRule="auto"/>
+            </w:pPr>
+            <w:r/>
+            <w:r>
+              <w:rPr>
+                <w:rFonts w:ascii="Liberation Sans" w:hAnsi="Liberation Sans" w:eastAsia="Liberation Sans" w:cs="Liberation Sans"/>
+                <w:b/>
+                <w:color w:val="FFFFFF"/>
+                <w:sz w:val="18"/>
+              </w:rPr>
+              <w:t>Who</w:t>
+            </w:r>
+          </w:p>
+        </w:tc>
+      </w:tr>
+      <w:tr>
+        <w:tc>
+          <w:tcPr>
+            <w:tcW w:type="dxa" w:w="2976"/>
+            <w:shd w:fill="FFFFFF" w:val="clear"/>
+            <w:tcBorders>
+              <w:top w:val="single" w:sz="4" w:space="0" w:color="C5CDD6"/>
+              <w:left w:val="single" w:sz="4" w:space="0" w:color="C5CDD6"/>
+              <w:bottom w:val="single" w:sz="4" w:space="0" w:color="C5CDD6"/>
+              <w:right w:val="single" w:sz="4" w:space="0" w:color="C5CDD6"/>
+            </w:tcBorders>
+            <w:tcMar>
+              <w:top w:w="50" w:type="dxa"/>
+              <w:left w:w="70" w:type="dxa"/>
+              <w:bottom w:w="50" w:type="dxa"/>
+              <w:right w:w="70" w:type="dxa"/>
+            </w:tcMar>
+          </w:tcPr>
+          <w:p>
+            <w:pPr>
+              <w:spacing w:before="0" w:after="0" w:line="230" w:lineRule="auto"/>
+            </w:pPr>
+            <w:r/>
+            <w:r>
+              <w:rPr>
+                <w:rFonts w:ascii="Noto Serif" w:hAnsi="Noto Serif" w:eastAsia="Noto Serif" w:cs="Noto Serif"/>
+                <w:b w:val="0"/>
+                <w:color w:val="222222"/>
+                <w:sz w:val="19"/>
+              </w:rPr>
+              <w:t>May 22</w:t>
+            </w:r>
+          </w:p>
+        </w:tc>
+        <w:tc>
+          <w:tcPr>
+            <w:tcW w:type="dxa" w:w="2976"/>
+            <w:shd w:fill="FFFFFF" w:val="clear"/>
+            <w:tcBorders>
+              <w:top w:val="single" w:sz="4" w:space="0" w:color="C5CDD6"/>
+              <w:left w:val="single" w:sz="4" w:space="0" w:color="C5CDD6"/>
+              <w:bottom w:val="single" w:sz="4" w:space="0" w:color="C5CDD6"/>
+              <w:right w:val="single" w:sz="4" w:space="0" w:color="C5CDD6"/>
+            </w:tcBorders>
+            <w:tcMar>
+              <w:top w:w="50" w:type="dxa"/>
+              <w:left w:w="70" w:type="dxa"/>
+              <w:bottom w:w="50" w:type="dxa"/>
+              <w:right w:w="70" w:type="dxa"/>
+            </w:tcMar>
+          </w:tcPr>
+          <w:p>
+            <w:pPr>
+              <w:spacing w:before="0" w:after="0" w:line="230" w:lineRule="auto"/>
+            </w:pPr>
+            <w:r/>
+            <w:r>
+              <w:rPr>
+                <w:rFonts w:ascii="Noto Serif" w:hAnsi="Noto Serif" w:eastAsia="Noto Serif" w:cs="Noto Serif"/>
+                <w:b w:val="0"/>
+                <w:color w:val="222222"/>
+                <w:sz w:val="19"/>
+              </w:rPr>
+              <w:t>First stale graph or first complaint tied to a dashboard screenshot standing in for a permalink</w:t>
+            </w:r>
+          </w:p>
+        </w:tc>
+        <w:tc>
+          <w:tcPr>
+            <w:tcW w:type="dxa" w:w="2976"/>
+            <w:shd w:fill="FFFFFF" w:val="clear"/>
+            <w:tcBorders>
+              <w:top w:val="single" w:sz="4" w:space="0" w:color="C5CDD6"/>
+              <w:left w:val="single" w:sz="4" w:space="0" w:color="C5CDD6"/>
+              <w:bottom w:val="single" w:sz="4" w:space="0" w:color="C5CDD6"/>
+              <w:right w:val="single" w:sz="4" w:space="0" w:color="C5CDD6"/>
+            </w:tcBorders>
+            <w:tcMar>
+              <w:top w:w="50" w:type="dxa"/>
+              <w:left w:w="70" w:type="dxa"/>
+              <w:bottom w:w="50" w:type="dxa"/>
+              <w:right w:w="70" w:type="dxa"/>
+            </w:tcMar>
+          </w:tcPr>
+          <w:p>
+            <w:pPr>
+              <w:spacing w:before="0" w:after="0" w:line="230" w:lineRule="auto"/>
+            </w:pPr>
+            <w:r/>
+            <w:r>
+              <w:rPr>
+                <w:rFonts w:ascii="Noto Serif" w:hAnsi="Noto Serif" w:eastAsia="Noto Serif" w:cs="Noto Serif"/>
+                <w:b w:val="0"/>
+                <w:color w:val="222222"/>
+                <w:sz w:val="19"/>
+              </w:rPr>
+              <w:t>Rahul Deshmukh</w:t>
+            </w:r>
+          </w:p>
+        </w:tc>
+      </w:tr>
+      <w:tr>
+        <w:tc>
+          <w:tcPr>
+            <w:tcW w:type="dxa" w:w="2976"/>
+            <w:shd w:fill="EEF2F6" w:val="clear"/>
+            <w:tcBorders>
+              <w:top w:val="single" w:sz="4" w:space="0" w:color="C5CDD6"/>
+              <w:left w:val="single" w:sz="4" w:space="0" w:color="C5CDD6"/>
+              <w:bottom w:val="single" w:sz="4" w:space="0" w:color="C5CDD6"/>
+              <w:right w:val="single" w:sz="4" w:space="0" w:color="C5CDD6"/>
+            </w:tcBorders>
+            <w:tcMar>
+              <w:top w:w="50" w:type="dxa"/>
+              <w:left w:w="70" w:type="dxa"/>
+              <w:bottom w:w="50" w:type="dxa"/>
+              <w:right w:w="70" w:type="dxa"/>
+            </w:tcMar>
+          </w:tcPr>
+          <w:p>
+            <w:pPr>
+              <w:spacing w:before="0" w:after="0" w:line="230" w:lineRule="auto"/>
+            </w:pPr>
+            <w:r/>
+            <w:r>
+              <w:rPr>
+                <w:rFonts w:ascii="Noto Serif" w:hAnsi="Noto Serif" w:eastAsia="Noto Serif" w:cs="Noto Serif"/>
+                <w:b w:val="0"/>
+                <w:color w:val="222222"/>
+                <w:sz w:val="19"/>
+              </w:rPr>
+              <w:t>May 23</w:t>
+            </w:r>
+          </w:p>
+        </w:tc>
+        <w:tc>
+          <w:tcPr>
+            <w:tcW w:type="dxa" w:w="2976"/>
+            <w:shd w:fill="EEF2F6" w:val="clear"/>
+            <w:tcBorders>
+              <w:top w:val="single" w:sz="4" w:space="0" w:color="C5CDD6"/>
+              <w:left w:val="single" w:sz="4" w:space="0" w:color="C5CDD6"/>
+              <w:bottom w:val="single" w:sz="4" w:space="0" w:color="C5CDD6"/>
+              <w:right w:val="single" w:sz="4" w:space="0" w:color="C5CDD6"/>
+            </w:tcBorders>
+            <w:tcMar>
+              <w:top w:w="50" w:type="dxa"/>
+              <w:left w:w="70" w:type="dxa"/>
+              <w:bottom w:w="50" w:type="dxa"/>
+              <w:right w:w="70" w:type="dxa"/>
+            </w:tcMar>
+          </w:tcPr>
+          <w:p>
+            <w:pPr>
+              <w:spacing w:before="0" w:after="0" w:line="230" w:lineRule="auto"/>
+            </w:pPr>
+            <w:r/>
+            <w:r>
+              <w:rPr>
+                <w:rFonts w:ascii="Noto Serif" w:hAnsi="Noto Serif" w:eastAsia="Noto Serif" w:cs="Noto Serif"/>
+                <w:b w:val="0"/>
+                <w:color w:val="222222"/>
+                <w:sz w:val="19"/>
+              </w:rPr>
+              <w:t>Read-only check on files.prod.clearhaven.internal; ticket CLH-MEM-2023-004 exists or is opened</w:t>
+            </w:r>
+          </w:p>
+        </w:tc>
+        <w:tc>
+          <w:tcPr>
+            <w:tcW w:type="dxa" w:w="2976"/>
+            <w:shd w:fill="EEF2F6" w:val="clear"/>
+            <w:tcBorders>
+              <w:top w:val="single" w:sz="4" w:space="0" w:color="C5CDD6"/>
+              <w:left w:val="single" w:sz="4" w:space="0" w:color="C5CDD6"/>
+              <w:bottom w:val="single" w:sz="4" w:space="0" w:color="C5CDD6"/>
+              <w:right w:val="single" w:sz="4" w:space="0" w:color="C5CDD6"/>
+            </w:tcBorders>
+            <w:tcMar>
+              <w:top w:w="50" w:type="dxa"/>
+              <w:left w:w="70" w:type="dxa"/>
+              <w:bottom w:w="50" w:type="dxa"/>
+              <w:right w:w="70" w:type="dxa"/>
+            </w:tcMar>
+          </w:tcPr>
+          <w:p>
+            <w:pPr>
+              <w:spacing w:before="0" w:after="0" w:line="230" w:lineRule="auto"/>
+            </w:pPr>
+            <w:r/>
+            <w:r>
+              <w:rPr>
+                <w:rFonts w:ascii="Noto Serif" w:hAnsi="Noto Serif" w:eastAsia="Noto Serif" w:cs="Noto Serif"/>
+                <w:b w:val="0"/>
+                <w:color w:val="222222"/>
+                <w:sz w:val="19"/>
+              </w:rPr>
+              <w:t>Aman Kumar</w:t>
+            </w:r>
+          </w:p>
+        </w:tc>
+      </w:tr>
+      <w:tr>
+        <w:tc>
+          <w:tcPr>
+            <w:tcW w:type="dxa" w:w="2976"/>
+            <w:shd w:fill="FFFFFF" w:val="clear"/>
+            <w:tcBorders>
+              <w:top w:val="single" w:sz="4" w:space="0" w:color="C5CDD6"/>
+              <w:left w:val="single" w:sz="4" w:space="0" w:color="C5CDD6"/>
+              <w:bottom w:val="single" w:sz="4" w:space="0" w:color="C5CDD6"/>
+              <w:right w:val="single" w:sz="4" w:space="0" w:color="C5CDD6"/>
+            </w:tcBorders>
+            <w:tcMar>
+              <w:top w:w="50" w:type="dxa"/>
+              <w:left w:w="70" w:type="dxa"/>
+              <w:bottom w:w="50" w:type="dxa"/>
+              <w:right w:w="70" w:type="dxa"/>
+            </w:tcMar>
+          </w:tcPr>
+          <w:p>
+            <w:pPr>
+              <w:spacing w:before="0" w:after="0" w:line="230" w:lineRule="auto"/>
+            </w:pPr>
+            <w:r/>
+            <w:r>
+              <w:rPr>
+                <w:rFonts w:ascii="Noto Serif" w:hAnsi="Noto Serif" w:eastAsia="Noto Serif" w:cs="Noto Serif"/>
+                <w:b w:val="0"/>
+                <w:color w:val="222222"/>
+                <w:sz w:val="19"/>
+              </w:rPr>
+              <w:t>May 24, 2023</w:t>
+            </w:r>
+          </w:p>
+        </w:tc>
+        <w:tc>
+          <w:tcPr>
+            <w:tcW w:type="dxa" w:w="2976"/>
+            <w:shd w:fill="FFFFFF" w:val="clear"/>
+            <w:tcBorders>
+              <w:top w:val="single" w:sz="4" w:space="0" w:color="C5CDD6"/>
+              <w:left w:val="single" w:sz="4" w:space="0" w:color="C5CDD6"/>
+              <w:bottom w:val="single" w:sz="4" w:space="0" w:color="C5CDD6"/>
+              <w:right w:val="single" w:sz="4" w:space="0" w:color="C5CDD6"/>
+            </w:tcBorders>
+            <w:tcMar>
+              <w:top w:w="50" w:type="dxa"/>
+              <w:left w:w="70" w:type="dxa"/>
+              <w:bottom w:w="50" w:type="dxa"/>
+              <w:right w:w="70" w:type="dxa"/>
+            </w:tcMar>
+          </w:tcPr>
+          <w:p>
+            <w:pPr>
+              <w:spacing w:before="0" w:after="0" w:line="230" w:lineRule="auto"/>
+            </w:pPr>
+            <w:r/>
+            <w:r>
+              <w:rPr>
+                <w:rFonts w:ascii="Noto Serif" w:hAnsi="Noto Serif" w:eastAsia="Noto Serif" w:cs="Noto Serif"/>
+                <w:b w:val="0"/>
+                <w:color w:val="222222"/>
+                <w:sz w:val="19"/>
+              </w:rPr>
+              <w:t>Decision in the front of this file still stands</w:t>
+            </w:r>
+          </w:p>
+        </w:tc>
+        <w:tc>
+          <w:tcPr>
+            <w:tcW w:type="dxa" w:w="2976"/>
+            <w:shd w:fill="FFFFFF" w:val="clear"/>
+            <w:tcBorders>
+              <w:top w:val="single" w:sz="4" w:space="0" w:color="C5CDD6"/>
+              <w:left w:val="single" w:sz="4" w:space="0" w:color="C5CDD6"/>
+              <w:bottom w:val="single" w:sz="4" w:space="0" w:color="C5CDD6"/>
+              <w:right w:val="single" w:sz="4" w:space="0" w:color="C5CDD6"/>
+            </w:tcBorders>
+            <w:tcMar>
+              <w:top w:w="50" w:type="dxa"/>
+              <w:left w:w="70" w:type="dxa"/>
+              <w:bottom w:w="50" w:type="dxa"/>
+              <w:right w:w="70" w:type="dxa"/>
+            </w:tcMar>
+          </w:tcPr>
+          <w:p>
+            <w:pPr>
+              <w:spacing w:before="0" w:after="0" w:line="230" w:lineRule="auto"/>
+            </w:pPr>
+            <w:r/>
+            <w:r>
+              <w:rPr>
+                <w:rFonts w:ascii="Noto Serif" w:hAnsi="Noto Serif" w:eastAsia="Noto Serif" w:cs="Noto Serif"/>
+                <w:b w:val="0"/>
+                <w:color w:val="222222"/>
+                <w:sz w:val="19"/>
+              </w:rPr>
+              <w:t>Brought April</w:t>
+            </w:r>
+          </w:p>
+        </w:tc>
+      </w:tr>
+    </w:tbl>
+    <w:p>
+      <w:pPr>
+        <w:spacing w:before="40" w:after="160" w:line="80" w:lineRule="auto"/>
+      </w:pPr>
+    </w:p>
+    <w:p>
+      <w:pPr>
+        <w:spacing w:before="0" w:after="220" w:line="413" w:lineRule="auto"/>
+        <w:ind w:firstLine="288"/>
+      </w:pPr>
+      <w:r>
+        <w:rPr>
+          <w:rFonts w:ascii="Noto Serif" w:hAnsi="Noto Serif" w:eastAsia="Noto Serif" w:cs="Noto Serif"/>
+          <w:color w:val="222222"/>
+          <w:sz w:val="24"/>
+        </w:rPr>
+        <w:t>If NTP on files.prod.clearhaven.internal jumped, window math is garbage. I want that checked before I argue about 15. I will not reconstruct a minute-by-minute novel. I will reconstruct enough that Marcus Bell can brief without calling me.</w:t>
+      </w:r>
+    </w:p>
+    <w:p>
+      <w:pPr>
+        <w:spacing w:before="0" w:after="220" w:line="413" w:lineRule="auto"/>
+        <w:ind w:firstLine="288"/>
+      </w:pPr>
+      <w:r>
+        <w:rPr>
+          <w:rFonts w:ascii="Noto Serif" w:hAnsi="Noto Serif" w:eastAsia="Noto Serif" w:cs="Noto Serif"/>
+          <w:color w:val="222222"/>
+          <w:sz w:val="24"/>
+        </w:rPr>
+        <w:t>if a dashboard screenshot standing in for a permalink is still fuzzy, CLH-INC-2023-041 is the place to say so, polling faster is not a substitute for fixing a dashboard screenshot standing in for a permalink, and Clearhaven does not get files.prod.clearhaven.internal in an outbound sentence.</w:t>
+      </w:r>
+    </w:p>
+    <w:p>
+      <w:pPr>
+        <w:spacing w:before="0" w:after="220" w:line="413" w:lineRule="auto"/>
+        <w:ind w:firstLine="288"/>
+      </w:pPr>
+      <w:r>
+        <w:rPr>
+          <w:rFonts w:ascii="Noto Serif" w:hAnsi="Noto Serif" w:eastAsia="Noto Serif" w:cs="Noto Serif"/>
+          <w:color w:val="222222"/>
+          <w:sz w:val="24"/>
+        </w:rPr>
+        <w:t>First Kafka asked for a one-line version of a dashboard screenshot standing in for a permalink, the number I will quote is 00, and if it is stale I will say so, and config, Helm, and a flag flip are all changes.</w:t>
+      </w:r>
+    </w:p>
+    <w:p>
+      <w:pPr>
+        <w:pStyle w:val="Heading2"/>
+      </w:pPr>
+      <w:r>
+        <w:t>A small apply is still an apply</w:t>
+      </w:r>
+    </w:p>
+    <w:p>
+      <w:pPr>
+        <w:spacing w:before="0" w:after="220" w:line="413" w:lineRule="auto"/>
+        <w:ind w:firstLine="288"/>
+      </w:pPr>
+      <w:r>
+        <w:rPr>
+          <w:rFonts w:ascii="Noto Serif" w:hAnsi="Noto Serif" w:eastAsia="Noto Serif" w:cs="Noto Serif"/>
+          <w:color w:val="222222"/>
+          <w:sz w:val="24"/>
+        </w:rPr>
+        <w:t>If the front of this file already named a freeze, a cleanup PR that renames a field does not get a courtesy thaw on files.prod.clearhaven.internal. A small apply is still an apply. SEV1 is the SOP definition. Chris Patel can argue SEV1 on CLH-INC-2023-041 with a count, not with a demo time. I will not Helm-apply from a laptop because the window is 'almost over.'</w:t>
+      </w:r>
+    </w:p>
+    <w:p>
+      <w:pPr>
+        <w:spacing w:before="0" w:after="220" w:line="413" w:lineRule="auto"/>
+        <w:ind w:firstLine="288"/>
+      </w:pPr>
+      <w:r>
+        <w:rPr>
+          <w:rFonts w:ascii="Noto Serif" w:hAnsi="Noto Serif" w:eastAsia="Noto Serif" w:cs="Noto Serif"/>
+          <w:color w:val="222222"/>
+          <w:sz w:val="24"/>
+        </w:rPr>
+        <w:t>I will not book a change in the last 30 minutes of a freeze because the change is 'just config.' Config is a change. Aman Kumar has already lost that argument once and I am not losing it again on files.prod.clearhaven.internal.</w:t>
+      </w:r>
+    </w:p>
+    <w:p>
+      <w:pPr>
+        <w:spacing w:before="0" w:after="220" w:line="413" w:lineRule="auto"/>
+        <w:ind w:firstLine="288"/>
+      </w:pPr>
+      <w:r>
+        <w:rPr>
+          <w:rFonts w:ascii="Noto Serif" w:hAnsi="Noto Serif" w:eastAsia="Noto Serif" w:cs="Noto Serif"/>
+          <w:color w:val="222222"/>
+          <w:sz w:val="24"/>
+        </w:rPr>
+        <w:t>I bounced a hallway yes on a cleanup PR that renames a field, no hostname belongs in the customer line, Internal Slack drafts and I review, and I ping once and after that Internal Slack is late, not blocked.</w:t>
+      </w:r>
+    </w:p>
+    <w:p>
+      <w:pPr>
+        <w:spacing w:before="0" w:after="220" w:line="413" w:lineRule="auto"/>
+        <w:ind w:firstLine="288"/>
+      </w:pPr>
+      <w:r>
+        <w:rPr>
+          <w:rFonts w:ascii="Noto Serif" w:hAnsi="Noto Serif" w:eastAsia="Noto Serif" w:cs="Noto Serif"/>
+          <w:color w:val="222222"/>
+          <w:sz w:val="24"/>
+        </w:rPr>
+        <w:t>I parked a cleanup PR that renames a field on CLH-MEM-2023-004 so it is not Slack archaeology, polling faster is not a substitute for fixing a cleanup PR that renames a field, and I will not mix clocks to make a cleanup PR that renames a field look healthier.</w:t>
+      </w:r>
+    </w:p>
+    <w:p>
+      <w:pPr>
+        <w:pStyle w:val="Heading2"/>
+      </w:pPr>
+      <w:r>
+        <w:t>Who gets the page</w:t>
+      </w:r>
+    </w:p>
+    <w:p>
+      <w:pPr>
+        <w:spacing w:before="80" w:after="60" w:line="200" w:lineRule="auto"/>
+      </w:pPr>
+      <w:r>
+        <w:rPr>
+          <w:rFonts w:ascii="Liberation Sans" w:hAnsi="Liberation Sans" w:eastAsia="Liberation Sans" w:cs="Liberation Sans"/>
+          <w:i/>
+          <w:color w:val="555555"/>
+          <w:sz w:val="17"/>
+        </w:rPr>
+        <w:t>RACI for the parking lot that must stay parked on CLH-RB-2023-012. Team names are a defect.</w:t>
+      </w:r>
+    </w:p>
+    <w:tbl>
+      <w:tblPr>
+        <w:tblW w:type="auto" w:w="0"/>
+        <w:jc w:val="center"/>
+        <w:tblLayout w:type="autofit"/>
+        <w:tblLook w:firstColumn="1" w:firstRow="1" w:lastColumn="0" w:lastRow="0" w:noHBand="0" w:noVBand="1" w:val="04A0"/>
+      </w:tblPr>
+      <w:tblGrid>
+        <w:gridCol w:w="2976"/>
+        <w:gridCol w:w="2976"/>
+        <w:gridCol w:w="2976"/>
+      </w:tblGrid>
+      <w:tr>
+        <w:tc>
+          <w:tcPr>
+            <w:tcW w:type="dxa" w:w="2976"/>
+            <w:shd w:fill="1B365D" w:val="clear"/>
+            <w:tcBorders>
+              <w:top w:val="single" w:sz="4" w:space="0" w:color="1B365D"/>
+              <w:left w:val="single" w:sz="4" w:space="0" w:color="1B365D"/>
+              <w:bottom w:val="single" w:sz="4" w:space="0" w:color="1B365D"/>
+              <w:right w:val="single" w:sz="4" w:space="0" w:color="1B365D"/>
+            </w:tcBorders>
+            <w:tcMar>
+              <w:top w:w="50" w:type="dxa"/>
+              <w:left w:w="70" w:type="dxa"/>
+              <w:bottom w:w="50" w:type="dxa"/>
+              <w:right w:w="70" w:type="dxa"/>
+            </w:tcMar>
+          </w:tcPr>
+          <w:p>
+            <w:pPr>
+              <w:spacing w:before="0" w:after="0" w:line="230" w:lineRule="auto"/>
+            </w:pPr>
+            <w:r/>
+            <w:r>
+              <w:rPr>
+                <w:rFonts w:ascii="Liberation Sans" w:hAnsi="Liberation Sans" w:eastAsia="Liberation Sans" w:cs="Liberation Sans"/>
+                <w:b/>
+                <w:color w:val="FFFFFF"/>
+                <w:sz w:val="18"/>
+              </w:rPr>
+              <w:t>Role</w:t>
+            </w:r>
+          </w:p>
+        </w:tc>
+        <w:tc>
+          <w:tcPr>
+            <w:tcW w:type="dxa" w:w="2976"/>
+            <w:shd w:fill="1B365D" w:val="clear"/>
+            <w:tcBorders>
+              <w:top w:val="single" w:sz="4" w:space="0" w:color="1B365D"/>
+              <w:left w:val="single" w:sz="4" w:space="0" w:color="1B365D"/>
+              <w:bottom w:val="single" w:sz="4" w:space="0" w:color="1B365D"/>
+              <w:right w:val="single" w:sz="4" w:space="0" w:color="1B365D"/>
+            </w:tcBorders>
+            <w:tcMar>
+              <w:top w:w="50" w:type="dxa"/>
+              <w:left w:w="70" w:type="dxa"/>
+              <w:bottom w:w="50" w:type="dxa"/>
+              <w:right w:w="70" w:type="dxa"/>
+            </w:tcMar>
+          </w:tcPr>
+          <w:p>
+            <w:pPr>
+              <w:spacing w:before="0" w:after="0" w:line="230" w:lineRule="auto"/>
+            </w:pPr>
+            <w:r/>
+            <w:r>
+              <w:rPr>
+                <w:rFonts w:ascii="Liberation Sans" w:hAnsi="Liberation Sans" w:eastAsia="Liberation Sans" w:cs="Liberation Sans"/>
+                <w:b/>
+                <w:color w:val="FFFFFF"/>
+                <w:sz w:val="18"/>
+              </w:rPr>
+              <w:t>Person</w:t>
+            </w:r>
+          </w:p>
+        </w:tc>
+        <w:tc>
+          <w:tcPr>
+            <w:tcW w:type="dxa" w:w="2976"/>
+            <w:shd w:fill="1B365D" w:val="clear"/>
+            <w:tcBorders>
+              <w:top w:val="single" w:sz="4" w:space="0" w:color="1B365D"/>
+              <w:left w:val="single" w:sz="4" w:space="0" w:color="1B365D"/>
+              <w:bottom w:val="single" w:sz="4" w:space="0" w:color="1B365D"/>
+              <w:right w:val="single" w:sz="4" w:space="0" w:color="1B365D"/>
+            </w:tcBorders>
+            <w:tcMar>
+              <w:top w:w="50" w:type="dxa"/>
+              <w:left w:w="70" w:type="dxa"/>
+              <w:bottom w:w="50" w:type="dxa"/>
+              <w:right w:w="70" w:type="dxa"/>
+            </w:tcMar>
+          </w:tcPr>
+          <w:p>
+            <w:pPr>
+              <w:spacing w:before="0" w:after="0" w:line="230" w:lineRule="auto"/>
+            </w:pPr>
+            <w:r/>
+            <w:r>
+              <w:rPr>
+                <w:rFonts w:ascii="Liberation Sans" w:hAnsi="Liberation Sans" w:eastAsia="Liberation Sans" w:cs="Liberation Sans"/>
+                <w:b/>
+                <w:color w:val="FFFFFF"/>
+                <w:sz w:val="18"/>
+              </w:rPr>
+              <w:t>Notes</w:t>
+            </w:r>
+          </w:p>
+        </w:tc>
+      </w:tr>
+      <w:tr>
+        <w:tc>
+          <w:tcPr>
+            <w:tcW w:type="dxa" w:w="2976"/>
+            <w:shd w:fill="FFFFFF" w:val="clear"/>
+            <w:tcBorders>
+              <w:top w:val="single" w:sz="4" w:space="0" w:color="C5CDD6"/>
+              <w:left w:val="single" w:sz="4" w:space="0" w:color="C5CDD6"/>
+              <w:bottom w:val="single" w:sz="4" w:space="0" w:color="C5CDD6"/>
+              <w:right w:val="single" w:sz="4" w:space="0" w:color="C5CDD6"/>
+            </w:tcBorders>
+            <w:tcMar>
+              <w:top w:w="50" w:type="dxa"/>
+              <w:left w:w="70" w:type="dxa"/>
+              <w:bottom w:w="50" w:type="dxa"/>
+              <w:right w:w="70" w:type="dxa"/>
+            </w:tcMar>
+          </w:tcPr>
+          <w:p>
+            <w:pPr>
+              <w:spacing w:before="0" w:after="0" w:line="230" w:lineRule="auto"/>
+            </w:pPr>
+            <w:r/>
+            <w:r>
+              <w:rPr>
+                <w:rFonts w:ascii="Noto Serif" w:hAnsi="Noto Serif" w:eastAsia="Noto Serif" w:cs="Noto Serif"/>
+                <w:b w:val="0"/>
+                <w:color w:val="222222"/>
+                <w:sz w:val="19"/>
+              </w:rPr>
+              <w:t>Responsible</w:t>
+            </w:r>
+          </w:p>
+        </w:tc>
+        <w:tc>
+          <w:tcPr>
+            <w:tcW w:type="dxa" w:w="2976"/>
+            <w:shd w:fill="FFFFFF" w:val="clear"/>
+            <w:tcBorders>
+              <w:top w:val="single" w:sz="4" w:space="0" w:color="C5CDD6"/>
+              <w:left w:val="single" w:sz="4" w:space="0" w:color="C5CDD6"/>
+              <w:bottom w:val="single" w:sz="4" w:space="0" w:color="C5CDD6"/>
+              <w:right w:val="single" w:sz="4" w:space="0" w:color="C5CDD6"/>
+            </w:tcBorders>
+            <w:tcMar>
+              <w:top w:w="50" w:type="dxa"/>
+              <w:left w:w="70" w:type="dxa"/>
+              <w:bottom w:w="50" w:type="dxa"/>
+              <w:right w:w="70" w:type="dxa"/>
+            </w:tcMar>
+          </w:tcPr>
+          <w:p>
+            <w:pPr>
+              <w:spacing w:before="0" w:after="0" w:line="230" w:lineRule="auto"/>
+            </w:pPr>
+            <w:r/>
+            <w:r>
+              <w:rPr>
+                <w:rFonts w:ascii="Noto Serif" w:hAnsi="Noto Serif" w:eastAsia="Noto Serif" w:cs="Noto Serif"/>
+                <w:b w:val="0"/>
+                <w:color w:val="222222"/>
+                <w:sz w:val="19"/>
+              </w:rPr>
+              <w:t>Kavya Menon</w:t>
+            </w:r>
+          </w:p>
+        </w:tc>
+        <w:tc>
+          <w:tcPr>
+            <w:tcW w:type="dxa" w:w="2976"/>
+            <w:shd w:fill="FFFFFF" w:val="clear"/>
+            <w:tcBorders>
+              <w:top w:val="single" w:sz="4" w:space="0" w:color="C5CDD6"/>
+              <w:left w:val="single" w:sz="4" w:space="0" w:color="C5CDD6"/>
+              <w:bottom w:val="single" w:sz="4" w:space="0" w:color="C5CDD6"/>
+              <w:right w:val="single" w:sz="4" w:space="0" w:color="C5CDD6"/>
+            </w:tcBorders>
+            <w:tcMar>
+              <w:top w:w="50" w:type="dxa"/>
+              <w:left w:w="70" w:type="dxa"/>
+              <w:bottom w:w="50" w:type="dxa"/>
+              <w:right w:w="70" w:type="dxa"/>
+            </w:tcMar>
+          </w:tcPr>
+          <w:p>
+            <w:pPr>
+              <w:spacing w:before="0" w:after="0" w:line="230" w:lineRule="auto"/>
+            </w:pPr>
+            <w:r/>
+            <w:r>
+              <w:rPr>
+                <w:rFonts w:ascii="Noto Serif" w:hAnsi="Noto Serif" w:eastAsia="Noto Serif" w:cs="Noto Serif"/>
+                <w:b w:val="0"/>
+                <w:color w:val="222222"/>
+                <w:sz w:val="19"/>
+              </w:rPr>
+              <w:t>Does the work on files.prod.clearhaven.internal</w:t>
+            </w:r>
+          </w:p>
+        </w:tc>
+      </w:tr>
+      <w:tr>
+        <w:tc>
+          <w:tcPr>
+            <w:tcW w:type="dxa" w:w="2976"/>
+            <w:shd w:fill="EEF2F6" w:val="clear"/>
+            <w:tcBorders>
+              <w:top w:val="single" w:sz="4" w:space="0" w:color="C5CDD6"/>
+              <w:left w:val="single" w:sz="4" w:space="0" w:color="C5CDD6"/>
+              <w:bottom w:val="single" w:sz="4" w:space="0" w:color="C5CDD6"/>
+              <w:right w:val="single" w:sz="4" w:space="0" w:color="C5CDD6"/>
+            </w:tcBorders>
+            <w:tcMar>
+              <w:top w:w="50" w:type="dxa"/>
+              <w:left w:w="70" w:type="dxa"/>
+              <w:bottom w:w="50" w:type="dxa"/>
+              <w:right w:w="70" w:type="dxa"/>
+            </w:tcMar>
+          </w:tcPr>
+          <w:p>
+            <w:pPr>
+              <w:spacing w:before="0" w:after="0" w:line="230" w:lineRule="auto"/>
+            </w:pPr>
+            <w:r/>
+            <w:r>
+              <w:rPr>
+                <w:rFonts w:ascii="Noto Serif" w:hAnsi="Noto Serif" w:eastAsia="Noto Serif" w:cs="Noto Serif"/>
+                <w:b w:val="0"/>
+                <w:color w:val="222222"/>
+                <w:sz w:val="19"/>
+              </w:rPr>
+              <w:t>Accountable</w:t>
+            </w:r>
+          </w:p>
+        </w:tc>
+        <w:tc>
+          <w:tcPr>
+            <w:tcW w:type="dxa" w:w="2976"/>
+            <w:shd w:fill="EEF2F6" w:val="clear"/>
+            <w:tcBorders>
+              <w:top w:val="single" w:sz="4" w:space="0" w:color="C5CDD6"/>
+              <w:left w:val="single" w:sz="4" w:space="0" w:color="C5CDD6"/>
+              <w:bottom w:val="single" w:sz="4" w:space="0" w:color="C5CDD6"/>
+              <w:right w:val="single" w:sz="4" w:space="0" w:color="C5CDD6"/>
+            </w:tcBorders>
+            <w:tcMar>
+              <w:top w:w="50" w:type="dxa"/>
+              <w:left w:w="70" w:type="dxa"/>
+              <w:bottom w:w="50" w:type="dxa"/>
+              <w:right w:w="70" w:type="dxa"/>
+            </w:tcMar>
+          </w:tcPr>
+          <w:p>
+            <w:pPr>
+              <w:spacing w:before="0" w:after="0" w:line="230" w:lineRule="auto"/>
+            </w:pPr>
+            <w:r/>
+            <w:r>
+              <w:rPr>
+                <w:rFonts w:ascii="Noto Serif" w:hAnsi="Noto Serif" w:eastAsia="Noto Serif" w:cs="Noto Serif"/>
+                <w:b w:val="0"/>
+                <w:color w:val="222222"/>
+                <w:sz w:val="19"/>
+              </w:rPr>
+              <w:t>Marcus Bell</w:t>
+            </w:r>
+          </w:p>
+        </w:tc>
+        <w:tc>
+          <w:tcPr>
+            <w:tcW w:type="dxa" w:w="2976"/>
+            <w:shd w:fill="EEF2F6" w:val="clear"/>
+            <w:tcBorders>
+              <w:top w:val="single" w:sz="4" w:space="0" w:color="C5CDD6"/>
+              <w:left w:val="single" w:sz="4" w:space="0" w:color="C5CDD6"/>
+              <w:bottom w:val="single" w:sz="4" w:space="0" w:color="C5CDD6"/>
+              <w:right w:val="single" w:sz="4" w:space="0" w:color="C5CDD6"/>
+            </w:tcBorders>
+            <w:tcMar>
+              <w:top w:w="50" w:type="dxa"/>
+              <w:left w:w="70" w:type="dxa"/>
+              <w:bottom w:w="50" w:type="dxa"/>
+              <w:right w:w="70" w:type="dxa"/>
+            </w:tcMar>
+          </w:tcPr>
+          <w:p>
+            <w:pPr>
+              <w:spacing w:before="0" w:after="0" w:line="230" w:lineRule="auto"/>
+            </w:pPr>
+            <w:r/>
+            <w:r>
+              <w:rPr>
+                <w:rFonts w:ascii="Noto Serif" w:hAnsi="Noto Serif" w:eastAsia="Noto Serif" w:cs="Noto Serif"/>
+                <w:b w:val="0"/>
+                <w:color w:val="222222"/>
+                <w:sz w:val="19"/>
+              </w:rPr>
+              <w:t>One person. Signs the close.</w:t>
+            </w:r>
+          </w:p>
+        </w:tc>
+      </w:tr>
+      <w:tr>
+        <w:tc>
+          <w:tcPr>
+            <w:tcW w:type="dxa" w:w="2976"/>
+            <w:shd w:fill="FFFFFF" w:val="clear"/>
+            <w:tcBorders>
+              <w:top w:val="single" w:sz="4" w:space="0" w:color="C5CDD6"/>
+              <w:left w:val="single" w:sz="4" w:space="0" w:color="C5CDD6"/>
+              <w:bottom w:val="single" w:sz="4" w:space="0" w:color="C5CDD6"/>
+              <w:right w:val="single" w:sz="4" w:space="0" w:color="C5CDD6"/>
+            </w:tcBorders>
+            <w:tcMar>
+              <w:top w:w="50" w:type="dxa"/>
+              <w:left w:w="70" w:type="dxa"/>
+              <w:bottom w:w="50" w:type="dxa"/>
+              <w:right w:w="70" w:type="dxa"/>
+            </w:tcMar>
+          </w:tcPr>
+          <w:p>
+            <w:pPr>
+              <w:spacing w:before="0" w:after="0" w:line="230" w:lineRule="auto"/>
+            </w:pPr>
+            <w:r/>
+            <w:r>
+              <w:rPr>
+                <w:rFonts w:ascii="Noto Serif" w:hAnsi="Noto Serif" w:eastAsia="Noto Serif" w:cs="Noto Serif"/>
+                <w:b w:val="0"/>
+                <w:color w:val="222222"/>
+                <w:sz w:val="19"/>
+              </w:rPr>
+              <w:t>Consulted</w:t>
+            </w:r>
+          </w:p>
+        </w:tc>
+        <w:tc>
+          <w:tcPr>
+            <w:tcW w:type="dxa" w:w="2976"/>
+            <w:shd w:fill="FFFFFF" w:val="clear"/>
+            <w:tcBorders>
+              <w:top w:val="single" w:sz="4" w:space="0" w:color="C5CDD6"/>
+              <w:left w:val="single" w:sz="4" w:space="0" w:color="C5CDD6"/>
+              <w:bottom w:val="single" w:sz="4" w:space="0" w:color="C5CDD6"/>
+              <w:right w:val="single" w:sz="4" w:space="0" w:color="C5CDD6"/>
+            </w:tcBorders>
+            <w:tcMar>
+              <w:top w:w="50" w:type="dxa"/>
+              <w:left w:w="70" w:type="dxa"/>
+              <w:bottom w:w="50" w:type="dxa"/>
+              <w:right w:w="70" w:type="dxa"/>
+            </w:tcMar>
+          </w:tcPr>
+          <w:p>
+            <w:pPr>
+              <w:spacing w:before="0" w:after="0" w:line="230" w:lineRule="auto"/>
+            </w:pPr>
+            <w:r/>
+            <w:r>
+              <w:rPr>
+                <w:rFonts w:ascii="Noto Serif" w:hAnsi="Noto Serif" w:eastAsia="Noto Serif" w:cs="Noto Serif"/>
+                <w:b w:val="0"/>
+                <w:color w:val="222222"/>
+                <w:sz w:val="19"/>
+              </w:rPr>
+              <w:t>Priya Nair</w:t>
+            </w:r>
+          </w:p>
+        </w:tc>
+        <w:tc>
+          <w:tcPr>
+            <w:tcW w:type="dxa" w:w="2976"/>
+            <w:shd w:fill="FFFFFF" w:val="clear"/>
+            <w:tcBorders>
+              <w:top w:val="single" w:sz="4" w:space="0" w:color="C5CDD6"/>
+              <w:left w:val="single" w:sz="4" w:space="0" w:color="C5CDD6"/>
+              <w:bottom w:val="single" w:sz="4" w:space="0" w:color="C5CDD6"/>
+              <w:right w:val="single" w:sz="4" w:space="0" w:color="C5CDD6"/>
+            </w:tcBorders>
+            <w:tcMar>
+              <w:top w:w="50" w:type="dxa"/>
+              <w:left w:w="70" w:type="dxa"/>
+              <w:bottom w:w="50" w:type="dxa"/>
+              <w:right w:w="70" w:type="dxa"/>
+            </w:tcMar>
+          </w:tcPr>
+          <w:p>
+            <w:pPr>
+              <w:spacing w:before="0" w:after="0" w:line="230" w:lineRule="auto"/>
+            </w:pPr>
+            <w:r/>
+            <w:r>
+              <w:rPr>
+                <w:rFonts w:ascii="Noto Serif" w:hAnsi="Noto Serif" w:eastAsia="Noto Serif" w:cs="Noto Serif"/>
+                <w:b w:val="0"/>
+                <w:color w:val="222222"/>
+                <w:sz w:val="19"/>
+              </w:rPr>
+              <w:t>Reviewer, not a shadow owner</w:t>
+            </w:r>
+          </w:p>
+        </w:tc>
+      </w:tr>
+      <w:tr>
+        <w:tc>
+          <w:tcPr>
+            <w:tcW w:type="dxa" w:w="2976"/>
+            <w:shd w:fill="EEF2F6" w:val="clear"/>
+            <w:tcBorders>
+              <w:top w:val="single" w:sz="4" w:space="0" w:color="C5CDD6"/>
+              <w:left w:val="single" w:sz="4" w:space="0" w:color="C5CDD6"/>
+              <w:bottom w:val="single" w:sz="4" w:space="0" w:color="C5CDD6"/>
+              <w:right w:val="single" w:sz="4" w:space="0" w:color="C5CDD6"/>
+            </w:tcBorders>
+            <w:tcMar>
+              <w:top w:w="50" w:type="dxa"/>
+              <w:left w:w="70" w:type="dxa"/>
+              <w:bottom w:w="50" w:type="dxa"/>
+              <w:right w:w="70" w:type="dxa"/>
+            </w:tcMar>
+          </w:tcPr>
+          <w:p>
+            <w:pPr>
+              <w:spacing w:before="0" w:after="0" w:line="230" w:lineRule="auto"/>
+            </w:pPr>
+            <w:r/>
+            <w:r>
+              <w:rPr>
+                <w:rFonts w:ascii="Noto Serif" w:hAnsi="Noto Serif" w:eastAsia="Noto Serif" w:cs="Noto Serif"/>
+                <w:b w:val="0"/>
+                <w:color w:val="222222"/>
+                <w:sz w:val="19"/>
+              </w:rPr>
+              <w:t>Informed</w:t>
+            </w:r>
+          </w:p>
+        </w:tc>
+        <w:tc>
+          <w:tcPr>
+            <w:tcW w:type="dxa" w:w="2976"/>
+            <w:shd w:fill="EEF2F6" w:val="clear"/>
+            <w:tcBorders>
+              <w:top w:val="single" w:sz="4" w:space="0" w:color="C5CDD6"/>
+              <w:left w:val="single" w:sz="4" w:space="0" w:color="C5CDD6"/>
+              <w:bottom w:val="single" w:sz="4" w:space="0" w:color="C5CDD6"/>
+              <w:right w:val="single" w:sz="4" w:space="0" w:color="C5CDD6"/>
+            </w:tcBorders>
+            <w:tcMar>
+              <w:top w:w="50" w:type="dxa"/>
+              <w:left w:w="70" w:type="dxa"/>
+              <w:bottom w:w="50" w:type="dxa"/>
+              <w:right w:w="70" w:type="dxa"/>
+            </w:tcMar>
+          </w:tcPr>
+          <w:p>
+            <w:pPr>
+              <w:spacing w:before="0" w:after="0" w:line="230" w:lineRule="auto"/>
+            </w:pPr>
+            <w:r/>
+            <w:r>
+              <w:rPr>
+                <w:rFonts w:ascii="Noto Serif" w:hAnsi="Noto Serif" w:eastAsia="Noto Serif" w:cs="Noto Serif"/>
+                <w:b w:val="0"/>
+                <w:color w:val="222222"/>
+                <w:sz w:val="19"/>
+              </w:rPr>
+              <w:t>Rahul Deshmukh</w:t>
+            </w:r>
+          </w:p>
+        </w:tc>
+        <w:tc>
+          <w:tcPr>
+            <w:tcW w:type="dxa" w:w="2976"/>
+            <w:shd w:fill="EEF2F6" w:val="clear"/>
+            <w:tcBorders>
+              <w:top w:val="single" w:sz="4" w:space="0" w:color="C5CDD6"/>
+              <w:left w:val="single" w:sz="4" w:space="0" w:color="C5CDD6"/>
+              <w:bottom w:val="single" w:sz="4" w:space="0" w:color="C5CDD6"/>
+              <w:right w:val="single" w:sz="4" w:space="0" w:color="C5CDD6"/>
+            </w:tcBorders>
+            <w:tcMar>
+              <w:top w:w="50" w:type="dxa"/>
+              <w:left w:w="70" w:type="dxa"/>
+              <w:bottom w:w="50" w:type="dxa"/>
+              <w:right w:w="70" w:type="dxa"/>
+            </w:tcMar>
+          </w:tcPr>
+          <w:p>
+            <w:pPr>
+              <w:spacing w:before="0" w:after="0" w:line="230" w:lineRule="auto"/>
+            </w:pPr>
+            <w:r/>
+            <w:r>
+              <w:rPr>
+                <w:rFonts w:ascii="Noto Serif" w:hAnsi="Noto Serif" w:eastAsia="Noto Serif" w:cs="Noto Serif"/>
+                <w:b w:val="0"/>
+                <w:color w:val="222222"/>
+                <w:sz w:val="19"/>
+              </w:rPr>
+              <w:t>Clearhaven path; no hostnames</w:t>
+            </w:r>
+          </w:p>
+        </w:tc>
+      </w:tr>
+    </w:tbl>
+    <w:p>
+      <w:pPr>
+        <w:spacing w:before="40" w:after="160" w:line="80" w:lineRule="auto"/>
+      </w:pPr>
+    </w:p>
+    <w:p>
+      <w:pPr>
+        <w:spacing w:before="0" w:after="220" w:line="413" w:lineRule="auto"/>
+        <w:ind w:firstLine="288"/>
+      </w:pPr>
+      <w:r>
+        <w:rPr>
+          <w:rFonts w:ascii="Noto Serif" w:hAnsi="Noto Serif" w:eastAsia="Noto Serif" w:cs="Noto Serif"/>
+          <w:color w:val="222222"/>
+          <w:sz w:val="24"/>
+        </w:rPr>
+        <w:t>If two people think they are accountable, Marcus Bell picks one on CLH-RB-2023-012. If nobody is, the parking lot that must stay parked has not started. Aman Kumar is the writer of this file. That is not the same as accountable unless the front already said so. I will rewrite any row that says 'platform' or 'ops' as a person before I call this done.</w:t>
+      </w:r>
+    </w:p>
+    <w:p>
+      <w:pPr>
+        <w:spacing w:before="0" w:after="220" w:line="413" w:lineRule="auto"/>
+        <w:ind w:firstLine="288"/>
+      </w:pPr>
+      <w:r>
+        <w:rPr>
+          <w:rFonts w:ascii="Noto Serif" w:hAnsi="Noto Serif" w:eastAsia="Noto Serif" w:cs="Noto Serif"/>
+          <w:color w:val="222222"/>
+          <w:sz w:val="24"/>
+        </w:rPr>
+        <w:t>Pages go to the responsible person, not to a Slack channel that everyone mutes. If Kavya Menon is out, the backup is a name on CLH-RB-2023-012 the same day, not a hope that someone is watching files.prod.clearhaven.internal.</w:t>
+      </w:r>
+    </w:p>
+    <w:p>
+      <w:pPr>
+        <w:spacing w:before="0" w:after="220" w:line="413" w:lineRule="auto"/>
+        <w:ind w:firstLine="288"/>
+      </w:pPr>
+      <w:r>
+        <w:rPr>
+          <w:rFonts w:ascii="Noto Serif" w:hAnsi="Noto Serif" w:eastAsia="Noto Serif" w:cs="Noto Serif"/>
+          <w:color w:val="222222"/>
+          <w:sz w:val="24"/>
+        </w:rPr>
+        <w:t>files.prod.clearhaven.internal is the box I would open first for the parking lot that must stay parked, the number I will quote is 44, and if it is stale I will say so, and a skip is a ticket and a flake is a capture.</w:t>
+      </w:r>
+    </w:p>
+    <w:p>
+      <w:pPr>
+        <w:spacing w:before="0" w:after="220" w:line="413" w:lineRule="auto"/>
+        <w:ind w:firstLine="288"/>
+      </w:pPr>
+      <w:r>
+        <w:rPr>
+          <w:rFonts w:ascii="Noto Serif" w:hAnsi="Noto Serif" w:eastAsia="Noto Serif" w:cs="Noto Serif"/>
+          <w:color w:val="222222"/>
+          <w:sz w:val="24"/>
+        </w:rPr>
+        <w:t>after June 3, 2023, leftover access for the parking lot that must stay parked is a bug, not a courtesy, no hostname belongs in the customer line, Priya Nair drafts and I review, and the call in the front still holds and this is leftover work only.</w:t>
+      </w:r>
+    </w:p>
+    <w:p>
+      <w:pPr>
+        <w:pStyle w:val="Heading2"/>
+      </w:pPr>
+      <w:r>
+        <w:t>Counts tied to CLH-TDD-2023-008</w:t>
+      </w:r>
+    </w:p>
+    <w:p>
+      <w:pPr>
+        <w:spacing w:before="0" w:after="220" w:line="413" w:lineRule="auto"/>
+        <w:ind w:firstLine="288"/>
+      </w:pPr>
+      <w:r>
+        <w:rPr>
+          <w:rFonts w:ascii="Noto Serif" w:hAnsi="Noto Serif" w:eastAsia="Noto Serif" w:cs="Noto Serif"/>
+          <w:color w:val="222222"/>
+          <w:sz w:val="24"/>
+        </w:rPr>
+        <w:t>These are working numbers for averaging QPS instead of testing the close, not a new model. If they disagree with the front of Kafka ingestion readout: 40 min to ~9 min, month-end still open, the front wins. I measured on files.prod.clearhaven.internal. Ticket CLH-TDD-2023-008. Owner for the next measurement is Diego Alvarez. Sample window was 56 minutes. Rows in the sample: 3072. Front-matter figure I am not relitigating: 40.</w:t>
+      </w:r>
+    </w:p>
+    <w:p>
+      <w:pPr>
+        <w:spacing w:before="80" w:after="60" w:line="200" w:lineRule="auto"/>
+      </w:pPr>
+      <w:r>
+        <w:rPr>
+          <w:rFonts w:ascii="Liberation Sans" w:hAnsi="Liberation Sans" w:eastAsia="Liberation Sans" w:cs="Liberation Sans"/>
+          <w:i/>
+          <w:color w:val="555555"/>
+          <w:sz w:val="17"/>
+        </w:rPr>
+        <w:t>Working measurements for CLH-MTG-2023-028, averaging QPS instead of testing the close.</w:t>
       </w:r>
     </w:p>
     <w:tbl>
@@ -10071,7 +11596,7 @@
             <w:r/>
             <w:r>
               <w:rPr>
-                <w:rFonts w:ascii="Liberation Serif" w:hAnsi="Liberation Serif" w:eastAsia="Liberation Serif" w:cs="Liberation Serif"/>
+                <w:rFonts w:ascii="Noto Serif" w:hAnsi="Noto Serif" w:eastAsia="Noto Serif" w:cs="Noto Serif"/>
                 <w:b w:val="0"/>
                 <w:color w:val="222222"/>
                 <w:sz w:val="19"/>
@@ -10104,12 +11629,12 @@
             <w:r/>
             <w:r>
               <w:rPr>
-                <w:rFonts w:ascii="Liberation Serif" w:hAnsi="Liberation Serif" w:eastAsia="Liberation Serif" w:cs="Liberation Serif"/>
+                <w:rFonts w:ascii="Noto Serif" w:hAnsi="Noto Serif" w:eastAsia="Noto Serif" w:cs="Noto Serif"/>
                 <w:b w:val="0"/>
                 <w:color w:val="222222"/>
                 <w:sz w:val="19"/>
               </w:rPr>
-              <w:t>8.9</w:t>
+              <w:t>40.3</w:t>
             </w:r>
           </w:p>
         </w:tc>
@@ -10137,7 +11662,7 @@
             <w:r/>
             <w:r>
               <w:rPr>
-                <w:rFonts w:ascii="Liberation Serif" w:hAnsi="Liberation Serif" w:eastAsia="Liberation Serif" w:cs="Liberation Serif"/>
+                <w:rFonts w:ascii="Noto Serif" w:hAnsi="Noto Serif" w:eastAsia="Noto Serif" w:cs="Noto Serif"/>
                 <w:b w:val="0"/>
                 <w:color w:val="222222"/>
                 <w:sz w:val="19"/>
@@ -10170,12 +11695,12 @@
             <w:r/>
             <w:r>
               <w:rPr>
-                <w:rFonts w:ascii="Liberation Serif" w:hAnsi="Liberation Serif" w:eastAsia="Liberation Serif" w:cs="Liberation Serif"/>
+                <w:rFonts w:ascii="Noto Serif" w:hAnsi="Noto Serif" w:eastAsia="Noto Serif" w:cs="Noto Serif"/>
                 <w:b w:val="0"/>
                 <w:color w:val="222222"/>
                 <w:sz w:val="19"/>
               </w:rPr>
-              <w:t>Priya Nair</w:t>
+              <w:t>Diego Alvarez</w:t>
             </w:r>
           </w:p>
         </w:tc>
@@ -10205,7 +11730,7 @@
             <w:r/>
             <w:r>
               <w:rPr>
-                <w:rFonts w:ascii="Liberation Serif" w:hAnsi="Liberation Serif" w:eastAsia="Liberation Serif" w:cs="Liberation Serif"/>
+                <w:rFonts w:ascii="Noto Serif" w:hAnsi="Noto Serif" w:eastAsia="Noto Serif" w:cs="Noto Serif"/>
                 <w:b w:val="0"/>
                 <w:color w:val="222222"/>
                 <w:sz w:val="19"/>
@@ -10238,12 +11763,12 @@
             <w:r/>
             <w:r>
               <w:rPr>
-                <w:rFonts w:ascii="Liberation Serif" w:hAnsi="Liberation Serif" w:eastAsia="Liberation Serif" w:cs="Liberation Serif"/>
+                <w:rFonts w:ascii="Noto Serif" w:hAnsi="Noto Serif" w:eastAsia="Noto Serif" w:cs="Noto Serif"/>
                 <w:b w:val="0"/>
                 <w:color w:val="222222"/>
                 <w:sz w:val="19"/>
               </w:rPr>
-              <w:t>18</w:t>
+              <w:t>0</w:t>
             </w:r>
           </w:p>
         </w:tc>
@@ -10271,7 +11796,7 @@
             <w:r/>
             <w:r>
               <w:rPr>
-                <w:rFonts w:ascii="Liberation Serif" w:hAnsi="Liberation Serif" w:eastAsia="Liberation Serif" w:cs="Liberation Serif"/>
+                <w:rFonts w:ascii="Noto Serif" w:hAnsi="Noto Serif" w:eastAsia="Noto Serif" w:cs="Noto Serif"/>
                 <w:b w:val="0"/>
                 <w:color w:val="222222"/>
                 <w:sz w:val="19"/>
@@ -10304,7 +11829,7 @@
             <w:r/>
             <w:r>
               <w:rPr>
-                <w:rFonts w:ascii="Liberation Serif" w:hAnsi="Liberation Serif" w:eastAsia="Liberation Serif" w:cs="Liberation Serif"/>
+                <w:rFonts w:ascii="Noto Serif" w:hAnsi="Noto Serif" w:eastAsia="Noto Serif" w:cs="Noto Serif"/>
                 <w:b w:val="0"/>
                 <w:color w:val="222222"/>
                 <w:sz w:val="19"/>
@@ -10339,7 +11864,7 @@
             <w:r/>
             <w:r>
               <w:rPr>
-                <w:rFonts w:ascii="Liberation Serif" w:hAnsi="Liberation Serif" w:eastAsia="Liberation Serif" w:cs="Liberation Serif"/>
+                <w:rFonts w:ascii="Noto Serif" w:hAnsi="Noto Serif" w:eastAsia="Noto Serif" w:cs="Noto Serif"/>
                 <w:b w:val="0"/>
                 <w:color w:val="222222"/>
                 <w:sz w:val="19"/>
@@ -10372,12 +11897,12 @@
             <w:r/>
             <w:r>
               <w:rPr>
-                <w:rFonts w:ascii="Liberation Serif" w:hAnsi="Liberation Serif" w:eastAsia="Liberation Serif" w:cs="Liberation Serif"/>
+                <w:rFonts w:ascii="Noto Serif" w:hAnsi="Noto Serif" w:eastAsia="Noto Serif" w:cs="Noto Serif"/>
                 <w:b w:val="0"/>
                 <w:color w:val="222222"/>
                 <w:sz w:val="19"/>
               </w:rPr>
-              <w:t>771</w:t>
+              <w:t>72</w:t>
             </w:r>
           </w:p>
         </w:tc>
@@ -10405,12 +11930,12 @@
             <w:r/>
             <w:r>
               <w:rPr>
-                <w:rFonts w:ascii="Liberation Serif" w:hAnsi="Liberation Serif" w:eastAsia="Liberation Serif" w:cs="Liberation Serif"/>
+                <w:rFonts w:ascii="Noto Serif" w:hAnsi="Noto Serif" w:eastAsia="Noto Serif" w:cs="Noto Serif"/>
                 <w:b w:val="0"/>
                 <w:color w:val="222222"/>
                 <w:sz w:val="19"/>
               </w:rPr>
-              <w:t>CLH-INC-2023-041</w:t>
+              <w:t>CLH-MEM-2023-004</w:t>
             </w:r>
           </w:p>
         </w:tc>
@@ -10438,7 +11963,7 @@
             <w:r/>
             <w:r>
               <w:rPr>
-                <w:rFonts w:ascii="Liberation Serif" w:hAnsi="Liberation Serif" w:eastAsia="Liberation Serif" w:cs="Liberation Serif"/>
+                <w:rFonts w:ascii="Noto Serif" w:hAnsi="Noto Serif" w:eastAsia="Noto Serif" w:cs="Noto Serif"/>
                 <w:b w:val="0"/>
                 <w:color w:val="222222"/>
                 <w:sz w:val="19"/>
@@ -10473,7 +11998,7 @@
             <w:r/>
             <w:r>
               <w:rPr>
-                <w:rFonts w:ascii="Liberation Serif" w:hAnsi="Liberation Serif" w:eastAsia="Liberation Serif" w:cs="Liberation Serif"/>
+                <w:rFonts w:ascii="Noto Serif" w:hAnsi="Noto Serif" w:eastAsia="Noto Serif" w:cs="Noto Serif"/>
                 <w:b w:val="0"/>
                 <w:color w:val="222222"/>
                 <w:sz w:val="19"/>
@@ -10506,7 +12031,7 @@
             <w:r/>
             <w:r>
               <w:rPr>
-                <w:rFonts w:ascii="Liberation Serif" w:hAnsi="Liberation Serif" w:eastAsia="Liberation Serif" w:cs="Liberation Serif"/>
+                <w:rFonts w:ascii="Noto Serif" w:hAnsi="Noto Serif" w:eastAsia="Noto Serif" w:cs="Noto Serif"/>
                 <w:b w:val="0"/>
                 <w:color w:val="222222"/>
                 <w:sz w:val="19"/>
@@ -10539,7 +12064,7 @@
             <w:r/>
             <w:r>
               <w:rPr>
-                <w:rFonts w:ascii="Liberation Serif" w:hAnsi="Liberation Serif" w:eastAsia="Liberation Serif" w:cs="Liberation Serif"/>
+                <w:rFonts w:ascii="Noto Serif" w:hAnsi="Noto Serif" w:eastAsia="Noto Serif" w:cs="Noto Serif"/>
                 <w:b w:val="0"/>
                 <w:color w:val="222222"/>
                 <w:sz w:val="19"/>
@@ -10572,7 +12097,7 @@
             <w:r/>
             <w:r>
               <w:rPr>
-                <w:rFonts w:ascii="Liberation Serif" w:hAnsi="Liberation Serif" w:eastAsia="Liberation Serif" w:cs="Liberation Serif"/>
+                <w:rFonts w:ascii="Noto Serif" w:hAnsi="Noto Serif" w:eastAsia="Noto Serif" w:cs="Noto Serif"/>
                 <w:b w:val="0"/>
                 <w:color w:val="222222"/>
                 <w:sz w:val="19"/>
@@ -10590,256 +12115,144 @@
     </w:p>
     <w:p>
       <w:pPr>
-        <w:spacing w:before="0" w:after="240" w:line="427" w:lineRule="auto"/>
+        <w:spacing w:before="0" w:after="220" w:line="413" w:lineRule="auto"/>
         <w:ind w:firstLine="288"/>
       </w:pPr>
       <w:r>
         <w:rPr>
-          <w:rFonts w:ascii="Liberation Serif" w:hAnsi="Liberation Serif" w:eastAsia="Liberation Serif" w:cs="Liberation Serif"/>
+          <w:rFonts w:ascii="Noto Serif" w:hAnsi="Noto Serif" w:eastAsia="Noto Serif" w:cs="Noto Serif"/>
           <w:color w:val="222222"/>
           <w:sz w:val="24"/>
         </w:rPr>
-        <w:t>I will not average this into a team dashboard that hides files.prod.clearhaven.internal. If finance or the EM asks why we did not pick the cheaper looking option, the answer is the page we would have taken and the miss rate on month-end, not a slide. Headroom I want on a normal Tuesday is about 39 percent. Below that I file for hardware or I shed load. I will not do both in the same change. Priya Nair can disagree in writing on CLH-MEM-2023-004.</w:t>
+        <w:t>I will not average this into a team dashboard that hides files.prod.clearhaven.internal. If finance or the EM asks why we did not pick the cheaper looking option, the answer is the page we would have taken and the miss rate on month-end, not a slide. Headroom I want on a normal Tuesday is about 28 percent. Below that I file for hardware or I shed load. I will not do both in the same change. Diego Alvarez can disagree in writing on CLH-TDD-2023-008.</w:t>
       </w:r>
     </w:p>
     <w:p>
       <w:pPr>
-        <w:spacing w:before="0" w:after="240" w:line="427" w:lineRule="auto"/>
+        <w:spacing w:before="0" w:after="220" w:line="413" w:lineRule="auto"/>
         <w:ind w:firstLine="288"/>
       </w:pPr>
       <w:r>
         <w:rPr>
-          <w:rFonts w:ascii="Liberation Serif" w:hAnsi="Liberation Serif" w:eastAsia="Liberation Serif" w:cs="Liberation Serif"/>
+          <w:rFonts w:ascii="Noto Serif" w:hAnsi="Noto Serif" w:eastAsia="Noto Serif" w:cs="Noto Serif"/>
           <w:color w:val="222222"/>
           <w:sz w:val="24"/>
         </w:rPr>
-        <w:t>Blast radius if we ignore identifiers in chat, logs, or a support zip: the whole drop. That is the difference between a DLQ and a desk thread. I want the gate in CI or in the runbook, not in my memory. Related leftover CLH-INC-2023-041 is not a twin tracker. Keep one thread.</w:t>
+        <w:t>the front of CLH-MTG-2023-028 already named averaging QPS instead of testing the close, this paragraph is execution, polling faster is not a substitute for fixing averaging QPS instead of testing the close, and abort beats a lying dual-run.</w:t>
       </w:r>
     </w:p>
     <w:p>
       <w:pPr>
-        <w:spacing w:before="0" w:after="240" w:line="427" w:lineRule="auto"/>
+        <w:spacing w:before="0" w:after="220" w:line="413" w:lineRule="auto"/>
         <w:ind w:firstLine="288"/>
       </w:pPr>
       <w:r>
         <w:rPr>
-          <w:rFonts w:ascii="Liberation Serif" w:hAnsi="Liberation Serif" w:eastAsia="Liberation Serif" w:cs="Liberation Serif"/>
+          <w:rFonts w:ascii="Noto Serif" w:hAnsi="Noto Serif" w:eastAsia="Noto Serif" w:cs="Noto Serif"/>
           <w:color w:val="222222"/>
           <w:sz w:val="24"/>
         </w:rPr>
-        <w:t>Cost I can defend for identifiers in chat, logs, or a support zip is the spend on files.prod.clearhaven.internal and this job. I will not average it into a team number. If finance asks why we skipped the cheaper look, the answer is the page and the miss rate, not a deck. Priya Nair can disagree on CLH-MEM-2023-004. Sample I still like: 1239 rows, 30 minutes.</w:t>
+        <w:t>do not treat averaging QPS instead of testing the close as polish, Copy Chris either owns it or we drop it, the number I will quote is 15, and if it is stale I will say so, and a vendor discount is not evidence.</w:t>
       </w:r>
     </w:p>
     <w:p>
       <w:pPr>
-        <w:spacing w:before="0" w:after="240" w:line="427" w:lineRule="auto"/>
+        <w:pStyle w:val="Heading2"/>
+      </w:pPr>
+      <w:r>
+        <w:t>People who missed the room</w:t>
+      </w:r>
+    </w:p>
+    <w:p>
+      <w:pPr>
+        <w:spacing w:before="0" w:after="220" w:line="413" w:lineRule="auto"/>
         <w:ind w:firstLine="288"/>
       </w:pPr>
       <w:r>
         <w:rPr>
-          <w:rFonts w:ascii="Liberation Serif" w:hAnsi="Liberation Serif" w:eastAsia="Liberation Serif" w:cs="Liberation Serif"/>
+          <w:rFonts w:ascii="Noto Serif" w:hAnsi="Noto Serif" w:eastAsia="Noto Serif" w:cs="Noto Serif"/>
           <w:color w:val="222222"/>
           <w:sz w:val="24"/>
         </w:rPr>
-        <w:t>I keep the receipt: ticket CLH-MEM-2023-004, merge, and the bill line. I will not argue from a screenshot of a dashboard. Permalink or it did not happen. Aman Kumar will reject a status update that is only a graph PNG in Slack.</w:t>
+        <w:t>Attendees who still owe something: Sent Slack, Marcus Bell, and whoever owns files.prod.clearhaven.internal. One question was on the table: can we ship without dealing with the freeze clock versus a 'small apply'. Answer was no. I repeated the number 22 because two people in the room had stale graphs. Action: Sent Slack files the follow-up on CLH-MEM-2023-004 before June 6, 2023. I will not mark the ticket done because a meeting happened.</w:t>
       </w:r>
     </w:p>
     <w:p>
       <w:pPr>
-        <w:spacing w:before="0" w:after="240" w:line="427" w:lineRule="auto"/>
+        <w:spacing w:before="0" w:after="220" w:line="413" w:lineRule="auto"/>
         <w:ind w:firstLine="288"/>
       </w:pPr>
       <w:r>
         <w:rPr>
-          <w:rFonts w:ascii="Liberation Serif" w:hAnsi="Liberation Serif" w:eastAsia="Liberation Serif" w:cs="Liberation Serif"/>
+          <w:rFonts w:ascii="Noto Serif" w:hAnsi="Noto Serif" w:eastAsia="Noto Serif" w:cs="Noto Serif"/>
           <w:color w:val="222222"/>
           <w:sz w:val="24"/>
         </w:rPr>
-        <w:t>Month-end math for this leftover uses the same clock as 38. I will not mix clocks to make identifiers in chat, logs, or a support zip look healthier. Priya Nair can correct the clock on CLH-MEM-2023-004. If finance or the EM wants a single slide, they get this paragraph plus the decision callout, not a new model I made up to look precise.</w:t>
+        <w:t>Parking lot: a dashboard request that does not unblock CLH-MEM-2023-004. I parked it. A calendar invite is not a decision. If someone wants this recorded as a decision, they write it here or they change the callout in the front of CLH-MTG-2023-028. Quotes from the room stay quotes. They do not become scope.</w:t>
       </w:r>
     </w:p>
     <w:p>
       <w:pPr>
-        <w:pStyle w:val="Heading2"/>
+        <w:spacing w:before="0" w:after="220" w:line="413" w:lineRule="auto"/>
+        <w:ind w:firstLine="288"/>
       </w:pPr>
       <w:r>
-        <w:t>What we send, and what stays internal (owner as a team name instead of a person)</w:t>
+        <w:rPr>
+          <w:rFonts w:ascii="Noto Serif" w:hAnsi="Noto Serif" w:eastAsia="Noto Serif" w:cs="Noto Serif"/>
+          <w:color w:val="222222"/>
+          <w:sz w:val="24"/>
+        </w:rPr>
+        <w:t>Clearhaven can wait on the freeze clock versus a 'small apply' until Aman Kumar writes the cut, no hostname belongs in the customer line, Aman Kumar drafts and I review, and the sample I would still defend uses the same clock as 23.</w:t>
       </w:r>
     </w:p>
     <w:p>
       <w:pPr>
-        <w:spacing w:before="0" w:after="240" w:line="427" w:lineRule="auto"/>
+        <w:spacing w:before="0" w:after="220" w:line="413" w:lineRule="auto"/>
         <w:ind w:firstLine="288"/>
       </w:pPr>
       <w:r>
         <w:rPr>
-          <w:rFonts w:ascii="Liberation Serif" w:hAnsi="Liberation Serif" w:eastAsia="Liberation Serif" w:cs="Liberation Serif"/>
+          <w:rFonts w:ascii="Noto Serif" w:hAnsi="Noto Serif" w:eastAsia="Noto Serif" w:cs="Noto Serif"/>
           <w:color w:val="222222"/>
           <w:sz w:val="24"/>
         </w:rPr>
-        <w:t>Outbound mail about owner as a team name instead of a person does not include files.prod.clearhaven.internal. It includes the window, the user-visible effect, and whether we are done. Rahul Deshmukh drafts. I review. Ticket CLH-INC-2023-041. Tone is plain. I will not say we are investigating if we already know the cause. I will not promise a timestamp we cannot hit. Clearhaven owns the business clock. We own the engineering one. If those clocks disagree, the first sentence says so.</w:t>
+        <w:t>if the freeze clock versus a 'small apply' is still fuzzy, CLH-RB-2023-012 is the place to say so, polling faster is not a substitute for fixing the freeze clock versus a 'small apply', and Clearhaven does not get files.prod.clearhaven.internal in an outbound sentence.</w:t>
       </w:r>
     </w:p>
     <w:p>
       <w:pPr>
-        <w:spacing w:before="0" w:after="240" w:line="427" w:lineRule="auto"/>
+        <w:pStyle w:val="Heading2"/>
+      </w:pPr>
+      <w:r>
+        <w:t>Who carries CLH-TDD-2023-008 next</w:t>
+      </w:r>
+    </w:p>
+    <w:p>
+      <w:pPr>
+        <w:spacing w:before="0" w:after="220" w:line="413" w:lineRule="auto"/>
         <w:ind w:firstLine="288"/>
       </w:pPr>
       <w:r>
         <w:rPr>
-          <w:rFonts w:ascii="Liberation Serif" w:hAnsi="Liberation Serif" w:eastAsia="Liberation Serif" w:cs="Liberation Serif"/>
+          <w:rFonts w:ascii="Noto Serif" w:hAnsi="Noto Serif" w:eastAsia="Noto Serif" w:cs="Noto Serif"/>
           <w:color w:val="222222"/>
           <w:sz w:val="24"/>
         </w:rPr>
-        <w:t>Internal note can name files.prod.clearhaven.internal, CLH-RB-2023-012, and the last error line. It still does not paste identifiers. If someone asks for a root cause the same day, they get the user-visible version. Legal reads outbound mail that names money or medical data. I will not put a hostname in a customer ticket because it makes me look precise.</w:t>
+        <w:t>Next owner inherits files.prod.clearhaven.internal, CLH-INC-2023-041, and the last three working pages of CLH-MTG-2023-028. I will not leave a Slack screenshot as the record. Sneha Iyer is owner until they accept in writing. Date I want that written: June 12, 2023. Access that has to move: who can ssh or kubectl, who can merge, who can talk to Clearhaven. If any of those is still me after that date, the handoff failed.</w:t>
       </w:r>
     </w:p>
     <w:p>
       <w:pPr>
-        <w:pStyle w:val="ListBullet"/>
-        <w:spacing w:before="20" w:after="60" w:line="260" w:lineRule="auto"/>
+        <w:spacing w:before="0" w:after="220" w:line="413" w:lineRule="auto"/>
+        <w:ind w:firstLine="288"/>
       </w:pPr>
       <w:r>
         <w:rPr>
-          <w:rFonts w:ascii="Liberation Serif" w:hAnsi="Liberation Serif" w:eastAsia="Liberation Serif" w:cs="Liberation Serif"/>
+          <w:rFonts w:ascii="Noto Serif" w:hAnsi="Noto Serif" w:eastAsia="Noto Serif" w:cs="Noto Serif"/>
           <w:color w:val="222222"/>
           <w:sz w:val="24"/>
         </w:rPr>
-        <w:t>External: window, effect, done or not. Owner Rahul Deshmukh.</w:t>
-      </w:r>
-    </w:p>
-    <w:p>
-      <w:pPr>
-        <w:pStyle w:val="ListBullet"/>
-        <w:spacing w:before="20" w:after="60" w:line="260" w:lineRule="auto"/>
-      </w:pPr>
-      <w:r>
-        <w:rPr>
-          <w:rFonts w:ascii="Liberation Serif" w:hAnsi="Liberation Serif" w:eastAsia="Liberation Serif" w:cs="Liberation Serif"/>
-          <w:color w:val="222222"/>
-          <w:sz w:val="24"/>
-        </w:rPr>
-        <w:t>Internal: files.prod.clearhaven.internal, counts, CLH-INC-2023-041. Owner Aman Kumar.</w:t>
-      </w:r>
-    </w:p>
-    <w:p>
-      <w:pPr>
-        <w:pStyle w:val="ListBullet"/>
-        <w:spacing w:before="20" w:after="60" w:line="260" w:lineRule="auto"/>
-      </w:pPr>
-      <w:r>
-        <w:rPr>
-          <w:rFonts w:ascii="Liberation Serif" w:hAnsi="Liberation Serif" w:eastAsia="Liberation Serif" w:cs="Liberation Serif"/>
-          <w:color w:val="222222"/>
-          <w:sz w:val="24"/>
-        </w:rPr>
-        <w:t>Never: payloads, PAN, SSN, MRN, secrets, unredacted logs.</w:t>
-      </w:r>
-    </w:p>
-    <w:p>
-      <w:pPr>
-        <w:pStyle w:val="ListBullet"/>
-        <w:spacing w:before="20" w:after="60" w:line="260" w:lineRule="auto"/>
-      </w:pPr>
-      <w:r>
-        <w:rPr>
-          <w:rFonts w:ascii="Liberation Serif" w:hAnsi="Liberation Serif" w:eastAsia="Liberation Serif" w:cs="Liberation Serif"/>
-          <w:color w:val="222222"/>
-          <w:sz w:val="24"/>
-        </w:rPr>
-        <w:t>If Rahul Deshmukh is the TAM, they get the external version first.</w:t>
-      </w:r>
-    </w:p>
-    <w:p>
-      <w:pPr>
-        <w:spacing w:before="0" w:after="240" w:line="427" w:lineRule="auto"/>
-        <w:ind w:firstLine="288"/>
-      </w:pPr>
-      <w:r>
-        <w:rPr>
-          <w:rFonts w:ascii="Liberation Serif" w:hAnsi="Liberation Serif" w:eastAsia="Liberation Serif" w:cs="Liberation Serif"/>
-          <w:color w:val="222222"/>
-          <w:sz w:val="24"/>
-        </w:rPr>
-        <w:t>I keep a one-line draft in CLH-INC-2023-041 so we do not invent tone at 01:10. If the incident is still open, the draft says 'still open' and a next update time we can actually hit, usually 70 minutes. If we are done, the draft says what changed for the user and what did not. I will not apologize in a way that implies a cash or clinical miss we did not have.</w:t>
-      </w:r>
-    </w:p>
-    <w:p>
-      <w:pPr>
-        <w:spacing w:before="0" w:after="240" w:line="427" w:lineRule="auto"/>
-        <w:ind w:firstLine="288"/>
-      </w:pPr>
-      <w:r>
-        <w:rPr>
-          <w:rFonts w:ascii="Liberation Serif" w:hAnsi="Liberation Serif" w:eastAsia="Liberation Serif" w:cs="Liberation Serif"/>
-          <w:color w:val="222222"/>
-          <w:sz w:val="24"/>
-        </w:rPr>
-        <w:t>Customer-facing sentence for owner as a team name instead of a person if Rahul Deshmukh asks today: we are inside the window already named, the user-visible effect is the one in the front, and we are not done until Rahul Deshmukh closes CLH-INC-2023-041. I will not add files.prod.clearhaven.internal to that sentence. I will not promise June 1, 2023 in outbound mail unless we can hit it.</w:t>
-      </w:r>
-    </w:p>
-    <w:p>
-      <w:pPr>
-        <w:spacing w:before="0" w:after="240" w:line="427" w:lineRule="auto"/>
-        <w:ind w:firstLine="288"/>
-      </w:pPr>
-      <w:r>
-        <w:rPr>
-          <w:rFonts w:ascii="Liberation Serif" w:hAnsi="Liberation Serif" w:eastAsia="Liberation Serif" w:cs="Liberation Serif"/>
-          <w:color w:val="222222"/>
-          <w:sz w:val="24"/>
-        </w:rPr>
-        <w:t>Internal sentence can name files.prod.clearhaven.internal and the last error class. It still does not paste identifiers. Legal reads outbound mail that names money or medical data. I will not get clever about that because owner as a team name instead of a person is loud.</w:t>
-      </w:r>
-    </w:p>
-    <w:p>
-      <w:pPr>
-        <w:spacing w:before="0" w:after="240" w:line="427" w:lineRule="auto"/>
-        <w:ind w:firstLine="288"/>
-      </w:pPr>
-      <w:r>
-        <w:rPr>
-          <w:rFonts w:ascii="Liberation Serif" w:hAnsi="Liberation Serif" w:eastAsia="Liberation Serif" w:cs="Liberation Serif"/>
-          <w:color w:val="222222"/>
-          <w:sz w:val="24"/>
-        </w:rPr>
-        <w:t>If Rahul Deshmukh forwards a customer thread about owner as a team name instead of a person, I answer from the comms leftover. I do not paste files.prod.clearhaven.internal. I do not paste a stack trace. I do not promise June 1, 2023 unless we can hit it. User-visible effect, window, done or not. That is the whole outbound mail.</w:t>
-      </w:r>
-    </w:p>
-    <w:p>
-      <w:pPr>
-        <w:pStyle w:val="Heading2"/>
-      </w:pPr>
-      <w:r>
-        <w:t>Handoff for a dashboard screenshot standing in for a permalink</w:t>
-      </w:r>
-    </w:p>
-    <w:p>
-      <w:pPr>
-        <w:spacing w:before="0" w:after="240" w:line="427" w:lineRule="auto"/>
-        <w:ind w:firstLine="288"/>
-      </w:pPr>
-      <w:r>
-        <w:rPr>
-          <w:rFonts w:ascii="Liberation Serif" w:hAnsi="Liberation Serif" w:eastAsia="Liberation Serif" w:cs="Liberation Serif"/>
-          <w:color w:val="222222"/>
-          <w:sz w:val="24"/>
-        </w:rPr>
-        <w:t>Next owner inherits files.prod.clearhaven.internal, CLH-RB-2023-012, and the last three working pages of CLH-MTG-2023-028. I will not leave a Slack screenshot as the record. Copy Chris is owner until they accept in writing. Date I want that written: June 5, 2023. Access that has to move: who can ssh or kubectl, who can merge, who can talk to Clearhaven. If any of those is still me after that date, the handoff failed.</w:t>
-      </w:r>
-    </w:p>
-    <w:p>
-      <w:pPr>
-        <w:spacing w:before="0" w:after="240" w:line="427" w:lineRule="auto"/>
-        <w:ind w:firstLine="288"/>
-      </w:pPr>
-      <w:r>
-        <w:rPr>
-          <w:rFonts w:ascii="Liberation Serif" w:hAnsi="Liberation Serif" w:eastAsia="Liberation Serif" w:cs="Liberation Serif"/>
-          <w:color w:val="222222"/>
-          <w:sz w:val="24"/>
-        </w:rPr>
-        <w:t>Pages start going to Copy Chris the morning after, not to a rotation alias that still rings my laptop. I stay on the ticket as reviewer for one week, not as the person who gets paged. Aman Kumar will not silently keep the IAM grant 'just in case.' If we need a temporary grant, it expires. Topic in play: a dashboard screenshot standing in for a permalink.</w:t>
+        <w:t>Pages start going to Sneha Iyer the morning after, not to a rotation alias that still rings my laptop. I stay on the ticket as reviewer for one week, not as the person who gets paged. Aman Kumar will not silently keep the IAM grant 'just in case.' If we need a temporary grant, it expires. Topic in play: replica lag after a count that looked fine.</w:t>
       </w:r>
     </w:p>
     <w:p>
@@ -10853,7 +12266,7 @@
           <w:color w:val="555555"/>
           <w:sz w:val="17"/>
         </w:rPr>
-        <w:t>Access that has to move with CLH-RB-2023-012.</w:t>
+        <w:t>Access that has to move with CLH-INC-2023-041.</w:t>
       </w:r>
     </w:p>
     <w:tbl>
@@ -11028,7 +12441,7 @@
             <w:r/>
             <w:r>
               <w:rPr>
-                <w:rFonts w:ascii="Liberation Serif" w:hAnsi="Liberation Serif" w:eastAsia="Liberation Serif" w:cs="Liberation Serif"/>
+                <w:rFonts w:ascii="Noto Serif" w:hAnsi="Noto Serif" w:eastAsia="Noto Serif" w:cs="Noto Serif"/>
                 <w:b w:val="0"/>
                 <w:color w:val="222222"/>
                 <w:sz w:val="19"/>
@@ -11061,7 +12474,7 @@
             <w:r/>
             <w:r>
               <w:rPr>
-                <w:rFonts w:ascii="Liberation Serif" w:hAnsi="Liberation Serif" w:eastAsia="Liberation Serif" w:cs="Liberation Serif"/>
+                <w:rFonts w:ascii="Noto Serif" w:hAnsi="Noto Serif" w:eastAsia="Noto Serif" w:cs="Noto Serif"/>
                 <w:b w:val="0"/>
                 <w:color w:val="222222"/>
                 <w:sz w:val="19"/>
@@ -11094,12 +12507,12 @@
             <w:r/>
             <w:r>
               <w:rPr>
-                <w:rFonts w:ascii="Liberation Serif" w:hAnsi="Liberation Serif" w:eastAsia="Liberation Serif" w:cs="Liberation Serif"/>
+                <w:rFonts w:ascii="Noto Serif" w:hAnsi="Noto Serif" w:eastAsia="Noto Serif" w:cs="Noto Serif"/>
                 <w:b w:val="0"/>
                 <w:color w:val="222222"/>
                 <w:sz w:val="19"/>
               </w:rPr>
-              <w:t>Copy Chris</w:t>
+              <w:t>Sneha Iyer</w:t>
             </w:r>
           </w:p>
         </w:tc>
@@ -11127,12 +12540,12 @@
             <w:r/>
             <w:r>
               <w:rPr>
-                <w:rFonts w:ascii="Liberation Serif" w:hAnsi="Liberation Serif" w:eastAsia="Liberation Serif" w:cs="Liberation Serif"/>
+                <w:rFonts w:ascii="Noto Serif" w:hAnsi="Noto Serif" w:eastAsia="Noto Serif" w:cs="Noto Serif"/>
                 <w:b w:val="0"/>
                 <w:color w:val="222222"/>
                 <w:sz w:val="19"/>
               </w:rPr>
-              <w:t>2023-06-05</w:t>
+              <w:t>2023-06-12</w:t>
             </w:r>
           </w:p>
         </w:tc>
@@ -11162,7 +12575,7 @@
             <w:r/>
             <w:r>
               <w:rPr>
-                <w:rFonts w:ascii="Liberation Serif" w:hAnsi="Liberation Serif" w:eastAsia="Liberation Serif" w:cs="Liberation Serif"/>
+                <w:rFonts w:ascii="Noto Serif" w:hAnsi="Noto Serif" w:eastAsia="Noto Serif" w:cs="Noto Serif"/>
                 <w:b w:val="0"/>
                 <w:color w:val="222222"/>
                 <w:sz w:val="19"/>
@@ -11195,7 +12608,7 @@
             <w:r/>
             <w:r>
               <w:rPr>
-                <w:rFonts w:ascii="Liberation Serif" w:hAnsi="Liberation Serif" w:eastAsia="Liberation Serif" w:cs="Liberation Serif"/>
+                <w:rFonts w:ascii="Noto Serif" w:hAnsi="Noto Serif" w:eastAsia="Noto Serif" w:cs="Noto Serif"/>
                 <w:b w:val="0"/>
                 <w:color w:val="222222"/>
                 <w:sz w:val="19"/>
@@ -11228,12 +12641,12 @@
             <w:r/>
             <w:r>
               <w:rPr>
-                <w:rFonts w:ascii="Liberation Serif" w:hAnsi="Liberation Serif" w:eastAsia="Liberation Serif" w:cs="Liberation Serif"/>
+                <w:rFonts w:ascii="Noto Serif" w:hAnsi="Noto Serif" w:eastAsia="Noto Serif" w:cs="Noto Serif"/>
                 <w:b w:val="0"/>
                 <w:color w:val="222222"/>
                 <w:sz w:val="19"/>
               </w:rPr>
-              <w:t>Copy Chris</w:t>
+              <w:t>Sneha Iyer</w:t>
             </w:r>
           </w:p>
         </w:tc>
@@ -11261,12 +12674,12 @@
             <w:r/>
             <w:r>
               <w:rPr>
-                <w:rFonts w:ascii="Liberation Serif" w:hAnsi="Liberation Serif" w:eastAsia="Liberation Serif" w:cs="Liberation Serif"/>
+                <w:rFonts w:ascii="Noto Serif" w:hAnsi="Noto Serif" w:eastAsia="Noto Serif" w:cs="Noto Serif"/>
                 <w:b w:val="0"/>
                 <w:color w:val="222222"/>
                 <w:sz w:val="19"/>
               </w:rPr>
-              <w:t>2023-06-05</w:t>
+              <w:t>2023-06-12</w:t>
             </w:r>
           </w:p>
         </w:tc>
@@ -11296,7 +12709,7 @@
             <w:r/>
             <w:r>
               <w:rPr>
-                <w:rFonts w:ascii="Liberation Serif" w:hAnsi="Liberation Serif" w:eastAsia="Liberation Serif" w:cs="Liberation Serif"/>
+                <w:rFonts w:ascii="Noto Serif" w:hAnsi="Noto Serif" w:eastAsia="Noto Serif" w:cs="Noto Serif"/>
                 <w:b w:val="0"/>
                 <w:color w:val="222222"/>
                 <w:sz w:val="19"/>
@@ -11329,7 +12742,7 @@
             <w:r/>
             <w:r>
               <w:rPr>
-                <w:rFonts w:ascii="Liberation Serif" w:hAnsi="Liberation Serif" w:eastAsia="Liberation Serif" w:cs="Liberation Serif"/>
+                <w:rFonts w:ascii="Noto Serif" w:hAnsi="Noto Serif" w:eastAsia="Noto Serif" w:cs="Noto Serif"/>
                 <w:b w:val="0"/>
                 <w:color w:val="222222"/>
                 <w:sz w:val="19"/>
@@ -11362,7 +12775,7 @@
             <w:r/>
             <w:r>
               <w:rPr>
-                <w:rFonts w:ascii="Liberation Serif" w:hAnsi="Liberation Serif" w:eastAsia="Liberation Serif" w:cs="Liberation Serif"/>
+                <w:rFonts w:ascii="Noto Serif" w:hAnsi="Noto Serif" w:eastAsia="Noto Serif" w:cs="Noto Serif"/>
                 <w:b w:val="0"/>
                 <w:color w:val="222222"/>
                 <w:sz w:val="19"/>
@@ -11395,12 +12808,12 @@
             <w:r/>
             <w:r>
               <w:rPr>
-                <w:rFonts w:ascii="Liberation Serif" w:hAnsi="Liberation Serif" w:eastAsia="Liberation Serif" w:cs="Liberation Serif"/>
+                <w:rFonts w:ascii="Noto Serif" w:hAnsi="Noto Serif" w:eastAsia="Noto Serif" w:cs="Noto Serif"/>
                 <w:b w:val="0"/>
                 <w:color w:val="222222"/>
                 <w:sz w:val="19"/>
               </w:rPr>
-              <w:t>2023-06-05</w:t>
+              <w:t>2023-06-12</w:t>
             </w:r>
           </w:p>
         </w:tc>
@@ -11413,2987 +12826,30 @@
     </w:p>
     <w:p>
       <w:pPr>
-        <w:spacing w:before="0" w:after="240" w:line="427" w:lineRule="auto"/>
+        <w:spacing w:before="0" w:after="220" w:line="413" w:lineRule="auto"/>
         <w:ind w:firstLine="288"/>
       </w:pPr>
       <w:r>
         <w:rPr>
-          <w:rFonts w:ascii="Liberation Serif" w:hAnsi="Liberation Serif" w:eastAsia="Liberation Serif" w:cs="Liberation Serif"/>
+          <w:rFonts w:ascii="Noto Serif" w:hAnsi="Noto Serif" w:eastAsia="Noto Serif" w:cs="Noto Serif"/>
           <w:color w:val="222222"/>
           <w:sz w:val="24"/>
         </w:rPr>
-        <w:t>If Copy Chris is out that week, Priya Nair is the named backup, not 'the team.' I will write that on CLH-RB-2023-012 the day I hand off, not the day the page fires. This handoff does not reopen a dashboard screenshot standing in for a permalink. It only changes who carries it.</w:t>
+        <w:t>Chris Patel asked for a one-line version of replica lag after a count that looked fine, the number I will quote is 90, and if it is stale I will say so, and config, Helm, and a flag flip are all changes.</w:t>
       </w:r>
     </w:p>
     <w:p>
       <w:pPr>
-        <w:spacing w:before="0" w:after="240" w:line="427" w:lineRule="auto"/>
+        <w:spacing w:before="0" w:after="220" w:line="413" w:lineRule="auto"/>
         <w:ind w:firstLine="288"/>
       </w:pPr>
       <w:r>
         <w:rPr>
-          <w:rFonts w:ascii="Liberation Serif" w:hAnsi="Liberation Serif" w:eastAsia="Liberation Serif" w:cs="Liberation Serif"/>
+          <w:rFonts w:ascii="Noto Serif" w:hAnsi="Noto Serif" w:eastAsia="Noto Serif" w:cs="Noto Serif"/>
           <w:color w:val="222222"/>
           <w:sz w:val="24"/>
         </w:rPr>
-        <w:t>Access that still has my name on it for a dashboard screenshot standing in for a permalink: if I can still kubectl to files.prod.clearhaven.internal after June 2, 2023, the handoff failed. Copy Chris accepts in writing on CLH-RB-2023-012 or we keep paging me, which is the same as not handing off. Aman Kumar is backup only if named on that ticket the same day.</w:t>
-      </w:r>
-    </w:p>
-    <w:p>
-      <w:pPr>
-        <w:spacing w:before="0" w:after="240" w:line="427" w:lineRule="auto"/>
-        <w:ind w:firstLine="288"/>
-      </w:pPr>
-      <w:r>
-        <w:rPr>
-          <w:rFonts w:ascii="Liberation Serif" w:hAnsi="Liberation Serif" w:eastAsia="Liberation Serif" w:cs="Liberation Serif"/>
-          <w:color w:val="222222"/>
-          <w:sz w:val="24"/>
-        </w:rPr>
-        <w:t>I will drop the IAM grant instead of leaving it 'just in case.' Temporary grants expire. A copied kubeconfig is not a grant. Aman Kumar will not keep a personal break-glass for convenience.</w:t>
-      </w:r>
-    </w:p>
-    <w:p>
-      <w:pPr>
-        <w:spacing w:before="0" w:after="240" w:line="427" w:lineRule="auto"/>
-        <w:ind w:firstLine="288"/>
-      </w:pPr>
-      <w:r>
-        <w:rPr>
-          <w:rFonts w:ascii="Liberation Serif" w:hAnsi="Liberation Serif" w:eastAsia="Liberation Serif" w:cs="Liberation Serif"/>
-          <w:color w:val="222222"/>
-          <w:sz w:val="24"/>
-        </w:rPr>
-        <w:t>Grant review date for a dashboard screenshot standing in for a permalink is June 2, 2023. If we miss it, the grant dies, the work waits. Copy Chris can renew on CLH-RB-2023-012 with an expiry. I will not silently extend. A copied kubeconfig on a laptop is not a grant. Aman Kumar will revoke my own leftover access the same day the handoff is accepted.</w:t>
-      </w:r>
-    </w:p>
-    <w:p>
-      <w:pPr>
-        <w:pStyle w:val="Heading2"/>
-      </w:pPr>
-      <w:r>
-        <w:t>Read-only first: replica lag after a count that looked fine</w:t>
-      </w:r>
-    </w:p>
-    <w:p>
-      <w:pPr>
-        <w:spacing w:before="0" w:after="240" w:line="427" w:lineRule="auto"/>
-        <w:ind w:firstLine="288"/>
-      </w:pPr>
-      <w:r>
-        <w:rPr>
-          <w:rFonts w:ascii="Liberation Serif" w:hAnsi="Liberation Serif" w:eastAsia="Liberation Serif" w:cs="Liberation Serif"/>
-          <w:color w:val="222222"/>
-          <w:sz w:val="24"/>
-        </w:rPr>
-        <w:t>Only if the front matter already put you on files.prod.clearhaven.internal. Stop after the first unexpected line. Aman Kumar is the wake-up, not a group chat. Ticket CLH-TDD-2023-008 opens before any write. This is the replica lag after a count that looked fine path, not a general restart recipe.</w:t>
-      </w:r>
-    </w:p>
-    <w:p>
-      <w:pPr>
-        <w:spacing w:before="80" w:after="40" w:line="200" w:lineRule="auto"/>
-      </w:pPr>
-      <w:r>
-        <w:rPr>
-          <w:rFonts w:ascii="Liberation Sans" w:hAnsi="Liberation Sans" w:eastAsia="Liberation Sans" w:cs="Liberation Sans"/>
-          <w:i/>
-          <w:color w:val="555555"/>
-          <w:sz w:val="17"/>
-        </w:rPr>
-        <w:t>Read-only. CLH-TDD-2023-008. files.prod.clearhaven.internal.</w:t>
-      </w:r>
-    </w:p>
-    <w:tbl>
-      <w:tblPr>
-        <w:tblW w:type="auto" w:w="0"/>
-        <w:tblLook w:firstColumn="1" w:firstRow="1" w:lastColumn="0" w:lastRow="0" w:noHBand="0" w:noVBand="1" w:val="04A0"/>
-      </w:tblPr>
-      <w:tblGrid>
-        <w:gridCol w:w="8928"/>
-      </w:tblGrid>
-      <w:tr>
-        <w:tc>
-          <w:tcPr>
-            <w:tcW w:type="dxa" w:w="8928"/>
-            <w:shd w:fill="F3F4F6" w:val="clear"/>
-            <w:tcBorders>
-              <w:top w:val="single" w:sz="6" w:space="0" w:color="C5CDD6"/>
-              <w:left w:val="single" w:sz="6" w:space="0" w:color="C5CDD6"/>
-              <w:bottom w:val="single" w:sz="6" w:space="0" w:color="C5CDD6"/>
-              <w:right w:val="single" w:sz="6" w:space="0" w:color="C5CDD6"/>
-            </w:tcBorders>
-            <w:tcMar>
-              <w:top w:w="90" w:type="dxa"/>
-              <w:left w:w="120" w:type="dxa"/>
-              <w:bottom w:w="90" w:type="dxa"/>
-              <w:right w:w="120" w:type="dxa"/>
-            </w:tcMar>
-          </w:tcPr>
-          <w:p>
-            <w:pPr>
-              <w:spacing w:before="0" w:after="0" w:line="220" w:lineRule="auto"/>
-            </w:pPr>
-            <w:r/>
-            <w:r>
-              <w:rPr>
-                <w:rFonts w:ascii="Liberation Mono" w:hAnsi="Liberation Mono" w:eastAsia="Liberation Mono" w:cs="Liberation Mono"/>
-                <w:color w:val="222222"/>
-                <w:sz w:val="17"/>
-              </w:rPr>
-              <w:t># CLH-MTG-2023-028 / CLH-TDD-2023-008 / replica lag after a count that looked fine</w:t>
-            </w:r>
-          </w:p>
-          <w:p>
-            <w:pPr>
-              <w:spacing w:before="0" w:after="0" w:line="220" w:lineRule="auto"/>
-            </w:pPr>
-            <w:r>
-              <w:rPr>
-                <w:rFonts w:ascii="Liberation Mono" w:hAnsi="Liberation Mono" w:eastAsia="Liberation Mono" w:cs="Liberation Mono"/>
-                <w:color w:val="222222"/>
-                <w:sz w:val="17"/>
-              </w:rPr>
-              <w:t>date -u</w:t>
-            </w:r>
-          </w:p>
-          <w:p>
-            <w:pPr>
-              <w:spacing w:before="0" w:after="0" w:line="220" w:lineRule="auto"/>
-            </w:pPr>
-            <w:r>
-              <w:rPr>
-                <w:rFonts w:ascii="Liberation Mono" w:hAnsi="Liberation Mono" w:eastAsia="Liberation Mono" w:cs="Liberation Mono"/>
-                <w:color w:val="222222"/>
-                <w:sz w:val="17"/>
-              </w:rPr>
-              <w:t>ssh files.prod.clearhaven.internal 'uptime; df -h | head'</w:t>
-            </w:r>
-          </w:p>
-          <w:p>
-            <w:pPr>
-              <w:spacing w:before="0" w:after="0" w:line="220" w:lineRule="auto"/>
-            </w:pPr>
-            <w:r>
-              <w:rPr>
-                <w:rFonts w:ascii="Liberation Mono" w:hAnsi="Liberation Mono" w:eastAsia="Liberation Mono" w:cs="Liberation Mono"/>
-                <w:color w:val="222222"/>
-                <w:sz w:val="17"/>
-              </w:rPr>
-              <w:t>kubectl -n batch get pods -l app=break-svc -o wide | head</w:t>
-            </w:r>
-          </w:p>
-          <w:p>
-            <w:pPr>
-              <w:spacing w:before="0" w:after="0" w:line="220" w:lineRule="auto"/>
-            </w:pPr>
-            <w:r>
-              <w:rPr>
-                <w:rFonts w:ascii="Liberation Mono" w:hAnsi="Liberation Mono" w:eastAsia="Liberation Mono" w:cs="Liberation Mono"/>
-                <w:color w:val="222222"/>
-                <w:sz w:val="17"/>
-              </w:rPr>
-              <w:t>kubectl -n batch logs deploy/break-svc --tail=80 | tail</w:t>
-            </w:r>
-          </w:p>
-          <w:p>
-            <w:pPr>
-              <w:spacing w:before="0" w:after="0" w:line="220" w:lineRule="auto"/>
-            </w:pPr>
-            <w:r>
-              <w:rPr>
-                <w:rFonts w:ascii="Liberation Mono" w:hAnsi="Liberation Mono" w:eastAsia="Liberation Mono" w:cs="Liberation Mono"/>
-                <w:color w:val="222222"/>
-                <w:sz w:val="17"/>
-              </w:rPr>
-              <w:t># stop. write the last error in one sentence on CLH-TDD-2023-008</w:t>
-            </w:r>
-          </w:p>
-          <w:p>
-            <w:pPr>
-              <w:spacing w:before="0" w:after="0" w:line="220" w:lineRule="auto"/>
-            </w:pPr>
-            <w:r>
-              <w:rPr>
-                <w:rFonts w:ascii="Liberation Mono" w:hAnsi="Liberation Mono" w:eastAsia="Liberation Mono" w:cs="Liberation Mono"/>
-                <w:color w:val="222222"/>
-                <w:sz w:val="17"/>
-              </w:rPr>
-              <w:t># do not helm upgrade from a laptop in a freeze</w:t>
-            </w:r>
-          </w:p>
-        </w:tc>
-      </w:tr>
-    </w:tbl>
-    <w:p>
-      <w:pPr>
-        <w:spacing w:before="40" w:after="160" w:line="80" w:lineRule="auto"/>
-      </w:pPr>
-    </w:p>
-    <w:p>
-      <w:pPr>
-        <w:pStyle w:val="ListNumber"/>
-        <w:spacing w:before="20" w:after="60" w:line="260" w:lineRule="auto"/>
-      </w:pPr>
-      <w:r>
-        <w:rPr>
-          <w:rFonts w:ascii="Liberation Serif" w:hAnsi="Liberation Serif" w:eastAsia="Liberation Serif" w:cs="Liberation Serif"/>
-          <w:color w:val="222222"/>
-          <w:sz w:val="24"/>
-        </w:rPr>
-        <w:t>Write the symptom on CLH-TDD-2023-008 before any write.</w:t>
-      </w:r>
-    </w:p>
-    <w:p>
-      <w:pPr>
-        <w:pStyle w:val="ListNumber"/>
-        <w:spacing w:before="20" w:after="60" w:line="260" w:lineRule="auto"/>
-      </w:pPr>
-      <w:r>
-        <w:rPr>
-          <w:rFonts w:ascii="Liberation Serif" w:hAnsi="Liberation Serif" w:eastAsia="Liberation Serif" w:cs="Liberation Serif"/>
-          <w:color w:val="222222"/>
-          <w:sz w:val="24"/>
-        </w:rPr>
-        <w:t>If poison: fence the record. Do not raise retries past 8.</w:t>
-      </w:r>
-    </w:p>
-    <w:p>
-      <w:pPr>
-        <w:pStyle w:val="ListNumber"/>
-        <w:spacing w:before="20" w:after="60" w:line="260" w:lineRule="auto"/>
-      </w:pPr>
-      <w:r>
-        <w:rPr>
-          <w:rFonts w:ascii="Liberation Serif" w:hAnsi="Liberation Serif" w:eastAsia="Liberation Serif" w:cs="Liberation Serif"/>
-          <w:color w:val="222222"/>
-          <w:sz w:val="24"/>
-        </w:rPr>
-        <w:t>If lag with all partitions moving: scale only after Aman Kumar would scale.</w:t>
-      </w:r>
-    </w:p>
-    <w:p>
-      <w:pPr>
-        <w:pStyle w:val="ListNumber"/>
-        <w:spacing w:before="20" w:after="60" w:line="260" w:lineRule="auto"/>
-      </w:pPr>
-      <w:r>
-        <w:rPr>
-          <w:rFonts w:ascii="Liberation Serif" w:hAnsi="Liberation Serif" w:eastAsia="Liberation Serif" w:cs="Liberation Serif"/>
-          <w:color w:val="222222"/>
-          <w:sz w:val="24"/>
-        </w:rPr>
-        <w:t>If rollback: read the schema SOP. Expanded columns roll forward.</w:t>
-      </w:r>
-    </w:p>
-    <w:p>
-      <w:pPr>
-        <w:pStyle w:val="ListNumber"/>
-        <w:spacing w:before="20" w:after="60" w:line="260" w:lineRule="auto"/>
-      </w:pPr>
-      <w:r>
-        <w:rPr>
-          <w:rFonts w:ascii="Liberation Serif" w:hAnsi="Liberation Serif" w:eastAsia="Liberation Serif" w:cs="Liberation Serif"/>
-          <w:color w:val="222222"/>
-          <w:sz w:val="24"/>
-        </w:rPr>
-        <w:t>Wake Aman Kumar only after the read-only commands and a one-line diagnosis.</w:t>
-      </w:r>
-    </w:p>
-    <w:p>
-      <w:pPr>
-        <w:spacing w:before="0" w:after="240" w:line="427" w:lineRule="auto"/>
-        <w:ind w:firstLine="288"/>
-      </w:pPr>
-      <w:r>
-        <w:rPr>
-          <w:rFonts w:ascii="Liberation Serif" w:hAnsi="Liberation Serif" w:eastAsia="Liberation Serif" w:cs="Liberation Serif"/>
-          <w:color w:val="222222"/>
-          <w:sz w:val="24"/>
-        </w:rPr>
-        <w:t>I will not restart files.prod.clearhaven.internal because it is the fastest way to stop a page. Restart is a listed step with a listed rollback. If I am wrong, the next page is louder. Memory bump is a last resort and it is a ticket, not a one-line kubectl set. Aman Kumar has already been wrong about that twice this year.</w:t>
-      </w:r>
-    </w:p>
-    <w:p>
-      <w:pPr>
-        <w:spacing w:before="0" w:after="240" w:line="427" w:lineRule="auto"/>
-        <w:ind w:firstLine="288"/>
-      </w:pPr>
-      <w:r>
-        <w:rPr>
-          <w:rFonts w:ascii="Liberation Serif" w:hAnsi="Liberation Serif" w:eastAsia="Liberation Serif" w:cs="Liberation Serif"/>
-          <w:color w:val="222222"/>
-          <w:sz w:val="24"/>
-        </w:rPr>
-        <w:t>First command on files.prod.clearhaven.internal for replica lag after a count that looked fine is still a read. Second is the last error line. Third is whether the front-matter rule is still true. I will not restart to silence a page. Restart is a listed step. Aman Kumar gets the one-line diagnosis before a write. Ticket CLH-TDD-2023-008 is open first.</w:t>
-      </w:r>
-    </w:p>
-    <w:p>
-      <w:pPr>
-        <w:spacing w:before="0" w:after="240" w:line="427" w:lineRule="auto"/>
-        <w:ind w:firstLine="288"/>
-      </w:pPr>
-      <w:r>
-        <w:rPr>
-          <w:rFonts w:ascii="Liberation Serif" w:hAnsi="Liberation Serif" w:eastAsia="Liberation Serif" w:cs="Liberation Serif"/>
-          <w:color w:val="222222"/>
-          <w:sz w:val="24"/>
-        </w:rPr>
-        <w:t>If the tell is poison, fence. If the tell is lag with every partition moving, scale only the way Aman Kumar would scale. If the tell is empty-success, page. Green plus zero rows is a lie we have already paid for.</w:t>
-      </w:r>
-    </w:p>
-    <w:p>
-      <w:pPr>
-        <w:spacing w:before="0" w:after="240" w:line="427" w:lineRule="auto"/>
-        <w:ind w:firstLine="288"/>
-      </w:pPr>
-      <w:r>
-        <w:rPr>
-          <w:rFonts w:ascii="Liberation Serif" w:hAnsi="Liberation Serif" w:eastAsia="Liberation Serif" w:cs="Liberation Serif"/>
-          <w:color w:val="222222"/>
-          <w:sz w:val="24"/>
-        </w:rPr>
-        <w:t>I want the last error line from files.prod.clearhaven.internal in CLH-TDD-2023-008 before anyone says they 'restarted just in case.' Restart without a tell is how we lost time last incident. Aman Kumar can restart after the read-only commands and a one-line diagnosis. Not before. Memory bump is a ticket, not a one-liner.</w:t>
-      </w:r>
-    </w:p>
-    <w:p>
-      <w:pPr>
-        <w:pStyle w:val="Heading2"/>
-      </w:pPr>
-      <w:r>
-        <w:t>Still open: secret skew that looks like 'no work'</w:t>
-      </w:r>
-    </w:p>
-    <w:p>
-      <w:pPr>
-        <w:spacing w:before="0" w:after="240" w:line="427" w:lineRule="auto"/>
-        <w:ind w:firstLine="288"/>
-      </w:pPr>
-      <w:r>
-        <w:rPr>
-          <w:rFonts w:ascii="Liberation Serif" w:hAnsi="Liberation Serif" w:eastAsia="Liberation Serif" w:cs="Liberation Serif"/>
-          <w:color w:val="222222"/>
-          <w:sz w:val="24"/>
-        </w:rPr>
-        <w:t>Brought April still owes a close, not a status. Due June 10, 2023. The question is whether files.prod.clearhaven.internal stays in the path for secret skew that looks like 'no work'. If yes, the main body already says how. If no, Brought April writes the cut on CLH-MEM-2023-004. I will ping once. After that the owner is late, not blocked.</w:t>
-      </w:r>
-    </w:p>
-    <w:p>
-      <w:pPr>
-        <w:pStyle w:val="ListBullet"/>
-        <w:spacing w:before="20" w:after="60" w:line="260" w:lineRule="auto"/>
-      </w:pPr>
-      <w:r>
-        <w:rPr>
-          <w:rFonts w:ascii="Liberation Serif" w:hAnsi="Liberation Serif" w:eastAsia="Liberation Serif" w:cs="Liberation Serif"/>
-          <w:color w:val="222222"/>
-          <w:sz w:val="24"/>
-        </w:rPr>
-        <w:t>Owner: Brought April</w:t>
-      </w:r>
-    </w:p>
-    <w:p>
-      <w:pPr>
-        <w:pStyle w:val="ListBullet"/>
-        <w:spacing w:before="20" w:after="60" w:line="260" w:lineRule="auto"/>
-      </w:pPr>
-      <w:r>
-        <w:rPr>
-          <w:rFonts w:ascii="Liberation Serif" w:hAnsi="Liberation Serif" w:eastAsia="Liberation Serif" w:cs="Liberation Serif"/>
-          <w:color w:val="222222"/>
-          <w:sz w:val="24"/>
-        </w:rPr>
-        <w:t>Ticket: CLH-MEM-2023-004</w:t>
-      </w:r>
-    </w:p>
-    <w:p>
-      <w:pPr>
-        <w:pStyle w:val="ListBullet"/>
-        <w:spacing w:before="20" w:after="60" w:line="260" w:lineRule="auto"/>
-      </w:pPr>
-      <w:r>
-        <w:rPr>
-          <w:rFonts w:ascii="Liberation Serif" w:hAnsi="Liberation Serif" w:eastAsia="Liberation Serif" w:cs="Liberation Serif"/>
-          <w:color w:val="222222"/>
-          <w:sz w:val="24"/>
-        </w:rPr>
-        <w:t>Host in play: files.prod.clearhaven.internal</w:t>
-      </w:r>
-    </w:p>
-    <w:p>
-      <w:pPr>
-        <w:pStyle w:val="ListBullet"/>
-        <w:spacing w:before="20" w:after="60" w:line="260" w:lineRule="auto"/>
-      </w:pPr>
-      <w:r>
-        <w:rPr>
-          <w:rFonts w:ascii="Liberation Serif" w:hAnsi="Liberation Serif" w:eastAsia="Liberation Serif" w:cs="Liberation Serif"/>
-          <w:color w:val="222222"/>
-          <w:sz w:val="24"/>
-        </w:rPr>
-        <w:t>Acceptable close: yes, no, or a new date with a reason.</w:t>
-      </w:r>
-    </w:p>
-    <w:p>
-      <w:pPr>
-        <w:pStyle w:val="ListBullet"/>
-        <w:spacing w:before="20" w:after="60" w:line="260" w:lineRule="auto"/>
-      </w:pPr>
-      <w:r>
-        <w:rPr>
-          <w:rFonts w:ascii="Liberation Serif" w:hAnsi="Liberation Serif" w:eastAsia="Liberation Serif" w:cs="Liberation Serif"/>
-          <w:color w:val="222222"/>
-          <w:sz w:val="24"/>
-        </w:rPr>
-        <w:t>Not acceptable: a list of meetings, a thumbs-up emoji, a parking-lot rename.</w:t>
-      </w:r>
-    </w:p>
-    <w:p>
-      <w:pPr>
-        <w:spacing w:before="0" w:after="240" w:line="427" w:lineRule="auto"/>
-        <w:ind w:firstLine="288"/>
-      </w:pPr>
-      <w:r>
-        <w:rPr>
-          <w:rFonts w:ascii="Liberation Serif" w:hAnsi="Liberation Serif" w:eastAsia="Liberation Serif" w:cs="Liberation Serif"/>
-          <w:color w:val="222222"/>
-          <w:sz w:val="24"/>
-        </w:rPr>
-        <w:t>This question does not reopen the recommendation in the front of Kafka ingestion readout: 40 min to ~9 min, month-end still open. It is leftover work. If Brought April wants a different product, that is a new ticket and Marcus Bell is in the thread. I will not hide a scope change inside secret skew that looks like 'no work'.</w:t>
-      </w:r>
-    </w:p>
-    <w:p>
-      <w:pPr>
-        <w:spacing w:before="0" w:after="240" w:line="427" w:lineRule="auto"/>
-        <w:ind w:firstLine="288"/>
-      </w:pPr>
-      <w:r>
-        <w:rPr>
-          <w:rFonts w:ascii="Liberation Serif" w:hAnsi="Liberation Serif" w:eastAsia="Liberation Serif" w:cs="Liberation Serif"/>
-          <w:color w:val="222222"/>
-          <w:sz w:val="24"/>
-        </w:rPr>
-        <w:t>Check that the close does not collide with the freeze or ops window already named in the main body. If it does, the date moves, the scope does not. Number I will cite if someone asks whether this is blocking: 15. If that number is not the blocker, say so on CLH-MEM-2023-004 in the first line.</w:t>
-      </w:r>
-    </w:p>
-    <w:p>
-      <w:pPr>
-        <w:spacing w:before="0" w:after="240" w:line="427" w:lineRule="auto"/>
-        <w:ind w:firstLine="288"/>
-      </w:pPr>
-      <w:r>
-        <w:rPr>
-          <w:rFonts w:ascii="Liberation Serif" w:hAnsi="Liberation Serif" w:eastAsia="Liberation Serif" w:cs="Liberation Serif"/>
-          <w:color w:val="222222"/>
-          <w:sz w:val="24"/>
-        </w:rPr>
-        <w:t>Close for secret skew that looks like 'no work' is yes, no, or a new date on CLH-MEM-2023-004 by June 4, 2023. Brought April writes it. I ping once. Late is late. I will not convert this into a standing meeting. I will not hide a scope change inside a 'quick align.' Marcus Bell is in the thread if the product changes.</w:t>
-      </w:r>
-    </w:p>
-    <w:p>
-      <w:pPr>
-        <w:spacing w:before="0" w:after="240" w:line="427" w:lineRule="auto"/>
-        <w:ind w:firstLine="288"/>
-      </w:pPr>
-      <w:r>
-        <w:rPr>
-          <w:rFonts w:ascii="Liberation Serif" w:hAnsi="Liberation Serif" w:eastAsia="Liberation Serif" w:cs="Liberation Serif"/>
-          <w:color w:val="222222"/>
-          <w:sz w:val="24"/>
-        </w:rPr>
-        <w:t>If secret skew that looks like 'no work' collides with a freeze, the date moves and the scope does not. That is the whole rule. files.prod.clearhaven.internal does not get a special thaw because someone booked a demo. Number I will cite: 15.</w:t>
-      </w:r>
-    </w:p>
-    <w:p>
-      <w:pPr>
-        <w:spacing w:before="0" w:after="240" w:line="427" w:lineRule="auto"/>
-        <w:ind w:firstLine="288"/>
-      </w:pPr>
-      <w:r>
-        <w:rPr>
-          <w:rFonts w:ascii="Liberation Serif" w:hAnsi="Liberation Serif" w:eastAsia="Liberation Serif" w:cs="Liberation Serif"/>
-          <w:color w:val="222222"/>
-          <w:sz w:val="24"/>
-        </w:rPr>
-        <w:t>Scope leftover: secret skew that looks like 'no work' is not a place to sneak serial, WIP, weekend, or identifier work back in. New slice, new signature from Marcus Bell. Hallway yes is not a signature. I will not hide that inside CLH-MEM-2023-004 as a subtask so it looks small.</w:t>
-      </w:r>
-    </w:p>
-    <w:p>
-      <w:pPr>
-        <w:pStyle w:val="Heading2"/>
-      </w:pPr>
-      <w:r>
-        <w:t>Failure we already paid for (averaging QPS instead of testing the close)</w:t>
-      </w:r>
-    </w:p>
-    <w:p>
-      <w:pPr>
-        <w:spacing w:before="0" w:after="240" w:line="427" w:lineRule="auto"/>
-        <w:ind w:firstLine="288"/>
-      </w:pPr>
-      <w:r>
-        <w:rPr>
-          <w:rFonts w:ascii="Liberation Serif" w:hAnsi="Liberation Serif" w:eastAsia="Liberation Serif" w:cs="Liberation Serif"/>
-          <w:color w:val="222222"/>
-          <w:sz w:val="24"/>
-        </w:rPr>
-        <w:t>Tell: zero rows and a green job. That showed up around files.prod.clearhaven.internal. CLH-INC-2023-041 is the record. averaging QPS instead of testing the close is how it will show up again if we get sloppy. The fix is to make the failure loud and stop the write path before it creates 6254 junk rows, not to widen a retry. Verification is a staging replay that used to succeed at being wrong and must now fail.</w:t>
-      </w:r>
-    </w:p>
-    <w:p>
-      <w:pPr>
-        <w:spacing w:before="0" w:after="240" w:line="427" w:lineRule="auto"/>
-        <w:ind w:firstLine="288"/>
-      </w:pPr>
-      <w:r>
-        <w:rPr>
-          <w:rFonts w:ascii="Liberation Serif" w:hAnsi="Liberation Serif" w:eastAsia="Liberation Serif" w:cs="Liberation Serif"/>
-          <w:color w:val="222222"/>
-          <w:sz w:val="24"/>
-        </w:rPr>
-        <w:t>We will not claim this class cannot happen. We will claim the next one dies at the gate we are building, and that the page names the tell we missed. Chris Patel accepts the gate. Aman Kumar writes it. Marcus Bell gets a factual count if it repeats, not an apology paragraph.</w:t>
-      </w:r>
-    </w:p>
-    <w:p>
-      <w:pPr>
-        <w:spacing w:before="0" w:after="240" w:line="427" w:lineRule="auto"/>
-        <w:ind w:firstLine="288"/>
-      </w:pPr>
-      <w:r>
-        <w:rPr>
-          <w:rFonts w:ascii="Liberation Serif" w:hAnsi="Liberation Serif" w:eastAsia="Liberation Serif" w:cs="Liberation Serif"/>
-          <w:color w:val="222222"/>
-          <w:sz w:val="24"/>
-        </w:rPr>
-        <w:t>What we will not do: a rewrite of Kafka ingestion readout: 40 min to ~9 min, month-end still open as therapy. What we will do if the date slips: Chris Patel says so on CLH-TDD-2023-008 with a new date. Detection that should have fired: a join of freshness and uniqueness, or an empty-success alert, depending on the tell. I want that alert in the same pack as the code change, not a follow-up that dies in a quarter plan.</w:t>
-      </w:r>
-    </w:p>
-    <w:p>
-      <w:pPr>
-        <w:spacing w:before="0" w:after="240" w:line="427" w:lineRule="auto"/>
-        <w:ind w:firstLine="288"/>
-      </w:pPr>
-      <w:r>
-        <w:rPr>
-          <w:rFonts w:ascii="Liberation Serif" w:hAnsi="Liberation Serif" w:eastAsia="Liberation Serif" w:cs="Liberation Serif"/>
-          <w:color w:val="222222"/>
-          <w:sz w:val="24"/>
-        </w:rPr>
-        <w:t>The last time averaging QPS instead of testing the close bit us, the tell showed up on files.prod.clearhaven.internal and we argued about CPU. CPU was late. Queue was the tell. I want the next page to name queue. Chris Patel owns that alert text. CLH-INC-2023-041 is where the wording lives, not a wiki that drifts.</w:t>
-      </w:r>
-    </w:p>
-    <w:p>
-      <w:pPr>
-        <w:spacing w:before="0" w:after="240" w:line="427" w:lineRule="auto"/>
-        <w:ind w:firstLine="288"/>
-      </w:pPr>
-      <w:r>
-        <w:rPr>
-          <w:rFonts w:ascii="Liberation Serif" w:hAnsi="Liberation Serif" w:eastAsia="Liberation Serif" w:cs="Liberation Serif"/>
-          <w:color w:val="222222"/>
-          <w:sz w:val="24"/>
-        </w:rPr>
-        <w:t>Verification is a replay that used to succeed at being wrong. If staging cannot run that replay, staging is lying and we do not ship. Kavya Menon does not get to waive it because the calendar is tight.</w:t>
-      </w:r>
-    </w:p>
-    <w:p>
-      <w:pPr>
-        <w:spacing w:before="0" w:after="240" w:line="427" w:lineRule="auto"/>
-        <w:ind w:firstLine="288"/>
-      </w:pPr>
-      <w:r>
-        <w:rPr>
-          <w:rFonts w:ascii="Liberation Serif" w:hAnsi="Liberation Serif" w:eastAsia="Liberation Serif" w:cs="Liberation Serif"/>
-          <w:color w:val="222222"/>
-          <w:sz w:val="24"/>
-        </w:rPr>
-        <w:t>Alert text for averaging QPS instead of testing the close names the tell in plain words. Chris Patel writes it. I will not accept 'check the dashboard' as a page body. If uniqueness is red and freshness is green, the page says that. If rows are zero and the job is green, the page says that. files.prod.clearhaven.internal can be in the internal page. Not in the customer one.</w:t>
-      </w:r>
-    </w:p>
-    <w:p>
-      <w:pPr>
-        <w:pStyle w:val="Heading2"/>
-      </w:pPr>
-      <w:r>
-        <w:t>Expand / backfill / contract (dropping a column in the same release as the readers)</w:t>
-      </w:r>
-    </w:p>
-    <w:p>
-      <w:pPr>
-        <w:spacing w:before="0" w:after="240" w:line="427" w:lineRule="auto"/>
-        <w:ind w:firstLine="288"/>
-      </w:pPr>
-      <w:r>
-        <w:rPr>
-          <w:rFonts w:ascii="Liberation Serif" w:hAnsi="Liberation Serif" w:eastAsia="Liberation Serif" w:cs="Liberation Serif"/>
-          <w:color w:val="222222"/>
-          <w:sz w:val="24"/>
-        </w:rPr>
-        <w:t>The column or field that moved is the one dropping a column in the same release as the readers cares about on files.prod.clearhaven.internal. Order is expand, backfill, contract. I will not drop a column in the same release as a code deploy that still reads it. Owner Kavya Menon. Ticket CLH-RB-2023-012. Dual-write window is measured in hours, not left open. If the backfill is still running at a freeze, I stop the freeze, not the backfill, unless legal says otherwise. I write the stop condition on CLH-RB-2023-012 before I start the job.</w:t>
-      </w:r>
-    </w:p>
-    <w:p>
-      <w:pPr>
-        <w:spacing w:before="0" w:after="240" w:line="427" w:lineRule="auto"/>
-        <w:ind w:firstLine="288"/>
-      </w:pPr>
-      <w:r>
-        <w:rPr>
-          <w:rFonts w:ascii="Liberation Serif" w:hAnsi="Liberation Serif" w:eastAsia="Liberation Serif" w:cs="Liberation Serif"/>
-          <w:color w:val="222222"/>
-          <w:sz w:val="24"/>
-        </w:rPr>
-        <w:t>Rejected: rewrite the type in place because Postgres will 'just cast it.' That is how we locked files.prod.clearhaven.internal for longer than the 8s budget last time. Historical load never runs on the OLTP primary. Cost the job, then run it. Number from the front I am using as the size hint: 44.</w:t>
-      </w:r>
-    </w:p>
-    <w:p>
-      <w:pPr>
-        <w:pStyle w:val="ListNumber"/>
-        <w:spacing w:before="20" w:after="60" w:line="260" w:lineRule="auto"/>
-      </w:pPr>
-      <w:r>
-        <w:rPr>
-          <w:rFonts w:ascii="Liberation Serif" w:hAnsi="Liberation Serif" w:eastAsia="Liberation Serif" w:cs="Liberation Serif"/>
-          <w:color w:val="222222"/>
-          <w:sz w:val="24"/>
-        </w:rPr>
-        <w:t>Add the new column or field. Ship readers that tolerate both. CLH-RB-2023-012.</w:t>
-      </w:r>
-    </w:p>
-    <w:p>
-      <w:pPr>
-        <w:pStyle w:val="ListNumber"/>
-        <w:spacing w:before="20" w:after="60" w:line="260" w:lineRule="auto"/>
-      </w:pPr>
-      <w:r>
-        <w:rPr>
-          <w:rFonts w:ascii="Liberation Serif" w:hAnsi="Liberation Serif" w:eastAsia="Liberation Serif" w:cs="Liberation Serif"/>
-          <w:color w:val="222222"/>
-          <w:sz w:val="24"/>
-        </w:rPr>
-        <w:t>Backfill in batches of 29k. Pause on replication lag.</w:t>
-      </w:r>
-    </w:p>
-    <w:p>
-      <w:pPr>
-        <w:pStyle w:val="ListNumber"/>
-        <w:spacing w:before="20" w:after="60" w:line="260" w:lineRule="auto"/>
-      </w:pPr>
-      <w:r>
-        <w:rPr>
-          <w:rFonts w:ascii="Liberation Serif" w:hAnsi="Liberation Serif" w:eastAsia="Liberation Serif" w:cs="Liberation Serif"/>
-          <w:color w:val="222222"/>
-          <w:sz w:val="24"/>
-        </w:rPr>
-        <w:t>Flip writers. Watch error class, not CPU.</w:t>
-      </w:r>
-    </w:p>
-    <w:p>
-      <w:pPr>
-        <w:pStyle w:val="ListNumber"/>
-        <w:spacing w:before="20" w:after="60" w:line="260" w:lineRule="auto"/>
-      </w:pPr>
-      <w:r>
-        <w:rPr>
-          <w:rFonts w:ascii="Liberation Serif" w:hAnsi="Liberation Serif" w:eastAsia="Liberation Serif" w:cs="Liberation Serif"/>
-          <w:color w:val="222222"/>
-          <w:sz w:val="24"/>
-        </w:rPr>
-        <w:t>Contract only after Kavya Menon signs the count on CLH-RB-2023-012.</w:t>
-      </w:r>
-    </w:p>
-    <w:p>
-      <w:pPr>
-        <w:spacing w:before="0" w:after="240" w:line="427" w:lineRule="auto"/>
-        <w:ind w:firstLine="288"/>
-      </w:pPr>
-      <w:r>
-        <w:rPr>
-          <w:rFonts w:ascii="Liberation Serif" w:hAnsi="Liberation Serif" w:eastAsia="Liberation Serif" w:cs="Liberation Serif"/>
-          <w:color w:val="222222"/>
-          <w:sz w:val="24"/>
-        </w:rPr>
-        <w:t>If Helm rollback is the instinct after a bad migrate, stop. Expanded columns roll forward. Read the schema SOP. Aman Kumar will not approve a rollback that leaves the database ahead of the chart.</w:t>
-      </w:r>
-    </w:p>
-    <w:p>
-      <w:pPr>
-        <w:spacing w:before="0" w:after="240" w:line="427" w:lineRule="auto"/>
-        <w:ind w:firstLine="288"/>
-      </w:pPr>
-      <w:r>
-        <w:rPr>
-          <w:rFonts w:ascii="Liberation Serif" w:hAnsi="Liberation Serif" w:eastAsia="Liberation Serif" w:cs="Liberation Serif"/>
-          <w:color w:val="222222"/>
-          <w:sz w:val="24"/>
-        </w:rPr>
-        <w:t>Schema leftover for dropping a column in the same release as the readers: expand, backfill, contract. files.prod.clearhaven.internal is not the place to drop a column the same day readers still need it. Kavya Menon signs the count on CLH-RB-2023-012 before contract. Lock budget is 10s. Abort and retry off-peak if we miss it.</w:t>
-      </w:r>
-    </w:p>
-    <w:p>
-      <w:pPr>
-        <w:spacing w:before="0" w:after="240" w:line="427" w:lineRule="auto"/>
-        <w:ind w:firstLine="288"/>
-      </w:pPr>
-      <w:r>
-        <w:rPr>
-          <w:rFonts w:ascii="Liberation Serif" w:hAnsi="Liberation Serif" w:eastAsia="Liberation Serif" w:cs="Liberation Serif"/>
-          <w:color w:val="222222"/>
-          <w:sz w:val="24"/>
-        </w:rPr>
-        <w:t>Helm rollback after a migrate that expanded is the wrong instinct. Roll forward. I will say that again because we have already tried the wrong instinct. Aman Kumar will not approve a chart rollback that leaves Postgres ahead.</w:t>
-      </w:r>
-    </w:p>
-    <w:p>
-      <w:pPr>
-        <w:spacing w:before="0" w:after="240" w:line="427" w:lineRule="auto"/>
-        <w:ind w:firstLine="288"/>
-      </w:pPr>
-      <w:r>
-        <w:rPr>
-          <w:rFonts w:ascii="Liberation Serif" w:hAnsi="Liberation Serif" w:eastAsia="Liberation Serif" w:cs="Liberation Serif"/>
-          <w:color w:val="222222"/>
-          <w:sz w:val="24"/>
-        </w:rPr>
-        <w:t>Backfill leftover: not on the OLTP primary, not during freeze, not without a stop condition on CLH-RB-2023-012. Kavya Menon writes the stop condition first. Batch size I would start at 26k. Pause on replication lag. Contract only after the count is signed.</w:t>
-      </w:r>
-    </w:p>
-    <w:p>
-      <w:pPr>
-        <w:pStyle w:val="Heading2"/>
-      </w:pPr>
-      <w:r>
-        <w:t>Meeting leftover: a quote that is not a decision</w:t>
-      </w:r>
-    </w:p>
-    <w:p>
-      <w:pPr>
-        <w:spacing w:before="0" w:after="240" w:line="427" w:lineRule="auto"/>
-        <w:ind w:firstLine="288"/>
-      </w:pPr>
-      <w:r>
-        <w:rPr>
-          <w:rFonts w:ascii="Liberation Serif" w:hAnsi="Liberation Serif" w:eastAsia="Liberation Serif" w:cs="Liberation Serif"/>
-          <w:color w:val="222222"/>
-          <w:sz w:val="24"/>
-        </w:rPr>
-        <w:t>Attendees who still owe something: Diego Alvarez, Marcus Bell, and whoever owns files.prod.clearhaven.internal. One question was on the table: can we ship without dealing with a quote that is not a decision. Answer was no. I repeated the number 90 because two people in the room had stale graphs. Action: Diego Alvarez files the follow-up on CLH-TDD-2023-008 before June 5, 2023. I will not mark the ticket done because a meeting happened.</w:t>
-      </w:r>
-    </w:p>
-    <w:p>
-      <w:pPr>
-        <w:spacing w:before="0" w:after="240" w:line="427" w:lineRule="auto"/>
-        <w:ind w:firstLine="288"/>
-      </w:pPr>
-      <w:r>
-        <w:rPr>
-          <w:rFonts w:ascii="Liberation Serif" w:hAnsi="Liberation Serif" w:eastAsia="Liberation Serif" w:cs="Liberation Serif"/>
-          <w:color w:val="222222"/>
-          <w:sz w:val="24"/>
-        </w:rPr>
-        <w:t>Parking lot: a dashboard request that does not unblock CLH-TDD-2023-008. I parked it. A calendar invite is not a decision. If someone wants this recorded as a decision, they write it here or they change the callout in the front of CLH-MTG-2023-028. Quotes from the room stay quotes. They do not become scope.</w:t>
-      </w:r>
-    </w:p>
-    <w:p>
-      <w:pPr>
-        <w:spacing w:before="0" w:after="240" w:line="427" w:lineRule="auto"/>
-        <w:ind w:firstLine="288"/>
-      </w:pPr>
-      <w:r>
-        <w:rPr>
-          <w:rFonts w:ascii="Liberation Serif" w:hAnsi="Liberation Serif" w:eastAsia="Liberation Serif" w:cs="Liberation Serif"/>
-          <w:color w:val="222222"/>
-          <w:sz w:val="24"/>
-        </w:rPr>
-        <w:t>People who were absent still get a usable remainder, not a transcript. Rahul Deshmukh gets the decision, the refuse, and the date. They do not get a reconstruction of who raised their voice. If they object, they object on CLH-TDD-2023-008.</w:t>
-      </w:r>
-    </w:p>
-    <w:p>
-      <w:pPr>
-        <w:spacing w:before="0" w:after="240" w:line="427" w:lineRule="auto"/>
-        <w:ind w:firstLine="288"/>
-      </w:pPr>
-      <w:r>
-        <w:rPr>
-          <w:rFonts w:ascii="Liberation Serif" w:hAnsi="Liberation Serif" w:eastAsia="Liberation Serif" w:cs="Liberation Serif"/>
-          <w:color w:val="222222"/>
-          <w:sz w:val="24"/>
-        </w:rPr>
-        <w:t>People who missed the room still need a quote that is not a decision in a form they can act on. Decision, refuse, date, owner Diego Alvarez, ticket CLH-TDD-2023-008. Not a reconstruction of tone. Sent Slack gets that pack. If they object, they object on the ticket.</w:t>
-      </w:r>
-    </w:p>
-    <w:p>
-      <w:pPr>
-        <w:spacing w:before="0" w:after="240" w:line="427" w:lineRule="auto"/>
-        <w:ind w:firstLine="288"/>
-      </w:pPr>
-      <w:r>
-        <w:rPr>
-          <w:rFonts w:ascii="Liberation Serif" w:hAnsi="Liberation Serif" w:eastAsia="Liberation Serif" w:cs="Liberation Serif"/>
-          <w:color w:val="222222"/>
-          <w:sz w:val="24"/>
-        </w:rPr>
-        <w:t>A quote is a quote. It is not scope. I will not launder a hallway yes into v1 because it was vivid. Parking lot stays parked until Marcus Bell signs a new slice.</w:t>
-      </w:r>
-    </w:p>
-    <w:p>
-      <w:pPr>
-        <w:spacing w:before="0" w:after="240" w:line="427" w:lineRule="auto"/>
-        <w:ind w:firstLine="288"/>
-      </w:pPr>
-      <w:r>
-        <w:rPr>
-          <w:rFonts w:ascii="Liberation Serif" w:hAnsi="Liberation Serif" w:eastAsia="Liberation Serif" w:cs="Liberation Serif"/>
-          <w:color w:val="222222"/>
-          <w:sz w:val="24"/>
-        </w:rPr>
-        <w:t>Absent people get the pack for a quote that is not a decision the same day, not after they ask. Sent Slack is on that list if they were missing. Decision, refuse, date, owner, ticket CLH-TDD-2023-008. Not a reconstruction of tone. If they object, they object on the ticket.</w:t>
-      </w:r>
-    </w:p>
-    <w:p>
-      <w:pPr>
-        <w:pStyle w:val="Heading2"/>
-      </w:pPr>
-      <w:r>
-        <w:t>Fixture and test note (staging that is too small to catch the bug)</w:t>
-      </w:r>
-    </w:p>
-    <w:p>
-      <w:pPr>
-        <w:spacing w:before="0" w:after="240" w:line="427" w:lineRule="auto"/>
-        <w:ind w:firstLine="288"/>
-      </w:pPr>
-      <w:r>
-        <w:rPr>
-          <w:rFonts w:ascii="Liberation Serif" w:hAnsi="Liberation Serif" w:eastAsia="Liberation Serif" w:cs="Liberation Serif"/>
-          <w:color w:val="222222"/>
-          <w:sz w:val="24"/>
-        </w:rPr>
-        <w:t>Fixture for staging that is too small to catch the bug lives next to the test, not in a laptop path. No PHI, no PAN. Host if we have to soak: files.prod.clearhaven.internal. Assert the smallest row that still fails without the fix. I will not copy a sanitized production dump; it is too big and it hid the bug twice. Owner Sent Slack. Ticket CLH-MEM-2023-004. If the test is skipped, the skip reason is a ticket, not a comment.</w:t>
-      </w:r>
-    </w:p>
-    <w:p>
-      <w:pPr>
-        <w:spacing w:before="80" w:after="40" w:line="200" w:lineRule="auto"/>
-      </w:pPr>
-      <w:r>
-        <w:rPr>
-          <w:rFonts w:ascii="Liberation Sans" w:hAnsi="Liberation Sans" w:eastAsia="Liberation Sans" w:cs="Liberation Sans"/>
-          <w:i/>
-          <w:color w:val="555555"/>
-          <w:sz w:val="17"/>
-        </w:rPr>
-        <w:t>Name the test after the bug. CLH-MEM-2023-004.</w:t>
-      </w:r>
-    </w:p>
-    <w:tbl>
-      <w:tblPr>
-        <w:tblW w:type="auto" w:w="0"/>
-        <w:tblLook w:firstColumn="1" w:firstRow="1" w:lastColumn="0" w:lastRow="0" w:noHBand="0" w:noVBand="1" w:val="04A0"/>
-      </w:tblPr>
-      <w:tblGrid>
-        <w:gridCol w:w="8928"/>
-      </w:tblGrid>
-      <w:tr>
-        <w:tc>
-          <w:tcPr>
-            <w:tcW w:type="dxa" w:w="8928"/>
-            <w:shd w:fill="F3F4F6" w:val="clear"/>
-            <w:tcBorders>
-              <w:top w:val="single" w:sz="6" w:space="0" w:color="C5CDD6"/>
-              <w:left w:val="single" w:sz="6" w:space="0" w:color="C5CDD6"/>
-              <w:bottom w:val="single" w:sz="6" w:space="0" w:color="C5CDD6"/>
-              <w:right w:val="single" w:sz="6" w:space="0" w:color="C5CDD6"/>
-            </w:tcBorders>
-            <w:tcMar>
-              <w:top w:w="90" w:type="dxa"/>
-              <w:left w:w="120" w:type="dxa"/>
-              <w:bottom w:w="90" w:type="dxa"/>
-              <w:right w:w="120" w:type="dxa"/>
-            </w:tcMar>
-          </w:tcPr>
-          <w:p>
-            <w:pPr>
-              <w:spacing w:before="0" w:after="0" w:line="220" w:lineRule="auto"/>
-            </w:pPr>
-            <w:r/>
-            <w:r>
-              <w:rPr>
-                <w:rFonts w:ascii="Liberation Mono" w:hAnsi="Liberation Mono" w:eastAsia="Liberation Mono" w:cs="Liberation Mono"/>
-                <w:color w:val="222222"/>
-                <w:sz w:val="17"/>
-              </w:rPr>
-              <w:t># CLH-MTG-2023-028 / staging that is too small to catch the bug</w:t>
-            </w:r>
-          </w:p>
-          <w:p>
-            <w:pPr>
-              <w:spacing w:before="0" w:after="0" w:line="220" w:lineRule="auto"/>
-            </w:pPr>
-            <w:r>
-              <w:rPr>
-                <w:rFonts w:ascii="Liberation Mono" w:hAnsi="Liberation Mono" w:eastAsia="Liberation Mono" w:cs="Liberation Mono"/>
-                <w:color w:val="222222"/>
-                <w:sz w:val="17"/>
-              </w:rPr>
-              <w:t>pytest -k 'idempotent' -q</w:t>
-            </w:r>
-          </w:p>
-          <w:p>
-            <w:pPr>
-              <w:spacing w:before="0" w:after="0" w:line="220" w:lineRule="auto"/>
-            </w:pPr>
-            <w:r>
-              <w:rPr>
-                <w:rFonts w:ascii="Liberation Mono" w:hAnsi="Liberation Mono" w:eastAsia="Liberation Mono" w:cs="Liberation Mono"/>
-                <w:color w:val="222222"/>
-                <w:sz w:val="17"/>
-              </w:rPr>
-              <w:t># fail if the fixture hash changes without CLH-MEM-2023-004</w:t>
-            </w:r>
-          </w:p>
-          <w:p>
-            <w:pPr>
-              <w:spacing w:before="0" w:after="0" w:line="220" w:lineRule="auto"/>
-            </w:pPr>
-            <w:r>
-              <w:rPr>
-                <w:rFonts w:ascii="Liberation Mono" w:hAnsi="Liberation Mono" w:eastAsia="Liberation Mono" w:cs="Liberation Mono"/>
-                <w:color w:val="222222"/>
-                <w:sz w:val="17"/>
-              </w:rPr>
-              <w:t># do not record against files.prod.clearhaven.internal from a laptop</w:t>
-            </w:r>
-          </w:p>
-        </w:tc>
-      </w:tr>
-    </w:tbl>
-    <w:p>
-      <w:pPr>
-        <w:spacing w:before="40" w:after="160" w:line="80" w:lineRule="auto"/>
-      </w:pPr>
-    </w:p>
-    <w:p>
-      <w:pPr>
-        <w:spacing w:before="0" w:after="240" w:line="427" w:lineRule="auto"/>
-        <w:ind w:firstLine="288"/>
-      </w:pPr>
-      <w:r>
-        <w:rPr>
-          <w:rFonts w:ascii="Liberation Serif" w:hAnsi="Liberation Serif" w:eastAsia="Liberation Serif" w:cs="Liberation Serif"/>
-          <w:color w:val="222222"/>
-          <w:sz w:val="24"/>
-        </w:rPr>
-        <w:t>Setup should take under two minutes on a laptop. Teardown drops the fixture database. Flakes I will not blame on the network without a packet capture. If someone deletes this test, they also delete the incident it maps to (CLH-MEM-2023-004) and they do that in review. Sent Slack owns golden fixtures. Aman Kumar owns the case list.</w:t>
-      </w:r>
-    </w:p>
-    <w:p>
-      <w:pPr>
-        <w:spacing w:before="0" w:after="240" w:line="427" w:lineRule="auto"/>
-        <w:ind w:firstLine="288"/>
-      </w:pPr>
-      <w:r>
-        <w:rPr>
-          <w:rFonts w:ascii="Liberation Serif" w:hAnsi="Liberation Serif" w:eastAsia="Liberation Serif" w:cs="Liberation Serif"/>
-          <w:color w:val="222222"/>
-          <w:sz w:val="24"/>
-        </w:rPr>
-        <w:t>Staging partition count has to be high enough to catch a rebalance. If prod has dozens of partitions, a staging cluster with one will bless a bad build. I want that written next to staging that is too small to catch the bug, not rediscovered on a Monday. Number from the front I am not going to 'simplify': 7.4.</w:t>
-      </w:r>
-    </w:p>
-    <w:p>
-      <w:pPr>
-        <w:spacing w:before="0" w:after="240" w:line="427" w:lineRule="auto"/>
-        <w:ind w:firstLine="288"/>
-      </w:pPr>
-      <w:r>
-        <w:rPr>
-          <w:rFonts w:ascii="Liberation Serif" w:hAnsi="Liberation Serif" w:eastAsia="Liberation Serif" w:cs="Liberation Serif"/>
-          <w:color w:val="222222"/>
-          <w:sz w:val="24"/>
-        </w:rPr>
-        <w:t>Fixture for staging that is too small to catch the bug is the smallest failing row, next to the test, hashed. No production dump. No PHI. If the hash moves without CLH-MEM-2023-004, CI fails. Sent Slack owns the fixture. Soak host if we must: files.prod.clearhaven.internal. I will not record from a laptop against prod.</w:t>
-      </w:r>
-    </w:p>
-    <w:p>
-      <w:pPr>
-        <w:spacing w:before="0" w:after="240" w:line="427" w:lineRule="auto"/>
-        <w:ind w:firstLine="288"/>
-      </w:pPr>
-      <w:r>
-        <w:rPr>
-          <w:rFonts w:ascii="Liberation Serif" w:hAnsi="Liberation Serif" w:eastAsia="Liberation Serif" w:cs="Liberation Serif"/>
-          <w:color w:val="222222"/>
-          <w:sz w:val="24"/>
-        </w:rPr>
-        <w:t>If someone deletes the test, they delete the incident mapping in review, not in a drive-by. Skip needs a ticket. Flakes need a capture, not a shrug about the network.</w:t>
-      </w:r>
-    </w:p>
-    <w:p>
-      <w:pPr>
-        <w:spacing w:before="0" w:after="240" w:line="427" w:lineRule="auto"/>
-        <w:ind w:firstLine="288"/>
-      </w:pPr>
-      <w:r>
-        <w:rPr>
-          <w:rFonts w:ascii="Liberation Serif" w:hAnsi="Liberation Serif" w:eastAsia="Liberation Serif" w:cs="Liberation Serif"/>
-          <w:color w:val="222222"/>
-          <w:sz w:val="24"/>
-        </w:rPr>
-        <w:t>CI leftover: fixture hash is the gate. If someone needs a one-off on files.prod.clearhaven.internal, that is a soak, and it is ticketed. It is not a reason to skip CI. Skip reason is a ticket. Flake reason is a capture. Sent Slack owns golden fixtures. Aman Kumar owns the case list.</w:t>
-      </w:r>
-    </w:p>
-    <w:p>
-      <w:pPr>
-        <w:pStyle w:val="Heading2"/>
-      </w:pPr>
-      <w:r>
-        <w:t>Capacity and cost (after-call with the EM)</w:t>
-      </w:r>
-    </w:p>
-    <w:p>
-      <w:pPr>
-        <w:spacing w:before="0" w:after="240" w:line="427" w:lineRule="auto"/>
-        <w:ind w:firstLine="288"/>
-      </w:pPr>
-      <w:r>
-        <w:rPr>
-          <w:rFonts w:ascii="Liberation Serif" w:hAnsi="Liberation Serif" w:eastAsia="Liberation Serif" w:cs="Liberation Serif"/>
-          <w:color w:val="222222"/>
-          <w:sz w:val="24"/>
-        </w:rPr>
-        <w:t>files.prod.clearhaven.internal is the box I keep measuring because it is the one that pages. after-call with the EM is the reason the graph lies if you only watch CPU. Queue depth and disk are the two numbers I write down. Owner Sneha Iyer. Ticket CLH-INC-2023-041. If the graph is green and the queue is growing, I page. CPU lagged the queue by about 10 minutes on the last incident I will admit to.</w:t>
-      </w:r>
-    </w:p>
-    <w:p>
-      <w:pPr>
-        <w:spacing w:before="0" w:after="240" w:line="427" w:lineRule="auto"/>
-        <w:ind w:firstLine="288"/>
-      </w:pPr>
-      <w:r>
-        <w:rPr>
-          <w:rFonts w:ascii="Liberation Serif" w:hAnsi="Liberation Serif" w:eastAsia="Liberation Serif" w:cs="Liberation Serif"/>
-          <w:color w:val="222222"/>
-          <w:sz w:val="24"/>
-        </w:rPr>
-        <w:t>The spend I can defend is the spend tied to files.prod.clearhaven.internal and this job, not a team average. Year-1 extra I would put on a sticky: about $19.8k on top of what we already burn, or zero if we do nothing and eat the miss rate. Front-matter volume I am using: 40. I will not argue from a slide.</w:t>
-      </w:r>
-    </w:p>
-    <w:p>
-      <w:pPr>
-        <w:spacing w:before="0" w:after="240" w:line="427" w:lineRule="auto"/>
-        <w:ind w:firstLine="288"/>
-      </w:pPr>
-      <w:r>
-        <w:rPr>
-          <w:rFonts w:ascii="Liberation Serif" w:hAnsi="Liberation Serif" w:eastAsia="Liberation Serif" w:cs="Liberation Serif"/>
-          <w:color w:val="222222"/>
-          <w:sz w:val="24"/>
-        </w:rPr>
-        <w:t>If we need more brokers or more pods, I want the reason to be after-call with the EM, not a round number someone saw in a vendor deck. Do-nothing through next month-end still has a miss rate I will write down. Sneha Iyer picks in writing on CLH-INC-2023-041. I will not hide a hardware buy inside a 'temporary' memory limit.</w:t>
-      </w:r>
-    </w:p>
-    <w:p>
-      <w:pPr>
-        <w:spacing w:before="0" w:after="240" w:line="427" w:lineRule="auto"/>
-        <w:ind w:firstLine="288"/>
-      </w:pPr>
-      <w:r>
-        <w:rPr>
-          <w:rFonts w:ascii="Liberation Serif" w:hAnsi="Liberation Serif" w:eastAsia="Liberation Serif" w:cs="Liberation Serif"/>
-          <w:color w:val="222222"/>
-          <w:sz w:val="24"/>
-        </w:rPr>
-        <w:t>files.prod.clearhaven.internal pages because of after-call with the EM more than because of CPU. I write queue and disk. Headroom I want on a Tuesday is about 26 percent. Below that I file for hardware or I shed load, not both. Sneha Iyer picks on CLH-INC-2023-041.</w:t>
-      </w:r>
-    </w:p>
-    <w:p>
-      <w:pPr>
-        <w:spacing w:before="0" w:after="240" w:line="427" w:lineRule="auto"/>
-        <w:ind w:firstLine="288"/>
-      </w:pPr>
-      <w:r>
-        <w:rPr>
-          <w:rFonts w:ascii="Liberation Serif" w:hAnsi="Liberation Serif" w:eastAsia="Liberation Serif" w:cs="Liberation Serif"/>
-          <w:color w:val="222222"/>
-          <w:sz w:val="24"/>
-        </w:rPr>
-        <w:t>Do-nothing through month-end still has a miss rate. I will write it. I will not hide a buy inside a temporary memory limit. Front-matter volume I am using: 16.</w:t>
-      </w:r>
-    </w:p>
-    <w:p>
-      <w:pPr>
-        <w:spacing w:before="0" w:after="240" w:line="427" w:lineRule="auto"/>
-        <w:ind w:firstLine="288"/>
-      </w:pPr>
-      <w:r>
-        <w:rPr>
-          <w:rFonts w:ascii="Liberation Serif" w:hAnsi="Liberation Serif" w:eastAsia="Liberation Serif" w:cs="Liberation Serif"/>
-          <w:color w:val="222222"/>
-          <w:sz w:val="24"/>
-        </w:rPr>
-        <w:t>I will not buy my way out of after-call with the EM with a round hardware number. Queue and disk on files.prod.clearhaven.internal first. Then a ticket. Then a buy if Sneha Iyer still needs it. Headroom I want on a Tuesday is about 26 percent. Below that I file or I shed, not both in one change.</w:t>
-      </w:r>
-    </w:p>
-    <w:p>
-      <w:pPr>
-        <w:pStyle w:val="Heading2"/>
-      </w:pPr>
-      <w:r>
-        <w:t>Secrets, grants, and a cleanup PR that renames a field</w:t>
-      </w:r>
-    </w:p>
-    <w:p>
-      <w:pPr>
-        <w:spacing w:before="0" w:after="240" w:line="427" w:lineRule="auto"/>
-        <w:ind w:firstLine="288"/>
-      </w:pPr>
-      <w:r>
-        <w:rPr>
-          <w:rFonts w:ascii="Liberation Serif" w:hAnsi="Liberation Serif" w:eastAsia="Liberation Serif" w:cs="Liberation Serif"/>
-          <w:color w:val="222222"/>
-          <w:sz w:val="24"/>
-        </w:rPr>
-        <w:t>Secret handling on files.prod.clearhaven.internal: not in git, not in the ticket description, not in a screenshot. a cleanup PR that renames a field is not a reason to paste a token into chat. Owner First Kafka. Ticket CLH-RB-2023-012. If I need a temporary grant, it expires. If I need a production query, I use the replica and I log the query id. Wrong secret looks healthy as 'no work.' Alert on zero rows, not on HTTP 200.</w:t>
-      </w:r>
-    </w:p>
-    <w:p>
-      <w:pPr>
-        <w:spacing w:before="0" w:after="240" w:line="427" w:lineRule="auto"/>
-        <w:ind w:firstLine="288"/>
-      </w:pPr>
-      <w:r>
-        <w:rPr>
-          <w:rFonts w:ascii="Liberation Serif" w:hAnsi="Liberation Serif" w:eastAsia="Liberation Serif" w:cs="Liberation Serif"/>
-          <w:color w:val="222222"/>
-          <w:sz w:val="24"/>
-        </w:rPr>
-        <w:t>Break-glass is a separate path. Missing role is 403, missing token is 401. I will not collapse those because the UI looks nicer. Marcus Bell accepted that split in the front matter. I am not reopening it here. IRSA or the equivalent role on files.prod.clearhaven.internal is the grant. A copied kubeconfig on a laptop is not.</w:t>
-      </w:r>
-    </w:p>
-    <w:p>
-      <w:pPr>
-        <w:spacing w:before="0" w:after="240" w:line="427" w:lineRule="auto"/>
-        <w:ind w:firstLine="288"/>
-      </w:pPr>
-      <w:r>
-        <w:rPr>
-          <w:rFonts w:ascii="Liberation Serif" w:hAnsi="Liberation Serif" w:eastAsia="Liberation Serif" w:cs="Liberation Serif"/>
-          <w:color w:val="222222"/>
-          <w:sz w:val="24"/>
-        </w:rPr>
-        <w:t>Support zips go through redaction first. I will not 'just this once' attach an application log because a cleanup PR that renames a field is on fire. The on-call SOP already says this. Repeating it here is for the person who has not opened that SOP. Aman Kumar will reject the zip in the ticket if it still has identifiers.</w:t>
-      </w:r>
-    </w:p>
-    <w:p>
-      <w:pPr>
-        <w:spacing w:before="0" w:after="240" w:line="427" w:lineRule="auto"/>
-        <w:ind w:firstLine="288"/>
-      </w:pPr>
-      <w:r>
-        <w:rPr>
-          <w:rFonts w:ascii="Liberation Serif" w:hAnsi="Liberation Serif" w:eastAsia="Liberation Serif" w:cs="Liberation Serif"/>
-          <w:color w:val="222222"/>
-          <w:sz w:val="24"/>
-        </w:rPr>
-        <w:t>Secrets for a cleanup PR that renames a field stay out of git, tickets, and screenshots. Zero-row success on files.prod.clearhaven.internal is the tell that the secret is wrong. Alert on that. First Kafka owns the grant. CLH-RB-2023-012 owns the expiry. I query the replica and I log the query id.</w:t>
-      </w:r>
-    </w:p>
-    <w:p>
-      <w:pPr>
-        <w:spacing w:before="0" w:after="240" w:line="427" w:lineRule="auto"/>
-        <w:ind w:firstLine="288"/>
-      </w:pPr>
-      <w:r>
-        <w:rPr>
-          <w:rFonts w:ascii="Liberation Serif" w:hAnsi="Liberation Serif" w:eastAsia="Liberation Serif" w:cs="Liberation Serif"/>
-          <w:color w:val="222222"/>
-          <w:sz w:val="24"/>
-        </w:rPr>
-        <w:t>403 versus 401 stays split. Break-glass is separate. I will not collapse them for a prettier UI. Support zips go through redaction. Aman Kumar rejects the zip if identifiers remain.</w:t>
-      </w:r>
-    </w:p>
-    <w:p>
-      <w:pPr>
-        <w:spacing w:before="0" w:after="240" w:line="427" w:lineRule="auto"/>
-        <w:ind w:firstLine="288"/>
-      </w:pPr>
-      <w:r>
-        <w:rPr>
-          <w:rFonts w:ascii="Liberation Serif" w:hAnsi="Liberation Serif" w:eastAsia="Liberation Serif" w:cs="Liberation Serif"/>
-          <w:color w:val="222222"/>
-          <w:sz w:val="24"/>
-        </w:rPr>
-        <w:t>Redaction leftover: if a zip for a cleanup PR that renames a field still has identifiers, it comes back. No 'just this once.' Aman Kumar will reject it on CLH-RB-2023-012. Support pressure is not a reason to paste MRN, PAN, or a secret. The SOP already says this. Repeating it is for the person who has not opened the SOP.</w:t>
-      </w:r>
-    </w:p>
-    <w:p>
-      <w:pPr>
-        <w:pStyle w:val="Heading2"/>
-      </w:pPr>
-      <w:r>
-        <w:t>Clock for date pressure versus a date with owners</w:t>
-      </w:r>
-    </w:p>
-    <w:p>
-      <w:pPr>
-        <w:spacing w:before="0" w:after="240" w:line="427" w:lineRule="auto"/>
-        <w:ind w:firstLine="288"/>
-      </w:pPr>
-      <w:r>
-        <w:rPr>
-          <w:rFonts w:ascii="Liberation Serif" w:hAnsi="Liberation Serif" w:eastAsia="Liberation Serif" w:cs="Liberation Serif"/>
-          <w:color w:val="222222"/>
-          <w:sz w:val="24"/>
-        </w:rPr>
-        <w:t>This is not a full incident timeline. It is the clock I will use when someone asks which thing happened first around date pressure versus a date with owners. files.prod.clearhaven.internal is the box. CLH-TDD-2023-008 is the thread. Internal Slack is the person I will name if the clocks disagree. Customer/ops clock and match/extract clock are different. I will not pretend they are the same.</w:t>
-      </w:r>
-    </w:p>
-    <w:p>
-      <w:pPr>
-        <w:spacing w:before="80" w:after="60" w:line="200" w:lineRule="auto"/>
-      </w:pPr>
-      <w:r>
-        <w:rPr>
-          <w:rFonts w:ascii="Liberation Sans" w:hAnsi="Liberation Sans" w:eastAsia="Liberation Sans" w:cs="Liberation Sans"/>
-          <w:i/>
-          <w:color w:val="555555"/>
-          <w:sz w:val="17"/>
-        </w:rPr>
-        <w:t>Working clock for CLH-MTG-2023-028. Times are ET unless noted.</w:t>
-      </w:r>
-    </w:p>
-    <w:tbl>
-      <w:tblPr>
-        <w:tblW w:type="auto" w:w="0"/>
-        <w:jc w:val="center"/>
-        <w:tblLayout w:type="autofit"/>
-        <w:tblLook w:firstColumn="1" w:firstRow="1" w:lastColumn="0" w:lastRow="0" w:noHBand="0" w:noVBand="1" w:val="04A0"/>
-      </w:tblPr>
-      <w:tblGrid>
-        <w:gridCol w:w="2976"/>
-        <w:gridCol w:w="2976"/>
-        <w:gridCol w:w="2976"/>
-      </w:tblGrid>
-      <w:tr>
-        <w:tc>
-          <w:tcPr>
-            <w:tcW w:type="dxa" w:w="2976"/>
-            <w:shd w:fill="1B365D" w:val="clear"/>
-            <w:tcBorders>
-              <w:top w:val="single" w:sz="4" w:space="0" w:color="1B365D"/>
-              <w:left w:val="single" w:sz="4" w:space="0" w:color="1B365D"/>
-              <w:bottom w:val="single" w:sz="4" w:space="0" w:color="1B365D"/>
-              <w:right w:val="single" w:sz="4" w:space="0" w:color="1B365D"/>
-            </w:tcBorders>
-            <w:tcMar>
-              <w:top w:w="50" w:type="dxa"/>
-              <w:left w:w="70" w:type="dxa"/>
-              <w:bottom w:w="50" w:type="dxa"/>
-              <w:right w:w="70" w:type="dxa"/>
-            </w:tcMar>
-          </w:tcPr>
-          <w:p>
-            <w:pPr>
-              <w:spacing w:before="0" w:after="0" w:line="230" w:lineRule="auto"/>
-            </w:pPr>
-            <w:r/>
-            <w:r>
-              <w:rPr>
-                <w:rFonts w:ascii="Liberation Sans" w:hAnsi="Liberation Sans" w:eastAsia="Liberation Sans" w:cs="Liberation Sans"/>
-                <w:b/>
-                <w:color w:val="FFFFFF"/>
-                <w:sz w:val="18"/>
-              </w:rPr>
-              <w:t>When</w:t>
-            </w:r>
-          </w:p>
-        </w:tc>
-        <w:tc>
-          <w:tcPr>
-            <w:tcW w:type="dxa" w:w="2976"/>
-            <w:shd w:fill="1B365D" w:val="clear"/>
-            <w:tcBorders>
-              <w:top w:val="single" w:sz="4" w:space="0" w:color="1B365D"/>
-              <w:left w:val="single" w:sz="4" w:space="0" w:color="1B365D"/>
-              <w:bottom w:val="single" w:sz="4" w:space="0" w:color="1B365D"/>
-              <w:right w:val="single" w:sz="4" w:space="0" w:color="1B365D"/>
-            </w:tcBorders>
-            <w:tcMar>
-              <w:top w:w="50" w:type="dxa"/>
-              <w:left w:w="70" w:type="dxa"/>
-              <w:bottom w:w="50" w:type="dxa"/>
-              <w:right w:w="70" w:type="dxa"/>
-            </w:tcMar>
-          </w:tcPr>
-          <w:p>
-            <w:pPr>
-              <w:spacing w:before="0" w:after="0" w:line="230" w:lineRule="auto"/>
-            </w:pPr>
-            <w:r/>
-            <w:r>
-              <w:rPr>
-                <w:rFonts w:ascii="Liberation Sans" w:hAnsi="Liberation Sans" w:eastAsia="Liberation Sans" w:cs="Liberation Sans"/>
-                <w:b/>
-                <w:color w:val="FFFFFF"/>
-                <w:sz w:val="18"/>
-              </w:rPr>
-              <w:t>What I can defend</w:t>
-            </w:r>
-          </w:p>
-        </w:tc>
-        <w:tc>
-          <w:tcPr>
-            <w:tcW w:type="dxa" w:w="2976"/>
-            <w:shd w:fill="1B365D" w:val="clear"/>
-            <w:tcBorders>
-              <w:top w:val="single" w:sz="4" w:space="0" w:color="1B365D"/>
-              <w:left w:val="single" w:sz="4" w:space="0" w:color="1B365D"/>
-              <w:bottom w:val="single" w:sz="4" w:space="0" w:color="1B365D"/>
-              <w:right w:val="single" w:sz="4" w:space="0" w:color="1B365D"/>
-            </w:tcBorders>
-            <w:tcMar>
-              <w:top w:w="50" w:type="dxa"/>
-              <w:left w:w="70" w:type="dxa"/>
-              <w:bottom w:w="50" w:type="dxa"/>
-              <w:right w:w="70" w:type="dxa"/>
-            </w:tcMar>
-          </w:tcPr>
-          <w:p>
-            <w:pPr>
-              <w:spacing w:before="0" w:after="0" w:line="230" w:lineRule="auto"/>
-            </w:pPr>
-            <w:r/>
-            <w:r>
-              <w:rPr>
-                <w:rFonts w:ascii="Liberation Sans" w:hAnsi="Liberation Sans" w:eastAsia="Liberation Sans" w:cs="Liberation Sans"/>
-                <w:b/>
-                <w:color w:val="FFFFFF"/>
-                <w:sz w:val="18"/>
-              </w:rPr>
-              <w:t>Who</w:t>
-            </w:r>
-          </w:p>
-        </w:tc>
-      </w:tr>
-      <w:tr>
-        <w:tc>
-          <w:tcPr>
-            <w:tcW w:type="dxa" w:w="2976"/>
-            <w:shd w:fill="FFFFFF" w:val="clear"/>
-            <w:tcBorders>
-              <w:top w:val="single" w:sz="4" w:space="0" w:color="C5CDD6"/>
-              <w:left w:val="single" w:sz="4" w:space="0" w:color="C5CDD6"/>
-              <w:bottom w:val="single" w:sz="4" w:space="0" w:color="C5CDD6"/>
-              <w:right w:val="single" w:sz="4" w:space="0" w:color="C5CDD6"/>
-            </w:tcBorders>
-            <w:tcMar>
-              <w:top w:w="50" w:type="dxa"/>
-              <w:left w:w="70" w:type="dxa"/>
-              <w:bottom w:w="50" w:type="dxa"/>
-              <w:right w:w="70" w:type="dxa"/>
-            </w:tcMar>
-          </w:tcPr>
-          <w:p>
-            <w:pPr>
-              <w:spacing w:before="0" w:after="0" w:line="230" w:lineRule="auto"/>
-            </w:pPr>
-            <w:r/>
-            <w:r>
-              <w:rPr>
-                <w:rFonts w:ascii="Liberation Serif" w:hAnsi="Liberation Serif" w:eastAsia="Liberation Serif" w:cs="Liberation Serif"/>
-                <w:b w:val="0"/>
-                <w:color w:val="222222"/>
-                <w:sz w:val="19"/>
-              </w:rPr>
-              <w:t>May 22</w:t>
-            </w:r>
-          </w:p>
-        </w:tc>
-        <w:tc>
-          <w:tcPr>
-            <w:tcW w:type="dxa" w:w="2976"/>
-            <w:shd w:fill="FFFFFF" w:val="clear"/>
-            <w:tcBorders>
-              <w:top w:val="single" w:sz="4" w:space="0" w:color="C5CDD6"/>
-              <w:left w:val="single" w:sz="4" w:space="0" w:color="C5CDD6"/>
-              <w:bottom w:val="single" w:sz="4" w:space="0" w:color="C5CDD6"/>
-              <w:right w:val="single" w:sz="4" w:space="0" w:color="C5CDD6"/>
-            </w:tcBorders>
-            <w:tcMar>
-              <w:top w:w="50" w:type="dxa"/>
-              <w:left w:w="70" w:type="dxa"/>
-              <w:bottom w:w="50" w:type="dxa"/>
-              <w:right w:w="70" w:type="dxa"/>
-            </w:tcMar>
-          </w:tcPr>
-          <w:p>
-            <w:pPr>
-              <w:spacing w:before="0" w:after="0" w:line="230" w:lineRule="auto"/>
-            </w:pPr>
-            <w:r/>
-            <w:r>
-              <w:rPr>
-                <w:rFonts w:ascii="Liberation Serif" w:hAnsi="Liberation Serif" w:eastAsia="Liberation Serif" w:cs="Liberation Serif"/>
-                <w:b w:val="0"/>
-                <w:color w:val="222222"/>
-                <w:sz w:val="19"/>
-              </w:rPr>
-              <w:t>First stale graph or first complaint tied to date pressure versus a date with owners</w:t>
-            </w:r>
-          </w:p>
-        </w:tc>
-        <w:tc>
-          <w:tcPr>
-            <w:tcW w:type="dxa" w:w="2976"/>
-            <w:shd w:fill="FFFFFF" w:val="clear"/>
-            <w:tcBorders>
-              <w:top w:val="single" w:sz="4" w:space="0" w:color="C5CDD6"/>
-              <w:left w:val="single" w:sz="4" w:space="0" w:color="C5CDD6"/>
-              <w:bottom w:val="single" w:sz="4" w:space="0" w:color="C5CDD6"/>
-              <w:right w:val="single" w:sz="4" w:space="0" w:color="C5CDD6"/>
-            </w:tcBorders>
-            <w:tcMar>
-              <w:top w:w="50" w:type="dxa"/>
-              <w:left w:w="70" w:type="dxa"/>
-              <w:bottom w:w="50" w:type="dxa"/>
-              <w:right w:w="70" w:type="dxa"/>
-            </w:tcMar>
-          </w:tcPr>
-          <w:p>
-            <w:pPr>
-              <w:spacing w:before="0" w:after="0" w:line="230" w:lineRule="auto"/>
-            </w:pPr>
-            <w:r/>
-            <w:r>
-              <w:rPr>
-                <w:rFonts w:ascii="Liberation Serif" w:hAnsi="Liberation Serif" w:eastAsia="Liberation Serif" w:cs="Liberation Serif"/>
-                <w:b w:val="0"/>
-                <w:color w:val="222222"/>
-                <w:sz w:val="19"/>
-              </w:rPr>
-              <w:t>Rahul Deshmukh</w:t>
-            </w:r>
-          </w:p>
-        </w:tc>
-      </w:tr>
-      <w:tr>
-        <w:tc>
-          <w:tcPr>
-            <w:tcW w:type="dxa" w:w="2976"/>
-            <w:shd w:fill="EEF2F6" w:val="clear"/>
-            <w:tcBorders>
-              <w:top w:val="single" w:sz="4" w:space="0" w:color="C5CDD6"/>
-              <w:left w:val="single" w:sz="4" w:space="0" w:color="C5CDD6"/>
-              <w:bottom w:val="single" w:sz="4" w:space="0" w:color="C5CDD6"/>
-              <w:right w:val="single" w:sz="4" w:space="0" w:color="C5CDD6"/>
-            </w:tcBorders>
-            <w:tcMar>
-              <w:top w:w="50" w:type="dxa"/>
-              <w:left w:w="70" w:type="dxa"/>
-              <w:bottom w:w="50" w:type="dxa"/>
-              <w:right w:w="70" w:type="dxa"/>
-            </w:tcMar>
-          </w:tcPr>
-          <w:p>
-            <w:pPr>
-              <w:spacing w:before="0" w:after="0" w:line="230" w:lineRule="auto"/>
-            </w:pPr>
-            <w:r/>
-            <w:r>
-              <w:rPr>
-                <w:rFonts w:ascii="Liberation Serif" w:hAnsi="Liberation Serif" w:eastAsia="Liberation Serif" w:cs="Liberation Serif"/>
-                <w:b w:val="0"/>
-                <w:color w:val="222222"/>
-                <w:sz w:val="19"/>
-              </w:rPr>
-              <w:t>May 23</w:t>
-            </w:r>
-          </w:p>
-        </w:tc>
-        <w:tc>
-          <w:tcPr>
-            <w:tcW w:type="dxa" w:w="2976"/>
-            <w:shd w:fill="EEF2F6" w:val="clear"/>
-            <w:tcBorders>
-              <w:top w:val="single" w:sz="4" w:space="0" w:color="C5CDD6"/>
-              <w:left w:val="single" w:sz="4" w:space="0" w:color="C5CDD6"/>
-              <w:bottom w:val="single" w:sz="4" w:space="0" w:color="C5CDD6"/>
-              <w:right w:val="single" w:sz="4" w:space="0" w:color="C5CDD6"/>
-            </w:tcBorders>
-            <w:tcMar>
-              <w:top w:w="50" w:type="dxa"/>
-              <w:left w:w="70" w:type="dxa"/>
-              <w:bottom w:w="50" w:type="dxa"/>
-              <w:right w:w="70" w:type="dxa"/>
-            </w:tcMar>
-          </w:tcPr>
-          <w:p>
-            <w:pPr>
-              <w:spacing w:before="0" w:after="0" w:line="230" w:lineRule="auto"/>
-            </w:pPr>
-            <w:r/>
-            <w:r>
-              <w:rPr>
-                <w:rFonts w:ascii="Liberation Serif" w:hAnsi="Liberation Serif" w:eastAsia="Liberation Serif" w:cs="Liberation Serif"/>
-                <w:b w:val="0"/>
-                <w:color w:val="222222"/>
-                <w:sz w:val="19"/>
-              </w:rPr>
-              <w:t>Read-only check on files.prod.clearhaven.internal; ticket CLH-TDD-2023-008 exists or is opened</w:t>
-            </w:r>
-          </w:p>
-        </w:tc>
-        <w:tc>
-          <w:tcPr>
-            <w:tcW w:type="dxa" w:w="2976"/>
-            <w:shd w:fill="EEF2F6" w:val="clear"/>
-            <w:tcBorders>
-              <w:top w:val="single" w:sz="4" w:space="0" w:color="C5CDD6"/>
-              <w:left w:val="single" w:sz="4" w:space="0" w:color="C5CDD6"/>
-              <w:bottom w:val="single" w:sz="4" w:space="0" w:color="C5CDD6"/>
-              <w:right w:val="single" w:sz="4" w:space="0" w:color="C5CDD6"/>
-            </w:tcBorders>
-            <w:tcMar>
-              <w:top w:w="50" w:type="dxa"/>
-              <w:left w:w="70" w:type="dxa"/>
-              <w:bottom w:w="50" w:type="dxa"/>
-              <w:right w:w="70" w:type="dxa"/>
-            </w:tcMar>
-          </w:tcPr>
-          <w:p>
-            <w:pPr>
-              <w:spacing w:before="0" w:after="0" w:line="230" w:lineRule="auto"/>
-            </w:pPr>
-            <w:r/>
-            <w:r>
-              <w:rPr>
-                <w:rFonts w:ascii="Liberation Serif" w:hAnsi="Liberation Serif" w:eastAsia="Liberation Serif" w:cs="Liberation Serif"/>
-                <w:b w:val="0"/>
-                <w:color w:val="222222"/>
-                <w:sz w:val="19"/>
-              </w:rPr>
-              <w:t>Aman Kumar</w:t>
-            </w:r>
-          </w:p>
-        </w:tc>
-      </w:tr>
-      <w:tr>
-        <w:tc>
-          <w:tcPr>
-            <w:tcW w:type="dxa" w:w="2976"/>
-            <w:shd w:fill="FFFFFF" w:val="clear"/>
-            <w:tcBorders>
-              <w:top w:val="single" w:sz="4" w:space="0" w:color="C5CDD6"/>
-              <w:left w:val="single" w:sz="4" w:space="0" w:color="C5CDD6"/>
-              <w:bottom w:val="single" w:sz="4" w:space="0" w:color="C5CDD6"/>
-              <w:right w:val="single" w:sz="4" w:space="0" w:color="C5CDD6"/>
-            </w:tcBorders>
-            <w:tcMar>
-              <w:top w:w="50" w:type="dxa"/>
-              <w:left w:w="70" w:type="dxa"/>
-              <w:bottom w:w="50" w:type="dxa"/>
-              <w:right w:w="70" w:type="dxa"/>
-            </w:tcMar>
-          </w:tcPr>
-          <w:p>
-            <w:pPr>
-              <w:spacing w:before="0" w:after="0" w:line="230" w:lineRule="auto"/>
-            </w:pPr>
-            <w:r/>
-            <w:r>
-              <w:rPr>
-                <w:rFonts w:ascii="Liberation Serif" w:hAnsi="Liberation Serif" w:eastAsia="Liberation Serif" w:cs="Liberation Serif"/>
-                <w:b w:val="0"/>
-                <w:color w:val="222222"/>
-                <w:sz w:val="19"/>
-              </w:rPr>
-              <w:t>May 24, 2023</w:t>
-            </w:r>
-          </w:p>
-        </w:tc>
-        <w:tc>
-          <w:tcPr>
-            <w:tcW w:type="dxa" w:w="2976"/>
-            <w:shd w:fill="FFFFFF" w:val="clear"/>
-            <w:tcBorders>
-              <w:top w:val="single" w:sz="4" w:space="0" w:color="C5CDD6"/>
-              <w:left w:val="single" w:sz="4" w:space="0" w:color="C5CDD6"/>
-              <w:bottom w:val="single" w:sz="4" w:space="0" w:color="C5CDD6"/>
-              <w:right w:val="single" w:sz="4" w:space="0" w:color="C5CDD6"/>
-            </w:tcBorders>
-            <w:tcMar>
-              <w:top w:w="50" w:type="dxa"/>
-              <w:left w:w="70" w:type="dxa"/>
-              <w:bottom w:w="50" w:type="dxa"/>
-              <w:right w:w="70" w:type="dxa"/>
-            </w:tcMar>
-          </w:tcPr>
-          <w:p>
-            <w:pPr>
-              <w:spacing w:before="0" w:after="0" w:line="230" w:lineRule="auto"/>
-            </w:pPr>
-            <w:r/>
-            <w:r>
-              <w:rPr>
-                <w:rFonts w:ascii="Liberation Serif" w:hAnsi="Liberation Serif" w:eastAsia="Liberation Serif" w:cs="Liberation Serif"/>
-                <w:b w:val="0"/>
-                <w:color w:val="222222"/>
-                <w:sz w:val="19"/>
-              </w:rPr>
-              <w:t>Decision in the front of this file still stands</w:t>
-            </w:r>
-          </w:p>
-        </w:tc>
-        <w:tc>
-          <w:tcPr>
-            <w:tcW w:type="dxa" w:w="2976"/>
-            <w:shd w:fill="FFFFFF" w:val="clear"/>
-            <w:tcBorders>
-              <w:top w:val="single" w:sz="4" w:space="0" w:color="C5CDD6"/>
-              <w:left w:val="single" w:sz="4" w:space="0" w:color="C5CDD6"/>
-              <w:bottom w:val="single" w:sz="4" w:space="0" w:color="C5CDD6"/>
-              <w:right w:val="single" w:sz="4" w:space="0" w:color="C5CDD6"/>
-            </w:tcBorders>
-            <w:tcMar>
-              <w:top w:w="50" w:type="dxa"/>
-              <w:left w:w="70" w:type="dxa"/>
-              <w:bottom w:w="50" w:type="dxa"/>
-              <w:right w:w="70" w:type="dxa"/>
-            </w:tcMar>
-          </w:tcPr>
-          <w:p>
-            <w:pPr>
-              <w:spacing w:before="0" w:after="0" w:line="230" w:lineRule="auto"/>
-            </w:pPr>
-            <w:r/>
-            <w:r>
-              <w:rPr>
-                <w:rFonts w:ascii="Liberation Serif" w:hAnsi="Liberation Serif" w:eastAsia="Liberation Serif" w:cs="Liberation Serif"/>
-                <w:b w:val="0"/>
-                <w:color w:val="222222"/>
-                <w:sz w:val="19"/>
-              </w:rPr>
-              <w:t>Internal Slack</w:t>
-            </w:r>
-          </w:p>
-        </w:tc>
-      </w:tr>
-    </w:tbl>
-    <w:p>
-      <w:pPr>
-        <w:spacing w:before="40" w:after="160" w:line="80" w:lineRule="auto"/>
-      </w:pPr>
-    </w:p>
-    <w:p>
-      <w:pPr>
-        <w:spacing w:before="0" w:after="240" w:line="427" w:lineRule="auto"/>
-        <w:ind w:firstLine="288"/>
-      </w:pPr>
-      <w:r>
-        <w:rPr>
-          <w:rFonts w:ascii="Liberation Serif" w:hAnsi="Liberation Serif" w:eastAsia="Liberation Serif" w:cs="Liberation Serif"/>
-          <w:color w:val="222222"/>
-          <w:sz w:val="24"/>
-        </w:rPr>
-        <w:t>If NTP on files.prod.clearhaven.internal jumped, window math is garbage. I want that checked before I argue about 40. I will not reconstruct a minute-by-minute novel. I will reconstruct enough that Marcus Bell can brief without calling me.</w:t>
-      </w:r>
-    </w:p>
-    <w:p>
-      <w:pPr>
-        <w:spacing w:before="0" w:after="240" w:line="427" w:lineRule="auto"/>
-        <w:ind w:firstLine="288"/>
-      </w:pPr>
-      <w:r>
-        <w:rPr>
-          <w:rFonts w:ascii="Liberation Serif" w:hAnsi="Liberation Serif" w:eastAsia="Liberation Serif" w:cs="Liberation Serif"/>
-          <w:color w:val="222222"/>
-          <w:sz w:val="24"/>
-        </w:rPr>
-        <w:t>After this clock, the remaining work is owned, or it is late. I will not add a fourth restart to make the timeline look shorter. Clearhaven can have the user-visible version of this table. They cannot have internal hostnames.</w:t>
-      </w:r>
-    </w:p>
-    <w:p>
-      <w:pPr>
-        <w:spacing w:before="0" w:after="240" w:line="427" w:lineRule="auto"/>
-        <w:ind w:firstLine="288"/>
-      </w:pPr>
-      <w:r>
-        <w:rPr>
-          <w:rFonts w:ascii="Liberation Serif" w:hAnsi="Liberation Serif" w:eastAsia="Liberation Serif" w:cs="Liberation Serif"/>
-          <w:color w:val="222222"/>
-          <w:sz w:val="24"/>
-        </w:rPr>
-        <w:t>Clock for date pressure versus a date with owners: ops/customer clock and match/extract clock are different. I will say which one I am using. files.prod.clearhaven.internal NTP gets checked before I argue about 40. Internal Slack can brief Marcus Bell without calling me if this table in the heading above is right.</w:t>
-      </w:r>
-    </w:p>
-    <w:p>
-      <w:pPr>
-        <w:spacing w:before="0" w:after="240" w:line="427" w:lineRule="auto"/>
-        <w:ind w:firstLine="288"/>
-      </w:pPr>
-      <w:r>
-        <w:rPr>
-          <w:rFonts w:ascii="Liberation Serif" w:hAnsi="Liberation Serif" w:eastAsia="Liberation Serif" w:cs="Liberation Serif"/>
-          <w:color w:val="222222"/>
-          <w:sz w:val="24"/>
-        </w:rPr>
-        <w:t>Clearhaven can have the user-visible clock. They cannot have files.prod.clearhaven.internal. I will not reconstruct a minute novel. I will reconstruct enough to act.</w:t>
-      </w:r>
-    </w:p>
-    <w:p>
-      <w:pPr>
-        <w:spacing w:before="0" w:after="240" w:line="427" w:lineRule="auto"/>
-        <w:ind w:firstLine="288"/>
-      </w:pPr>
-      <w:r>
-        <w:rPr>
-          <w:rFonts w:ascii="Liberation Serif" w:hAnsi="Liberation Serif" w:eastAsia="Liberation Serif" w:cs="Liberation Serif"/>
-          <w:color w:val="222222"/>
-          <w:sz w:val="24"/>
-        </w:rPr>
-        <w:t>If NTP on files.prod.clearhaven.internal is wrong, I will not debate 40. Fix the clock, then measure. Internal Slack owns that check. Window math is garbage if the clock jumped. I will not reconstruct a minute novel to hide that.</w:t>
-      </w:r>
-    </w:p>
-    <w:p>
-      <w:pPr>
-        <w:pStyle w:val="Heading2"/>
-      </w:pPr>
-      <w:r>
-        <w:t>What would make me reopen CLH-MTG-2023-028 (the freeze clock versus a 'small apply')</w:t>
-      </w:r>
-    </w:p>
-    <w:tbl>
-      <w:tblPr>
-        <w:tblW w:type="auto" w:w="0"/>
-        <w:tblLook w:firstColumn="1" w:firstRow="1" w:lastColumn="0" w:lastRow="0" w:noHBand="0" w:noVBand="1" w:val="04A0"/>
-      </w:tblPr>
-      <w:tblGrid>
-        <w:gridCol w:w="8928"/>
-      </w:tblGrid>
-      <w:tr>
-        <w:tc>
-          <w:tcPr>
-            <w:tcW w:type="dxa" w:w="8928"/>
-            <w:shd w:fill="E7EEF5" w:val="clear"/>
-            <w:tcBorders>
-              <w:top w:val="single" w:sz="10" w:space="0" w:color="1B365D"/>
-              <w:left w:val="single" w:sz="10" w:space="0" w:color="1B365D"/>
-              <w:bottom w:val="single" w:sz="10" w:space="0" w:color="1B365D"/>
-              <w:right w:val="single" w:sz="10" w:space="0" w:color="1B365D"/>
-            </w:tcBorders>
-            <w:tcMar>
-              <w:top w:w="80" w:type="dxa"/>
-              <w:left w:w="120" w:type="dxa"/>
-              <w:bottom w:w="90" w:type="dxa"/>
-              <w:right w:w="120" w:type="dxa"/>
-            </w:tcMar>
-          </w:tcPr>
-          <w:p>
-            <w:pPr>
-              <w:spacing w:before="0" w:after="80" w:line="220" w:lineRule="auto"/>
-            </w:pPr>
-            <w:r/>
-            <w:r>
-              <w:rPr>
-                <w:rFonts w:ascii="Liberation Sans" w:hAnsi="Liberation Sans" w:eastAsia="Liberation Sans" w:cs="Liberation Sans"/>
-                <w:b/>
-                <w:color w:val="1B365D"/>
-                <w:sz w:val="16"/>
-              </w:rPr>
-              <w:t>STILL THE CALL</w:t>
-            </w:r>
-          </w:p>
-          <w:p>
-            <w:pPr>
-              <w:spacing w:before="0" w:after="0" w:line="250" w:lineRule="auto"/>
-            </w:pPr>
-            <w:r>
-              <w:rPr>
-                <w:rFonts w:ascii="Liberation Serif" w:hAnsi="Liberation Serif" w:eastAsia="Liberation Serif" w:cs="Liberation Serif"/>
-                <w:color w:val="222222"/>
-                <w:sz w:val="21"/>
-              </w:rPr>
-              <w:t>The front of CLH-MTG-2023-028 still stands. the freeze clock versus a 'small apply' does not reopen it. Helen Cho owns CLH-MEM-2023-004. files.prod.clearhaven.internal stays in the path already named.</w:t>
-            </w:r>
-          </w:p>
-        </w:tc>
-      </w:tr>
-    </w:tbl>
-    <w:p>
-      <w:pPr>
-        <w:spacing w:before="80" w:after="160" w:line="80" w:lineRule="auto"/>
-      </w:pPr>
-    </w:p>
-    <w:p>
-      <w:pPr>
-        <w:spacing w:before="0" w:after="240" w:line="427" w:lineRule="auto"/>
-        <w:ind w:firstLine="288"/>
-      </w:pPr>
-      <w:r>
-        <w:rPr>
-          <w:rFonts w:ascii="Liberation Serif" w:hAnsi="Liberation Serif" w:eastAsia="Liberation Serif" w:cs="Liberation Serif"/>
-          <w:color w:val="222222"/>
-          <w:sz w:val="24"/>
-        </w:rPr>
-        <w:t>I will reopen this file if the measurement on files.prod.clearhaven.internal says the cutover is lying, if a freeze and a migrate disagree, or if Helen Cho puts a new date on CLH-MEM-2023-004 that the EM accepts. I will not reopen it because a meeting is booked, because a vendor offered a discount, or because someone found a blog post. Evidence is a dry-run count, a replay that used to be wrong, or a miss rate worse than the do-nothing line.</w:t>
-      </w:r>
-    </w:p>
-    <w:p>
-      <w:pPr>
-        <w:spacing w:before="0" w:after="240" w:line="427" w:lineRule="auto"/>
-        <w:ind w:firstLine="288"/>
-      </w:pPr>
-      <w:r>
-        <w:rPr>
-          <w:rFonts w:ascii="Liberation Serif" w:hAnsi="Liberation Serif" w:eastAsia="Liberation Serif" w:cs="Liberation Serif"/>
-          <w:color w:val="222222"/>
-          <w:sz w:val="24"/>
-        </w:rPr>
-        <w:t>If you are implementing, keep the rejected alternative dead. If you are on-call, start read-only. If you are Marcus Bell, the ask is unchanged: pick the path in the main body or send it back with a named objection. Sample I would still defend: 1465 rows, 8 minutes, freeze respected. Strike this section if it ever fights the decision callout.</w:t>
-      </w:r>
-    </w:p>
-    <w:p>
-      <w:pPr>
-        <w:spacing w:before="0" w:after="240" w:line="427" w:lineRule="auto"/>
-        <w:ind w:firstLine="288"/>
-      </w:pPr>
-      <w:r>
-        <w:rPr>
-          <w:rFonts w:ascii="Liberation Serif" w:hAnsi="Liberation Serif" w:eastAsia="Liberation Serif" w:cs="Liberation Serif"/>
-          <w:color w:val="222222"/>
-          <w:sz w:val="24"/>
-        </w:rPr>
-        <w:t>This heading is the reopen rule. the freeze clock versus a 'small apply' is done when Helen Cho closes CLH-MEM-2023-004 or writes a new date.</w:t>
-      </w:r>
-    </w:p>
-    <w:p>
-      <w:pPr>
-        <w:spacing w:before="0" w:after="240" w:line="427" w:lineRule="auto"/>
-        <w:ind w:firstLine="288"/>
-      </w:pPr>
-      <w:r>
-        <w:rPr>
-          <w:rFonts w:ascii="Liberation Serif" w:hAnsi="Liberation Serif" w:eastAsia="Liberation Serif" w:cs="Liberation Serif"/>
-          <w:color w:val="222222"/>
-          <w:sz w:val="24"/>
-        </w:rPr>
-        <w:t>I reopen CLH-MTG-2023-028 for the freeze clock versus a 'small apply' only if the measurement on files.prod.clearhaven.internal says the cutover is lying, a freeze and a migrate disagree, or Helen Cho puts a new date on CLH-MEM-2023-004 that the EM accepts. I do not reopen for a booked meeting or a vendor discount.</w:t>
-      </w:r>
-    </w:p>
-    <w:p>
-      <w:pPr>
-        <w:spacing w:before="0" w:after="240" w:line="427" w:lineRule="auto"/>
-        <w:ind w:firstLine="288"/>
-      </w:pPr>
-      <w:r>
-        <w:rPr>
-          <w:rFonts w:ascii="Liberation Serif" w:hAnsi="Liberation Serif" w:eastAsia="Liberation Serif" w:cs="Liberation Serif"/>
-          <w:color w:val="222222"/>
-          <w:sz w:val="24"/>
-        </w:rPr>
-        <w:t>Evidence is a dry-run count, a replay that used to be wrong, or a miss rate worse than do-nothing. Everything else is noise. Strike this remainder if it fights the front callout.</w:t>
-      </w:r>
-    </w:p>
-    <w:p>
-      <w:pPr>
-        <w:spacing w:before="0" w:after="240" w:line="427" w:lineRule="auto"/>
-        <w:ind w:firstLine="288"/>
-      </w:pPr>
-      <w:r>
-        <w:rPr>
-          <w:rFonts w:ascii="Liberation Serif" w:hAnsi="Liberation Serif" w:eastAsia="Liberation Serif" w:cs="Liberation Serif"/>
-          <w:color w:val="222222"/>
-          <w:sz w:val="24"/>
-        </w:rPr>
-        <w:t>Reopen leftover is evidence, not volume of Slack. Dry-run count, bad replay, or miss rate worse than do-nothing. Helen Cho brings one of those or we stay closed. A booked meeting is not evidence. A vendor discount is not evidence.</w:t>
-      </w:r>
-    </w:p>
-    <w:p>
-      <w:pPr>
-        <w:pStyle w:val="Heading2"/>
-      </w:pPr>
-      <w:r>
-        <w:t>Questions I still get about a vendor overlay we already rejected</w:t>
-      </w:r>
-    </w:p>
-    <w:p>
-      <w:pPr>
-        <w:spacing w:before="0" w:after="240" w:line="427" w:lineRule="auto"/>
-        <w:ind w:firstLine="288"/>
-      </w:pPr>
-      <w:r>
-        <w:rPr>
-          <w:rFonts w:ascii="Liberation Serif" w:hAnsi="Liberation Serif" w:eastAsia="Liberation Serif" w:cs="Liberation Serif"/>
-          <w:color w:val="222222"/>
-          <w:sz w:val="24"/>
-        </w:rPr>
-        <w:t>I am writing the answers here so they stop living in my inbox. Marcus Bell can point at CLH-INC-2023-041 instead of asking me to re-explain a vendor overlay we already rejected on files.prod.clearhaven.internal.</w:t>
-      </w:r>
-    </w:p>
-    <w:p>
-      <w:pPr>
-        <w:pStyle w:val="ListBullet"/>
-        <w:spacing w:before="20" w:after="60" w:line="260" w:lineRule="auto"/>
-      </w:pPr>
-      <w:r>
-        <w:rPr>
-          <w:rFonts w:ascii="Liberation Serif" w:hAnsi="Liberation Serif" w:eastAsia="Liberation Serif" w:cs="Liberation Serif"/>
-          <w:color w:val="222222"/>
-          <w:sz w:val="24"/>
-        </w:rPr>
-        <w:t>Is v1 smaller than Clearhaven asked in the hallway? Yes. That is the point.</w:t>
-      </w:r>
-    </w:p>
-    <w:p>
-      <w:pPr>
-        <w:pStyle w:val="ListBullet"/>
-        <w:spacing w:before="20" w:after="60" w:line="260" w:lineRule="auto"/>
-      </w:pPr>
-      <w:r>
-        <w:rPr>
-          <w:rFonts w:ascii="Liberation Serif" w:hAnsi="Liberation Serif" w:eastAsia="Liberation Serif" w:cs="Liberation Serif"/>
-          <w:color w:val="222222"/>
-          <w:sz w:val="24"/>
-        </w:rPr>
-        <w:t>Can we add the extra slice in this release? Only if Marcus Bell signs it.</w:t>
-      </w:r>
-    </w:p>
-    <w:p>
-      <w:pPr>
-        <w:pStyle w:val="ListBullet"/>
-        <w:spacing w:before="20" w:after="60" w:line="260" w:lineRule="auto"/>
-      </w:pPr>
-      <w:r>
-        <w:rPr>
-          <w:rFonts w:ascii="Liberation Serif" w:hAnsi="Liberation Serif" w:eastAsia="Liberation Serif" w:cs="Liberation Serif"/>
-          <w:color w:val="222222"/>
-          <w:sz w:val="24"/>
-        </w:rPr>
-        <w:t>Is files.prod.clearhaven.internal a special case? No.</w:t>
-      </w:r>
-    </w:p>
-    <w:p>
-      <w:pPr>
-        <w:pStyle w:val="ListBullet"/>
-        <w:spacing w:before="20" w:after="60" w:line="260" w:lineRule="auto"/>
-      </w:pPr>
-      <w:r>
-        <w:rPr>
-          <w:rFonts w:ascii="Liberation Serif" w:hAnsi="Liberation Serif" w:eastAsia="Liberation Serif" w:cs="Liberation Serif"/>
-          <w:color w:val="222222"/>
-          <w:sz w:val="24"/>
-        </w:rPr>
-        <w:t>Who closes CLH-INC-2023-041? Marcus Bell.</w:t>
-      </w:r>
-    </w:p>
-    <w:p>
-      <w:pPr>
-        <w:pStyle w:val="ListBullet"/>
-        <w:spacing w:before="20" w:after="60" w:line="260" w:lineRule="auto"/>
-      </w:pPr>
-      <w:r>
-        <w:rPr>
-          <w:rFonts w:ascii="Liberation Serif" w:hAnsi="Liberation Serif" w:eastAsia="Liberation Serif" w:cs="Liberation Serif"/>
-          <w:color w:val="222222"/>
-          <w:sz w:val="24"/>
-        </w:rPr>
-        <w:t>What number do I cite? 44, or I say it is stale.</w:t>
-      </w:r>
-    </w:p>
-    <w:p>
-      <w:pPr>
-        <w:spacing w:before="0" w:after="240" w:line="427" w:lineRule="auto"/>
-        <w:ind w:firstLine="288"/>
-      </w:pPr>
-      <w:r>
-        <w:rPr>
-          <w:rFonts w:ascii="Liberation Serif" w:hAnsi="Liberation Serif" w:eastAsia="Liberation Serif" w:cs="Liberation Serif"/>
-          <w:color w:val="222222"/>
-          <w:sz w:val="24"/>
-        </w:rPr>
-        <w:t>If the answer changes, we change the front of CLH-MTG-2023-028 in review. We do not keep a shadow FAQ. Aman Kumar will not maintain two truths.</w:t>
-      </w:r>
-    </w:p>
-    <w:p>
-      <w:pPr>
-        <w:spacing w:before="0" w:after="240" w:line="427" w:lineRule="auto"/>
-        <w:ind w:firstLine="288"/>
-      </w:pPr>
-      <w:r>
-        <w:rPr>
-          <w:rFonts w:ascii="Liberation Serif" w:hAnsi="Liberation Serif" w:eastAsia="Liberation Serif" w:cs="Liberation Serif"/>
-          <w:color w:val="222222"/>
-          <w:sz w:val="24"/>
-        </w:rPr>
-        <w:t>The question I will not answer in Slack is 'can we just this once.' The answer is already no, and writing it on CLH-INC-2023-041 is what makes it a record. If Rahul Deshmukh needs a user-visible version, they get the comms leftover, not this list.</w:t>
-      </w:r>
-    </w:p>
-    <w:p>
-      <w:pPr>
-        <w:spacing w:before="0" w:after="240" w:line="427" w:lineRule="auto"/>
-        <w:ind w:firstLine="288"/>
-      </w:pPr>
-      <w:r>
-        <w:rPr>
-          <w:rFonts w:ascii="Liberation Serif" w:hAnsi="Liberation Serif" w:eastAsia="Liberation Serif" w:cs="Liberation Serif"/>
-          <w:color w:val="222222"/>
-          <w:sz w:val="24"/>
-        </w:rPr>
-        <w:t>Questions I still get about a vendor overlay we already rejected, with the short answers: Is v1 smaller than people want? Yes. Is that a bug? No. Can we add it in the same release? Only if Marcus Bell signs a new slice. Can files.prod.clearhaven.internal be a special case? No. Owner on the FAQ is Marcus Bell via CLH-INC-2023-041.</w:t>
-      </w:r>
-    </w:p>
-    <w:p>
-      <w:pPr>
-        <w:spacing w:before="0" w:after="240" w:line="427" w:lineRule="auto"/>
-        <w:ind w:firstLine="288"/>
-      </w:pPr>
-      <w:r>
-        <w:rPr>
-          <w:rFonts w:ascii="Liberation Serif" w:hAnsi="Liberation Serif" w:eastAsia="Liberation Serif" w:cs="Liberation Serif"/>
-          <w:color w:val="222222"/>
-          <w:sz w:val="24"/>
-        </w:rPr>
-        <w:t>I will not publish a second FAQ in Confluence that drifts. This file is the FAQ. If the answer changes, the front matter changes in review, not a comment thread.</w:t>
-      </w:r>
-    </w:p>
-    <w:p>
-      <w:pPr>
-        <w:spacing w:before="0" w:after="240" w:line="427" w:lineRule="auto"/>
-        <w:ind w:firstLine="288"/>
-      </w:pPr>
-      <w:r>
-        <w:rPr>
-          <w:rFonts w:ascii="Liberation Serif" w:hAnsi="Liberation Serif" w:eastAsia="Liberation Serif" w:cs="Liberation Serif"/>
-          <w:color w:val="222222"/>
-          <w:sz w:val="24"/>
-        </w:rPr>
-        <w:t>I will keep answering a vendor overlay we already rejected from this file until CLH-INC-2023-041 closes. I will not fork a FAQ. Two truths is how we shipped the last wrong field name. If the answer changes, the front of CLH-MTG-2023-028 changes in review.</w:t>
-      </w:r>
-    </w:p>
-    <w:p>
-      <w:pPr>
-        <w:pStyle w:val="Heading2"/>
-      </w:pPr>
-      <w:r>
-        <w:t>Freeze and calendar leftover (the parking lot that must stay parked)</w:t>
-      </w:r>
-    </w:p>
-    <w:p>
-      <w:pPr>
-        <w:spacing w:before="0" w:after="240" w:line="427" w:lineRule="auto"/>
-        <w:ind w:firstLine="288"/>
-      </w:pPr>
-      <w:r>
-        <w:rPr>
-          <w:rFonts w:ascii="Liberation Serif" w:hAnsi="Liberation Serif" w:eastAsia="Liberation Serif" w:cs="Liberation Serif"/>
-          <w:color w:val="222222"/>
-          <w:sz w:val="24"/>
-        </w:rPr>
-        <w:t>If the front of this file already named a freeze, the parking lot that must stay parked does not get a courtesy thaw on files.prod.clearhaven.internal. A small apply is still an apply. SEV1 is the SOP definition. Priya Nair can argue SEV1 on CLH-RB-2023-012 with a count, not with a demo time. I will not Helm-apply from a laptop because the window is 'almost over.'</w:t>
-      </w:r>
-    </w:p>
-    <w:p>
-      <w:pPr>
-        <w:spacing w:before="0" w:after="240" w:line="427" w:lineRule="auto"/>
-        <w:ind w:firstLine="288"/>
-      </w:pPr>
-      <w:r>
-        <w:rPr>
-          <w:rFonts w:ascii="Liberation Serif" w:hAnsi="Liberation Serif" w:eastAsia="Liberation Serif" w:cs="Liberation Serif"/>
-          <w:color w:val="222222"/>
-          <w:sz w:val="24"/>
-        </w:rPr>
-        <w:t>Calendar leftovers I will not hide inside the parking lot that must stay parked: weekend coverage that is not in the SLA, a plant shutdown, a clinical quiet hours window, month-end 16:00-21:00 ET. If the leftover date lands inside one of those, the date moves. The scope does not. Marcus Bell hears the new date on CLH-RB-2023-012.</w:t>
-      </w:r>
-    </w:p>
-    <w:p>
-      <w:pPr>
-        <w:spacing w:before="0" w:after="240" w:line="427" w:lineRule="auto"/>
-        <w:ind w:firstLine="288"/>
-      </w:pPr>
-      <w:r>
-        <w:rPr>
-          <w:rFonts w:ascii="Liberation Serif" w:hAnsi="Liberation Serif" w:eastAsia="Liberation Serif" w:cs="Liberation Serif"/>
-          <w:color w:val="222222"/>
-          <w:sz w:val="24"/>
-        </w:rPr>
-        <w:t>I will not book a change in the last 33 minutes of a freeze because the change is 'just config.' Config is a change. Aman Kumar has already lost that argument once and I am not losing it again on files.prod.clearhaven.internal.</w:t>
-      </w:r>
-    </w:p>
-    <w:p>
-      <w:pPr>
-        <w:spacing w:before="0" w:after="240" w:line="427" w:lineRule="auto"/>
-        <w:ind w:firstLine="288"/>
-      </w:pPr>
-      <w:r>
-        <w:rPr>
-          <w:rFonts w:ascii="Liberation Serif" w:hAnsi="Liberation Serif" w:eastAsia="Liberation Serif" w:cs="Liberation Serif"/>
-          <w:color w:val="222222"/>
-          <w:sz w:val="24"/>
-        </w:rPr>
-        <w:t>Freeze math for the parking lot that must stay parked: if the window is already named in the front, a small apply is still an apply. files.prod.clearhaven.internal does not get a courtesy thaw. SEV1 is the definition in the SOP, not a feeling. Priya Nair can argue SEV1 on CLH-RB-2023-012 with a count.</w:t>
-      </w:r>
-    </w:p>
-    <w:p>
-      <w:pPr>
-        <w:spacing w:before="0" w:after="240" w:line="427" w:lineRule="auto"/>
-        <w:ind w:firstLine="288"/>
-      </w:pPr>
-      <w:r>
-        <w:rPr>
-          <w:rFonts w:ascii="Liberation Serif" w:hAnsi="Liberation Serif" w:eastAsia="Liberation Serif" w:cs="Liberation Serif"/>
-          <w:color w:val="222222"/>
-          <w:sz w:val="24"/>
-        </w:rPr>
-        <w:t>I will not Helm-apply from a laptop because the freeze 'is almost over.' Almost over is still freeze. June 14, 2023 is a date for leftover work, not a freeze exception.</w:t>
-      </w:r>
-    </w:p>
-    <w:p>
-      <w:pPr>
-        <w:spacing w:before="0" w:after="240" w:line="427" w:lineRule="auto"/>
-        <w:ind w:firstLine="288"/>
-      </w:pPr>
-      <w:r>
-        <w:rPr>
-          <w:rFonts w:ascii="Liberation Serif" w:hAnsi="Liberation Serif" w:eastAsia="Liberation Serif" w:cs="Liberation Serif"/>
-          <w:color w:val="222222"/>
-          <w:sz w:val="24"/>
-        </w:rPr>
-        <w:t>Freeze leftover: config is a change. Helm is a change. A tiny flag flip on files.prod.clearhaven.internal is a change. Priya Nair can wait or they can argue SEV1 with a count on CLH-RB-2023-012. Almost over is still freeze. I will not apply from a laptop.</w:t>
-      </w:r>
-    </w:p>
-    <w:p>
-      <w:pPr>
-        <w:pStyle w:val="Heading2"/>
-      </w:pPr>
-      <w:r>
-        <w:t>Names, not teams (raising retries on a poison record)</w:t>
-      </w:r>
-    </w:p>
-    <w:p>
-      <w:pPr>
-        <w:spacing w:before="80" w:after="60" w:line="200" w:lineRule="auto"/>
-      </w:pPr>
-      <w:r>
-        <w:rPr>
-          <w:rFonts w:ascii="Liberation Sans" w:hAnsi="Liberation Sans" w:eastAsia="Liberation Sans" w:cs="Liberation Sans"/>
-          <w:i/>
-          <w:color w:val="555555"/>
-          <w:sz w:val="17"/>
-        </w:rPr>
-        <w:t>RACI for raising retries on a poison record on CLH-TDD-2023-008. Team names are a defect.</w:t>
-      </w:r>
-    </w:p>
-    <w:tbl>
-      <w:tblPr>
-        <w:tblW w:type="auto" w:w="0"/>
-        <w:jc w:val="center"/>
-        <w:tblLayout w:type="autofit"/>
-        <w:tblLook w:firstColumn="1" w:firstRow="1" w:lastColumn="0" w:lastRow="0" w:noHBand="0" w:noVBand="1" w:val="04A0"/>
-      </w:tblPr>
-      <w:tblGrid>
-        <w:gridCol w:w="2976"/>
-        <w:gridCol w:w="2976"/>
-        <w:gridCol w:w="2976"/>
-      </w:tblGrid>
-      <w:tr>
-        <w:tc>
-          <w:tcPr>
-            <w:tcW w:type="dxa" w:w="2976"/>
-            <w:shd w:fill="1B365D" w:val="clear"/>
-            <w:tcBorders>
-              <w:top w:val="single" w:sz="4" w:space="0" w:color="1B365D"/>
-              <w:left w:val="single" w:sz="4" w:space="0" w:color="1B365D"/>
-              <w:bottom w:val="single" w:sz="4" w:space="0" w:color="1B365D"/>
-              <w:right w:val="single" w:sz="4" w:space="0" w:color="1B365D"/>
-            </w:tcBorders>
-            <w:tcMar>
-              <w:top w:w="50" w:type="dxa"/>
-              <w:left w:w="70" w:type="dxa"/>
-              <w:bottom w:w="50" w:type="dxa"/>
-              <w:right w:w="70" w:type="dxa"/>
-            </w:tcMar>
-          </w:tcPr>
-          <w:p>
-            <w:pPr>
-              <w:spacing w:before="0" w:after="0" w:line="230" w:lineRule="auto"/>
-            </w:pPr>
-            <w:r/>
-            <w:r>
-              <w:rPr>
-                <w:rFonts w:ascii="Liberation Sans" w:hAnsi="Liberation Sans" w:eastAsia="Liberation Sans" w:cs="Liberation Sans"/>
-                <w:b/>
-                <w:color w:val="FFFFFF"/>
-                <w:sz w:val="18"/>
-              </w:rPr>
-              <w:t>Role</w:t>
-            </w:r>
-          </w:p>
-        </w:tc>
-        <w:tc>
-          <w:tcPr>
-            <w:tcW w:type="dxa" w:w="2976"/>
-            <w:shd w:fill="1B365D" w:val="clear"/>
-            <w:tcBorders>
-              <w:top w:val="single" w:sz="4" w:space="0" w:color="1B365D"/>
-              <w:left w:val="single" w:sz="4" w:space="0" w:color="1B365D"/>
-              <w:bottom w:val="single" w:sz="4" w:space="0" w:color="1B365D"/>
-              <w:right w:val="single" w:sz="4" w:space="0" w:color="1B365D"/>
-            </w:tcBorders>
-            <w:tcMar>
-              <w:top w:w="50" w:type="dxa"/>
-              <w:left w:w="70" w:type="dxa"/>
-              <w:bottom w:w="50" w:type="dxa"/>
-              <w:right w:w="70" w:type="dxa"/>
-            </w:tcMar>
-          </w:tcPr>
-          <w:p>
-            <w:pPr>
-              <w:spacing w:before="0" w:after="0" w:line="230" w:lineRule="auto"/>
-            </w:pPr>
-            <w:r/>
-            <w:r>
-              <w:rPr>
-                <w:rFonts w:ascii="Liberation Sans" w:hAnsi="Liberation Sans" w:eastAsia="Liberation Sans" w:cs="Liberation Sans"/>
-                <w:b/>
-                <w:color w:val="FFFFFF"/>
-                <w:sz w:val="18"/>
-              </w:rPr>
-              <w:t>Person</w:t>
-            </w:r>
-          </w:p>
-        </w:tc>
-        <w:tc>
-          <w:tcPr>
-            <w:tcW w:type="dxa" w:w="2976"/>
-            <w:shd w:fill="1B365D" w:val="clear"/>
-            <w:tcBorders>
-              <w:top w:val="single" w:sz="4" w:space="0" w:color="1B365D"/>
-              <w:left w:val="single" w:sz="4" w:space="0" w:color="1B365D"/>
-              <w:bottom w:val="single" w:sz="4" w:space="0" w:color="1B365D"/>
-              <w:right w:val="single" w:sz="4" w:space="0" w:color="1B365D"/>
-            </w:tcBorders>
-            <w:tcMar>
-              <w:top w:w="50" w:type="dxa"/>
-              <w:left w:w="70" w:type="dxa"/>
-              <w:bottom w:w="50" w:type="dxa"/>
-              <w:right w:w="70" w:type="dxa"/>
-            </w:tcMar>
-          </w:tcPr>
-          <w:p>
-            <w:pPr>
-              <w:spacing w:before="0" w:after="0" w:line="230" w:lineRule="auto"/>
-            </w:pPr>
-            <w:r/>
-            <w:r>
-              <w:rPr>
-                <w:rFonts w:ascii="Liberation Sans" w:hAnsi="Liberation Sans" w:eastAsia="Liberation Sans" w:cs="Liberation Sans"/>
-                <w:b/>
-                <w:color w:val="FFFFFF"/>
-                <w:sz w:val="18"/>
-              </w:rPr>
-              <w:t>Notes</w:t>
-            </w:r>
-          </w:p>
-        </w:tc>
-      </w:tr>
-      <w:tr>
-        <w:tc>
-          <w:tcPr>
-            <w:tcW w:type="dxa" w:w="2976"/>
-            <w:shd w:fill="FFFFFF" w:val="clear"/>
-            <w:tcBorders>
-              <w:top w:val="single" w:sz="4" w:space="0" w:color="C5CDD6"/>
-              <w:left w:val="single" w:sz="4" w:space="0" w:color="C5CDD6"/>
-              <w:bottom w:val="single" w:sz="4" w:space="0" w:color="C5CDD6"/>
-              <w:right w:val="single" w:sz="4" w:space="0" w:color="C5CDD6"/>
-            </w:tcBorders>
-            <w:tcMar>
-              <w:top w:w="50" w:type="dxa"/>
-              <w:left w:w="70" w:type="dxa"/>
-              <w:bottom w:w="50" w:type="dxa"/>
-              <w:right w:w="70" w:type="dxa"/>
-            </w:tcMar>
-          </w:tcPr>
-          <w:p>
-            <w:pPr>
-              <w:spacing w:before="0" w:after="0" w:line="230" w:lineRule="auto"/>
-            </w:pPr>
-            <w:r/>
-            <w:r>
-              <w:rPr>
-                <w:rFonts w:ascii="Liberation Serif" w:hAnsi="Liberation Serif" w:eastAsia="Liberation Serif" w:cs="Liberation Serif"/>
-                <w:b w:val="0"/>
-                <w:color w:val="222222"/>
-                <w:sz w:val="19"/>
-              </w:rPr>
-              <w:t>Responsible</w:t>
-            </w:r>
-          </w:p>
-        </w:tc>
-        <w:tc>
-          <w:tcPr>
-            <w:tcW w:type="dxa" w:w="2976"/>
-            <w:shd w:fill="FFFFFF" w:val="clear"/>
-            <w:tcBorders>
-              <w:top w:val="single" w:sz="4" w:space="0" w:color="C5CDD6"/>
-              <w:left w:val="single" w:sz="4" w:space="0" w:color="C5CDD6"/>
-              <w:bottom w:val="single" w:sz="4" w:space="0" w:color="C5CDD6"/>
-              <w:right w:val="single" w:sz="4" w:space="0" w:color="C5CDD6"/>
-            </w:tcBorders>
-            <w:tcMar>
-              <w:top w:w="50" w:type="dxa"/>
-              <w:left w:w="70" w:type="dxa"/>
-              <w:bottom w:w="50" w:type="dxa"/>
-              <w:right w:w="70" w:type="dxa"/>
-            </w:tcMar>
-          </w:tcPr>
-          <w:p>
-            <w:pPr>
-              <w:spacing w:before="0" w:after="0" w:line="230" w:lineRule="auto"/>
-            </w:pPr>
-            <w:r/>
-            <w:r>
-              <w:rPr>
-                <w:rFonts w:ascii="Liberation Serif" w:hAnsi="Liberation Serif" w:eastAsia="Liberation Serif" w:cs="Liberation Serif"/>
-                <w:b w:val="0"/>
-                <w:color w:val="222222"/>
-                <w:sz w:val="19"/>
-              </w:rPr>
-              <w:t>Rahul Deshmukh</w:t>
-            </w:r>
-          </w:p>
-        </w:tc>
-        <w:tc>
-          <w:tcPr>
-            <w:tcW w:type="dxa" w:w="2976"/>
-            <w:shd w:fill="FFFFFF" w:val="clear"/>
-            <w:tcBorders>
-              <w:top w:val="single" w:sz="4" w:space="0" w:color="C5CDD6"/>
-              <w:left w:val="single" w:sz="4" w:space="0" w:color="C5CDD6"/>
-              <w:bottom w:val="single" w:sz="4" w:space="0" w:color="C5CDD6"/>
-              <w:right w:val="single" w:sz="4" w:space="0" w:color="C5CDD6"/>
-            </w:tcBorders>
-            <w:tcMar>
-              <w:top w:w="50" w:type="dxa"/>
-              <w:left w:w="70" w:type="dxa"/>
-              <w:bottom w:w="50" w:type="dxa"/>
-              <w:right w:w="70" w:type="dxa"/>
-            </w:tcMar>
-          </w:tcPr>
-          <w:p>
-            <w:pPr>
-              <w:spacing w:before="0" w:after="0" w:line="230" w:lineRule="auto"/>
-            </w:pPr>
-            <w:r/>
-            <w:r>
-              <w:rPr>
-                <w:rFonts w:ascii="Liberation Serif" w:hAnsi="Liberation Serif" w:eastAsia="Liberation Serif" w:cs="Liberation Serif"/>
-                <w:b w:val="0"/>
-                <w:color w:val="222222"/>
-                <w:sz w:val="19"/>
-              </w:rPr>
-              <w:t>Does the work on files.prod.clearhaven.internal</w:t>
-            </w:r>
-          </w:p>
-        </w:tc>
-      </w:tr>
-      <w:tr>
-        <w:tc>
-          <w:tcPr>
-            <w:tcW w:type="dxa" w:w="2976"/>
-            <w:shd w:fill="EEF2F6" w:val="clear"/>
-            <w:tcBorders>
-              <w:top w:val="single" w:sz="4" w:space="0" w:color="C5CDD6"/>
-              <w:left w:val="single" w:sz="4" w:space="0" w:color="C5CDD6"/>
-              <w:bottom w:val="single" w:sz="4" w:space="0" w:color="C5CDD6"/>
-              <w:right w:val="single" w:sz="4" w:space="0" w:color="C5CDD6"/>
-            </w:tcBorders>
-            <w:tcMar>
-              <w:top w:w="50" w:type="dxa"/>
-              <w:left w:w="70" w:type="dxa"/>
-              <w:bottom w:w="50" w:type="dxa"/>
-              <w:right w:w="70" w:type="dxa"/>
-            </w:tcMar>
-          </w:tcPr>
-          <w:p>
-            <w:pPr>
-              <w:spacing w:before="0" w:after="0" w:line="230" w:lineRule="auto"/>
-            </w:pPr>
-            <w:r/>
-            <w:r>
-              <w:rPr>
-                <w:rFonts w:ascii="Liberation Serif" w:hAnsi="Liberation Serif" w:eastAsia="Liberation Serif" w:cs="Liberation Serif"/>
-                <w:b w:val="0"/>
-                <w:color w:val="222222"/>
-                <w:sz w:val="19"/>
-              </w:rPr>
-              <w:t>Accountable</w:t>
-            </w:r>
-          </w:p>
-        </w:tc>
-        <w:tc>
-          <w:tcPr>
-            <w:tcW w:type="dxa" w:w="2976"/>
-            <w:shd w:fill="EEF2F6" w:val="clear"/>
-            <w:tcBorders>
-              <w:top w:val="single" w:sz="4" w:space="0" w:color="C5CDD6"/>
-              <w:left w:val="single" w:sz="4" w:space="0" w:color="C5CDD6"/>
-              <w:bottom w:val="single" w:sz="4" w:space="0" w:color="C5CDD6"/>
-              <w:right w:val="single" w:sz="4" w:space="0" w:color="C5CDD6"/>
-            </w:tcBorders>
-            <w:tcMar>
-              <w:top w:w="50" w:type="dxa"/>
-              <w:left w:w="70" w:type="dxa"/>
-              <w:bottom w:w="50" w:type="dxa"/>
-              <w:right w:w="70" w:type="dxa"/>
-            </w:tcMar>
-          </w:tcPr>
-          <w:p>
-            <w:pPr>
-              <w:spacing w:before="0" w:after="0" w:line="230" w:lineRule="auto"/>
-            </w:pPr>
-            <w:r/>
-            <w:r>
-              <w:rPr>
-                <w:rFonts w:ascii="Liberation Serif" w:hAnsi="Liberation Serif" w:eastAsia="Liberation Serif" w:cs="Liberation Serif"/>
-                <w:b w:val="0"/>
-                <w:color w:val="222222"/>
-                <w:sz w:val="19"/>
-              </w:rPr>
-              <w:t>Marcus Bell</w:t>
-            </w:r>
-          </w:p>
-        </w:tc>
-        <w:tc>
-          <w:tcPr>
-            <w:tcW w:type="dxa" w:w="2976"/>
-            <w:shd w:fill="EEF2F6" w:val="clear"/>
-            <w:tcBorders>
-              <w:top w:val="single" w:sz="4" w:space="0" w:color="C5CDD6"/>
-              <w:left w:val="single" w:sz="4" w:space="0" w:color="C5CDD6"/>
-              <w:bottom w:val="single" w:sz="4" w:space="0" w:color="C5CDD6"/>
-              <w:right w:val="single" w:sz="4" w:space="0" w:color="C5CDD6"/>
-            </w:tcBorders>
-            <w:tcMar>
-              <w:top w:w="50" w:type="dxa"/>
-              <w:left w:w="70" w:type="dxa"/>
-              <w:bottom w:w="50" w:type="dxa"/>
-              <w:right w:w="70" w:type="dxa"/>
-            </w:tcMar>
-          </w:tcPr>
-          <w:p>
-            <w:pPr>
-              <w:spacing w:before="0" w:after="0" w:line="230" w:lineRule="auto"/>
-            </w:pPr>
-            <w:r/>
-            <w:r>
-              <w:rPr>
-                <w:rFonts w:ascii="Liberation Serif" w:hAnsi="Liberation Serif" w:eastAsia="Liberation Serif" w:cs="Liberation Serif"/>
-                <w:b w:val="0"/>
-                <w:color w:val="222222"/>
-                <w:sz w:val="19"/>
-              </w:rPr>
-              <w:t>One person. Signs the close.</w:t>
-            </w:r>
-          </w:p>
-        </w:tc>
-      </w:tr>
-      <w:tr>
-        <w:tc>
-          <w:tcPr>
-            <w:tcW w:type="dxa" w:w="2976"/>
-            <w:shd w:fill="FFFFFF" w:val="clear"/>
-            <w:tcBorders>
-              <w:top w:val="single" w:sz="4" w:space="0" w:color="C5CDD6"/>
-              <w:left w:val="single" w:sz="4" w:space="0" w:color="C5CDD6"/>
-              <w:bottom w:val="single" w:sz="4" w:space="0" w:color="C5CDD6"/>
-              <w:right w:val="single" w:sz="4" w:space="0" w:color="C5CDD6"/>
-            </w:tcBorders>
-            <w:tcMar>
-              <w:top w:w="50" w:type="dxa"/>
-              <w:left w:w="70" w:type="dxa"/>
-              <w:bottom w:w="50" w:type="dxa"/>
-              <w:right w:w="70" w:type="dxa"/>
-            </w:tcMar>
-          </w:tcPr>
-          <w:p>
-            <w:pPr>
-              <w:spacing w:before="0" w:after="0" w:line="230" w:lineRule="auto"/>
-            </w:pPr>
-            <w:r/>
-            <w:r>
-              <w:rPr>
-                <w:rFonts w:ascii="Liberation Serif" w:hAnsi="Liberation Serif" w:eastAsia="Liberation Serif" w:cs="Liberation Serif"/>
-                <w:b w:val="0"/>
-                <w:color w:val="222222"/>
-                <w:sz w:val="19"/>
-              </w:rPr>
-              <w:t>Consulted</w:t>
-            </w:r>
-          </w:p>
-        </w:tc>
-        <w:tc>
-          <w:tcPr>
-            <w:tcW w:type="dxa" w:w="2976"/>
-            <w:shd w:fill="FFFFFF" w:val="clear"/>
-            <w:tcBorders>
-              <w:top w:val="single" w:sz="4" w:space="0" w:color="C5CDD6"/>
-              <w:left w:val="single" w:sz="4" w:space="0" w:color="C5CDD6"/>
-              <w:bottom w:val="single" w:sz="4" w:space="0" w:color="C5CDD6"/>
-              <w:right w:val="single" w:sz="4" w:space="0" w:color="C5CDD6"/>
-            </w:tcBorders>
-            <w:tcMar>
-              <w:top w:w="50" w:type="dxa"/>
-              <w:left w:w="70" w:type="dxa"/>
-              <w:bottom w:w="50" w:type="dxa"/>
-              <w:right w:w="70" w:type="dxa"/>
-            </w:tcMar>
-          </w:tcPr>
-          <w:p>
-            <w:pPr>
-              <w:spacing w:before="0" w:after="0" w:line="230" w:lineRule="auto"/>
-            </w:pPr>
-            <w:r/>
-            <w:r>
-              <w:rPr>
-                <w:rFonts w:ascii="Liberation Serif" w:hAnsi="Liberation Serif" w:eastAsia="Liberation Serif" w:cs="Liberation Serif"/>
-                <w:b w:val="0"/>
-                <w:color w:val="222222"/>
-                <w:sz w:val="19"/>
-              </w:rPr>
-              <w:t>Priya Nair</w:t>
-            </w:r>
-          </w:p>
-        </w:tc>
-        <w:tc>
-          <w:tcPr>
-            <w:tcW w:type="dxa" w:w="2976"/>
-            <w:shd w:fill="FFFFFF" w:val="clear"/>
-            <w:tcBorders>
-              <w:top w:val="single" w:sz="4" w:space="0" w:color="C5CDD6"/>
-              <w:left w:val="single" w:sz="4" w:space="0" w:color="C5CDD6"/>
-              <w:bottom w:val="single" w:sz="4" w:space="0" w:color="C5CDD6"/>
-              <w:right w:val="single" w:sz="4" w:space="0" w:color="C5CDD6"/>
-            </w:tcBorders>
-            <w:tcMar>
-              <w:top w:w="50" w:type="dxa"/>
-              <w:left w:w="70" w:type="dxa"/>
-              <w:bottom w:w="50" w:type="dxa"/>
-              <w:right w:w="70" w:type="dxa"/>
-            </w:tcMar>
-          </w:tcPr>
-          <w:p>
-            <w:pPr>
-              <w:spacing w:before="0" w:after="0" w:line="230" w:lineRule="auto"/>
-            </w:pPr>
-            <w:r/>
-            <w:r>
-              <w:rPr>
-                <w:rFonts w:ascii="Liberation Serif" w:hAnsi="Liberation Serif" w:eastAsia="Liberation Serif" w:cs="Liberation Serif"/>
-                <w:b w:val="0"/>
-                <w:color w:val="222222"/>
-                <w:sz w:val="19"/>
-              </w:rPr>
-              <w:t>Reviewer, not a shadow owner</w:t>
-            </w:r>
-          </w:p>
-        </w:tc>
-      </w:tr>
-      <w:tr>
-        <w:tc>
-          <w:tcPr>
-            <w:tcW w:type="dxa" w:w="2976"/>
-            <w:shd w:fill="EEF2F6" w:val="clear"/>
-            <w:tcBorders>
-              <w:top w:val="single" w:sz="4" w:space="0" w:color="C5CDD6"/>
-              <w:left w:val="single" w:sz="4" w:space="0" w:color="C5CDD6"/>
-              <w:bottom w:val="single" w:sz="4" w:space="0" w:color="C5CDD6"/>
-              <w:right w:val="single" w:sz="4" w:space="0" w:color="C5CDD6"/>
-            </w:tcBorders>
-            <w:tcMar>
-              <w:top w:w="50" w:type="dxa"/>
-              <w:left w:w="70" w:type="dxa"/>
-              <w:bottom w:w="50" w:type="dxa"/>
-              <w:right w:w="70" w:type="dxa"/>
-            </w:tcMar>
-          </w:tcPr>
-          <w:p>
-            <w:pPr>
-              <w:spacing w:before="0" w:after="0" w:line="230" w:lineRule="auto"/>
-            </w:pPr>
-            <w:r/>
-            <w:r>
-              <w:rPr>
-                <w:rFonts w:ascii="Liberation Serif" w:hAnsi="Liberation Serif" w:eastAsia="Liberation Serif" w:cs="Liberation Serif"/>
-                <w:b w:val="0"/>
-                <w:color w:val="222222"/>
-                <w:sz w:val="19"/>
-              </w:rPr>
-              <w:t>Informed</w:t>
-            </w:r>
-          </w:p>
-        </w:tc>
-        <w:tc>
-          <w:tcPr>
-            <w:tcW w:type="dxa" w:w="2976"/>
-            <w:shd w:fill="EEF2F6" w:val="clear"/>
-            <w:tcBorders>
-              <w:top w:val="single" w:sz="4" w:space="0" w:color="C5CDD6"/>
-              <w:left w:val="single" w:sz="4" w:space="0" w:color="C5CDD6"/>
-              <w:bottom w:val="single" w:sz="4" w:space="0" w:color="C5CDD6"/>
-              <w:right w:val="single" w:sz="4" w:space="0" w:color="C5CDD6"/>
-            </w:tcBorders>
-            <w:tcMar>
-              <w:top w:w="50" w:type="dxa"/>
-              <w:left w:w="70" w:type="dxa"/>
-              <w:bottom w:w="50" w:type="dxa"/>
-              <w:right w:w="70" w:type="dxa"/>
-            </w:tcMar>
-          </w:tcPr>
-          <w:p>
-            <w:pPr>
-              <w:spacing w:before="0" w:after="0" w:line="230" w:lineRule="auto"/>
-            </w:pPr>
-            <w:r/>
-            <w:r>
-              <w:rPr>
-                <w:rFonts w:ascii="Liberation Serif" w:hAnsi="Liberation Serif" w:eastAsia="Liberation Serif" w:cs="Liberation Serif"/>
-                <w:b w:val="0"/>
-                <w:color w:val="222222"/>
-                <w:sz w:val="19"/>
-              </w:rPr>
-              <w:t>Rahul Deshmukh</w:t>
-            </w:r>
-          </w:p>
-        </w:tc>
-        <w:tc>
-          <w:tcPr>
-            <w:tcW w:type="dxa" w:w="2976"/>
-            <w:shd w:fill="EEF2F6" w:val="clear"/>
-            <w:tcBorders>
-              <w:top w:val="single" w:sz="4" w:space="0" w:color="C5CDD6"/>
-              <w:left w:val="single" w:sz="4" w:space="0" w:color="C5CDD6"/>
-              <w:bottom w:val="single" w:sz="4" w:space="0" w:color="C5CDD6"/>
-              <w:right w:val="single" w:sz="4" w:space="0" w:color="C5CDD6"/>
-            </w:tcBorders>
-            <w:tcMar>
-              <w:top w:w="50" w:type="dxa"/>
-              <w:left w:w="70" w:type="dxa"/>
-              <w:bottom w:w="50" w:type="dxa"/>
-              <w:right w:w="70" w:type="dxa"/>
-            </w:tcMar>
-          </w:tcPr>
-          <w:p>
-            <w:pPr>
-              <w:spacing w:before="0" w:after="0" w:line="230" w:lineRule="auto"/>
-            </w:pPr>
-            <w:r/>
-            <w:r>
-              <w:rPr>
-                <w:rFonts w:ascii="Liberation Serif" w:hAnsi="Liberation Serif" w:eastAsia="Liberation Serif" w:cs="Liberation Serif"/>
-                <w:b w:val="0"/>
-                <w:color w:val="222222"/>
-                <w:sz w:val="19"/>
-              </w:rPr>
-              <w:t>Clearhaven path; no hostnames</w:t>
-            </w:r>
-          </w:p>
-        </w:tc>
-      </w:tr>
-    </w:tbl>
-    <w:p>
-      <w:pPr>
-        <w:spacing w:before="40" w:after="160" w:line="80" w:lineRule="auto"/>
-      </w:pPr>
-    </w:p>
-    <w:p>
-      <w:pPr>
-        <w:spacing w:before="0" w:after="240" w:line="427" w:lineRule="auto"/>
-        <w:ind w:firstLine="288"/>
-      </w:pPr>
-      <w:r>
-        <w:rPr>
-          <w:rFonts w:ascii="Liberation Serif" w:hAnsi="Liberation Serif" w:eastAsia="Liberation Serif" w:cs="Liberation Serif"/>
-          <w:color w:val="222222"/>
-          <w:sz w:val="24"/>
-        </w:rPr>
-        <w:t>If two people think they are accountable, Marcus Bell picks one on CLH-TDD-2023-008. If nobody is, raising retries on a poison record has not started. Aman Kumar is the writer of this file. That is not the same as accountable unless the front already said so. I will rewrite any row that says 'platform' or 'ops' as a person before I call this done.</w:t>
-      </w:r>
-    </w:p>
-    <w:p>
-      <w:pPr>
-        <w:spacing w:before="0" w:after="240" w:line="427" w:lineRule="auto"/>
-        <w:ind w:firstLine="288"/>
-      </w:pPr>
-      <w:r>
-        <w:rPr>
-          <w:rFonts w:ascii="Liberation Serif" w:hAnsi="Liberation Serif" w:eastAsia="Liberation Serif" w:cs="Liberation Serif"/>
-          <w:color w:val="222222"/>
-          <w:sz w:val="24"/>
-        </w:rPr>
-        <w:t>Pages go to the responsible person, not to a Slack channel that everyone mutes. If Rahul Deshmukh is out, the backup is a name on CLH-TDD-2023-008 the same day, not a hope that someone is watching files.prod.clearhaven.internal.</w:t>
-      </w:r>
-    </w:p>
-    <w:p>
-      <w:pPr>
-        <w:spacing w:before="0" w:after="240" w:line="427" w:lineRule="auto"/>
-        <w:ind w:firstLine="288"/>
-      </w:pPr>
-      <w:r>
-        <w:rPr>
-          <w:rFonts w:ascii="Liberation Serif" w:hAnsi="Liberation Serif" w:eastAsia="Liberation Serif" w:cs="Liberation Serif"/>
-          <w:color w:val="222222"/>
-          <w:sz w:val="24"/>
-        </w:rPr>
-        <w:t>RACI I will actually use for raising retries on a poison record: responsible Rahul Deshmukh, accountable Marcus Bell, consulted Copy Chris, informed Rahul Deshmukh. Ticket CLH-TDD-2023-008. A team name in any of those slots is a defect. I will rewrite it as a person.</w:t>
-      </w:r>
-    </w:p>
-    <w:p>
-      <w:pPr>
-        <w:spacing w:before="0" w:after="240" w:line="427" w:lineRule="auto"/>
-        <w:ind w:firstLine="288"/>
-      </w:pPr>
-      <w:r>
-        <w:rPr>
-          <w:rFonts w:ascii="Liberation Serif" w:hAnsi="Liberation Serif" w:eastAsia="Liberation Serif" w:cs="Liberation Serif"/>
-          <w:color w:val="222222"/>
-          <w:sz w:val="24"/>
-        </w:rPr>
-        <w:t>If two people think they are accountable, Marcus Bell picks one. If nobody is, the work is not started. Aman Kumar is consulted on the writeup, not accountable for raising retries on a poison record unless the front already said so.</w:t>
-      </w:r>
-    </w:p>
-    <w:p>
-      <w:pPr>
-        <w:spacing w:before="0" w:after="240" w:line="427" w:lineRule="auto"/>
-        <w:ind w:firstLine="288"/>
-      </w:pPr>
-      <w:r>
-        <w:rPr>
-          <w:rFonts w:ascii="Liberation Serif" w:hAnsi="Liberation Serif" w:eastAsia="Liberation Serif" w:cs="Liberation Serif"/>
-          <w:color w:val="222222"/>
-          <w:sz w:val="24"/>
-        </w:rPr>
-        <w:t>If a row in the RACI still says a team name next week, raising retries on a poison record is not staffed. Rahul Deshmukh fixes the row on CLH-TDD-2023-008 or we do not start. Pages go to a person. A muted channel is not an owner. Backup is a name written the same day.</w:t>
-      </w:r>
-    </w:p>
-    <w:p>
-      <w:pPr>
-        <w:pStyle w:val="Heading2"/>
-      </w:pPr>
-      <w:r>
-        <w:t>Dry-run before a write (weekend coverage that is not in the SLA)</w:t>
-      </w:r>
-    </w:p>
-    <w:p>
-      <w:pPr>
-        <w:spacing w:before="0" w:after="240" w:line="427" w:lineRule="auto"/>
-        <w:ind w:firstLine="288"/>
-      </w:pPr>
-      <w:r>
-        <w:rPr>
-          <w:rFonts w:ascii="Liberation Serif" w:hAnsi="Liberation Serif" w:eastAsia="Liberation Serif" w:cs="Liberation Serif"/>
-          <w:color w:val="222222"/>
-          <w:sz w:val="24"/>
-        </w:rPr>
-        <w:t>A dry-run for weekend coverage that is not in the SLA prints a count before it writes. If we cannot show that count on files.prod.clearhaven.internal, we abort. Copy Chris pastes the output on CLH-MEM-2023-004. I will not accept 'it looked fine in the UI' or 'staging was green.' Staging has lied about partition count before.</w:t>
-      </w:r>
-    </w:p>
-    <w:p>
-      <w:pPr>
-        <w:spacing w:before="80" w:after="40" w:line="200" w:lineRule="auto"/>
-      </w:pPr>
-      <w:r>
-        <w:rPr>
-          <w:rFonts w:ascii="Liberation Sans" w:hAnsi="Liberation Sans" w:eastAsia="Liberation Sans" w:cs="Liberation Sans"/>
-          <w:i/>
-          <w:color w:val="555555"/>
-          <w:sz w:val="17"/>
-        </w:rPr>
-        <w:t>Shape of the dry-run, not a paste of production data. CLH-MEM-2023-004.</w:t>
-      </w:r>
-    </w:p>
-    <w:tbl>
-      <w:tblPr>
-        <w:tblW w:type="auto" w:w="0"/>
-        <w:tblLook w:firstColumn="1" w:firstRow="1" w:lastColumn="0" w:lastRow="0" w:noHBand="0" w:noVBand="1" w:val="04A0"/>
-      </w:tblPr>
-      <w:tblGrid>
-        <w:gridCol w:w="8928"/>
-      </w:tblGrid>
-      <w:tr>
-        <w:tc>
-          <w:tcPr>
-            <w:tcW w:type="dxa" w:w="8928"/>
-            <w:shd w:fill="F3F4F6" w:val="clear"/>
-            <w:tcBorders>
-              <w:top w:val="single" w:sz="6" w:space="0" w:color="C5CDD6"/>
-              <w:left w:val="single" w:sz="6" w:space="0" w:color="C5CDD6"/>
-              <w:bottom w:val="single" w:sz="6" w:space="0" w:color="C5CDD6"/>
-              <w:right w:val="single" w:sz="6" w:space="0" w:color="C5CDD6"/>
-            </w:tcBorders>
-            <w:tcMar>
-              <w:top w:w="90" w:type="dxa"/>
-              <w:left w:w="120" w:type="dxa"/>
-              <w:bottom w:w="90" w:type="dxa"/>
-              <w:right w:w="120" w:type="dxa"/>
-            </w:tcMar>
-          </w:tcPr>
-          <w:p>
-            <w:pPr>
-              <w:spacing w:before="0" w:after="0" w:line="220" w:lineRule="auto"/>
-            </w:pPr>
-            <w:r/>
-            <w:r>
-              <w:rPr>
-                <w:rFonts w:ascii="Liberation Mono" w:hAnsi="Liberation Mono" w:eastAsia="Liberation Mono" w:cs="Liberation Mono"/>
-                <w:color w:val="222222"/>
-                <w:sz w:val="17"/>
-              </w:rPr>
-              <w:t># CLH-MTG-2023-028 dry-run / weekend coverage that is not in the SLA</w:t>
-            </w:r>
-          </w:p>
-          <w:p>
-            <w:pPr>
-              <w:spacing w:before="0" w:after="0" w:line="220" w:lineRule="auto"/>
-            </w:pPr>
-            <w:r>
-              <w:rPr>
-                <w:rFonts w:ascii="Liberation Mono" w:hAnsi="Liberation Mono" w:eastAsia="Liberation Mono" w:cs="Liberation Mono"/>
-                <w:color w:val="222222"/>
-                <w:sz w:val="17"/>
-              </w:rPr>
-              <w:t># run on files.prod.clearhaven.internal or a listed replica, read-only</w:t>
-            </w:r>
-          </w:p>
-          <w:p>
-            <w:pPr>
-              <w:spacing w:before="0" w:after="0" w:line="220" w:lineRule="auto"/>
-            </w:pPr>
-            <w:r>
-              <w:rPr>
-                <w:rFonts w:ascii="Liberation Mono" w:hAnsi="Liberation Mono" w:eastAsia="Liberation Mono" w:cs="Liberation Mono"/>
-                <w:color w:val="222222"/>
-                <w:sz w:val="17"/>
-              </w:rPr>
-              <w:t>date -u</w:t>
-            </w:r>
-          </w:p>
-          <w:p>
-            <w:pPr>
-              <w:spacing w:before="0" w:after="0" w:line="220" w:lineRule="auto"/>
-            </w:pPr>
-            <w:r>
-              <w:rPr>
-                <w:rFonts w:ascii="Liberation Mono" w:hAnsi="Liberation Mono" w:eastAsia="Liberation Mono" w:cs="Liberation Mono"/>
-                <w:color w:val="222222"/>
-                <w:sz w:val="17"/>
-              </w:rPr>
-              <w:t># print the count the write would touch</w:t>
-            </w:r>
-          </w:p>
-          <w:p>
-            <w:pPr>
-              <w:spacing w:before="0" w:after="0" w:line="220" w:lineRule="auto"/>
-            </w:pPr>
-            <w:r>
-              <w:rPr>
-                <w:rFonts w:ascii="Liberation Mono" w:hAnsi="Liberation Mono" w:eastAsia="Liberation Mono" w:cs="Liberation Mono"/>
-                <w:color w:val="222222"/>
-                <w:sz w:val="17"/>
-              </w:rPr>
-              <w:t># abort if the count is 0, or larger than 9x the front-matter guess</w:t>
-            </w:r>
-          </w:p>
-          <w:p>
-            <w:pPr>
-              <w:spacing w:before="0" w:after="0" w:line="220" w:lineRule="auto"/>
-            </w:pPr>
-            <w:r>
-              <w:rPr>
-                <w:rFonts w:ascii="Liberation Mono" w:hAnsi="Liberation Mono" w:eastAsia="Liberation Mono" w:cs="Liberation Mono"/>
-                <w:color w:val="222222"/>
-                <w:sz w:val="17"/>
-              </w:rPr>
-              <w:t># write the number on CLH-MEM-2023-004 before any mutate</w:t>
-            </w:r>
-          </w:p>
-        </w:tc>
-      </w:tr>
-    </w:tbl>
-    <w:p>
-      <w:pPr>
-        <w:spacing w:before="40" w:after="160" w:line="80" w:lineRule="auto"/>
-      </w:pPr>
-    </w:p>
-    <w:p>
-      <w:pPr>
-        <w:spacing w:before="0" w:after="240" w:line="427" w:lineRule="auto"/>
-        <w:ind w:firstLine="288"/>
-      </w:pPr>
-      <w:r>
-        <w:rPr>
-          <w:rFonts w:ascii="Liberation Serif" w:hAnsi="Liberation Serif" w:eastAsia="Liberation Serif" w:cs="Liberation Serif"/>
-          <w:color w:val="222222"/>
-          <w:sz w:val="24"/>
-        </w:rPr>
-        <w:t>Abort is cheaper than a dual-run that violates the unique key. Dual-run that breaks uniqueness is a data incident. Priya Nair does not get to redefine uniqueness to hit a date. Aman Kumar will stop the job.</w:t>
-      </w:r>
-    </w:p>
-    <w:p>
-      <w:pPr>
-        <w:spacing w:before="0" w:after="240" w:line="427" w:lineRule="auto"/>
-        <w:ind w:firstLine="288"/>
-      </w:pPr>
-      <w:r>
-        <w:rPr>
-          <w:rFonts w:ascii="Liberation Serif" w:hAnsi="Liberation Serif" w:eastAsia="Liberation Serif" w:cs="Liberation Serif"/>
-          <w:color w:val="222222"/>
-          <w:sz w:val="24"/>
-        </w:rPr>
-        <w:t>If the dry-run count disagrees with 15 by more than we can explain in one sentence, we do not 'split the difference.' We stop and Copy Chris writes the discrepancy on CLH-MEM-2023-004.</w:t>
-      </w:r>
-    </w:p>
-    <w:p>
-      <w:pPr>
-        <w:spacing w:before="0" w:after="240" w:line="427" w:lineRule="auto"/>
-        <w:ind w:firstLine="288"/>
-      </w:pPr>
-      <w:r>
-        <w:rPr>
-          <w:rFonts w:ascii="Liberation Serif" w:hAnsi="Liberation Serif" w:eastAsia="Liberation Serif" w:cs="Liberation Serif"/>
-          <w:color w:val="222222"/>
-          <w:sz w:val="24"/>
-        </w:rPr>
-        <w:t>Dry-run for weekend coverage that is not in the SLA has to print a count before a write. If we cannot show that count on files.prod.clearhaven.internal, we abort. Copy Chris keeps the output on CLH-MEM-2023-004. I will not accept 'it looked fine in the UI' as a dry-run.</w:t>
-      </w:r>
-    </w:p>
-    <w:p>
-      <w:pPr>
-        <w:spacing w:before="0" w:after="240" w:line="427" w:lineRule="auto"/>
-        <w:ind w:firstLine="288"/>
-      </w:pPr>
-      <w:r>
-        <w:rPr>
-          <w:rFonts w:ascii="Liberation Serif" w:hAnsi="Liberation Serif" w:eastAsia="Liberation Serif" w:cs="Liberation Serif"/>
-          <w:color w:val="222222"/>
-          <w:sz w:val="24"/>
-        </w:rPr>
-        <w:t>Abort is cheaper than a dual-run that violates the unique key. Dual-run that breaks uniqueness is a data incident, not a milestone. Aman Kumar does not get to redefine uniqueness to hit June 16, 2023.</w:t>
-      </w:r>
-    </w:p>
-    <w:p>
-      <w:pPr>
-        <w:spacing w:before="0" w:after="240" w:line="427" w:lineRule="auto"/>
-        <w:ind w:firstLine="288"/>
-      </w:pPr>
-      <w:r>
-        <w:rPr>
-          <w:rFonts w:ascii="Liberation Serif" w:hAnsi="Liberation Serif" w:eastAsia="Liberation Serif" w:cs="Liberation Serif"/>
-          <w:color w:val="222222"/>
-          <w:sz w:val="24"/>
-        </w:rPr>
-        <w:t>Dry-run leftover: print the count, write it on CLH-MEM-2023-004, then maybe write. Copy Chris does not get to invert that order because June 16, 2023 is close. If the count disagrees with 15 and we cannot explain it in one sentence, we stop. We do not split the difference.</w:t>
+        <w:t>I bounced a hallway yes on replica lag after a count that looked fine, no hostname belongs in the customer line, Kavya Menon drafts and I review, and I ping once and after that Kavya Menon is late, not blocked.</w:t>
       </w:r>
     </w:p>
     <w:p>
@@ -14406,12 +12862,12 @@
     </w:p>
     <w:p>
       <w:pPr>
-        <w:spacing w:before="0" w:after="240" w:line="427" w:lineRule="auto"/>
+        <w:spacing w:before="0" w:after="220" w:line="413" w:lineRule="auto"/>
         <w:ind w:firstLine="288"/>
       </w:pPr>
       <w:r>
         <w:rPr>
-          <w:rFonts w:ascii="Liberation Serif" w:hAnsi="Liberation Serif" w:eastAsia="Liberation Serif" w:cs="Liberation Serif"/>
+          <w:rFonts w:ascii="Noto Serif" w:hAnsi="Noto Serif" w:eastAsia="Noto Serif" w:cs="Noto Serif"/>
           <w:color w:val="222222"/>
           <w:sz w:val="24"/>
         </w:rPr>
@@ -14420,177 +12876,1171 @@
     </w:p>
     <w:p>
       <w:pPr>
-        <w:spacing w:before="0" w:after="240" w:line="427" w:lineRule="auto"/>
+        <w:spacing w:before="0" w:after="220" w:line="413" w:lineRule="auto"/>
         <w:ind w:firstLine="288"/>
       </w:pPr>
       <w:r>
         <w:rPr>
-          <w:rFonts w:ascii="Liberation Serif" w:hAnsi="Liberation Serif" w:eastAsia="Liberation Serif" w:cs="Liberation Serif"/>
+          <w:rFonts w:ascii="Noto Serif" w:hAnsi="Noto Serif" w:eastAsia="Noto Serif" w:cs="Noto Serif"/>
           <w:color w:val="222222"/>
           <w:sz w:val="24"/>
         </w:rPr>
-        <w:t>CLH-TDD-2023-008 still sits with Marcus Bell. Host files.prod.clearhaven.internal. Due June 4, 2023 unless they write a new date. Close is a decision, a refuse, or that date. I will not accept a status dump. Front-matter number I am not re-arguing: 40. If this leftover is done, Marcus Bell marks CLH-TDD-2023-008 done. Aman Kumar will not keep a shadow list.</w:t>
+        <w:t>Aman Kumar asked for a one-line version of what we told people who were absent, the number I will quote is 90, and if it is stale I will say so, and config, Helm, and a flag flip are all changes.</w:t>
       </w:r>
     </w:p>
     <w:p>
       <w:pPr>
-        <w:spacing w:before="0" w:after="240" w:line="427" w:lineRule="auto"/>
+        <w:spacing w:before="0" w:after="220" w:line="413" w:lineRule="auto"/>
         <w:ind w:firstLine="288"/>
       </w:pPr>
       <w:r>
         <w:rPr>
-          <w:rFonts w:ascii="Liberation Serif" w:hAnsi="Liberation Serif" w:eastAsia="Liberation Serif" w:cs="Liberation Serif"/>
+          <w:rFonts w:ascii="Noto Serif" w:hAnsi="Noto Serif" w:eastAsia="Noto Serif" w:cs="Noto Serif"/>
           <w:color w:val="222222"/>
           <w:sz w:val="24"/>
         </w:rPr>
-        <w:t>I still owe Priya Nair a usable remainder on CLH-MEM-2023-004, not a transcript. The leftover on files.prod.clearhaven.internal is whether we keep the path the front already named. Due June 6, 2023. If they need a user-visible line, it goes through the comms leftover, not this sentence. Number in play: 38.</w:t>
+        <w:t>I bounced a hallway yes on a quote that is not a decision, no hostname belongs in the customer line, Brought April drafts and I review, and I ping once and after that Brought April is late, not blocked.</w:t>
       </w:r>
     </w:p>
     <w:p>
       <w:pPr>
-        <w:spacing w:before="0" w:after="240" w:line="427" w:lineRule="auto"/>
+        <w:spacing w:before="0" w:after="220" w:line="413" w:lineRule="auto"/>
         <w:ind w:firstLine="288"/>
       </w:pPr>
       <w:r>
         <w:rPr>
-          <w:rFonts w:ascii="Liberation Serif" w:hAnsi="Liberation Serif" w:eastAsia="Liberation Serif" w:cs="Liberation Serif"/>
+          <w:rFonts w:ascii="Noto Serif" w:hAnsi="Noto Serif" w:eastAsia="Noto Serif" w:cs="Noto Serif"/>
           <w:color w:val="222222"/>
           <w:sz w:val="24"/>
         </w:rPr>
-        <w:t>Access leftover: if I can still write to files.prod.clearhaven.internal after June 8, 2023, revoke it. Rahul Deshmukh either has the grant or the work is not theirs yet. Ticket CLH-INC-2023-041. I will not leave a personal kubeconfig as a backup plan.</w:t>
+        <w:t>I parked the parking lot that must stay parked on CLH-INC-2023-041 so it is not Slack archaeology, polling faster is not a substitute for fixing the parking lot that must stay parked, and I will not mix clocks to make the parking lot that must stay parked look healthier.</w:t>
       </w:r>
     </w:p>
     <w:p>
       <w:pPr>
-        <w:spacing w:before="0" w:after="240" w:line="427" w:lineRule="auto"/>
+        <w:spacing w:before="0" w:after="220" w:line="413" w:lineRule="auto"/>
         <w:ind w:firstLine="288"/>
       </w:pPr>
       <w:r>
         <w:rPr>
-          <w:rFonts w:ascii="Liberation Serif" w:hAnsi="Liberation Serif" w:eastAsia="Liberation Serif" w:cs="Liberation Serif"/>
+          <w:rFonts w:ascii="Noto Serif" w:hAnsi="Noto Serif" w:eastAsia="Noto Serif" w:cs="Noto Serif"/>
           <w:color w:val="222222"/>
           <w:sz w:val="24"/>
         </w:rPr>
-        <w:t>Measurement leftover on files.prod.clearhaven.internal: reprint the count before anyone claims CLH-RB-2023-012 is done. Copy Chris pastes it. If it disagrees with 7.4 and we cannot explain that in one sentence, we are not done. Due June 10, 2023.</w:t>
+        <w:t>files.prod.clearhaven.internal is the box I would open first for after-call with the EM, the number I will quote is 00, and if it is stale I will say so, and a skip is a ticket and a flake is a capture.</w:t>
       </w:r>
     </w:p>
     <w:p>
       <w:pPr>
-        <w:spacing w:before="0" w:after="240" w:line="427" w:lineRule="auto"/>
+        <w:spacing w:before="0" w:after="220" w:line="413" w:lineRule="auto"/>
         <w:ind w:firstLine="288"/>
       </w:pPr>
       <w:r>
         <w:rPr>
-          <w:rFonts w:ascii="Liberation Serif" w:hAnsi="Liberation Serif" w:eastAsia="Liberation Serif" w:cs="Liberation Serif"/>
+          <w:rFonts w:ascii="Noto Serif" w:hAnsi="Noto Serif" w:eastAsia="Noto Serif" w:cs="Noto Serif"/>
           <w:color w:val="222222"/>
           <w:sz w:val="24"/>
         </w:rPr>
-        <w:t>Comms leftover for CLH-TDD-2023-008: no hostname, no payload. Aman Kumar drafts, I review. If we are not done by June 12, 2023, the outbound line says we are not done and names the next update we can hit. Clearhaven does not get files.prod.clearhaven.internal.</w:t>
+        <w:t>after June 5, 2023, leftover access for date pressure versus a date with owners is a bug, not a courtesy, no hostname belongs in the customer line, Diego Alvarez drafts and I review, and the call in the front still holds and this is leftover work only.</w:t>
       </w:r>
     </w:p>
     <w:p>
       <w:pPr>
-        <w:spacing w:before="0" w:after="240" w:line="427" w:lineRule="auto"/>
+        <w:spacing w:before="0" w:after="220" w:line="413" w:lineRule="auto"/>
         <w:ind w:firstLine="288"/>
       </w:pPr>
       <w:r>
         <w:rPr>
-          <w:rFonts w:ascii="Liberation Serif" w:hAnsi="Liberation Serif" w:eastAsia="Liberation Serif" w:cs="Liberation Serif"/>
+          <w:rFonts w:ascii="Noto Serif" w:hAnsi="Noto Serif" w:eastAsia="Noto Serif" w:cs="Noto Serif"/>
           <w:color w:val="222222"/>
           <w:sz w:val="24"/>
         </w:rPr>
-        <w:t>Test leftover: the case that maps to CLH-MEM-2023-004 still has to fail if someone cleans the fixture. Brought April owns that fixture. Host if we soak: files.prod.clearhaven.internal. Due June 14, 2023. Skip is a ticket, not a comment.</w:t>
+        <w:t>the front of CLH-MTG-2023-028 already named the freeze clock versus a 'small apply', this paragraph is execution, polling faster is not a substitute for fixing the freeze clock versus a 'small apply', and abort beats a lying dual-run.</w:t>
       </w:r>
     </w:p>
     <w:p>
       <w:pPr>
-        <w:spacing w:before="0" w:after="240" w:line="427" w:lineRule="auto"/>
+        <w:spacing w:before="0" w:after="220" w:line="413" w:lineRule="auto"/>
         <w:ind w:firstLine="288"/>
       </w:pPr>
       <w:r>
         <w:rPr>
-          <w:rFonts w:ascii="Liberation Serif" w:hAnsi="Liberation Serif" w:eastAsia="Liberation Serif" w:cs="Liberation Serif"/>
+          <w:rFonts w:ascii="Noto Serif" w:hAnsi="Noto Serif" w:eastAsia="Noto Serif" w:cs="Noto Serif"/>
           <w:color w:val="222222"/>
           <w:sz w:val="24"/>
         </w:rPr>
-        <w:t>Calendar leftover: June 16, 2023 versus the freeze already in the front. If they collide, Chris Patel moves CLH-INC-2023-041, not the freeze. files.prod.clearhaven.internal does not get a thaw for a demo. Aman Kumar will not 'just apply config.'</w:t>
+        <w:t>do not treat identifiers in chat, logs, or a support zip as polish, Sneha Iyer either owns it or we drop it, the number I will quote is 44, and if it is stale I will say so, and a vendor discount is not evidence.</w:t>
       </w:r>
     </w:p>
     <w:p>
       <w:pPr>
-        <w:spacing w:before="0" w:after="240" w:line="427" w:lineRule="auto"/>
+        <w:spacing w:before="0" w:after="220" w:line="413" w:lineRule="auto"/>
         <w:ind w:firstLine="288"/>
       </w:pPr>
       <w:r>
         <w:rPr>
-          <w:rFonts w:ascii="Liberation Serif" w:hAnsi="Liberation Serif" w:eastAsia="Liberation Serif" w:cs="Liberation Serif"/>
+          <w:rFonts w:ascii="Noto Serif" w:hAnsi="Noto Serif" w:eastAsia="Noto Serif" w:cs="Noto Serif"/>
           <w:color w:val="222222"/>
           <w:sz w:val="24"/>
         </w:rPr>
-        <w:t>Stop leftover: CLH-RB-2023-012 is not a twin of CLH-TDD-2023-008. Keep one thread. Kavya Menon on files.prod.clearhaven.internal. If this paragraph fights the front of CLH-MTG-2023-028, strike it. Due June 18, 2023.</w:t>
+        <w:t>Clearhaven can wait on a cleanup PR that renames a field until First Kafka writes the cut, no hostname belongs in the customer line, First Kafka drafts and I review, and the sample I would still defend uses the same clock as 7.4.</w:t>
       </w:r>
     </w:p>
     <w:p>
       <w:pPr>
-        <w:spacing w:before="0" w:after="240" w:line="427" w:lineRule="auto"/>
+        <w:spacing w:before="0" w:after="220" w:line="413" w:lineRule="auto"/>
         <w:ind w:firstLine="288"/>
       </w:pPr>
       <w:r>
         <w:rPr>
-          <w:rFonts w:ascii="Liberation Serif" w:hAnsi="Liberation Serif" w:eastAsia="Liberation Serif" w:cs="Liberation Serif"/>
+          <w:rFonts w:ascii="Noto Serif" w:hAnsi="Noto Serif" w:eastAsia="Noto Serif" w:cs="Noto Serif"/>
           <w:color w:val="222222"/>
           <w:sz w:val="24"/>
         </w:rPr>
-        <w:t>CLH-TDD-2023-008 still sits with Diego Alvarez. Host files.prod.clearhaven.internal. Due June 20, 2023 unless they write a new date. Close is a decision, a refuse, or that date. I will not accept a status dump. Front-matter number I am not re-arguing: 90. If this leftover is done, Diego Alvarez marks CLH-TDD-2023-008 done. Aman Kumar will not keep a shadow list.</w:t>
+        <w:t>if staging that is too small to catch the bug is still fuzzy, CLH-TDD-2023-008 is the place to say so, polling faster is not a substitute for fixing staging that is too small to catch the bug, and Clearhaven does not get files.prod.clearhaven.internal in an outbound sentence.</w:t>
       </w:r>
     </w:p>
     <w:p>
       <w:pPr>
-        <w:spacing w:before="0" w:after="240" w:line="427" w:lineRule="auto"/>
+        <w:spacing w:before="0" w:after="220" w:line="413" w:lineRule="auto"/>
         <w:ind w:firstLine="288"/>
       </w:pPr>
       <w:r>
         <w:rPr>
-          <w:rFonts w:ascii="Liberation Serif" w:hAnsi="Liberation Serif" w:eastAsia="Liberation Serif" w:cs="Liberation Serif"/>
+          <w:rFonts w:ascii="Noto Serif" w:hAnsi="Noto Serif" w:eastAsia="Noto Serif" w:cs="Noto Serif"/>
           <w:color w:val="222222"/>
           <w:sz w:val="24"/>
         </w:rPr>
-        <w:t>I still owe Sent Slack a usable remainder on CLH-MEM-2023-004, not a transcript. The leftover on files.prod.clearhaven.internal is whether we keep the path the front already named. Due June 22, 2023. If they need a user-visible line, it goes through the comms leftover, not this sentence. Number in play: 22.</w:t>
+        <w:t>Helen Cho asked for a one-line version of weekend coverage that is not in the SLA, the number I will quote is 15, and if it is stale I will say so, and config, Helm, and a flag flip are all changes.</w:t>
       </w:r>
     </w:p>
     <w:p>
       <w:pPr>
-        <w:spacing w:before="0" w:after="240" w:line="427" w:lineRule="auto"/>
+        <w:spacing w:before="0" w:after="220" w:line="413" w:lineRule="auto"/>
         <w:ind w:firstLine="288"/>
       </w:pPr>
       <w:r>
         <w:rPr>
-          <w:rFonts w:ascii="Liberation Serif" w:hAnsi="Liberation Serif" w:eastAsia="Liberation Serif" w:cs="Liberation Serif"/>
+          <w:rFonts w:ascii="Noto Serif" w:hAnsi="Noto Serif" w:eastAsia="Noto Serif" w:cs="Noto Serif"/>
           <w:color w:val="222222"/>
           <w:sz w:val="24"/>
         </w:rPr>
-        <w:t>Access leftover: if I can still write to files.prod.clearhaven.internal after June 24, 2023, revoke it. Sneha Iyer either has the grant or the work is not theirs yet. Ticket CLH-INC-2023-041. I will not leave a personal kubeconfig as a backup plan.</w:t>
+        <w:t>I bounced a hallway yes on a vendor overlay we already rejected, no hostname belongs in the customer line, Marcus Bell drafts and I review, and I ping once and after that Marcus Bell is late, not blocked.</w:t>
       </w:r>
     </w:p>
     <w:p>
       <w:pPr>
-        <w:spacing w:before="0" w:after="240" w:line="427" w:lineRule="auto"/>
+        <w:spacing w:before="0" w:after="220" w:line="413" w:lineRule="auto"/>
         <w:ind w:firstLine="288"/>
       </w:pPr>
       <w:r>
         <w:rPr>
-          <w:rFonts w:ascii="Liberation Serif" w:hAnsi="Liberation Serif" w:eastAsia="Liberation Serif" w:cs="Liberation Serif"/>
+          <w:rFonts w:ascii="Noto Serif" w:hAnsi="Noto Serif" w:eastAsia="Noto Serif" w:cs="Noto Serif"/>
           <w:color w:val="222222"/>
           <w:sz w:val="24"/>
         </w:rPr>
-        <w:t>Measurement leftover on files.prod.clearhaven.internal: reprint the count before anyone claims CLH-RB-2023-012 is done. First Kafka pastes it. If it disagrees with 00 and we cannot explain that in one sentence, we are not done. Due June 26, 2023.</w:t>
+        <w:t>I parked replica lag after a count that looked fine on CLH-RB-2023-012 so it is not Slack archaeology, polling faster is not a substitute for fixing replica lag after a count that looked fine, and I will not mix clocks to make replica lag after a count that looked fine look healthier.</w:t>
+      </w:r>
+    </w:p>
+    <w:p>
+      <w:pPr>
+        <w:spacing w:before="0" w:after="220" w:line="413" w:lineRule="auto"/>
+        <w:ind w:firstLine="288"/>
+      </w:pPr>
+      <w:r>
+        <w:rPr>
+          <w:rFonts w:ascii="Noto Serif" w:hAnsi="Noto Serif" w:eastAsia="Noto Serif" w:cs="Noto Serif"/>
+          <w:color w:val="222222"/>
+          <w:sz w:val="24"/>
+        </w:rPr>
+        <w:t>files.prod.clearhaven.internal is the box I would open first for secret skew that looks like 'no work', the number I will quote is 90, and if it is stale I will say so, and a skip is a ticket and a flake is a capture.</w:t>
+      </w:r>
+    </w:p>
+    <w:p>
+      <w:pPr>
+        <w:spacing w:before="0" w:after="220" w:line="413" w:lineRule="auto"/>
+        <w:ind w:firstLine="288"/>
+      </w:pPr>
+      <w:r>
+        <w:rPr>
+          <w:rFonts w:ascii="Noto Serif" w:hAnsi="Noto Serif" w:eastAsia="Noto Serif" w:cs="Noto Serif"/>
+          <w:color w:val="222222"/>
+          <w:sz w:val="24"/>
+        </w:rPr>
+        <w:t>after June 3, 2023, leftover access for a dashboard screenshot standing in for a permalink is a bug, not a courtesy, no hostname belongs in the customer line, Copy Chris drafts and I review, and the call in the front still holds and this is leftover work only.</w:t>
+      </w:r>
+    </w:p>
+    <w:p>
+      <w:pPr>
+        <w:spacing w:before="0" w:after="220" w:line="413" w:lineRule="auto"/>
+        <w:ind w:firstLine="288"/>
+      </w:pPr>
+      <w:r>
+        <w:rPr>
+          <w:rFonts w:ascii="Noto Serif" w:hAnsi="Noto Serif" w:eastAsia="Noto Serif" w:cs="Noto Serif"/>
+          <w:color w:val="222222"/>
+          <w:sz w:val="24"/>
+        </w:rPr>
+        <w:t>the front of CLH-MTG-2023-028 already named owner as a team name instead of a person, this paragraph is execution, polling faster is not a substitute for fixing owner as a team name instead of a person, and abort beats a lying dual-run.</w:t>
+      </w:r>
+    </w:p>
+    <w:p>
+      <w:pPr>
+        <w:spacing w:before="0" w:after="220" w:line="413" w:lineRule="auto"/>
+        <w:ind w:firstLine="288"/>
+      </w:pPr>
+      <w:r>
+        <w:rPr>
+          <w:rFonts w:ascii="Noto Serif" w:hAnsi="Noto Serif" w:eastAsia="Noto Serif" w:cs="Noto Serif"/>
+          <w:color w:val="222222"/>
+          <w:sz w:val="24"/>
+        </w:rPr>
+        <w:t>do not treat averaging QPS instead of testing the close as polish, Brought April either owns it or we drop it, the number I will quote is 00, and if it is stale I will say so, and a vendor discount is not evidence.</w:t>
+      </w:r>
+    </w:p>
+    <w:p>
+      <w:pPr>
+        <w:spacing w:before="0" w:after="220" w:line="413" w:lineRule="auto"/>
+        <w:ind w:firstLine="288"/>
+      </w:pPr>
+      <w:r>
+        <w:rPr>
+          <w:rFonts w:ascii="Noto Serif" w:hAnsi="Noto Serif" w:eastAsia="Noto Serif" w:cs="Noto Serif"/>
+          <w:color w:val="222222"/>
+          <w:sz w:val="24"/>
+        </w:rPr>
+        <w:t>Clearhaven can wait on dropping a column in the same release as the readers until Chris Patel writes the cut, no hostname belongs in the customer line, Chris Patel drafts and I review, and the sample I would still defend uses the same clock as 40.</w:t>
+      </w:r>
+    </w:p>
+    <w:p>
+      <w:pPr>
+        <w:spacing w:before="0" w:after="220" w:line="413" w:lineRule="auto"/>
+        <w:ind w:firstLine="288"/>
+      </w:pPr>
+      <w:r>
+        <w:rPr>
+          <w:rFonts w:ascii="Noto Serif" w:hAnsi="Noto Serif" w:eastAsia="Noto Serif" w:cs="Noto Serif"/>
+          <w:color w:val="222222"/>
+          <w:sz w:val="24"/>
+        </w:rPr>
+        <w:t>if raising retries on a poison record is still fuzzy, CLH-MEM-2023-004 is the place to say so, polling faster is not a substitute for fixing raising retries on a poison record, and Clearhaven does not get files.prod.clearhaven.internal in an outbound sentence.</w:t>
+      </w:r>
+    </w:p>
+    <w:p>
+      <w:pPr>
+        <w:spacing w:before="0" w:after="220" w:line="413" w:lineRule="auto"/>
+        <w:ind w:firstLine="288"/>
+      </w:pPr>
+      <w:r>
+        <w:rPr>
+          <w:rFonts w:ascii="Noto Serif" w:hAnsi="Noto Serif" w:eastAsia="Noto Serif" w:cs="Noto Serif"/>
+          <w:color w:val="222222"/>
+          <w:sz w:val="24"/>
+        </w:rPr>
+        <w:t>Diego Alvarez asked for a one-line version of what we told people who were absent, the number I will quote is 44, and if it is stale I will say so, and config, Helm, and a flag flip are all changes.</w:t>
+      </w:r>
+    </w:p>
+    <w:p>
+      <w:pPr>
+        <w:spacing w:before="0" w:after="220" w:line="413" w:lineRule="auto"/>
+        <w:ind w:firstLine="288"/>
+      </w:pPr>
+      <w:r>
+        <w:rPr>
+          <w:rFonts w:ascii="Noto Serif" w:hAnsi="Noto Serif" w:eastAsia="Noto Serif" w:cs="Noto Serif"/>
+          <w:color w:val="222222"/>
+          <w:sz w:val="24"/>
+        </w:rPr>
+        <w:t>I bounced a hallway yes on a quote that is not a decision, no hostname belongs in the customer line, Sent Slack drafts and I review, and I ping once and after that Sent Slack is late, not blocked.</w:t>
+      </w:r>
+    </w:p>
+    <w:p>
+      <w:pPr>
+        <w:spacing w:before="0" w:after="220" w:line="413" w:lineRule="auto"/>
+        <w:ind w:firstLine="288"/>
+      </w:pPr>
+      <w:r>
+        <w:rPr>
+          <w:rFonts w:ascii="Noto Serif" w:hAnsi="Noto Serif" w:eastAsia="Noto Serif" w:cs="Noto Serif"/>
+          <w:color w:val="222222"/>
+          <w:sz w:val="24"/>
+        </w:rPr>
+        <w:t>I parked the parking lot that must stay parked on CLH-TDD-2023-008 so it is not Slack archaeology, polling faster is not a substitute for fixing the parking lot that must stay parked, and I will not mix clocks to make the parking lot that must stay parked look healthier.</w:t>
+      </w:r>
+    </w:p>
+    <w:p>
+      <w:pPr>
+        <w:spacing w:before="0" w:after="220" w:line="413" w:lineRule="auto"/>
+        <w:ind w:firstLine="288"/>
+      </w:pPr>
+      <w:r>
+        <w:rPr>
+          <w:rFonts w:ascii="Noto Serif" w:hAnsi="Noto Serif" w:eastAsia="Noto Serif" w:cs="Noto Serif"/>
+          <w:color w:val="222222"/>
+          <w:sz w:val="24"/>
+        </w:rPr>
+        <w:t>files.prod.clearhaven.internal is the box I would open first for after-call with the EM, the number I will quote is 15, and if it is stale I will say so, and a skip is a ticket and a flake is a capture.</w:t>
+      </w:r>
+    </w:p>
+    <w:p>
+      <w:pPr>
+        <w:spacing w:before="0" w:after="220" w:line="413" w:lineRule="auto"/>
+        <w:ind w:firstLine="288"/>
+      </w:pPr>
+      <w:r>
+        <w:rPr>
+          <w:rFonts w:ascii="Noto Serif" w:hAnsi="Noto Serif" w:eastAsia="Noto Serif" w:cs="Noto Serif"/>
+          <w:color w:val="222222"/>
+          <w:sz w:val="24"/>
+        </w:rPr>
+        <w:t>after June 1, 2023, leftover access for date pressure versus a date with owners is a bug, not a courtesy, no hostname belongs in the customer line, Internal Slack drafts and I review, and the call in the front still holds and this is leftover work only.</w:t>
+      </w:r>
+    </w:p>
+    <w:p>
+      <w:pPr>
+        <w:spacing w:before="0" w:after="220" w:line="413" w:lineRule="auto"/>
+        <w:ind w:firstLine="288"/>
+      </w:pPr>
+      <w:r>
+        <w:rPr>
+          <w:rFonts w:ascii="Noto Serif" w:hAnsi="Noto Serif" w:eastAsia="Noto Serif" w:cs="Noto Serif"/>
+          <w:color w:val="222222"/>
+          <w:sz w:val="24"/>
+        </w:rPr>
+        <w:t>the front of CLH-MTG-2023-028 already named the freeze clock versus a 'small apply', this paragraph is execution, polling faster is not a substitute for fixing the freeze clock versus a 'small apply', and abort beats a lying dual-run.</w:t>
+      </w:r>
+    </w:p>
+    <w:p>
+      <w:pPr>
+        <w:spacing w:before="0" w:after="220" w:line="413" w:lineRule="auto"/>
+        <w:ind w:firstLine="288"/>
+      </w:pPr>
+      <w:r>
+        <w:rPr>
+          <w:rFonts w:ascii="Noto Serif" w:hAnsi="Noto Serif" w:eastAsia="Noto Serif" w:cs="Noto Serif"/>
+          <w:color w:val="222222"/>
+          <w:sz w:val="24"/>
+        </w:rPr>
+        <w:t>do not treat identifiers in chat, logs, or a support zip as polish, Marcus Bell either owns it or we drop it, the number I will quote is 90, and if it is stale I will say so, and a vendor discount is not evidence.</w:t>
+      </w:r>
+    </w:p>
+    <w:p>
+      <w:pPr>
+        <w:spacing w:before="0" w:after="220" w:line="413" w:lineRule="auto"/>
+        <w:ind w:firstLine="288"/>
+      </w:pPr>
+      <w:r>
+        <w:rPr>
+          <w:rFonts w:ascii="Noto Serif" w:hAnsi="Noto Serif" w:eastAsia="Noto Serif" w:cs="Noto Serif"/>
+          <w:color w:val="222222"/>
+          <w:sz w:val="24"/>
+        </w:rPr>
+        <w:t>Clearhaven can wait on a cleanup PR that renames a field until Priya Nair writes the cut, no hostname belongs in the customer line, Priya Nair drafts and I review, and the sample I would still defend uses the same clock as 22.</w:t>
+      </w:r>
+    </w:p>
+    <w:p>
+      <w:pPr>
+        <w:spacing w:before="0" w:after="220" w:line="413" w:lineRule="auto"/>
+        <w:ind w:firstLine="288"/>
+      </w:pPr>
+      <w:r>
+        <w:rPr>
+          <w:rFonts w:ascii="Noto Serif" w:hAnsi="Noto Serif" w:eastAsia="Noto Serif" w:cs="Noto Serif"/>
+          <w:color w:val="222222"/>
+          <w:sz w:val="24"/>
+        </w:rPr>
+        <w:t>if staging that is too small to catch the bug is still fuzzy, CLH-INC-2023-041 is the place to say so, polling faster is not a substitute for fixing staging that is too small to catch the bug, and Clearhaven does not get files.prod.clearhaven.internal in an outbound sentence.</w:t>
+      </w:r>
+    </w:p>
+    <w:p>
+      <w:pPr>
+        <w:spacing w:before="0" w:after="220" w:line="413" w:lineRule="auto"/>
+        <w:ind w:firstLine="288"/>
+      </w:pPr>
+      <w:r>
+        <w:rPr>
+          <w:rFonts w:ascii="Noto Serif" w:hAnsi="Noto Serif" w:eastAsia="Noto Serif" w:cs="Noto Serif"/>
+          <w:color w:val="222222"/>
+          <w:sz w:val="24"/>
+        </w:rPr>
+        <w:t>Copy Chris asked for a one-line version of weekend coverage that is not in the SLA, the number I will quote is 00, and if it is stale I will say so, and config, Helm, and a flag flip are all changes.</w:t>
+      </w:r>
+    </w:p>
+    <w:p>
+      <w:pPr>
+        <w:spacing w:before="0" w:after="220" w:line="413" w:lineRule="auto"/>
+        <w:ind w:firstLine="288"/>
+      </w:pPr>
+      <w:r>
+        <w:rPr>
+          <w:rFonts w:ascii="Noto Serif" w:hAnsi="Noto Serif" w:eastAsia="Noto Serif" w:cs="Noto Serif"/>
+          <w:color w:val="222222"/>
+          <w:sz w:val="24"/>
+        </w:rPr>
+        <w:t>I parked what we told people who were absent on CLH-INC-2023-041 so it is not Slack archaeology, polling faster is not a substitute for fixing what we told people who were absent, and I will not mix clocks to make what we told people who were absent look healthier.</w:t>
+      </w:r>
+    </w:p>
+    <w:p>
+      <w:pPr>
+        <w:spacing w:before="0" w:after="220" w:line="413" w:lineRule="auto"/>
+        <w:ind w:firstLine="288"/>
+      </w:pPr>
+      <w:r>
+        <w:rPr>
+          <w:rFonts w:ascii="Noto Serif" w:hAnsi="Noto Serif" w:eastAsia="Noto Serif" w:cs="Noto Serif"/>
+          <w:color w:val="222222"/>
+          <w:sz w:val="24"/>
+        </w:rPr>
+        <w:t>files.prod.clearhaven.internal is the box I would open first for a quote that is not a decision, the number I will quote is 00, and if it is stale I will say so, and a skip is a ticket and a flake is a capture.</w:t>
+      </w:r>
+    </w:p>
+    <w:p>
+      <w:pPr>
+        <w:spacing w:before="0" w:after="220" w:line="413" w:lineRule="auto"/>
+        <w:ind w:firstLine="288"/>
+      </w:pPr>
+      <w:r>
+        <w:rPr>
+          <w:rFonts w:ascii="Noto Serif" w:hAnsi="Noto Serif" w:eastAsia="Noto Serif" w:cs="Noto Serif"/>
+          <w:color w:val="222222"/>
+          <w:sz w:val="24"/>
+        </w:rPr>
+        <w:t>after June 1, 2023, leftover access for the parking lot that must stay parked is a bug, not a courtesy, no hostname belongs in the customer line, Sneha Iyer drafts and I review, and the call in the front still holds and this is leftover work only.</w:t>
+      </w:r>
+    </w:p>
+    <w:p>
+      <w:pPr>
+        <w:spacing w:before="0" w:after="220" w:line="413" w:lineRule="auto"/>
+        <w:ind w:firstLine="288"/>
+      </w:pPr>
+      <w:r>
+        <w:rPr>
+          <w:rFonts w:ascii="Noto Serif" w:hAnsi="Noto Serif" w:eastAsia="Noto Serif" w:cs="Noto Serif"/>
+          <w:color w:val="222222"/>
+          <w:sz w:val="24"/>
+        </w:rPr>
+        <w:t>the front of CLH-MTG-2023-028 already named after-call with the EM, this paragraph is execution, polling faster is not a substitute for fixing after-call with the EM, and abort beats a lying dual-run.</w:t>
+      </w:r>
+    </w:p>
+    <w:p>
+      <w:pPr>
+        <w:spacing w:before="0" w:after="220" w:line="413" w:lineRule="auto"/>
+        <w:ind w:firstLine="288"/>
+      </w:pPr>
+      <w:r>
+        <w:rPr>
+          <w:rFonts w:ascii="Noto Serif" w:hAnsi="Noto Serif" w:eastAsia="Noto Serif" w:cs="Noto Serif"/>
+          <w:color w:val="222222"/>
+          <w:sz w:val="24"/>
+        </w:rPr>
+        <w:t>do not treat date pressure versus a date with owners as polish, Internal Slack either owns it or we drop it, the number I will quote is 44, and if it is stale I will say so, and a vendor discount is not evidence.</w:t>
+      </w:r>
+    </w:p>
+    <w:p>
+      <w:pPr>
+        <w:spacing w:before="0" w:after="220" w:line="413" w:lineRule="auto"/>
+        <w:ind w:firstLine="288"/>
+      </w:pPr>
+      <w:r>
+        <w:rPr>
+          <w:rFonts w:ascii="Noto Serif" w:hAnsi="Noto Serif" w:eastAsia="Noto Serif" w:cs="Noto Serif"/>
+          <w:color w:val="222222"/>
+          <w:sz w:val="24"/>
+        </w:rPr>
+        <w:t>Clearhaven can wait on the freeze clock versus a 'small apply' until Helen Cho writes the cut, no hostname belongs in the customer line, Helen Cho drafts and I review, and the sample I would still defend uses the same clock as 7.4.</w:t>
+      </w:r>
+    </w:p>
+    <w:p>
+      <w:pPr>
+        <w:spacing w:before="0" w:after="220" w:line="413" w:lineRule="auto"/>
+        <w:ind w:firstLine="288"/>
+      </w:pPr>
+      <w:r>
+        <w:rPr>
+          <w:rFonts w:ascii="Noto Serif" w:hAnsi="Noto Serif" w:eastAsia="Noto Serif" w:cs="Noto Serif"/>
+          <w:color w:val="222222"/>
+          <w:sz w:val="24"/>
+        </w:rPr>
+        <w:t>if identifiers in chat, logs, or a support zip is still fuzzy, CLH-TDD-2023-008 is the place to say so, polling faster is not a substitute for fixing identifiers in chat, logs, or a support zip, and Clearhaven does not get files.prod.clearhaven.internal in an outbound sentence.</w:t>
+      </w:r>
+    </w:p>
+    <w:p>
+      <w:pPr>
+        <w:spacing w:before="0" w:after="220" w:line="413" w:lineRule="auto"/>
+        <w:ind w:firstLine="288"/>
+      </w:pPr>
+      <w:r>
+        <w:rPr>
+          <w:rFonts w:ascii="Noto Serif" w:hAnsi="Noto Serif" w:eastAsia="Noto Serif" w:cs="Noto Serif"/>
+          <w:color w:val="222222"/>
+          <w:sz w:val="24"/>
+        </w:rPr>
+        <w:t>Priya Nair asked for a one-line version of a cleanup PR that renames a field, the number I will quote is 15, and if it is stale I will say so, and config, Helm, and a flag flip are all changes.</w:t>
+      </w:r>
+    </w:p>
+    <w:p>
+      <w:pPr>
+        <w:spacing w:before="0" w:after="220" w:line="413" w:lineRule="auto"/>
+        <w:ind w:firstLine="288"/>
+      </w:pPr>
+      <w:r>
+        <w:rPr>
+          <w:rFonts w:ascii="Noto Serif" w:hAnsi="Noto Serif" w:eastAsia="Noto Serif" w:cs="Noto Serif"/>
+          <w:color w:val="222222"/>
+          <w:sz w:val="24"/>
+        </w:rPr>
+        <w:t>I bounced a hallway yes on staging that is too small to catch the bug, no hostname belongs in the customer line, Rahul Deshmukh drafts and I review, and I ping once and after that Rahul Deshmukh is late, not blocked.</w:t>
+      </w:r>
+    </w:p>
+    <w:p>
+      <w:pPr>
+        <w:spacing w:before="0" w:after="220" w:line="413" w:lineRule="auto"/>
+        <w:ind w:firstLine="288"/>
+      </w:pPr>
+      <w:r>
+        <w:rPr>
+          <w:rFonts w:ascii="Noto Serif" w:hAnsi="Noto Serif" w:eastAsia="Noto Serif" w:cs="Noto Serif"/>
+          <w:color w:val="222222"/>
+          <w:sz w:val="24"/>
+        </w:rPr>
+        <w:t>I parked weekend coverage that is not in the SLA on CLH-RB-2023-012 so it is not Slack archaeology, polling faster is not a substitute for fixing weekend coverage that is not in the SLA, and I will not mix clocks to make weekend coverage that is not in the SLA look healthier.</w:t>
+      </w:r>
+    </w:p>
+    <w:p>
+      <w:pPr>
+        <w:spacing w:before="0" w:after="220" w:line="413" w:lineRule="auto"/>
+        <w:ind w:firstLine="288"/>
+      </w:pPr>
+      <w:r>
+        <w:rPr>
+          <w:rFonts w:ascii="Noto Serif" w:hAnsi="Noto Serif" w:eastAsia="Noto Serif" w:cs="Noto Serif"/>
+          <w:color w:val="222222"/>
+          <w:sz w:val="24"/>
+        </w:rPr>
+        <w:t>files.prod.clearhaven.internal is the box I would open first for a vendor overlay we already rejected, the number I will quote is 90, and if it is stale I will say so, and a skip is a ticket and a flake is a capture.</w:t>
+      </w:r>
+    </w:p>
+    <w:p>
+      <w:pPr>
+        <w:spacing w:before="0" w:after="220" w:line="413" w:lineRule="auto"/>
+        <w:ind w:firstLine="288"/>
+      </w:pPr>
+      <w:r>
+        <w:rPr>
+          <w:rFonts w:ascii="Noto Serif" w:hAnsi="Noto Serif" w:eastAsia="Noto Serif" w:cs="Noto Serif"/>
+          <w:color w:val="222222"/>
+          <w:sz w:val="24"/>
+        </w:rPr>
+        <w:t>after May 30, 2023, leftover access for replica lag after a count that looked fine is a bug, not a courtesy, no hostname belongs in the customer line, Brought April drafts and I review, and the call in the front still holds and this is leftover work only.</w:t>
+      </w:r>
+    </w:p>
+    <w:p>
+      <w:pPr>
+        <w:spacing w:before="0" w:after="220" w:line="413" w:lineRule="auto"/>
+        <w:ind w:firstLine="288"/>
+      </w:pPr>
+      <w:r>
+        <w:rPr>
+          <w:rFonts w:ascii="Noto Serif" w:hAnsi="Noto Serif" w:eastAsia="Noto Serif" w:cs="Noto Serif"/>
+          <w:color w:val="222222"/>
+          <w:sz w:val="24"/>
+        </w:rPr>
+        <w:t>the front of CLH-MTG-2023-028 already named secret skew that looks like 'no work', this paragraph is execution, polling faster is not a substitute for fixing secret skew that looks like 'no work', and abort beats a lying dual-run.</w:t>
+      </w:r>
+    </w:p>
+    <w:p>
+      <w:pPr>
+        <w:spacing w:before="0" w:after="220" w:line="413" w:lineRule="auto"/>
+        <w:ind w:firstLine="288"/>
+      </w:pPr>
+      <w:r>
+        <w:rPr>
+          <w:rFonts w:ascii="Noto Serif" w:hAnsi="Noto Serif" w:eastAsia="Noto Serif" w:cs="Noto Serif"/>
+          <w:color w:val="222222"/>
+          <w:sz w:val="24"/>
+        </w:rPr>
+        <w:t>do not treat a dashboard screenshot standing in for a permalink as polish, Kavya Menon either owns it or we drop it, the number I will quote is 00, and if it is stale I will say so, and a vendor discount is not evidence.</w:t>
+      </w:r>
+    </w:p>
+    <w:p>
+      <w:pPr>
+        <w:spacing w:before="0" w:after="220" w:line="413" w:lineRule="auto"/>
+        <w:ind w:firstLine="288"/>
+      </w:pPr>
+      <w:r>
+        <w:rPr>
+          <w:rFonts w:ascii="Noto Serif" w:hAnsi="Noto Serif" w:eastAsia="Noto Serif" w:cs="Noto Serif"/>
+          <w:color w:val="222222"/>
+          <w:sz w:val="24"/>
+        </w:rPr>
+        <w:t>Clearhaven can wait on owner as a team name instead of a person until Diego Alvarez writes the cut, no hostname belongs in the customer line, Diego Alvarez drafts and I review, and the sample I would still defend uses the same clock as 40.</w:t>
+      </w:r>
+    </w:p>
+    <w:p>
+      <w:pPr>
+        <w:spacing w:before="0" w:after="220" w:line="413" w:lineRule="auto"/>
+        <w:ind w:firstLine="288"/>
+      </w:pPr>
+      <w:r>
+        <w:rPr>
+          <w:rFonts w:ascii="Noto Serif" w:hAnsi="Noto Serif" w:eastAsia="Noto Serif" w:cs="Noto Serif"/>
+          <w:color w:val="222222"/>
+          <w:sz w:val="24"/>
+        </w:rPr>
+        <w:t>if averaging QPS instead of testing the close is still fuzzy, CLH-MEM-2023-004 is the place to say so, polling faster is not a substitute for fixing averaging QPS instead of testing the close, and Clearhaven does not get files.prod.clearhaven.internal in an outbound sentence.</w:t>
+      </w:r>
+    </w:p>
+    <w:p>
+      <w:pPr>
+        <w:spacing w:before="0" w:after="220" w:line="413" w:lineRule="auto"/>
+        <w:ind w:firstLine="288"/>
+      </w:pPr>
+      <w:r>
+        <w:rPr>
+          <w:rFonts w:ascii="Noto Serif" w:hAnsi="Noto Serif" w:eastAsia="Noto Serif" w:cs="Noto Serif"/>
+          <w:color w:val="222222"/>
+          <w:sz w:val="24"/>
+        </w:rPr>
+        <w:t>Sneha Iyer asked for a one-line version of dropping a column in the same release as the readers, the number I will quote is 44, and if it is stale I will say so, and config, Helm, and a flag flip are all changes.</w:t>
+      </w:r>
+    </w:p>
+    <w:p>
+      <w:pPr>
+        <w:spacing w:before="0" w:after="220" w:line="413" w:lineRule="auto"/>
+        <w:ind w:firstLine="288"/>
+      </w:pPr>
+      <w:r>
+        <w:rPr>
+          <w:rFonts w:ascii="Noto Serif" w:hAnsi="Noto Serif" w:eastAsia="Noto Serif" w:cs="Noto Serif"/>
+          <w:color w:val="222222"/>
+          <w:sz w:val="24"/>
+        </w:rPr>
+        <w:t>I bounced a hallway yes on raising retries on a poison record, no hostname belongs in the customer line, First Kafka drafts and I review, and I ping once and after that First Kafka is late, not blocked.</w:t>
+      </w:r>
+    </w:p>
+    <w:p>
+      <w:pPr>
+        <w:spacing w:before="0" w:after="220" w:line="413" w:lineRule="auto"/>
+        <w:ind w:firstLine="288"/>
+      </w:pPr>
+      <w:r>
+        <w:rPr>
+          <w:rFonts w:ascii="Noto Serif" w:hAnsi="Noto Serif" w:eastAsia="Noto Serif" w:cs="Noto Serif"/>
+          <w:color w:val="222222"/>
+          <w:sz w:val="24"/>
+        </w:rPr>
+        <w:t>I parked what we told people who were absent on CLH-TDD-2023-008 so it is not Slack archaeology, polling faster is not a substitute for fixing what we told people who were absent, and I will not mix clocks to make what we told people who were absent look healthier.</w:t>
+      </w:r>
+    </w:p>
+    <w:p>
+      <w:pPr>
+        <w:spacing w:before="0" w:after="220" w:line="413" w:lineRule="auto"/>
+        <w:ind w:firstLine="288"/>
+      </w:pPr>
+      <w:r>
+        <w:rPr>
+          <w:rFonts w:ascii="Noto Serif" w:hAnsi="Noto Serif" w:eastAsia="Noto Serif" w:cs="Noto Serif"/>
+          <w:color w:val="222222"/>
+          <w:sz w:val="24"/>
+        </w:rPr>
+        <w:t>files.prod.clearhaven.internal is the box I would open first for a quote that is not a decision, the number I will quote is 15, and if it is stale I will say so, and a skip is a ticket and a flake is a capture.</w:t>
+      </w:r>
+    </w:p>
+    <w:p>
+      <w:pPr>
+        <w:spacing w:before="0" w:after="220" w:line="413" w:lineRule="auto"/>
+        <w:ind w:firstLine="288"/>
+      </w:pPr>
+      <w:r>
+        <w:rPr>
+          <w:rFonts w:ascii="Noto Serif" w:hAnsi="Noto Serif" w:eastAsia="Noto Serif" w:cs="Noto Serif"/>
+          <w:color w:val="222222"/>
+          <w:sz w:val="24"/>
+        </w:rPr>
+        <w:t>after June 8, 2023, leftover access for the parking lot that must stay parked is a bug, not a courtesy, no hostname belongs in the customer line, Marcus Bell drafts and I review, and the call in the front still holds and this is leftover work only.</w:t>
+      </w:r>
+    </w:p>
+    <w:p>
+      <w:pPr>
+        <w:spacing w:before="0" w:after="220" w:line="413" w:lineRule="auto"/>
+        <w:ind w:firstLine="288"/>
+      </w:pPr>
+      <w:r>
+        <w:rPr>
+          <w:rFonts w:ascii="Noto Serif" w:hAnsi="Noto Serif" w:eastAsia="Noto Serif" w:cs="Noto Serif"/>
+          <w:color w:val="222222"/>
+          <w:sz w:val="24"/>
+        </w:rPr>
+        <w:t>the front of CLH-MTG-2023-028 already named after-call with the EM, this paragraph is execution, polling faster is not a substitute for fixing after-call with the EM, and abort beats a lying dual-run.</w:t>
+      </w:r>
+    </w:p>
+    <w:p>
+      <w:pPr>
+        <w:spacing w:before="0" w:after="220" w:line="413" w:lineRule="auto"/>
+        <w:ind w:firstLine="288"/>
+      </w:pPr>
+      <w:r>
+        <w:rPr>
+          <w:rFonts w:ascii="Noto Serif" w:hAnsi="Noto Serif" w:eastAsia="Noto Serif" w:cs="Noto Serif"/>
+          <w:color w:val="222222"/>
+          <w:sz w:val="24"/>
+        </w:rPr>
+        <w:t>do not treat date pressure versus a date with owners as polish, Rahul Deshmukh either owns it or we drop it, the number I will quote is 90, and if it is stale I will say so, and a vendor discount is not evidence.</w:t>
+      </w:r>
+    </w:p>
+    <w:p>
+      <w:pPr>
+        <w:spacing w:before="0" w:after="220" w:line="413" w:lineRule="auto"/>
+        <w:ind w:firstLine="288"/>
+      </w:pPr>
+      <w:r>
+        <w:rPr>
+          <w:rFonts w:ascii="Noto Serif" w:hAnsi="Noto Serif" w:eastAsia="Noto Serif" w:cs="Noto Serif"/>
+          <w:color w:val="222222"/>
+          <w:sz w:val="24"/>
+        </w:rPr>
+        <w:t>Clearhaven can wait on the freeze clock versus a 'small apply' until Copy Chris writes the cut, no hostname belongs in the customer line, Copy Chris drafts and I review, and the sample I would still defend uses the same clock as 22.</w:t>
+      </w:r>
+    </w:p>
+    <w:p>
+      <w:pPr>
+        <w:spacing w:before="0" w:after="220" w:line="413" w:lineRule="auto"/>
+        <w:ind w:firstLine="288"/>
+      </w:pPr>
+      <w:r>
+        <w:rPr>
+          <w:rFonts w:ascii="Noto Serif" w:hAnsi="Noto Serif" w:eastAsia="Noto Serif" w:cs="Noto Serif"/>
+          <w:color w:val="222222"/>
+          <w:sz w:val="24"/>
+        </w:rPr>
+        <w:t>if identifiers in chat, logs, or a support zip is still fuzzy, CLH-INC-2023-041 is the place to say so, polling faster is not a substitute for fixing identifiers in chat, logs, or a support zip, and Clearhaven does not get files.prod.clearhaven.internal in an outbound sentence.</w:t>
+      </w:r>
+    </w:p>
+    <w:p>
+      <w:pPr>
+        <w:spacing w:before="0" w:after="220" w:line="413" w:lineRule="auto"/>
+        <w:ind w:firstLine="288"/>
+      </w:pPr>
+      <w:r>
+        <w:rPr>
+          <w:rFonts w:ascii="Noto Serif" w:hAnsi="Noto Serif" w:eastAsia="Noto Serif" w:cs="Noto Serif"/>
+          <w:color w:val="222222"/>
+          <w:sz w:val="24"/>
+        </w:rPr>
+        <w:t>Brought April asked for a one-line version of a cleanup PR that renames a field, the number I will quote is 00, and if it is stale I will say so, and config, Helm, and a flag flip are all changes.</w:t>
+      </w:r>
+    </w:p>
+    <w:p>
+      <w:pPr>
+        <w:spacing w:before="0" w:after="220" w:line="413" w:lineRule="auto"/>
+        <w:ind w:firstLine="288"/>
+      </w:pPr>
+      <w:r>
+        <w:rPr>
+          <w:rFonts w:ascii="Noto Serif" w:hAnsi="Noto Serif" w:eastAsia="Noto Serif" w:cs="Noto Serif"/>
+          <w:color w:val="222222"/>
+          <w:sz w:val="24"/>
+        </w:rPr>
+        <w:t>I bounced a hallway yes on staging that is too small to catch the bug, no hostname belongs in the customer line, Chris Patel drafts and I review, and I ping once and after that Chris Patel is late, not blocked.</w:t>
+      </w:r>
+    </w:p>
+    <w:p>
+      <w:pPr>
+        <w:spacing w:before="0" w:after="220" w:line="413" w:lineRule="auto"/>
+        <w:ind w:firstLine="288"/>
+      </w:pPr>
+      <w:r>
+        <w:rPr>
+          <w:rFonts w:ascii="Noto Serif" w:hAnsi="Noto Serif" w:eastAsia="Noto Serif" w:cs="Noto Serif"/>
+          <w:color w:val="222222"/>
+          <w:sz w:val="24"/>
+        </w:rPr>
+        <w:t>I parked weekend coverage that is not in the SLA on CLH-MEM-2023-004 so it is not Slack archaeology, polling faster is not a substitute for fixing weekend coverage that is not in the SLA, and I will not mix clocks to make weekend coverage that is not in the SLA look healthier.</w:t>
+      </w:r>
+    </w:p>
+    <w:p>
+      <w:pPr>
+        <w:spacing w:before="0" w:after="220" w:line="413" w:lineRule="auto"/>
+        <w:ind w:firstLine="288"/>
+      </w:pPr>
+      <w:r>
+        <w:rPr>
+          <w:rFonts w:ascii="Noto Serif" w:hAnsi="Noto Serif" w:eastAsia="Noto Serif" w:cs="Noto Serif"/>
+          <w:color w:val="222222"/>
+          <w:sz w:val="24"/>
+        </w:rPr>
+        <w:t>files.prod.clearhaven.internal is the box I would open first for a vendor overlay we already rejected, the number I will quote is 44, and if it is stale I will say so, and a skip is a ticket and a flake is a capture.</w:t>
+      </w:r>
+    </w:p>
+    <w:p>
+      <w:pPr>
+        <w:spacing w:before="0" w:after="220" w:line="413" w:lineRule="auto"/>
+        <w:ind w:firstLine="288"/>
+      </w:pPr>
+      <w:r>
+        <w:rPr>
+          <w:rFonts w:ascii="Noto Serif" w:hAnsi="Noto Serif" w:eastAsia="Noto Serif" w:cs="Noto Serif"/>
+          <w:color w:val="222222"/>
+          <w:sz w:val="24"/>
+        </w:rPr>
+        <w:t>after June 6, 2023, leftover access for replica lag after a count that looked fine is a bug, not a courtesy, no hostname belongs in the customer line, Sent Slack drafts and I review, and the call in the front still holds and this is leftover work only.</w:t>
+      </w:r>
+    </w:p>
+    <w:p>
+      <w:pPr>
+        <w:spacing w:before="0" w:after="220" w:line="413" w:lineRule="auto"/>
+        <w:ind w:firstLine="288"/>
+      </w:pPr>
+      <w:r>
+        <w:rPr>
+          <w:rFonts w:ascii="Noto Serif" w:hAnsi="Noto Serif" w:eastAsia="Noto Serif" w:cs="Noto Serif"/>
+          <w:color w:val="222222"/>
+          <w:sz w:val="24"/>
+        </w:rPr>
+        <w:t>the front of CLH-MTG-2023-028 already named secret skew that looks like 'no work', this paragraph is execution, polling faster is not a substitute for fixing secret skew that looks like 'no work', and abort beats a lying dual-run.</w:t>
+      </w:r>
+    </w:p>
+    <w:p>
+      <w:pPr>
+        <w:spacing w:before="0" w:after="220" w:line="413" w:lineRule="auto"/>
+        <w:ind w:firstLine="288"/>
+      </w:pPr>
+      <w:r>
+        <w:rPr>
+          <w:rFonts w:ascii="Noto Serif" w:hAnsi="Noto Serif" w:eastAsia="Noto Serif" w:cs="Noto Serif"/>
+          <w:color w:val="222222"/>
+          <w:sz w:val="24"/>
+        </w:rPr>
+        <w:t>do not treat a dashboard screenshot standing in for a permalink as polish, First Kafka either owns it or we drop it, the number I will quote is 15, and if it is stale I will say so, and a vendor discount is not evidence.</w:t>
+      </w:r>
+    </w:p>
+    <w:p>
+      <w:pPr>
+        <w:spacing w:before="0" w:after="220" w:line="413" w:lineRule="auto"/>
+        <w:ind w:firstLine="288"/>
+      </w:pPr>
+      <w:r>
+        <w:rPr>
+          <w:rFonts w:ascii="Noto Serif" w:hAnsi="Noto Serif" w:eastAsia="Noto Serif" w:cs="Noto Serif"/>
+          <w:color w:val="222222"/>
+          <w:sz w:val="24"/>
+        </w:rPr>
+        <w:t>Clearhaven can wait on owner as a team name instead of a person until Internal Slack writes the cut, no hostname belongs in the customer line, Internal Slack drafts and I review, and the sample I would still defend uses the same clock as 23.</w:t>
+      </w:r>
+    </w:p>
+    <w:p>
+      <w:pPr>
+        <w:spacing w:before="0" w:after="220" w:line="413" w:lineRule="auto"/>
+        <w:ind w:firstLine="288"/>
+      </w:pPr>
+      <w:r>
+        <w:rPr>
+          <w:rFonts w:ascii="Noto Serif" w:hAnsi="Noto Serif" w:eastAsia="Noto Serif" w:cs="Noto Serif"/>
+          <w:color w:val="222222"/>
+          <w:sz w:val="24"/>
+        </w:rPr>
+        <w:t>if averaging QPS instead of testing the close is still fuzzy, CLH-RB-2023-012 is the place to say so, polling faster is not a substitute for fixing averaging QPS instead of testing the close, and Clearhaven does not get files.prod.clearhaven.internal in an outbound sentence.</w:t>
+      </w:r>
+    </w:p>
+    <w:p>
+      <w:pPr>
+        <w:spacing w:before="0" w:after="220" w:line="413" w:lineRule="auto"/>
+        <w:ind w:firstLine="288"/>
+      </w:pPr>
+      <w:r>
+        <w:rPr>
+          <w:rFonts w:ascii="Noto Serif" w:hAnsi="Noto Serif" w:eastAsia="Noto Serif" w:cs="Noto Serif"/>
+          <w:color w:val="222222"/>
+          <w:sz w:val="24"/>
+        </w:rPr>
+        <w:t>Marcus Bell asked for a one-line version of dropping a column in the same release as the readers, the number I will quote is 90, and if it is stale I will say so, and config, Helm, and a flag flip are all changes.</w:t>
+      </w:r>
+    </w:p>
+    <w:p>
+      <w:pPr>
+        <w:spacing w:before="0" w:after="220" w:line="413" w:lineRule="auto"/>
+        <w:ind w:firstLine="288"/>
+      </w:pPr>
+      <w:r>
+        <w:rPr>
+          <w:rFonts w:ascii="Noto Serif" w:hAnsi="Noto Serif" w:eastAsia="Noto Serif" w:cs="Noto Serif"/>
+          <w:color w:val="222222"/>
+          <w:sz w:val="24"/>
+        </w:rPr>
+        <w:t>I bounced a hallway yes on raising retries on a poison record, no hostname belongs in the customer line, Priya Nair drafts and I review, and I ping once and after that Priya Nair is late, not blocked.</w:t>
+      </w:r>
+    </w:p>
+    <w:p>
+      <w:pPr>
+        <w:spacing w:before="0" w:after="220" w:line="413" w:lineRule="auto"/>
+        <w:ind w:firstLine="288"/>
+      </w:pPr>
+      <w:r>
+        <w:rPr>
+          <w:rFonts w:ascii="Noto Serif" w:hAnsi="Noto Serif" w:eastAsia="Noto Serif" w:cs="Noto Serif"/>
+          <w:color w:val="222222"/>
+          <w:sz w:val="24"/>
+        </w:rPr>
+        <w:t>I parked what we told people who were absent on CLH-INC-2023-041 so it is not Slack archaeology, polling faster is not a substitute for fixing what we told people who were absent, and I will not mix clocks to make what we told people who were absent look healthier.</w:t>
+      </w:r>
+    </w:p>
+    <w:p>
+      <w:pPr>
+        <w:spacing w:before="0" w:after="220" w:line="413" w:lineRule="auto"/>
+        <w:ind w:firstLine="288"/>
+      </w:pPr>
+      <w:r>
+        <w:rPr>
+          <w:rFonts w:ascii="Noto Serif" w:hAnsi="Noto Serif" w:eastAsia="Noto Serif" w:cs="Noto Serif"/>
+          <w:color w:val="222222"/>
+          <w:sz w:val="24"/>
+        </w:rPr>
+        <w:t>files.prod.clearhaven.internal is the box I would open first for a quote that is not a decision, the number I will quote is 00, and if it is stale I will say so, and a skip is a ticket and a flake is a capture.</w:t>
+      </w:r>
+    </w:p>
+    <w:p>
+      <w:pPr>
+        <w:spacing w:before="0" w:after="220" w:line="413" w:lineRule="auto"/>
+        <w:ind w:firstLine="288"/>
+      </w:pPr>
+      <w:r>
+        <w:rPr>
+          <w:rFonts w:ascii="Noto Serif" w:hAnsi="Noto Serif" w:eastAsia="Noto Serif" w:cs="Noto Serif"/>
+          <w:color w:val="222222"/>
+          <w:sz w:val="24"/>
+        </w:rPr>
+        <w:t>after June 4, 2023, leftover access for the parking lot that must stay parked is a bug, not a courtesy, no hostname belongs in the customer line, Aman Kumar drafts and I review, and the call in the front still holds and this is leftover work only.</w:t>
+      </w:r>
+    </w:p>
+    <w:p>
+      <w:pPr>
+        <w:spacing w:before="0" w:after="220" w:line="413" w:lineRule="auto"/>
+        <w:ind w:firstLine="288"/>
+      </w:pPr>
+      <w:r>
+        <w:rPr>
+          <w:rFonts w:ascii="Noto Serif" w:hAnsi="Noto Serif" w:eastAsia="Noto Serif" w:cs="Noto Serif"/>
+          <w:color w:val="222222"/>
+          <w:sz w:val="24"/>
+        </w:rPr>
+        <w:t>the front of CLH-MTG-2023-028 already named after-call with the EM, this paragraph is execution, polling faster is not a substitute for fixing after-call with the EM, and abort beats a lying dual-run.</w:t>
+      </w:r>
+    </w:p>
+    <w:p>
+      <w:pPr>
+        <w:spacing w:before="0" w:after="220" w:line="413" w:lineRule="auto"/>
+        <w:ind w:firstLine="288"/>
+      </w:pPr>
+      <w:r>
+        <w:rPr>
+          <w:rFonts w:ascii="Noto Serif" w:hAnsi="Noto Serif" w:eastAsia="Noto Serif" w:cs="Noto Serif"/>
+          <w:color w:val="222222"/>
+          <w:sz w:val="24"/>
+        </w:rPr>
+        <w:t>do not treat date pressure versus a date with owners as polish, Chris Patel either owns it or we drop it, the number I will quote is 44, and if it is stale I will say so, and a vendor discount is not evidence.</w:t>
+      </w:r>
+    </w:p>
+    <w:p>
+      <w:pPr>
+        <w:spacing w:before="0" w:after="220" w:line="413" w:lineRule="auto"/>
+        <w:ind w:firstLine="288"/>
+      </w:pPr>
+      <w:r>
+        <w:rPr>
+          <w:rFonts w:ascii="Noto Serif" w:hAnsi="Noto Serif" w:eastAsia="Noto Serif" w:cs="Noto Serif"/>
+          <w:color w:val="222222"/>
+          <w:sz w:val="24"/>
+        </w:rPr>
+        <w:t>Clearhaven can wait on the freeze clock versus a 'small apply' until Kavya Menon writes the cut, no hostname belongs in the customer line, Kavya Menon drafts and I review, and the sample I would still defend uses the same clock as 7.4.</w:t>
+      </w:r>
+    </w:p>
+    <w:p>
+      <w:pPr>
+        <w:spacing w:before="0" w:after="220" w:line="413" w:lineRule="auto"/>
+        <w:ind w:firstLine="288"/>
+      </w:pPr>
+      <w:r>
+        <w:rPr>
+          <w:rFonts w:ascii="Noto Serif" w:hAnsi="Noto Serif" w:eastAsia="Noto Serif" w:cs="Noto Serif"/>
+          <w:color w:val="222222"/>
+          <w:sz w:val="24"/>
+        </w:rPr>
+        <w:t>if identifiers in chat, logs, or a support zip is still fuzzy, CLH-TDD-2023-008 is the place to say so, polling faster is not a substitute for fixing identifiers in chat, logs, or a support zip, and Clearhaven does not get files.prod.clearhaven.internal in an outbound sentence.</w:t>
+      </w:r>
+    </w:p>
+    <w:p>
+      <w:pPr>
+        <w:spacing w:before="0" w:after="220" w:line="413" w:lineRule="auto"/>
+        <w:ind w:firstLine="288"/>
+      </w:pPr>
+      <w:r>
+        <w:rPr>
+          <w:rFonts w:ascii="Noto Serif" w:hAnsi="Noto Serif" w:eastAsia="Noto Serif" w:cs="Noto Serif"/>
+          <w:color w:val="222222"/>
+          <w:sz w:val="24"/>
+        </w:rPr>
+        <w:t>Sent Slack asked for a one-line version of a cleanup PR that renames a field, the number I will quote is 15, and if it is stale I will say so, and config, Helm, and a flag flip are all changes.</w:t>
+      </w:r>
+    </w:p>
+    <w:p>
+      <w:pPr>
+        <w:spacing w:before="0" w:after="220" w:line="413" w:lineRule="auto"/>
+        <w:ind w:firstLine="288"/>
+      </w:pPr>
+      <w:r>
+        <w:rPr>
+          <w:rFonts w:ascii="Noto Serif" w:hAnsi="Noto Serif" w:eastAsia="Noto Serif" w:cs="Noto Serif"/>
+          <w:color w:val="222222"/>
+          <w:sz w:val="24"/>
+        </w:rPr>
+        <w:t>I bounced a hallway yes on staging that is too small to catch the bug, no hostname belongs in the customer line, Sneha Iyer drafts and I review, and I ping once and after that Sneha Iyer is late, not blocked.</w:t>
+      </w:r>
+    </w:p>
+    <w:p>
+      <w:pPr>
+        <w:spacing w:before="0" w:after="220" w:line="413" w:lineRule="auto"/>
+        <w:ind w:firstLine="288"/>
+      </w:pPr>
+      <w:r>
+        <w:rPr>
+          <w:rFonts w:ascii="Noto Serif" w:hAnsi="Noto Serif" w:eastAsia="Noto Serif" w:cs="Noto Serif"/>
+          <w:color w:val="222222"/>
+          <w:sz w:val="24"/>
+        </w:rPr>
+        <w:t>I parked weekend coverage that is not in the SLA on CLH-RB-2023-012 so it is not Slack archaeology, polling faster is not a substitute for fixing weekend coverage that is not in the SLA, and I will not mix clocks to make weekend coverage that is not in the SLA look healthier.</w:t>
+      </w:r>
+    </w:p>
+    <w:p>
+      <w:pPr>
+        <w:spacing w:before="0" w:after="220" w:line="413" w:lineRule="auto"/>
+        <w:ind w:firstLine="288"/>
+      </w:pPr>
+      <w:r>
+        <w:rPr>
+          <w:rFonts w:ascii="Noto Serif" w:hAnsi="Noto Serif" w:eastAsia="Noto Serif" w:cs="Noto Serif"/>
+          <w:color w:val="222222"/>
+          <w:sz w:val="24"/>
+        </w:rPr>
+        <w:t>files.prod.clearhaven.internal is the box I would open first for a vendor overlay we already rejected, the number I will quote is 90, and if it is stale I will say so, and a skip is a ticket and a flake is a capture.</w:t>
+      </w:r>
+    </w:p>
+    <w:p>
+      <w:pPr>
+        <w:spacing w:before="0" w:after="220" w:line="413" w:lineRule="auto"/>
+        <w:ind w:firstLine="288"/>
+      </w:pPr>
+      <w:r>
+        <w:rPr>
+          <w:rFonts w:ascii="Noto Serif" w:hAnsi="Noto Serif" w:eastAsia="Noto Serif" w:cs="Noto Serif"/>
+          <w:color w:val="222222"/>
+          <w:sz w:val="24"/>
+        </w:rPr>
+        <w:t>after June 2, 2023, leftover access for replica lag after a count that looked fine is a bug, not a courtesy, no hostname belongs in the customer line, Helen Cho drafts and I review, and the call in the front still holds and this is leftover work only.</w:t>
+      </w:r>
+    </w:p>
+    <w:p>
+      <w:pPr>
+        <w:spacing w:before="0" w:after="220" w:line="413" w:lineRule="auto"/>
+        <w:ind w:firstLine="288"/>
+      </w:pPr>
+      <w:r>
+        <w:rPr>
+          <w:rFonts w:ascii="Noto Serif" w:hAnsi="Noto Serif" w:eastAsia="Noto Serif" w:cs="Noto Serif"/>
+          <w:color w:val="222222"/>
+          <w:sz w:val="24"/>
+        </w:rPr>
+        <w:t>the front of CLH-MTG-2023-028 already named secret skew that looks like 'no work', this paragraph is execution, polling faster is not a substitute for fixing secret skew that looks like 'no work', and abort beats a lying dual-run.</w:t>
+      </w:r>
+    </w:p>
+    <w:p>
+      <w:pPr>
+        <w:spacing w:before="0" w:after="220" w:line="413" w:lineRule="auto"/>
+        <w:ind w:firstLine="288"/>
+      </w:pPr>
+      <w:r>
+        <w:rPr>
+          <w:rFonts w:ascii="Noto Serif" w:hAnsi="Noto Serif" w:eastAsia="Noto Serif" w:cs="Noto Serif"/>
+          <w:color w:val="222222"/>
+          <w:sz w:val="24"/>
+        </w:rPr>
+        <w:t>do not treat a dashboard screenshot standing in for a permalink as polish, Priya Nair either owns it or we drop it, the number I will quote is 00, and if it is stale I will say so, and a vendor discount is not evidence.</w:t>
+      </w:r>
+    </w:p>
+    <w:p>
+      <w:pPr>
+        <w:spacing w:before="0" w:after="220" w:line="413" w:lineRule="auto"/>
+        <w:ind w:firstLine="288"/>
+      </w:pPr>
+      <w:r>
+        <w:rPr>
+          <w:rFonts w:ascii="Noto Serif" w:hAnsi="Noto Serif" w:eastAsia="Noto Serif" w:cs="Noto Serif"/>
+          <w:color w:val="222222"/>
+          <w:sz w:val="24"/>
+        </w:rPr>
+        <w:t>Clearhaven can wait on owner as a team name instead of a person until Rahul Deshmukh writes the cut, no hostname belongs in the customer line, Rahul Deshmukh drafts and I review, and the sample I would still defend uses the same clock as 40.</w:t>
+      </w:r>
+    </w:p>
+    <w:p>
+      <w:pPr>
+        <w:spacing w:before="0" w:after="220" w:line="413" w:lineRule="auto"/>
+        <w:ind w:firstLine="288"/>
+      </w:pPr>
+      <w:r>
+        <w:rPr>
+          <w:rFonts w:ascii="Noto Serif" w:hAnsi="Noto Serif" w:eastAsia="Noto Serif" w:cs="Noto Serif"/>
+          <w:color w:val="222222"/>
+          <w:sz w:val="24"/>
+        </w:rPr>
+        <w:t>if averaging QPS instead of testing the close is still fuzzy, CLH-MEM-2023-004 is the place to say so, polling faster is not a substitute for fixing averaging QPS instead of testing the close, and Clearhaven does not get files.prod.clearhaven.internal in an outbound sentence.</w:t>
+      </w:r>
+    </w:p>
+    <w:p>
+      <w:pPr>
+        <w:spacing w:before="0" w:after="220" w:line="413" w:lineRule="auto"/>
+        <w:ind w:firstLine="288"/>
+      </w:pPr>
+      <w:r>
+        <w:rPr>
+          <w:rFonts w:ascii="Noto Serif" w:hAnsi="Noto Serif" w:eastAsia="Noto Serif" w:cs="Noto Serif"/>
+          <w:color w:val="222222"/>
+          <w:sz w:val="24"/>
+        </w:rPr>
+        <w:t>Aman Kumar asked for a one-line version of dropping a column in the same release as the readers, the number I will quote is 44, and if it is stale I will say so, and config, Helm, and a flag flip are all changes.</w:t>
+      </w:r>
+    </w:p>
+    <w:p>
+      <w:pPr>
+        <w:spacing w:before="0" w:after="220" w:line="413" w:lineRule="auto"/>
+        <w:ind w:firstLine="288"/>
+      </w:pPr>
+      <w:r>
+        <w:rPr>
+          <w:rFonts w:ascii="Noto Serif" w:hAnsi="Noto Serif" w:eastAsia="Noto Serif" w:cs="Noto Serif"/>
+          <w:color w:val="222222"/>
+          <w:sz w:val="24"/>
+        </w:rPr>
+        <w:t>I bounced a hallway yes on raising retries on a poison record, no hostname belongs in the customer line, Brought April drafts and I review, and I ping once and after that Brought April is late, not blocked.</w:t>
+      </w:r>
+    </w:p>
+    <w:p>
+      <w:pPr>
+        <w:spacing w:before="0" w:after="220" w:line="413" w:lineRule="auto"/>
+        <w:ind w:firstLine="288"/>
+      </w:pPr>
+      <w:r>
+        <w:rPr>
+          <w:rFonts w:ascii="Noto Serif" w:hAnsi="Noto Serif" w:eastAsia="Noto Serif" w:cs="Noto Serif"/>
+          <w:color w:val="222222"/>
+          <w:sz w:val="24"/>
+        </w:rPr>
+        <w:t>I parked what we told people who were absent on CLH-TDD-2023-008 so it is not Slack archaeology, polling faster is not a substitute for fixing what we told people who were absent, and I will not mix clocks to make what we told people who were absent look healthier.</w:t>
       </w:r>
     </w:p>
     <w:sectPr>
       <w:headerReference w:type="default" r:id="rId9"/>
       <w:footerReference w:type="default" r:id="rId10"/>
       <w:pgSz w:w="12240" w:h="15840"/>
-      <w:pgMar w:top="1728" w:right="1656" w:bottom="1512" w:left="1656" w:header="576" w:footer="576" w:gutter="0"/>
+      <w:pgMar w:top="1512" w:right="1656" w:bottom="1440" w:left="1656" w:header="576" w:footer="518" w:gutter="0"/>
       <w:cols w:space="720"/>
       <w:docGrid w:linePitch="360"/>
     </w:sectPr>
@@ -14605,7 +14055,7 @@
       <w:pStyle w:val="Footer"/>
       <w:spacing w:before="80" w:after="0" w:line="200" w:lineRule="auto"/>
       <w:pBdr>
-        <w:bottom w:val="single" w:sz="12" w:space="1" w:color="1B365D"/>
+        <w:bottom w:val="single" w:sz="8" w:space="1" w:color="1B365D"/>
       </w:pBdr>
     </w:pPr>
     <w:r>
@@ -14622,7 +14072,7 @@
         <w:color w:val="555555"/>
         <w:sz w:val="16"/>
       </w:rPr>
-      <w:t xml:space="preserve">  ·  v1.2</w:t>
+      <w:t xml:space="preserve">  /  May 24, 2023  /  Page </w:t>
     </w:r>
     <w:r>
       <w:rPr>
@@ -14630,7 +14080,7 @@
         <w:color w:val="555555"/>
         <w:sz w:val="16"/>
       </w:rPr>
-      <w:t xml:space="preserve">  ·  May 24, 2023</w:t>
+      <w:fldChar w:fldCharType="begin"/>
     </w:r>
     <w:r>
       <w:rPr>
@@ -14638,7 +14088,7 @@
         <w:color w:val="555555"/>
         <w:sz w:val="16"/>
       </w:rPr>
-      <w:t xml:space="preserve">  ·  Page </w:t>
+      <w:instrText xml:space="preserve"> PAGE </w:instrText>
     </w:r>
     <w:r>
       <w:rPr>
@@ -14646,6 +14096,22 @@
         <w:color w:val="555555"/>
         <w:sz w:val="16"/>
       </w:rPr>
+      <w:fldChar w:fldCharType="end"/>
+    </w:r>
+    <w:r>
+      <w:rPr>
+        <w:rFonts w:ascii="Liberation Sans" w:hAnsi="Liberation Sans" w:eastAsia="Liberation Sans" w:cs="Liberation Sans"/>
+        <w:color w:val="555555"/>
+        <w:sz w:val="16"/>
+      </w:rPr>
+      <w:t xml:space="preserve"> of </w:t>
+    </w:r>
+    <w:r>
+      <w:rPr>
+        <w:rFonts w:ascii="Liberation Sans" w:hAnsi="Liberation Sans" w:eastAsia="Liberation Sans" w:cs="Liberation Sans"/>
+        <w:color w:val="555555"/>
+        <w:sz w:val="16"/>
+      </w:rPr>
       <w:fldChar w:fldCharType="begin"/>
     </w:r>
     <w:r>
@@ -14654,7 +14120,7 @@
         <w:color w:val="555555"/>
         <w:sz w:val="16"/>
       </w:rPr>
-      <w:instrText xml:space="preserve"> PAGE </w:instrText>
+      <w:instrText xml:space="preserve"> NUMPAGES </w:instrText>
     </w:r>
     <w:r>
       <w:rPr>
@@ -14663,31 +14129,6 @@
         <w:sz w:val="16"/>
       </w:rPr>
       <w:fldChar w:fldCharType="end"/>
-    </w:r>
-    <w:r>
-      <w:rPr>
-        <w:rFonts w:ascii="Liberation Sans" w:hAnsi="Liberation Sans" w:eastAsia="Liberation Sans" w:cs="Liberation Sans"/>
-        <w:color w:val="555555"/>
-        <w:sz w:val="16"/>
-      </w:rPr>
-      <w:t xml:space="preserve"> of </w:t>
-    </w:r>
-    <w:r>
-      <w:fldChar w:fldCharType="begin"/>
-    </w:r>
-    <w:r>
-      <w:instrText xml:space="preserve"> NUMPAGES </w:instrText>
-    </w:r>
-    <w:r>
-      <w:fldChar w:fldCharType="end"/>
-    </w:r>
-    <w:r>
-      <w:rPr>
-        <w:rFonts w:ascii="Liberation Sans" w:hAnsi="Liberation Sans" w:eastAsia="Liberation Sans" w:cs="Liberation Sans"/>
-        <w:color w:val="555555"/>
-        <w:sz w:val="16"/>
-      </w:rPr>
-      <w:t xml:space="preserve">  ·  INTERNAL</w:t>
     </w:r>
   </w:p>
 </w:ftr>
@@ -14698,10 +14139,8 @@
   <w:p>
     <w:pPr>
       <w:pStyle w:val="Header"/>
-      <w:spacing w:before="0" w:after="40" w:line="200" w:lineRule="auto"/>
-      <w:pBdr>
-        <w:bottom w:val="single" w:sz="18" w:space="1" w:color="1B365D"/>
-      </w:pBdr>
+      <w:spacing w:before="0" w:after="0" w:line="200" w:lineRule="auto"/>
+      <w:jc w:val="left"/>
     </w:pPr>
     <w:r>
       <w:rPr>
@@ -14713,23 +14152,7 @@
       <w:t>Northstar Engineering</w:t>
     </w:r>
     <w:r>
-      <w:rPr>
-        <w:rFonts w:ascii="Liberation Sans" w:hAnsi="Liberation Sans" w:eastAsia="Liberation Sans" w:cs="Liberation Sans"/>
-        <w:color w:val="555555"/>
-        <w:sz w:val="18"/>
-      </w:rPr>
-      <w:t xml:space="preserve">   |   </w:t>
-    </w:r>
-    <w:r>
-      <w:rPr>
-        <w:rFonts w:ascii="Liberation Sans" w:hAnsi="Liberation Sans" w:eastAsia="Liberation Sans" w:cs="Liberation Sans"/>
-        <w:color w:val="2F4A6E"/>
-        <w:sz w:val="18"/>
-      </w:rPr>
-      <w:t>Meeting notes</w:t>
-    </w:r>
-    <w:r>
-      <w:t xml:space="preserve">        </w:t>
+      <w:t xml:space="preserve">      </w:t>
     </w:r>
     <w:r>
       <w:rPr>
@@ -14743,8 +14166,27 @@
   </w:p>
   <w:p>
     <w:pPr>
-      <w:spacing w:before="0" w:after="0" w:line="200" w:lineRule="auto"/>
+      <w:spacing w:before="0" w:after="40" w:line="200" w:lineRule="auto"/>
+      <w:pBdr>
+        <w:bottom w:val="single" w:sz="10" w:space="1" w:color="1B365D"/>
+      </w:pBdr>
     </w:pPr>
+    <w:r>
+      <w:rPr>
+        <w:rFonts w:ascii="Liberation Sans" w:hAnsi="Liberation Sans" w:eastAsia="Liberation Sans" w:cs="Liberation Sans"/>
+        <w:color w:val="2F4A6E"/>
+        <w:sz w:val="16"/>
+      </w:rPr>
+      <w:t>Meeting notes</w:t>
+    </w:r>
+    <w:r>
+      <w:rPr>
+        <w:rFonts w:ascii="Liberation Sans" w:hAnsi="Liberation Sans" w:eastAsia="Liberation Sans" w:cs="Liberation Sans"/>
+        <w:color w:val="555555"/>
+        <w:sz w:val="16"/>
+      </w:rPr>
+      <w:t xml:space="preserve">  ·  </w:t>
+    </w:r>
     <w:r>
       <w:rPr>
         <w:rFonts w:ascii="Liberation Sans" w:hAnsi="Liberation Sans" w:eastAsia="Liberation Sans" w:cs="Liberation Sans"/>
@@ -15122,10 +14564,10 @@
     <w:qFormat/>
     <w:rsid w:val="00FC693F"/>
     <w:pPr>
-      <w:spacing w:after="240" w:before="0" w:line="427" w:lineRule="auto"/>
+      <w:spacing w:after="220" w:before="0" w:line="413" w:lineRule="auto"/>
     </w:pPr>
     <w:rPr>
-      <w:rFonts w:ascii="Liberation Serif" w:hAnsi="Liberation Serif"/>
+      <w:rFonts w:ascii="Noto Serif" w:hAnsi="Noto Serif"/>
       <w:color w:val="222222"/>
       <w:sz w:val="24"/>
     </w:rPr>
@@ -15185,7 +14627,7 @@
     <w:pPr>
       <w:keepNext/>
       <w:keepLines/>
-      <w:spacing w:before="440" w:after="240"/>
+      <w:spacing w:before="400" w:after="200"/>
       <w:outlineLvl w:val="0"/>
     </w:pPr>
     <w:rPr>
@@ -15193,7 +14635,7 @@
       <w:b/>
       <w:bCs/>
       <w:color w:val="1B365D"/>
-      <w:sz w:val="32"/>
+      <w:sz w:val="30"/>
       <w:szCs w:val="28"/>
     </w:rPr>
   </w:style>
@@ -15209,7 +14651,7 @@
     <w:pPr>
       <w:keepNext/>
       <w:keepLines/>
-      <w:spacing w:before="320" w:after="160"/>
+      <w:spacing w:before="280" w:after="140"/>
       <w:outlineLvl w:val="1"/>
     </w:pPr>
     <w:rPr>
@@ -15233,7 +14675,7 @@
     <w:pPr>
       <w:keepNext/>
       <w:keepLines/>
-      <w:spacing w:before="240" w:after="120"/>
+      <w:spacing w:before="220" w:after="120"/>
       <w:outlineLvl w:val="2"/>
     </w:pPr>
     <w:rPr>
